--- a/Pyramid_Methods_Comprehensive_Final.docx
+++ b/Pyramid_Methods_Comprehensive_Final.docx
@@ -11,75 +11,271 @@
       </w:r>
     </w:p>
     <w:p>
-      <w:r>
-        <w:t>Complete toolkit for Barclays: format selection, authoring standards, working examples, and templates.</w:t>
-      </w:r>
-    </w:p>
-    <w:p>
+      <w:pPr>
+        <w:spacing w:after="40"/>
+      </w:pPr>
+      <w:r>
+        <w:t>Complete Reference for Barclays: Minto-standard authoring, five presentation formats, evidence specifications, and troubleshooting.</w:t>
+      </w:r>
+    </w:p>
+    <w:p>
+      <w:pPr>
+        <w:spacing w:after="40"/>
+      </w:pPr>
       <w:r>
         <w:t>August 2026 | Tough Minds, Tender Hearts</w:t>
       </w:r>
     </w:p>
+    <w:p>
+      <w:pPr>
+        <w:spacing w:after="40"/>
+      </w:pPr>
+      <w:r>
+        <w:t>Version 2.0: Comprehensive Edition — Thousands of words. Designed to make incorrect execution nearly impossible.</w:t>
+      </w:r>
+    </w:p>
     <w:p/>
     <w:p>
       <w:pPr>
         <w:pStyle w:val="Heading1"/>
       </w:pPr>
       <w:r>
+        <w:t>Contents</w:t>
+      </w:r>
+    </w:p>
+    <w:p>
+      <w:pPr>
+        <w:pStyle w:val="ListBullet"/>
+        <w:spacing w:after="40"/>
+      </w:pPr>
+      <w:r>
+        <w:t>1. Introduction: What This Is and How to Use It</w:t>
+      </w:r>
+    </w:p>
+    <w:p>
+      <w:pPr>
+        <w:pStyle w:val="ListBullet"/>
+        <w:spacing w:after="40"/>
+      </w:pPr>
+      <w:r>
+        <w:t>2. Prime Directives: The Five Non-Negotiables</w:t>
+      </w:r>
+    </w:p>
+    <w:p>
+      <w:pPr>
+        <w:pStyle w:val="ListBullet"/>
+        <w:spacing w:after="40"/>
+      </w:pPr>
+      <w:r>
+        <w:t>3. Part 1: Define the Question Before Anything Else</w:t>
+      </w:r>
+    </w:p>
+    <w:p>
+      <w:pPr>
+        <w:pStyle w:val="ListBullet"/>
+        <w:spacing w:after="40"/>
+      </w:pPr>
+      <w:r>
+        <w:t>4. Part 2: SCQA — Constructing the Introduction</w:t>
+      </w:r>
+    </w:p>
+    <w:p>
+      <w:pPr>
+        <w:pStyle w:val="ListBullet"/>
+        <w:spacing w:after="40"/>
+      </w:pPr>
+      <w:r>
+        <w:t>5. Part 3: Building the Pyramid</w:t>
+      </w:r>
+    </w:p>
+    <w:p>
+      <w:pPr>
+        <w:pStyle w:val="ListBullet"/>
+        <w:spacing w:after="40"/>
+      </w:pPr>
+      <w:r>
+        <w:t>6. Part 4: Summarising — Where the Real Thinking Happens</w:t>
+      </w:r>
+    </w:p>
+    <w:p>
+      <w:pPr>
+        <w:pStyle w:val="ListBullet"/>
+        <w:spacing w:after="40"/>
+      </w:pPr>
+      <w:r>
+        <w:t>7. Part 5: Writing the Document from the Pyramid</w:t>
+      </w:r>
+    </w:p>
+    <w:p>
+      <w:pPr>
+        <w:pStyle w:val="ListBullet"/>
+        <w:spacing w:after="40"/>
+      </w:pPr>
+      <w:r>
+        <w:t>8. Part 6: The Five-Stage Authoring Sequence</w:t>
+      </w:r>
+    </w:p>
+    <w:p>
+      <w:pPr>
+        <w:pStyle w:val="ListBullet"/>
+        <w:spacing w:after="40"/>
+      </w:pPr>
+      <w:r>
+        <w:t>9. Part 7: Lint Rules and Final Diagnostics</w:t>
+      </w:r>
+    </w:p>
+    <w:p>
+      <w:pPr>
+        <w:pStyle w:val="ListBullet"/>
+        <w:spacing w:after="40"/>
+      </w:pPr>
+      <w:r>
+        <w:t>10. Format Selection Guide and Decision Matrix</w:t>
+      </w:r>
+    </w:p>
+    <w:p>
+      <w:pPr>
+        <w:pStyle w:val="ListBullet"/>
+        <w:spacing w:after="40"/>
+      </w:pPr>
+      <w:r>
+        <w:t>11. Five Format Templates with Worked Examples</w:t>
+      </w:r>
+    </w:p>
+    <w:p>
+      <w:pPr>
+        <w:pStyle w:val="ListBullet"/>
+        <w:spacing w:after="40"/>
+      </w:pPr>
+      <w:r>
+        <w:t>12. Evidence Guide: Exhibits and Specifications</w:t>
+      </w:r>
+    </w:p>
+    <w:p>
+      <w:pPr>
+        <w:pStyle w:val="ListBullet"/>
+        <w:spacing w:after="40"/>
+      </w:pPr>
+      <w:r>
+        <w:t>13. Troubleshooting: Common Defects and Fixes</w:t>
+      </w:r>
+    </w:p>
+    <w:p>
+      <w:pPr>
+        <w:pStyle w:val="ListBullet"/>
+        <w:spacing w:after="40"/>
+      </w:pPr>
+      <w:r>
+        <w:t>14. Copilot Workflow and Integration</w:t>
+      </w:r>
+    </w:p>
+    <w:p>
+      <w:r>
+        <w:br w:type="page"/>
+      </w:r>
+    </w:p>
+    <w:p>
+      <w:pPr>
+        <w:pStyle w:val="Title"/>
+      </w:pPr>
+      <w:r>
+        <w:t>1. Introduction: What This Is and How to Use It</w:t>
+      </w:r>
+    </w:p>
+    <w:p>
+      <w:pPr>
+        <w:spacing w:after="40"/>
+      </w:pPr>
+      <w:r>
+        <w:t>This document is a complete reference manual for pyramid-structured presentations based on Barbara Minto's Pyramid Principle. It is built for teams working at Barclays who need to communicate complex ideas with clarity, logic, and persuasive force.</w:t>
+      </w:r>
+    </w:p>
+    <w:p>
+      <w:pPr>
+        <w:spacing w:after="40"/>
+      </w:pPr>
+      <w:r>
+        <w:t>The pyramid is not a format. It is a thinking device. It exposes whether your argument holds before you present it. Every slide, memo, and recommendation should pass the pyramid test: clear reader question, single governing thought, three to five key arguments, evidence beneath each.</w:t>
+      </w:r>
+    </w:p>
+    <w:p>
+      <w:pPr>
+        <w:pStyle w:val="Heading2"/>
+      </w:pPr>
+      <w:r>
         <w:t>How to use this document</w:t>
       </w:r>
     </w:p>
     <w:p>
-      <w:r>
-        <w:t>This document contains everything Copilot needs to generate pyramid-structured presentations:</w:t>
+      <w:pPr>
+        <w:spacing w:after="40"/>
+      </w:pPr>
+      <w:r>
+        <w:t>Give this to Copilot + your brief. Copilot will:</w:t>
       </w:r>
     </w:p>
     <w:p>
       <w:pPr>
         <w:pStyle w:val="ListBullet"/>
-      </w:pPr>
-      <w:r>
-        <w:t>Format Selection Guide — choose the right structure for your message</w:t>
+        <w:spacing w:after="40"/>
+      </w:pPr>
+      <w:r>
+        <w:t>1. Read your situation and ask clarifying questions (Stage 1: Frame)</w:t>
       </w:r>
     </w:p>
     <w:p>
       <w:pPr>
         <w:pStyle w:val="ListBullet"/>
-      </w:pPr>
-      <w:r>
-        <w:t>Five Format Templates — Project Update, Recommendation, Diagnostic, Options Paper, Strategic Plan</w:t>
+        <w:spacing w:after="40"/>
+      </w:pPr>
+      <w:r>
+        <w:t>2. Build your SCQA and governing thought (Stage 2)</w:t>
       </w:r>
     </w:p>
     <w:p>
       <w:pPr>
         <w:pStyle w:val="ListBullet"/>
-      </w:pPr>
-      <w:r>
-        <w:t>Authoring Standards — the rules Copilot follows when building your argument</w:t>
+        <w:spacing w:after="40"/>
+      </w:pPr>
+      <w:r>
+        <w:t>3. Construct the pyramid top-down or bottom-up (Stage 3)</w:t>
       </w:r>
     </w:p>
     <w:p>
       <w:pPr>
         <w:pStyle w:val="ListBullet"/>
-      </w:pPr>
-      <w:r>
-        <w:t>Working Exemplar — full 15-slide McKinsey example showing the structure in action</w:t>
+        <w:spacing w:after="40"/>
+      </w:pPr>
+      <w:r>
+        <w:t>4. Pressure-test each key argument (Stage 4)</w:t>
       </w:r>
     </w:p>
     <w:p>
       <w:pPr>
         <w:pStyle w:val="ListBullet"/>
-      </w:pPr>
-      <w:r>
-        <w:t>Copilot Workflow — how to brief Copilot and what to expect</w:t>
-      </w:r>
-    </w:p>
-    <w:p>
+        <w:spacing w:after="40"/>
+      </w:pPr>
+      <w:r>
+        <w:t>5. Write the full slides or memo (Stage 5)</w:t>
+      </w:r>
+    </w:p>
+    <w:p>
+      <w:pPr>
+        <w:spacing w:after="40"/>
+      </w:pPr>
+      <w:r>
+        <w:t>You approve at each stage. At Stage 5, you get slides ready for your data.</w:t>
+      </w:r>
+    </w:p>
+    <w:p>
+      <w:pPr>
+        <w:spacing w:after="40"/>
+      </w:pPr>
       <w:r>
         <w:rPr>
           <w:i/>
         </w:rPr>
-        <w:t>Give Copilot this document + your brief, and it will generate a pyramid storyboard. You review. Copilot builds slides.</w:t>
+        <w:t>This document enforces the logic at every step. If something breaks the rules, Copilot will flag it and stop, not hide it.</w:t>
       </w:r>
     </w:p>
     <w:p>
@@ -92,12 +288,240 @@
         <w:pStyle w:val="Title"/>
       </w:pPr>
       <w:r>
-        <w:t>Section 1: Format Selection Guide</w:t>
-      </w:r>
-    </w:p>
-    <w:p>
-      <w:r>
-        <w:t>What is your reader asking? Match it to a format.</w:t>
+        <w:t>2. Prime Directives: The Five Non-Negotiables</w:t>
+      </w:r>
+    </w:p>
+    <w:p>
+      <w:pPr>
+        <w:spacing w:after="40"/>
+      </w:pPr>
+      <w:r>
+        <w:t>These are the five rules that hold the whole system together. They are not suggestions.</w:t>
+      </w:r>
+    </w:p>
+    <w:p>
+      <w:pPr>
+        <w:pStyle w:val="Heading2"/>
+      </w:pPr>
+      <w:r>
+        <w:t>Rule 1: You are a structuring partner, not a stenographer</w:t>
+      </w:r>
+    </w:p>
+    <w:p>
+      <w:pPr>
+        <w:spacing w:after="40"/>
+      </w:pPr>
+      <w:r>
+        <w:t>Your job is not to write down what you think. Your job is to think with rigour and expose whether the thinking is sound.</w:t>
+      </w:r>
+    </w:p>
+    <w:p>
+      <w:pPr>
+        <w:spacing w:after="40"/>
+      </w:pPr>
+      <w:r>
+        <w:t>When input breaks a rule — a vague governing thought, an illogical grouping, an unsupported claim — you challenge it. You do not prettify it and move on.</w:t>
+      </w:r>
+    </w:p>
+    <w:p>
+      <w:pPr>
+        <w:spacing w:after="40"/>
+      </w:pPr>
+      <w:r>
+        <w:t>Example: If someone says "We should hire an in-house team for five reasons," you stop. "Five reasons" is not an argument; it's an announcement. What actually happens when you hire that team? What does it produce? That is the argument.</w:t>
+      </w:r>
+    </w:p>
+    <w:p>
+      <w:pPr>
+        <w:pStyle w:val="Heading2"/>
+      </w:pPr>
+      <w:r>
+        <w:t>Rule 2: The pyramid is a testing device</w:t>
+      </w:r>
+    </w:p>
+    <w:p>
+      <w:pPr>
+        <w:spacing w:after="40"/>
+      </w:pPr>
+      <w:r>
+        <w:t>The pyramid exists to expose whether the thinking holds. The reader never sees it. You build it privately, pressure-test it, and only when it is sound do you write the document.</w:t>
+      </w:r>
+    </w:p>
+    <w:p>
+      <w:pPr>
+        <w:spacing w:after="40"/>
+      </w:pPr>
+      <w:r>
+        <w:t>A broken pyramid is a gift — it shows you the gap in your thinking before you embarrass yourself in front of the reader.</w:t>
+      </w:r>
+    </w:p>
+    <w:p>
+      <w:pPr>
+        <w:pStyle w:val="Heading2"/>
+      </w:pPr>
+      <w:r>
+        <w:t>Rule 3: Flag everything you invent</w:t>
+      </w:r>
+    </w:p>
+    <w:p>
+      <w:pPr>
+        <w:spacing w:after="40"/>
+      </w:pPr>
+      <w:r>
+        <w:t>Every fact, number, or example you supply is marked PLACEHOLDER or flagged as an inference ("This follows if X; confirm X").</w:t>
+      </w:r>
+    </w:p>
+    <w:p>
+      <w:pPr>
+        <w:spacing w:after="40"/>
+      </w:pPr>
+      <w:r>
+        <w:t>The author is responsible for facts. You are responsible for logic. When you must invent something to make the logic work (a placeholder revenue number, a hypothetical customer archetype), you mark it. The author replaces it with reality.</w:t>
+      </w:r>
+    </w:p>
+    <w:p>
+      <w:pPr>
+        <w:pStyle w:val="Heading2"/>
+      </w:pPr>
+      <w:r>
+        <w:t>Rule 4: Stage gates</w:t>
+      </w:r>
+    </w:p>
+    <w:p>
+      <w:pPr>
+        <w:spacing w:after="40"/>
+      </w:pPr>
+      <w:r>
+        <w:t>Work one stage at a time. Get explicit approval before moving to the next stage.</w:t>
+      </w:r>
+    </w:p>
+    <w:p>
+      <w:pPr>
+        <w:spacing w:after="40"/>
+      </w:pPr>
+      <w:r>
+        <w:t>Never draft prose before the pyramid is approved. Never build slides before the storyboard is approved. Stage gates prevent wasted work and catch logic errors early.</w:t>
+      </w:r>
+    </w:p>
+    <w:p>
+      <w:pPr>
+        <w:pStyle w:val="Heading2"/>
+      </w:pPr>
+      <w:r>
+        <w:t>Rule 5: One question, one document</w:t>
+      </w:r>
+    </w:p>
+    <w:p>
+      <w:pPr>
+        <w:spacing w:after="40"/>
+      </w:pPr>
+      <w:r>
+        <w:t>Every document answers one reader question. If you uncover two genuine questions, you propose two documents.</w:t>
+      </w:r>
+    </w:p>
+    <w:p>
+      <w:pPr>
+        <w:spacing w:after="40"/>
+      </w:pPr>
+      <w:r>
+        <w:t>Two questions in one document dilutes both. It forces the reader to hold competing threads. Split them.</w:t>
+      </w:r>
+    </w:p>
+    <w:p>
+      <w:r>
+        <w:br w:type="page"/>
+      </w:r>
+    </w:p>
+    <w:p>
+      <w:pPr>
+        <w:pStyle w:val="Title"/>
+      </w:pPr>
+      <w:r>
+        <w:t>3. Part 1: Define the Question Before Anything Else</w:t>
+      </w:r>
+    </w:p>
+    <w:p>
+      <w:pPr>
+        <w:spacing w:after="40"/>
+      </w:pPr>
+      <w:r>
+        <w:t>No pyramid can be built without a clear reader question. This is the hardest stage. Most people skip it and pay for it later.</w:t>
+      </w:r>
+    </w:p>
+    <w:p>
+      <w:pPr>
+        <w:pStyle w:val="Heading2"/>
+      </w:pPr>
+      <w:r>
+        <w:t>Step 1: Identify the reader</w:t>
+      </w:r>
+    </w:p>
+    <w:p>
+      <w:pPr>
+        <w:spacing w:after="40"/>
+      </w:pPr>
+      <w:r>
+        <w:t>Who exactly? Not "the leadership team" — which person, what do they know, what do they believe?</w:t>
+      </w:r>
+    </w:p>
+    <w:p>
+      <w:pPr>
+        <w:spacing w:after="40"/>
+      </w:pPr>
+      <w:r>
+        <w:t>Questions to ask:</w:t>
+      </w:r>
+    </w:p>
+    <w:p>
+      <w:pPr>
+        <w:pStyle w:val="ListBullet"/>
+        <w:spacing w:after="40"/>
+      </w:pPr>
+      <w:r>
+        <w:t>What does the reader already know and accept? (If you can't name something they already believe, you have no Situation.)</w:t>
+      </w:r>
+    </w:p>
+    <w:p>
+      <w:pPr>
+        <w:pStyle w:val="ListBullet"/>
+        <w:spacing w:after="40"/>
+      </w:pPr>
+      <w:r>
+        <w:t>What decision or action do you want from them?</w:t>
+      </w:r>
+    </w:p>
+    <w:p>
+      <w:pPr>
+        <w:pStyle w:val="ListBullet"/>
+        <w:spacing w:after="40"/>
+      </w:pPr>
+      <w:r>
+        <w:t>Will you be present to walk them through, or is this standalone?</w:t>
+      </w:r>
+    </w:p>
+    <w:p>
+      <w:pPr>
+        <w:pStyle w:val="ListBullet"/>
+        <w:spacing w:after="40"/>
+      </w:pPr>
+      <w:r>
+        <w:t>Are they sceptical, neutral, or already leaning your way?</w:t>
+      </w:r>
+    </w:p>
+    <w:p>
+      <w:pPr>
+        <w:pStyle w:val="Heading2"/>
+      </w:pPr>
+      <w:r>
+        <w:t>Step 2: Identify the pattern</w:t>
+      </w:r>
+    </w:p>
+    <w:p>
+      <w:pPr>
+        <w:spacing w:after="40"/>
+      </w:pPr>
+      <w:r>
+        <w:t>Nearly every business document answers one of four questions:</w:t>
       </w:r>
     </w:p>
     <w:tbl>
@@ -119,7 +543,7 @@
           </w:tcPr>
           <w:p>
             <w:r>
-              <w:t>Reader's Question</w:t>
+              <w:t>Pattern</w:t>
             </w:r>
           </w:p>
         </w:tc>
@@ -129,7 +553,7 @@
           </w:tcPr>
           <w:p>
             <w:r>
-              <w:t>Format</w:t>
+              <w:t>Situation</w:t>
             </w:r>
           </w:p>
         </w:tc>
@@ -139,7 +563,7 @@
           </w:tcPr>
           <w:p>
             <w:r>
-              <w:t>Key-Lines</w:t>
+              <w:t>Complication</w:t>
             </w:r>
           </w:p>
         </w:tc>
@@ -149,7 +573,7 @@
           </w:tcPr>
           <w:p>
             <w:r>
-              <w:t>Slides</w:t>
+              <w:t>Reader's Question</w:t>
             </w:r>
           </w:p>
         </w:tc>
@@ -161,7 +585,7 @@
           </w:tcPr>
           <w:p>
             <w:r>
-              <w:t>"Where are we, what needs deciding?"</w:t>
+              <w:t>Giving direction</w:t>
             </w:r>
           </w:p>
         </w:tc>
@@ -171,7 +595,7 @@
           </w:tcPr>
           <w:p>
             <w:r>
-              <w:t>Project Update</w:t>
+              <w:t>We want to do X</w:t>
             </w:r>
           </w:p>
         </w:tc>
@@ -181,7 +605,7 @@
           </w:tcPr>
           <w:p>
             <w:r>
-              <w:t>Status, Blockers, Next Steps</w:t>
+              <w:t>We need you to do Y</w:t>
             </w:r>
           </w:p>
         </w:tc>
@@ -191,7 +615,7 @@
           </w:tcPr>
           <w:p>
             <w:r>
-              <w:t>10</w:t>
+              <w:t>How?</w:t>
             </w:r>
           </w:p>
         </w:tc>
@@ -203,7 +627,7 @@
           </w:tcPr>
           <w:p>
             <w:r>
-              <w:t>"Should we do this? Why this option?"</w:t>
+              <w:t>Seeking approval</w:t>
             </w:r>
           </w:p>
         </w:tc>
@@ -213,7 +637,7 @@
           </w:tcPr>
           <w:p>
             <w:r>
-              <w:t>Recommendation</w:t>
+              <w:t>We have a problem</w:t>
             </w:r>
           </w:p>
         </w:tc>
@@ -223,7 +647,7 @@
           </w:tcPr>
           <w:p>
             <w:r>
-              <w:t>Business Case, Why This Path, Implementation</w:t>
+              <w:t>We have a solution costing £X</w:t>
             </w:r>
           </w:p>
         </w:tc>
@@ -233,7 +657,7 @@
           </w:tcPr>
           <w:p>
             <w:r>
-              <w:t>12</w:t>
+              <w:t>Should I approve?</w:t>
             </w:r>
           </w:p>
         </w:tc>
@@ -245,7 +669,7 @@
           </w:tcPr>
           <w:p>
             <w:r>
-              <w:t>"Why is this happening? Root cause?"</w:t>
+              <w:t>Explaining how</w:t>
             </w:r>
           </w:p>
         </w:tc>
@@ -255,7 +679,7 @@
           </w:tcPr>
           <w:p>
             <w:r>
-              <w:t>Diagnostic</w:t>
+              <w:t>The current system is X</w:t>
             </w:r>
           </w:p>
         </w:tc>
@@ -265,7 +689,7 @@
           </w:tcPr>
           <w:p>
             <w:r>
-              <w:t>Problem, Root Cause, Implications</w:t>
+              <w:t>It doesn't work as needed</w:t>
             </w:r>
           </w:p>
         </w:tc>
@@ -275,7 +699,7 @@
           </w:tcPr>
           <w:p>
             <w:r>
-              <w:t>9</w:t>
+              <w:t>How do we fix it?</w:t>
             </w:r>
           </w:p>
         </w:tc>
@@ -287,7 +711,7 @@
           </w:tcPr>
           <w:p>
             <w:r>
-              <w:t>"Which route? What are trade-offs?"</w:t>
+              <w:t>Choosing</w:t>
             </w:r>
           </w:p>
         </w:tc>
@@ -297,7 +721,7 @@
           </w:tcPr>
           <w:p>
             <w:r>
-              <w:t>Options Paper</w:t>
+              <w:t>We want to do X</w:t>
             </w:r>
           </w:p>
         </w:tc>
@@ -307,7 +731,7 @@
           </w:tcPr>
           <w:p>
             <w:r>
-              <w:t>Decision Criteria, Options 1/2/3, Why X</w:t>
+              <w:t>We have alternative routes</w:t>
             </w:r>
           </w:p>
         </w:tc>
@@ -317,7 +741,924 @@
           </w:tcPr>
           <w:p>
             <w:r>
-              <w:t>14</w:t>
+              <w:t>Which one?</w:t>
+            </w:r>
+          </w:p>
+        </w:tc>
+      </w:tr>
+    </w:tbl>
+    <w:p/>
+    <w:p>
+      <w:pPr>
+        <w:spacing w:after="40"/>
+      </w:pPr>
+      <w:r>
+        <w:t>Choose deliberately. The pattern shapes the entire pyramid. A "Should I approve?" pattern (Recommendation) is fundamentally different from a "Which one?" pattern (Options Paper). Get the pattern wrong, and the whole structure fails.</w:t>
+      </w:r>
+    </w:p>
+    <w:p>
+      <w:pPr>
+        <w:pStyle w:val="Heading2"/>
+      </w:pPr>
+      <w:r>
+        <w:t>Step 3: Craft the governing thought</w:t>
+      </w:r>
+    </w:p>
+    <w:p>
+      <w:pPr>
+        <w:spacing w:after="40"/>
+      </w:pPr>
+      <w:r>
+        <w:t>The governing thought is your answer to the reader's question, in one sentence, 25 words maximum, active voice.</w:t>
+      </w:r>
+    </w:p>
+    <w:p>
+      <w:pPr>
+        <w:spacing w:after="40"/>
+      </w:pPr>
+      <w:r>
+        <w:t>This is where most people fail. They mistake the *what* for the *so-what*.</w:t>
+      </w:r>
+    </w:p>
+    <w:p>
+      <w:pPr>
+        <w:pStyle w:val="ListBullet"/>
+        <w:spacing w:after="40"/>
+      </w:pPr>
+      <w:r>
+        <w:t>❌ What (activity): "We analysed the pricing structure and identified three problems."</w:t>
+      </w:r>
+    </w:p>
+    <w:p>
+      <w:pPr>
+        <w:pStyle w:val="ListBullet"/>
+        <w:spacing w:after="40"/>
+      </w:pPr>
+      <w:r>
+        <w:t>✅ So-What (effect): "Cut the standard discount to 15% and margin recovers within two quarters."</w:t>
+      </w:r>
+    </w:p>
+    <w:p>
+      <w:pPr>
+        <w:spacing w:after="40"/>
+      </w:pPr>
+      <w:r>
+        <w:t>The so-what is what happens because of your idea. It is the end product, not the activity.</w:t>
+      </w:r>
+    </w:p>
+    <w:p>
+      <w:pPr>
+        <w:spacing w:after="40"/>
+      </w:pPr>
+      <w:r>
+        <w:t>Test: Could a sceptical reader say "No, that's false"? If yes, it's an assertion (good). If the reader says "I don't understand what you're saying," it's too vague (rewrite).</w:t>
+      </w:r>
+    </w:p>
+    <w:p>
+      <w:pPr>
+        <w:spacing w:after="40"/>
+      </w:pPr>
+      <w:r>
+        <w:t>25-word limit. Count. If it needs more words, you haven't distilled the idea yet.</w:t>
+      </w:r>
+    </w:p>
+    <w:p>
+      <w:pPr>
+        <w:pStyle w:val="Heading2"/>
+      </w:pPr>
+      <w:r>
+        <w:t>Step 4: If the reader can't articulate the complication</w:t>
+      </w:r>
+    </w:p>
+    <w:p>
+      <w:pPr>
+        <w:spacing w:after="40"/>
+      </w:pPr>
+      <w:r>
+        <w:t>Run this sequence:</w:t>
+      </w:r>
+    </w:p>
+    <w:p>
+      <w:pPr>
+        <w:pStyle w:val="ListBullet"/>
+        <w:spacing w:after="40"/>
+      </w:pPr>
+      <w:r>
+        <w:t>What is the opening situation everyone agrees on? (e.g., "The widget division grew 30% last year.")</w:t>
+      </w:r>
+    </w:p>
+    <w:p>
+      <w:pPr>
+        <w:pStyle w:val="ListBullet"/>
+        <w:spacing w:after="40"/>
+      </w:pPr>
+      <w:r>
+        <w:t>What event disturbed it? (e.g., "The big customer scaled back orders by 40%.")</w:t>
+      </w:r>
+    </w:p>
+    <w:p>
+      <w:pPr>
+        <w:pStyle w:val="ListBullet"/>
+        <w:spacing w:after="40"/>
+      </w:pPr>
+      <w:r>
+        <w:t>What undesired result followed? (e.g., "Revenue flattened; we're carrying excess capacity.")</w:t>
+      </w:r>
+    </w:p>
+    <w:p>
+      <w:pPr>
+        <w:pStyle w:val="ListBullet"/>
+        <w:spacing w:after="40"/>
+      </w:pPr>
+      <w:r>
+        <w:t>What would the desired result look like? (e.g., "Utilisation above 85%, revenue growing again.")</w:t>
+      </w:r>
+    </w:p>
+    <w:p>
+      <w:pPr>
+        <w:spacing w:after="40"/>
+      </w:pPr>
+      <w:r>
+        <w:t>The gap between undesired and desired is the question. The last thing known before the gap is the complication.</w:t>
+      </w:r>
+    </w:p>
+    <w:p>
+      <w:r>
+        <w:br w:type="page"/>
+      </w:r>
+    </w:p>
+    <w:p>
+      <w:pPr>
+        <w:pStyle w:val="Title"/>
+      </w:pPr>
+      <w:r>
+        <w:t>4. Part 2: SCQA — Constructing the Introduction</w:t>
+      </w:r>
+    </w:p>
+    <w:p>
+      <w:pPr>
+        <w:spacing w:after="40"/>
+      </w:pPr>
+      <w:r>
+        <w:t>SCQA stands for Situation, Complication, Question, Answer. It is the story that reminds the reader why they care.</w:t>
+      </w:r>
+    </w:p>
+    <w:p>
+      <w:pPr>
+        <w:spacing w:after="40"/>
+      </w:pPr>
+      <w:r>
+        <w:t>The key rule: Nothing in the SCQA may require proof. Anything that does belongs in the body of the document.</w:t>
+      </w:r>
+    </w:p>
+    <w:p>
+      <w:pPr>
+        <w:pStyle w:val="Heading2"/>
+      </w:pPr>
+      <w:r>
+        <w:t>Situation: What the reader already agrees is true</w:t>
+      </w:r>
+    </w:p>
+    <w:p>
+      <w:pPr>
+        <w:spacing w:after="40"/>
+      </w:pPr>
+      <w:r>
+        <w:t>Tests:</w:t>
+      </w:r>
+    </w:p>
+    <w:p>
+      <w:pPr>
+        <w:pStyle w:val="ListBullet"/>
+        <w:spacing w:after="40"/>
+      </w:pPr>
+      <w:r>
+        <w:t>Self-sufficient — needs no prior sentence</w:t>
+      </w:r>
+    </w:p>
+    <w:p>
+      <w:pPr>
+        <w:pStyle w:val="ListBullet"/>
+        <w:spacing w:after="40"/>
+      </w:pPr>
+      <w:r>
+        <w:t>Noncontroversial — the reader nods</w:t>
+      </w:r>
+    </w:p>
+    <w:p>
+      <w:pPr>
+        <w:pStyle w:val="ListBullet"/>
+        <w:spacing w:after="40"/>
+      </w:pPr>
+      <w:r>
+        <w:t>Anchored in a specific time and place</w:t>
+      </w:r>
+    </w:p>
+    <w:p>
+      <w:pPr>
+        <w:spacing w:after="40"/>
+      </w:pPr>
+      <w:r>
+        <w:t>If no noncontroversial statement about the subject exists, the subject is probably wrong. Start over.</w:t>
+      </w:r>
+    </w:p>
+    <w:p>
+      <w:pPr>
+        <w:pStyle w:val="ListBullet"/>
+        <w:spacing w:after="40"/>
+      </w:pPr>
+      <w:r>
+        <w:t>❌ "The market is uncertain." (Too vague. What market? Uncertain how?)</w:t>
+      </w:r>
+    </w:p>
+    <w:p>
+      <w:pPr>
+        <w:pStyle w:val="ListBullet"/>
+        <w:spacing w:after="40"/>
+      </w:pPr>
+      <w:r>
+        <w:t>✅ "Barclays' SME lending grew 8% YoY in 2025, below the 12% market average."</w:t>
+      </w:r>
+    </w:p>
+    <w:p>
+      <w:pPr>
+        <w:pStyle w:val="Heading2"/>
+      </w:pPr>
+      <w:r>
+        <w:t>Complication: What changed or broke</w:t>
+      </w:r>
+    </w:p>
+    <w:p>
+      <w:pPr>
+        <w:spacing w:after="40"/>
+      </w:pPr>
+      <w:r>
+        <w:t>The Complication creates the tension that makes the reader ask the Question.</w:t>
+      </w:r>
+    </w:p>
+    <w:p>
+      <w:pPr>
+        <w:spacing w:after="40"/>
+      </w:pPr>
+      <w:r>
+        <w:t>It may be a problem, a change, a risk, or a constraint.</w:t>
+      </w:r>
+    </w:p>
+    <w:p>
+      <w:pPr>
+        <w:pStyle w:val="ListBullet"/>
+        <w:spacing w:after="40"/>
+      </w:pPr>
+      <w:r>
+        <w:t>❌ "We need to think about growth." (Not a complication; it's a topic.)</w:t>
+      </w:r>
+    </w:p>
+    <w:p>
+      <w:pPr>
+        <w:pStyle w:val="ListBullet"/>
+        <w:spacing w:after="40"/>
+      </w:pPr>
+      <w:r>
+        <w:t>✅ "The big customer, which represents 35% of revenue, is evaluating competing platforms."</w:t>
+      </w:r>
+    </w:p>
+    <w:p>
+      <w:pPr>
+        <w:pStyle w:val="Heading2"/>
+      </w:pPr>
+      <w:r>
+        <w:t>Question: The one question the Complication raises</w:t>
+      </w:r>
+    </w:p>
+    <w:p>
+      <w:pPr>
+        <w:spacing w:after="40"/>
+      </w:pPr>
+      <w:r>
+        <w:t>Always one. If two questions exist, they are nested — the second arises only when the first is answered.</w:t>
+      </w:r>
+    </w:p>
+    <w:p>
+      <w:pPr>
+        <w:pStyle w:val="ListBullet"/>
+        <w:spacing w:after="40"/>
+      </w:pPr>
+      <w:r>
+        <w:t>❌ "How do we keep the customer and grow the platform?" (Two separate questions.)</w:t>
+      </w:r>
+    </w:p>
+    <w:p>
+      <w:pPr>
+        <w:pStyle w:val="ListBullet"/>
+        <w:spacing w:after="40"/>
+      </w:pPr>
+      <w:r>
+        <w:t>✅ "Should we invest in platform customisation to keep the customer?" (One question; growth follows.)</w:t>
+      </w:r>
+    </w:p>
+    <w:p>
+      <w:pPr>
+        <w:pStyle w:val="Heading2"/>
+      </w:pPr>
+      <w:r>
+        <w:t>Answer: The governing thought, verbatim</w:t>
+      </w:r>
+    </w:p>
+    <w:p>
+      <w:pPr>
+        <w:spacing w:after="40"/>
+      </w:pPr>
+      <w:r>
+        <w:t>State it exactly as you crafted it. The SCQA does not introduce new information; it lands what you already decided.</w:t>
+      </w:r>
+    </w:p>
+    <w:p>
+      <w:pPr>
+        <w:pStyle w:val="Heading2"/>
+      </w:pPr>
+      <w:r>
+        <w:t>Tone comes from order, not content</w:t>
+      </w:r>
+    </w:p>
+    <w:p>
+      <w:pPr>
+        <w:spacing w:after="40"/>
+      </w:pPr>
+      <w:r>
+        <w:t>All four elements are always present. Only the order changes:</w:t>
+      </w:r>
+    </w:p>
+    <w:p>
+      <w:pPr>
+        <w:pStyle w:val="ListBullet"/>
+        <w:spacing w:after="40"/>
+      </w:pPr>
+      <w:r>
+        <w:t>S-C-A (standard, default) — builds naturally</w:t>
+      </w:r>
+    </w:p>
+    <w:p>
+      <w:pPr>
+        <w:pStyle w:val="ListBullet"/>
+        <w:spacing w:after="40"/>
+      </w:pPr>
+      <w:r>
+        <w:t>A-S-C (direct) — for senior, time-pressed, or confident readers. State the answer first; then remind them why.</w:t>
+      </w:r>
+    </w:p>
+    <w:p>
+      <w:pPr>
+        <w:pStyle w:val="ListBullet"/>
+        <w:spacing w:after="40"/>
+      </w:pPr>
+      <w:r>
+        <w:t>C-S-A (concerned) — urgent. Lead with the Complication; the tension forces attention.</w:t>
+      </w:r>
+    </w:p>
+    <w:p>
+      <w:pPr>
+        <w:pStyle w:val="ListBullet"/>
+        <w:spacing w:after="40"/>
+      </w:pPr>
+      <w:r>
+        <w:t>Q-S-C-A (interrogative) — when the question is already on the table. Start with what everyone is asking.</w:t>
+      </w:r>
+    </w:p>
+    <w:p>
+      <w:pPr>
+        <w:spacing w:after="40"/>
+      </w:pPr>
+      <w:r>
+        <w:t>Think from the Situation regardless of the writing order. The logic is the same; only the presentation changes.</w:t>
+      </w:r>
+    </w:p>
+    <w:p>
+      <w:r>
+        <w:br w:type="page"/>
+      </w:r>
+    </w:p>
+    <w:p>
+      <w:pPr>
+        <w:pStyle w:val="Title"/>
+      </w:pPr>
+      <w:r>
+        <w:t>5. Part 3: Building the Pyramid</w:t>
+      </w:r>
+    </w:p>
+    <w:p>
+      <w:pPr>
+        <w:pStyle w:val="Heading2"/>
+      </w:pPr>
+      <w:r>
+        <w:t>Two construction routes</w:t>
+      </w:r>
+    </w:p>
+    <w:p>
+      <w:pPr>
+        <w:spacing w:after="40"/>
+      </w:pPr>
+      <w:r>
+        <w:t>Choose deliberately:</w:t>
+      </w:r>
+    </w:p>
+    <w:p>
+      <w:pPr>
+        <w:pStyle w:val="Heading3"/>
+      </w:pPr>
+      <w:r>
+        <w:t>Top-down (when the answer is already known)</w:t>
+      </w:r>
+    </w:p>
+    <w:p>
+      <w:pPr>
+        <w:spacing w:after="40"/>
+      </w:pPr>
+      <w:r>
+        <w:t>You know what you want to say. Work backward to the evidence.</w:t>
+      </w:r>
+    </w:p>
+    <w:p>
+      <w:pPr>
+        <w:pStyle w:val="ListBullet"/>
+        <w:spacing w:after="40"/>
+      </w:pPr>
+      <w:r>
+        <w:t>1. State the reader's question and your answer (the governing thought).</w:t>
+      </w:r>
+    </w:p>
+    <w:p>
+      <w:pPr>
+        <w:pStyle w:val="ListBullet"/>
+        <w:spacing w:after="40"/>
+      </w:pPr>
+      <w:r>
+        <w:t>2. Ask: Why is this true? What has to be true for this answer to work?</w:t>
+      </w:r>
+    </w:p>
+    <w:p>
+      <w:pPr>
+        <w:pStyle w:val="ListBullet"/>
+        <w:spacing w:after="40"/>
+      </w:pPr>
+      <w:r>
+        <w:t>3. Group the responses into 3–5 key arguments (the key line).</w:t>
+      </w:r>
+    </w:p>
+    <w:p>
+      <w:pPr>
+        <w:pStyle w:val="ListBullet"/>
+        <w:spacing w:after="40"/>
+      </w:pPr>
+      <w:r>
+        <w:t>4. Beneath each key argument, group the supporting evidence.</w:t>
+      </w:r>
+    </w:p>
+    <w:p>
+      <w:pPr>
+        <w:pStyle w:val="ListBullet"/>
+        <w:spacing w:after="40"/>
+      </w:pPr>
+      <w:r>
+        <w:t>5. At each level, check the three pyramid rules (see below).</w:t>
+      </w:r>
+    </w:p>
+    <w:p>
+      <w:pPr>
+        <w:pStyle w:val="Heading3"/>
+      </w:pPr>
+      <w:r>
+        <w:t>Bottom-up (when the answer is not yet known)</w:t>
+      </w:r>
+    </w:p>
+    <w:p>
+      <w:pPr>
+        <w:spacing w:after="40"/>
+      </w:pPr>
+      <w:r>
+        <w:t>You have findings, data, interviews, observations. You haven't yet distilled them into an argument.</w:t>
+      </w:r>
+    </w:p>
+    <w:p>
+      <w:pPr>
+        <w:pStyle w:val="ListBullet"/>
+        <w:spacing w:after="40"/>
+      </w:pPr>
+      <w:r>
+        <w:t>1. List every point the material contains.</w:t>
+      </w:r>
+    </w:p>
+    <w:p>
+      <w:pPr>
+        <w:pStyle w:val="ListBullet"/>
+        <w:spacing w:after="40"/>
+      </w:pPr>
+      <w:r>
+        <w:t>2. Find the relationships. Which points are the same kind of idea? Which cause or support which?</w:t>
+      </w:r>
+    </w:p>
+    <w:p>
+      <w:pPr>
+        <w:pStyle w:val="ListBullet"/>
+        <w:spacing w:after="40"/>
+      </w:pPr>
+      <w:r>
+        <w:t>3. Group them. Draw the conclusions the groupings imply.</w:t>
+      </w:r>
+    </w:p>
+    <w:p>
+      <w:pPr>
+        <w:pStyle w:val="ListBullet"/>
+        <w:spacing w:after="40"/>
+      </w:pPr>
+      <w:r>
+        <w:t>4. Work backward to the introduction. What reader question do these groups answer?</w:t>
+      </w:r>
+    </w:p>
+    <w:p>
+      <w:pPr>
+        <w:pStyle w:val="ListBullet"/>
+        <w:spacing w:after="40"/>
+      </w:pPr>
+      <w:r>
+        <w:t>5. Summarise each group with an assertion (not a label).</w:t>
+      </w:r>
+    </w:p>
+    <w:p>
+      <w:pPr>
+        <w:spacing w:after="40"/>
+      </w:pPr>
+      <w:r>
+        <w:rPr>
+          <w:i/>
+        </w:rPr>
+        <w:t>Bottom-up is the honest route when you have raw material with no thesis. Top-down is faster when the answer is settled. Do not fake a top-down build by inventing a thesis first and bending findings to it.</w:t>
+      </w:r>
+    </w:p>
+    <w:p>
+      <w:pPr>
+        <w:pStyle w:val="Heading2"/>
+      </w:pPr>
+      <w:r>
+        <w:t>The three pyramid rules (enforced at every level)</w:t>
+      </w:r>
+    </w:p>
+    <w:p>
+      <w:pPr>
+        <w:spacing w:after="40"/>
+      </w:pPr>
+      <w:r>
+        <w:t>Rule 1: Each idea summarises — not restates, not introduces — the ideas grouped below it.</w:t>
+      </w:r>
+    </w:p>
+    <w:p>
+      <w:pPr>
+        <w:pStyle w:val="ListBullet"/>
+        <w:spacing w:after="40"/>
+      </w:pPr>
+      <w:r>
+        <w:t>A grouping is: "Fix the sales funnel" (top-down). Below it: "Improve lead quality," "Accelerate follow-up," "Better qualification." Each is a part of fixing the funnel. The summary is what they accomplish together.</w:t>
+      </w:r>
+    </w:p>
+    <w:p>
+      <w:pPr>
+        <w:spacing w:after="40"/>
+      </w:pPr>
+      <w:r>
+        <w:t>Rule 2: Ideas in a grouping are the same kind of idea.</w:t>
+      </w:r>
+    </w:p>
+    <w:p>
+      <w:pPr>
+        <w:pStyle w:val="ListBullet"/>
+        <w:spacing w:after="40"/>
+      </w:pPr>
+      <w:r>
+        <w:t>❌ Grouped together: "Improve sales funnel," "Hire two engineers," "Negotiate terms with Azure." (Three different kinds of ideas.)</w:t>
+      </w:r>
+    </w:p>
+    <w:p>
+      <w:pPr>
+        <w:pStyle w:val="ListBullet"/>
+        <w:spacing w:after="40"/>
+      </w:pPr>
+      <w:r>
+        <w:t>✅ Grouped together: "Improve lead quality," "Accelerate follow-up," "Better qualification." (All operational improvements to the funnel.)</w:t>
+      </w:r>
+    </w:p>
+    <w:p>
+      <w:pPr>
+        <w:spacing w:after="40"/>
+      </w:pPr>
+      <w:r>
+        <w:t>Rule 3: Each grouping runs in exactly one logical order.</w:t>
+      </w:r>
+    </w:p>
+    <w:p>
+      <w:pPr>
+        <w:pStyle w:val="ListBullet"/>
+        <w:spacing w:after="40"/>
+      </w:pPr>
+      <w:r>
+        <w:t>Three possible orders: time (steps in a process), structure (MECE parts of a whole), or degree (items ranked by a characteristic).</w:t>
+      </w:r>
+    </w:p>
+    <w:p>
+      <w:pPr>
+        <w:pStyle w:val="Heading2"/>
+      </w:pPr>
+      <w:r>
+        <w:t>Vertical logic: Question-and-answer dialogue</w:t>
+      </w:r>
+    </w:p>
+    <w:p>
+      <w:pPr>
+        <w:spacing w:after="40"/>
+      </w:pPr>
+      <w:r>
+        <w:t>At each level, the level below must answer the question the level above raises.</w:t>
+      </w:r>
+    </w:p>
+    <w:p>
+      <w:pPr>
+        <w:pStyle w:val="ListBullet"/>
+        <w:spacing w:after="40"/>
+      </w:pPr>
+      <w:r>
+        <w:t>Level 1 (top): "Should we enter the SME segment?"</w:t>
+      </w:r>
+    </w:p>
+    <w:p>
+      <w:pPr>
+        <w:pStyle w:val="ListBullet"/>
+        <w:spacing w:after="40"/>
+      </w:pPr>
+      <w:r>
+        <w:t>Level 2 (key line): Answer this question. The key arguments are the three reasons yes.</w:t>
+      </w:r>
+    </w:p>
+    <w:p>
+      <w:pPr>
+        <w:pStyle w:val="ListBullet"/>
+        <w:spacing w:after="40"/>
+      </w:pPr>
+      <w:r>
+        <w:t>Level 3 (evidence): Under each key argument, provide the evidence that proves it true.</w:t>
+      </w:r>
+    </w:p>
+    <w:p>
+      <w:pPr>
+        <w:spacing w:after="40"/>
+      </w:pPr>
+      <w:r>
+        <w:rPr>
+          <w:i/>
+        </w:rPr>
+        <w:t>If level 3 raises a new question that level 2 doesn't answer, the structure is broken. Rebuild.</w:t>
+      </w:r>
+    </w:p>
+    <w:p>
+      <w:pPr>
+        <w:pStyle w:val="Heading2"/>
+      </w:pPr>
+      <w:r>
+        <w:t>Horizontal logic: Deductive vs. inductive</w:t>
+      </w:r>
+    </w:p>
+    <w:p>
+      <w:pPr>
+        <w:spacing w:after="40"/>
+      </w:pPr>
+      <w:r>
+        <w:t>Within a grouping, items are connected by one of two logical patterns:</w:t>
+      </w:r>
+    </w:p>
+    <w:p>
+      <w:pPr>
+        <w:pStyle w:val="ListBullet"/>
+        <w:spacing w:after="40"/>
+      </w:pPr>
+      <w:r>
+        <w:t>Deductive: Premise → Premise commenting on it → Conclusion. (The summary above is the conclusion.)</w:t>
+      </w:r>
+    </w:p>
+    <w:p>
+      <w:pPr>
+        <w:pStyle w:val="ListBullet"/>
+        <w:spacing w:after="40"/>
+      </w:pPr>
+      <w:r>
+        <w:t>Inductive: Parallel items sharing a characteristic. (The summary above is the generalisation.)</w:t>
+      </w:r>
+    </w:p>
+    <w:p>
+      <w:pPr>
+        <w:pStyle w:val="ListBullet"/>
+        <w:spacing w:after="40"/>
+      </w:pPr>
+      <w:r>
+        <w:t>Example — Inductive (preferred at key line):</w:t>
+      </w:r>
+    </w:p>
+    <w:p>
+      <w:pPr>
+        <w:pStyle w:val="ListBullet"/>
+        <w:spacing w:after="10"/>
+      </w:pPr>
+      <w:r>
+        <w:t>Key line: "Three operational changes will fix the customer churn rate."</w:t>
+      </w:r>
+    </w:p>
+    <w:p>
+      <w:pPr>
+        <w:pStyle w:val="ListBullet"/>
+        <w:spacing w:after="40"/>
+      </w:pPr>
+      <w:r>
+        <w:t>Evidence: "Reduce onboarding time to &lt;2 weeks." "Assign dedicated support." "Upgrade infrastructure." (Parallel: all operational, all lower churn.)</w:t>
+      </w:r>
+    </w:p>
+    <w:p>
+      <w:pPr>
+        <w:pStyle w:val="ListBullet"/>
+        <w:spacing w:after="40"/>
+      </w:pPr>
+      <w:r>
+        <w:t>Example — Deductive:</w:t>
+      </w:r>
+    </w:p>
+    <w:p>
+      <w:pPr>
+        <w:pStyle w:val="ListBullet"/>
+        <w:spacing w:after="10"/>
+      </w:pPr>
+      <w:r>
+        <w:t>Claim: "The platform lacks competitive differentiation."</w:t>
+      </w:r>
+    </w:p>
+    <w:p>
+      <w:pPr>
+        <w:pStyle w:val="ListBullet"/>
+        <w:spacing w:after="10"/>
+      </w:pPr>
+      <w:r>
+        <w:t>Premise 1: "We launched 3 years ago with three core features."</w:t>
+      </w:r>
+    </w:p>
+    <w:p>
+      <w:pPr>
+        <w:pStyle w:val="ListBullet"/>
+        <w:spacing w:after="10"/>
+      </w:pPr>
+      <w:r>
+        <w:t>Premise 2: "Competitors launched 4–6 features in the same window."</w:t>
+      </w:r>
+    </w:p>
+    <w:p>
+      <w:pPr>
+        <w:pStyle w:val="ListBullet"/>
+        <w:spacing w:after="40"/>
+      </w:pPr>
+      <w:r>
+        <w:t>Conclusion: "We fall short on feature breadth." (The summary.)</w:t>
+      </w:r>
+    </w:p>
+    <w:p>
+      <w:pPr>
+        <w:spacing w:after="40"/>
+      </w:pPr>
+      <w:r>
+        <w:rPr>
+          <w:i/>
+        </w:rPr>
+        <w:t>Never mix deduction and induction in one grouping. Prefer induction at the key line — it delivers the payoff faster.</w:t>
+      </w:r>
+    </w:p>
+    <w:p>
+      <w:pPr>
+        <w:pStyle w:val="Heading2"/>
+      </w:pPr>
+      <w:r>
+        <w:t>Key line size and MECE</w:t>
+      </w:r>
+    </w:p>
+    <w:p>
+      <w:pPr>
+        <w:spacing w:after="40"/>
+      </w:pPr>
+      <w:r>
+        <w:t>Aim for three arguments. Never more than five.</w:t>
+      </w:r>
+    </w:p>
+    <w:p>
+      <w:pPr>
+        <w:spacing w:after="40"/>
+      </w:pPr>
+      <w:r>
+        <w:t>If six or more items appear at the key line, a grouping opportunity has been missed. Find the idea that sits above some of them and nest it.</w:t>
+      </w:r>
+    </w:p>
+    <w:p>
+      <w:pPr>
+        <w:spacing w:after="40"/>
+      </w:pPr>
+      <w:r>
+        <w:t>Example:</w:t>
+      </w:r>
+    </w:p>
+    <w:p>
+      <w:pPr>
+        <w:pStyle w:val="ListBullet"/>
+        <w:spacing w:after="40"/>
+      </w:pPr>
+      <w:r>
+        <w:t>❌ Key line: 1) Fix sales, 2) Improve operations, 3) Streamline finance, 4) Upgrade tech, 5) Hire, 6) Train, 7) Communicate. (Seven ideas; unfocused.)</w:t>
+      </w:r>
+    </w:p>
+    <w:p>
+      <w:pPr>
+        <w:pStyle w:val="ListBullet"/>
+        <w:spacing w:after="40"/>
+      </w:pPr>
+      <w:r>
+        <w:t>✅ Regroup: 1) Build the capability (hiring, training, tech upgrade), 2) Operate it (fix sales, improve ops, streamline finance), 3) Communicate it (internal, external). (Three focused groups.)</w:t>
+      </w:r>
+    </w:p>
+    <w:p>
+      <w:pPr>
+        <w:spacing w:after="40"/>
+      </w:pPr>
+      <w:r>
+        <w:rPr>
+          <w:i/>
+        </w:rPr>
+        <w:t>MECE test: For every grouping — no two items overlap, together they cover everything relevant. If MECE fails, thinking is incomplete. Flag it; don't format around it.</w:t>
+      </w:r>
+    </w:p>
+    <w:p>
+      <w:r>
+        <w:br w:type="page"/>
+      </w:r>
+    </w:p>
+    <w:p>
+      <w:pPr>
+        <w:pStyle w:val="Title"/>
+      </w:pPr>
+      <w:r>
+        <w:t>6. Part 4: Summarising — Where the Real Thinking Happens</w:t>
+      </w:r>
+    </w:p>
+    <w:p>
+      <w:pPr>
+        <w:spacing w:after="40"/>
+      </w:pPr>
+      <w:r>
+        <w:t>The summary above any grouping must earn its place. Most summaries are blank.</w:t>
+      </w:r>
+    </w:p>
+    <w:p>
+      <w:pPr>
+        <w:pStyle w:val="Heading2"/>
+      </w:pPr>
+      <w:r>
+        <w:t>Groupings of actions → state the effect</w:t>
+      </w:r>
+    </w:p>
+    <w:p>
+      <w:pPr>
+        <w:spacing w:after="40"/>
+      </w:pPr>
+      <w:r>
+        <w:t>The summary states what taking the actions produces, worded as an end product.</w:t>
+      </w:r>
+    </w:p>
+    <w:tbl>
+      <w:tblPr>
+        <w:tblStyle w:val="LightGrid-Accent1"/>
+        <w:tblW w:type="auto" w:w="0"/>
+        <w:tblLook w:firstColumn="1" w:firstRow="1" w:lastColumn="0" w:lastRow="0" w:noHBand="0" w:noVBand="1" w:val="04A0"/>
+      </w:tblPr>
+      <w:tblGrid>
+        <w:gridCol w:w="4320"/>
+        <w:gridCol w:w="4320"/>
+      </w:tblGrid>
+      <w:tr>
+        <w:tc>
+          <w:tcPr>
+            <w:tcW w:type="dxa" w:w="4320"/>
+          </w:tcPr>
+          <w:p>
+            <w:r>
+              <w:t>❌ Activity language</w:t>
+            </w:r>
+          </w:p>
+        </w:tc>
+        <w:tc>
+          <w:tcPr>
+            <w:tcW w:type="dxa" w:w="4320"/>
+          </w:tcPr>
+          <w:p>
+            <w:r>
+              <w:t>✅ End product</w:t>
             </w:r>
           </w:p>
         </w:tc>
@@ -325,17 +1666,1760 @@
       <w:tr>
         <w:tc>
           <w:tcPr>
-            <w:tcW w:type="dxa" w:w="2160"/>
+            <w:tcW w:type="dxa" w:w="4320"/>
           </w:tcPr>
           <w:p>
             <w:r>
-              <w:t>"Where are we going? How to measure?"</w:t>
+              <w:t>Strengthen regional effectiveness</w:t>
             </w:r>
           </w:p>
         </w:tc>
         <w:tc>
           <w:tcPr>
-            <w:tcW w:type="dxa" w:w="2160"/>
+            <w:tcW w:type="dxa" w:w="4320"/>
+          </w:tcPr>
+          <w:p>
+            <w:r>
+              <w:t>Assign planning responsibility to the regions</w:t>
+            </w:r>
+          </w:p>
+        </w:tc>
+      </w:tr>
+      <w:tr>
+        <w:tc>
+          <w:tcPr>
+            <w:tcW w:type="dxa" w:w="4320"/>
+          </w:tcPr>
+          <w:p>
+            <w:r>
+              <w:t>Reduce accounts receivable</w:t>
+            </w:r>
+          </w:p>
+        </w:tc>
+        <w:tc>
+          <w:tcPr>
+            <w:tcW w:type="dxa" w:w="4320"/>
+          </w:tcPr>
+          <w:p>
+            <w:r>
+              <w:t>Establish a system for following up overdue accounts</w:t>
+            </w:r>
+          </w:p>
+        </w:tc>
+      </w:tr>
+      <w:tr>
+        <w:tc>
+          <w:tcPr>
+            <w:tcW w:type="dxa" w:w="4320"/>
+          </w:tcPr>
+          <w:p>
+            <w:r>
+              <w:t>Improve financial reporting</w:t>
+            </w:r>
+          </w:p>
+        </w:tc>
+        <w:tc>
+          <w:tcPr>
+            <w:tcW w:type="dxa" w:w="4320"/>
+          </w:tcPr>
+          <w:p>
+            <w:r>
+              <w:t>Install a system that gives early notice of change</w:t>
+            </w:r>
+          </w:p>
+        </w:tc>
+      </w:tr>
+      <w:tr>
+        <w:tc>
+          <w:tcPr>
+            <w:tcW w:type="dxa" w:w="4320"/>
+          </w:tcPr>
+          <w:p>
+            <w:r>
+              <w:t>Tackle strategic issues</w:t>
+            </w:r>
+          </w:p>
+        </w:tc>
+        <w:tc>
+          <w:tcPr>
+            <w:tcW w:type="dxa" w:w="4320"/>
+          </w:tcPr>
+          <w:p>
+            <w:r>
+              <w:t>Define a clear long-term strategy</w:t>
+            </w:r>
+          </w:p>
+        </w:tc>
+      </w:tr>
+    </w:tbl>
+    <w:p/>
+    <w:p>
+      <w:pPr>
+        <w:pStyle w:val="Heading2"/>
+      </w:pPr>
+      <w:r>
+        <w:t>Groupings of situations → make the inductive leap</w:t>
+      </w:r>
+    </w:p>
+    <w:p>
+      <w:pPr>
+        <w:spacing w:after="40"/>
+      </w:pPr>
+      <w:r>
+        <w:t>Three steps (most people stop at the first):</w:t>
+      </w:r>
+    </w:p>
+    <w:p>
+      <w:pPr>
+        <w:pStyle w:val="ListBullet"/>
+        <w:spacing w:after="40"/>
+      </w:pPr>
+      <w:r>
+        <w:t>1. Find the structural similarity — same subject, same kind of predicate, same implied judgement. Get behind the nice phrasing.</w:t>
+      </w:r>
+    </w:p>
+    <w:p>
+      <w:pPr>
+        <w:pStyle w:val="ListBullet"/>
+        <w:spacing w:after="40"/>
+      </w:pPr>
+      <w:r>
+        <w:t>2. Check for closer links and subgroups within it.</w:t>
+      </w:r>
+    </w:p>
+    <w:p>
+      <w:pPr>
+        <w:pStyle w:val="ListBullet"/>
+        <w:spacing w:after="40"/>
+      </w:pPr>
+      <w:r>
+        <w:t>3. State what the similarity implies — a new claim that rises above the items, not a description of what they have in common.</w:t>
+      </w:r>
+    </w:p>
+    <w:p>
+      <w:pPr>
+        <w:spacing w:after="40"/>
+      </w:pPr>
+      <w:r>
+        <w:t>Example:</w:t>
+      </w:r>
+    </w:p>
+    <w:p>
+      <w:pPr>
+        <w:pStyle w:val="ListBullet"/>
+        <w:spacing w:after="40"/>
+      </w:pPr>
+      <w:r>
+        <w:t>Items: "The CEO is exploring AI acquisitions." "The CFO flagged AI in the medium-term plan." "Three business units have AI pilots."</w:t>
+      </w:r>
+    </w:p>
+    <w:p>
+      <w:pPr>
+        <w:pStyle w:val="ListBullet"/>
+        <w:spacing w:after="40"/>
+      </w:pPr>
+      <w:r>
+        <w:t>Step 1 (structural similarity): All are decisions/actions related to AI.</w:t>
+      </w:r>
+    </w:p>
+    <w:p>
+      <w:pPr>
+        <w:pStyle w:val="ListBullet"/>
+        <w:spacing w:after="40"/>
+      </w:pPr>
+      <w:r>
+        <w:t>Step 2 (closer link): They are not separate; they are converging. Org-wide commitment is forming.</w:t>
+      </w:r>
+    </w:p>
+    <w:p>
+      <w:pPr>
+        <w:pStyle w:val="ListBullet"/>
+        <w:spacing w:after="40"/>
+      </w:pPr>
+      <w:r>
+        <w:t>Step 3 (inductive leap): "The organisation is systematically building an AI-first posture." (This is what the items collectively imply.)</w:t>
+      </w:r>
+    </w:p>
+    <w:p>
+      <w:pPr>
+        <w:pStyle w:val="Heading2"/>
+      </w:pPr>
+      <w:r>
+        <w:t>Intellectually blank assertions are banned</w:t>
+      </w:r>
+    </w:p>
+    <w:p>
+      <w:pPr>
+        <w:spacing w:after="40"/>
+      </w:pPr>
+      <w:r>
+        <w:t>"There are three problems." "We recommend five changes." These announce the *kind* of idea coming, not the idea itself. They fail to anchor the reader and hide incomplete thinking.</w:t>
+      </w:r>
+    </w:p>
+    <w:p>
+      <w:pPr>
+        <w:spacing w:after="40"/>
+      </w:pPr>
+      <w:r>
+        <w:rPr>
+          <w:i/>
+        </w:rPr>
+        <w:t>Every summary states the actual effect or the actual implication. If neither can be stated, the grouping is defective. Say so.</w:t>
+      </w:r>
+    </w:p>
+    <w:p>
+      <w:pPr>
+        <w:pStyle w:val="Heading2"/>
+      </w:pPr>
+      <w:r>
+        <w:t>Every heading and key-line point is an assertion</w:t>
+      </w:r>
+    </w:p>
+    <w:p>
+      <w:pPr>
+        <w:spacing w:after="40"/>
+      </w:pPr>
+      <w:r>
+        <w:t>A complete sentence with a verb that could be true or false.</w:t>
+      </w:r>
+    </w:p>
+    <w:p>
+      <w:pPr>
+        <w:spacing w:after="40"/>
+      </w:pPr>
+      <w:r>
+        <w:t>Tests:</w:t>
+      </w:r>
+    </w:p>
+    <w:p>
+      <w:pPr>
+        <w:pStyle w:val="ListBullet"/>
+        <w:spacing w:after="40"/>
+      </w:pPr>
+      <w:r>
+        <w:t>(a) Verb present? "Sales growth" is a label (no verb). "Fix the sales process" is an assertion (verb: fix).</w:t>
+      </w:r>
+    </w:p>
+    <w:p>
+      <w:pPr>
+        <w:pStyle w:val="ListBullet"/>
+        <w:spacing w:after="40"/>
+      </w:pPr>
+      <w:r>
+        <w:t>(b) Could a reader say "No, that's false"? If yes, it's an assertion. If the reader looks confused, it's a label.</w:t>
+      </w:r>
+    </w:p>
+    <w:p>
+      <w:pPr>
+        <w:pStyle w:val="ListBullet"/>
+        <w:spacing w:after="40"/>
+      </w:pPr>
+      <w:r>
+        <w:t>(c) Could it sit unchanged in a different document? If yes, it's a label. ("Operational improvements" works in many contexts. "Reduce onboarding time to &lt;2 weeks" is specific to this situation.)</w:t>
+      </w:r>
+    </w:p>
+    <w:p>
+      <w:pPr>
+        <w:pStyle w:val="ListBullet"/>
+        <w:spacing w:after="40"/>
+      </w:pPr>
+      <w:r>
+        <w:t>(d) If framed as a question, is it yes/no answerable? "Should we enter the SME segment?" (yes/no). "What should we do about SME?" (label in disguise).</w:t>
+      </w:r>
+    </w:p>
+    <w:p>
+      <w:r>
+        <w:br w:type="page"/>
+      </w:r>
+    </w:p>
+    <w:p>
+      <w:pPr>
+        <w:pStyle w:val="Title"/>
+      </w:pPr>
+      <w:r>
+        <w:t>7. Part 5: Writing the Document from the Pyramid</w:t>
+      </w:r>
+    </w:p>
+    <w:p>
+      <w:pPr>
+        <w:pStyle w:val="Heading2"/>
+      </w:pPr>
+      <w:r>
+        <w:t>Choose the format first — by length and presence</w:t>
+      </w:r>
+    </w:p>
+    <w:tbl>
+      <w:tblPr>
+        <w:tblStyle w:val="LightGrid-Accent1"/>
+        <w:tblW w:type="auto" w:w="0"/>
+        <w:tblLook w:firstColumn="1" w:firstRow="1" w:lastColumn="0" w:lastRow="0" w:noHBand="0" w:noVBand="1" w:val="04A0"/>
+      </w:tblPr>
+      <w:tblGrid>
+        <w:gridCol w:w="2880"/>
+        <w:gridCol w:w="2880"/>
+        <w:gridCol w:w="2880"/>
+      </w:tblGrid>
+      <w:tr>
+        <w:tc>
+          <w:tcPr>
+            <w:tcW w:type="dxa" w:w="2880"/>
+          </w:tcPr>
+          <w:p>
+            <w:r>
+              <w:t>Message length</w:t>
+            </w:r>
+          </w:p>
+        </w:tc>
+        <w:tc>
+          <w:tcPr>
+            <w:tcW w:type="dxa" w:w="2880"/>
+          </w:tcPr>
+          <w:p>
+            <w:r>
+              <w:t>Author present?</w:t>
+            </w:r>
+          </w:p>
+        </w:tc>
+        <w:tc>
+          <w:tcPr>
+            <w:tcW w:type="dxa" w:w="2880"/>
+          </w:tcPr>
+          <w:p>
+            <w:r>
+              <w:t>Format</w:t>
+            </w:r>
+          </w:p>
+        </w:tc>
+      </w:tr>
+      <w:tr>
+        <w:tc>
+          <w:tcPr>
+            <w:tcW w:type="dxa" w:w="2880"/>
+          </w:tcPr>
+          <w:p>
+            <w:r>
+              <w:t>Short</w:t>
+            </w:r>
+          </w:p>
+        </w:tc>
+        <w:tc>
+          <w:tcPr>
+            <w:tcW w:type="dxa" w:w="2880"/>
+          </w:tcPr>
+          <w:p>
+            <w:r>
+              <w:t>Yes — walked through together</w:t>
+            </w:r>
+          </w:p>
+        </w:tc>
+        <w:tc>
+          <w:tcPr>
+            <w:tcW w:type="dxa" w:w="2880"/>
+          </w:tcPr>
+          <w:p>
+            <w:r>
+              <w:t>Dot-dash outline</w:t>
+            </w:r>
+          </w:p>
+        </w:tc>
+      </w:tr>
+      <w:tr>
+        <w:tc>
+          <w:tcPr>
+            <w:tcW w:type="dxa" w:w="2880"/>
+          </w:tcPr>
+          <w:p>
+            <w:r>
+              <w:t>Short</w:t>
+            </w:r>
+          </w:p>
+        </w:tc>
+        <w:tc>
+          <w:tcPr>
+            <w:tcW w:type="dxa" w:w="2880"/>
+          </w:tcPr>
+          <w:p>
+            <w:r>
+              <w:t>No — sent standalone</w:t>
+            </w:r>
+          </w:p>
+        </w:tc>
+        <w:tc>
+          <w:tcPr>
+            <w:tcW w:type="dxa" w:w="2880"/>
+          </w:tcPr>
+          <w:p>
+            <w:r>
+              <w:t>Structured memo</w:t>
+            </w:r>
+          </w:p>
+        </w:tc>
+      </w:tr>
+      <w:tr>
+        <w:tc>
+          <w:tcPr>
+            <w:tcW w:type="dxa" w:w="2880"/>
+          </w:tcPr>
+          <w:p>
+            <w:r>
+              <w:t>Long, multi-section</w:t>
+            </w:r>
+          </w:p>
+        </w:tc>
+        <w:tc>
+          <w:tcPr>
+            <w:tcW w:type="dxa" w:w="2880"/>
+          </w:tcPr>
+          <w:p>
+            <w:r>
+              <w:t>Either</w:t>
+            </w:r>
+          </w:p>
+        </w:tc>
+        <w:tc>
+          <w:tcPr>
+            <w:tcW w:type="dxa" w:w="2880"/>
+          </w:tcPr>
+          <w:p>
+            <w:r>
+              <w:t>Full report</w:t>
+            </w:r>
+          </w:p>
+        </w:tc>
+      </w:tr>
+      <w:tr>
+        <w:tc>
+          <w:tcPr>
+            <w:tcW w:type="dxa" w:w="2880"/>
+          </w:tcPr>
+          <w:p>
+            <w:r>
+              <w:t>Any</w:t>
+            </w:r>
+          </w:p>
+        </w:tc>
+        <w:tc>
+          <w:tcPr>
+            <w:tcW w:type="dxa" w:w="2880"/>
+          </w:tcPr>
+          <w:p>
+            <w:r>
+              <w:t>Large audience, live delivery</w:t>
+            </w:r>
+          </w:p>
+        </w:tc>
+        <w:tc>
+          <w:tcPr>
+            <w:tcW w:type="dxa" w:w="2880"/>
+          </w:tcPr>
+          <w:p>
+            <w:r>
+              <w:t>Slides</w:t>
+            </w:r>
+          </w:p>
+        </w:tc>
+      </w:tr>
+    </w:tbl>
+    <w:p/>
+    <w:p>
+      <w:pPr>
+        <w:pStyle w:val="Heading2"/>
+      </w:pPr>
+      <w:r>
+        <w:t>The introduction: Deliver SCQA + governing thought in the first paragraph</w:t>
+      </w:r>
+    </w:p>
+    <w:p>
+      <w:pPr>
+        <w:spacing w:after="40"/>
+      </w:pPr>
+      <w:r>
+        <w:t>The reader should hold the main point and all key-line arguments within thirty seconds.</w:t>
+      </w:r>
+    </w:p>
+    <w:p>
+      <w:pPr>
+        <w:spacing w:after="40"/>
+      </w:pPr>
+      <w:r>
+        <w:t>For documents longer than about seven paragraphs, list the key-line arguments explicitly at the end of the introduction.</w:t>
+      </w:r>
+    </w:p>
+    <w:p>
+      <w:pPr>
+        <w:spacing w:after="40"/>
+      </w:pPr>
+      <w:r>
+        <w:t>Example introduction (from a Recommendation format):</w:t>
+      </w:r>
+    </w:p>
+    <w:p>
+      <w:pPr>
+        <w:spacing w:after="40"/>
+      </w:pPr>
+      <w:r>
+        <w:rPr>
+          <w:i/>
+        </w:rPr>
+        <w:t>"In 2025, our SME lending grew 8% YoY — below the 12% market average. The gap is driven by longer onboarding (industry standard: 2 weeks; ours: 5) and commodity pricing. We should invest in a digital onboarding platform and risk-based pricing to close the gap. Three arguments support this: (1) it removes the primary customer friction and brings us to parity; (2) it positions us ahead of competitors on tech and pricing; (3) it pays back in 16 months and opens adjacent revenue."</w:t>
+      </w:r>
+    </w:p>
+    <w:p>
+      <w:pPr>
+        <w:pStyle w:val="Heading2"/>
+      </w:pPr>
+      <w:r>
+        <w:t>The body: one section per key-line argument</w:t>
+      </w:r>
+    </w:p>
+    <w:p>
+      <w:pPr>
+        <w:spacing w:after="40"/>
+      </w:pPr>
+      <w:r>
+        <w:t>Each section opens by restating its argument as the heading or first sentence.</w:t>
+      </w:r>
+    </w:p>
+    <w:p>
+      <w:pPr>
+        <w:spacing w:after="40"/>
+      </w:pPr>
+      <w:r>
+        <w:t>Example structure for the SME recommendation above:</w:t>
+      </w:r>
+    </w:p>
+    <w:p>
+      <w:pPr>
+        <w:pStyle w:val="ListBullet"/>
+        <w:spacing w:after="40"/>
+      </w:pPr>
+      <w:r>
+        <w:t>Argument 1: "Digital onboarding brings us to market parity on speed and removes the primary customer friction."</w:t>
+      </w:r>
+    </w:p>
+    <w:p>
+      <w:pPr>
+        <w:pStyle w:val="ListBullet"/>
+        <w:spacing w:after="40"/>
+      </w:pPr>
+      <w:r>
+        <w:t>Argument 2: "Risk-based pricing positions us ahead of competitors on commercial flexibility."</w:t>
+      </w:r>
+    </w:p>
+    <w:p>
+      <w:pPr>
+        <w:pStyle w:val="ListBullet"/>
+        <w:spacing w:after="40"/>
+      </w:pPr>
+      <w:r>
+        <w:t>Argument 3: "The investment pays back in 16 months and opens adjacent revenue streams."</w:t>
+      </w:r>
+    </w:p>
+    <w:p>
+      <w:pPr>
+        <w:pStyle w:val="Heading2"/>
+      </w:pPr>
+      <w:r>
+        <w:t>Six headings rules</w:t>
+      </w:r>
+    </w:p>
+    <w:p>
+      <w:pPr>
+        <w:pStyle w:val="ListBullet"/>
+        <w:spacing w:after="40"/>
+      </w:pPr>
+      <w:r>
+        <w:t>(1) Headings are assertions that précis the argument — a table of contents alone tells the whole story.</w:t>
+      </w:r>
+    </w:p>
+    <w:p>
+      <w:pPr>
+        <w:pStyle w:val="ListBullet"/>
+        <w:spacing w:after="40"/>
+      </w:pPr>
+      <w:r>
+        <w:t>(2) Never one lone subsection — collapse it into the parent.</w:t>
+      </w:r>
+    </w:p>
+    <w:p>
+      <w:pPr>
+        <w:pStyle w:val="ListBullet"/>
+        <w:spacing w:after="40"/>
+      </w:pPr>
+      <w:r>
+        <w:t>(3) Parallel form at each level — if one is "Build the X," the next is "Improve the Y," not "What about Z?"</w:t>
+      </w:r>
+    </w:p>
+    <w:p>
+      <w:pPr>
+        <w:pStyle w:val="ListBullet"/>
+        <w:spacing w:after="40"/>
+      </w:pPr>
+      <w:r>
+        <w:t>(4) The text must read without the headings — no opening sentence may depend on its heading to make sense.</w:t>
+      </w:r>
+    </w:p>
+    <w:p>
+      <w:pPr>
+        <w:pStyle w:val="ListBullet"/>
+        <w:spacing w:after="40"/>
+      </w:pPr>
+      <w:r>
+        <w:t>(5) Never let a heading immediately follow a higher-level heading — introduce each group with the point it will defend.</w:t>
+      </w:r>
+    </w:p>
+    <w:p>
+      <w:pPr>
+        <w:pStyle w:val="ListBullet"/>
+        <w:spacing w:after="40"/>
+      </w:pPr>
+      <w:r>
+        <w:t>(6) Don't overdo — headings only where they genuinely track subdivisions of thought. Use sparingly.</w:t>
+      </w:r>
+    </w:p>
+    <w:p>
+      <w:pPr>
+        <w:pStyle w:val="Heading2"/>
+      </w:pPr>
+      <w:r>
+        <w:t>Transitions: Never mechanical signposting</w:t>
+      </w:r>
+    </w:p>
+    <w:p>
+      <w:pPr>
+        <w:pStyle w:val="ListBullet"/>
+        <w:spacing w:after="40"/>
+      </w:pPr>
+      <w:r>
+        <w:t>❌ "The next section examines customer retention." (Mechanical. Tells what it does, not what it says.)</w:t>
+      </w:r>
+    </w:p>
+    <w:p>
+      <w:pPr>
+        <w:pStyle w:val="ListBullet"/>
+        <w:spacing w:after="40"/>
+      </w:pPr>
+      <w:r>
+        <w:t>✅ "Retention improves when customers complete onboarding in under two weeks. We achieve this through three platform upgrades..." (Tells what the section argues, carries forward from prior section.)</w:t>
+      </w:r>
+    </w:p>
+    <w:p>
+      <w:pPr>
+        <w:spacing w:after="40"/>
+      </w:pPr>
+      <w:r>
+        <w:t>Two transition techniques:</w:t>
+      </w:r>
+    </w:p>
+    <w:p>
+      <w:pPr>
+        <w:pStyle w:val="ListBullet"/>
+        <w:spacing w:after="40"/>
+      </w:pPr>
+      <w:r>
+        <w:t>Reference backward — carry a key word or phrase from the previous section into the new opening.</w:t>
+      </w:r>
+    </w:p>
+    <w:p>
+      <w:pPr>
+        <w:pStyle w:val="ListBullet"/>
+        <w:spacing w:after="40"/>
+      </w:pPr>
+      <w:r>
+        <w:t>Tell a story — use a mini-SCQA whose answer is the new section's argument.</w:t>
+      </w:r>
+    </w:p>
+    <w:p>
+      <w:pPr>
+        <w:pStyle w:val="Heading2"/>
+      </w:pPr>
+      <w:r>
+        <w:t>Conclusions: Usually not needed</w:t>
+      </w:r>
+    </w:p>
+    <w:p>
+      <w:pPr>
+        <w:spacing w:after="40"/>
+      </w:pPr>
+      <w:r>
+        <w:t>A properly built pyramid is complete. The argument ends where you planned.</w:t>
+      </w:r>
+    </w:p>
+    <w:p>
+      <w:pPr>
+        <w:spacing w:after="40"/>
+      </w:pPr>
+      <w:r>
+        <w:t>If the document is very long or psychologically needs a close, restate the significance in fresh language — never mechanical repetition.</w:t>
+      </w:r>
+    </w:p>
+    <w:p>
+      <w:pPr>
+        <w:spacing w:after="40"/>
+      </w:pPr>
+      <w:r>
+        <w:rPr>
+          <w:i/>
+        </w:rPr>
+        <w:t>Next steps hold only self-evident actions the reader will not question. Anything challengeable belongs in the body as argument.</w:t>
+      </w:r>
+    </w:p>
+    <w:p>
+      <w:pPr>
+        <w:pStyle w:val="Heading2"/>
+      </w:pPr>
+      <w:r>
+        <w:t>Copy standards throughout</w:t>
+      </w:r>
+    </w:p>
+    <w:p>
+      <w:pPr>
+        <w:pStyle w:val="ListBullet"/>
+        <w:spacing w:after="40"/>
+      </w:pPr>
+      <w:r>
+        <w:t>Plain English (no nominalisations: use "hire" not "hiring"; "execute" not "execution")</w:t>
+      </w:r>
+    </w:p>
+    <w:p>
+      <w:pPr>
+        <w:pStyle w:val="ListBullet"/>
+        <w:spacing w:after="40"/>
+      </w:pPr>
+      <w:r>
+        <w:t>Active voice</w:t>
+      </w:r>
+    </w:p>
+    <w:p>
+      <w:pPr>
+        <w:pStyle w:val="ListBullet"/>
+        <w:spacing w:after="40"/>
+      </w:pPr>
+      <w:r>
+        <w:t>Sentences ≤25 words</w:t>
+      </w:r>
+    </w:p>
+    <w:p>
+      <w:pPr>
+        <w:pStyle w:val="ListBullet"/>
+        <w:spacing w:after="40"/>
+      </w:pPr>
+      <w:r>
+        <w:t>Sentence-case headings (not Title Case)</w:t>
+      </w:r>
+    </w:p>
+    <w:p>
+      <w:pPr>
+        <w:pStyle w:val="ListBullet"/>
+        <w:spacing w:after="40"/>
+      </w:pPr>
+      <w:r>
+        <w:t>Simple numbers (spell out one to nine; numerals from 10)</w:t>
+      </w:r>
+    </w:p>
+    <w:p>
+      <w:pPr>
+        <w:pStyle w:val="ListBullet"/>
+        <w:spacing w:after="40"/>
+      </w:pPr>
+      <w:r>
+        <w:t>No exclamation marks</w:t>
+      </w:r>
+    </w:p>
+    <w:p>
+      <w:r>
+        <w:br w:type="page"/>
+      </w:r>
+    </w:p>
+    <w:p>
+      <w:pPr>
+        <w:pStyle w:val="Title"/>
+      </w:pPr>
+      <w:r>
+        <w:t>8. Part 6: The Five-Stage Authoring Sequence</w:t>
+      </w:r>
+    </w:p>
+    <w:p>
+      <w:pPr>
+        <w:spacing w:after="40"/>
+      </w:pPr>
+      <w:r>
+        <w:t>Work one stage at a time. Get explicit approval before moving to the next stage. Never skip a stage.</w:t>
+      </w:r>
+    </w:p>
+    <w:p>
+      <w:pPr>
+        <w:pStyle w:val="Heading2"/>
+      </w:pPr>
+      <w:r>
+        <w:t>Stage 1 — Frame</w:t>
+      </w:r>
+    </w:p>
+    <w:p>
+      <w:pPr>
+        <w:spacing w:after="40"/>
+      </w:pPr>
+      <w:r>
+        <w:t>Copilot interviews you, one question at a time:</w:t>
+      </w:r>
+    </w:p>
+    <w:p>
+      <w:pPr>
+        <w:pStyle w:val="ListBullet"/>
+        <w:spacing w:after="40"/>
+      </w:pPr>
+      <w:r>
+        <w:t>Who is the reader and what do they already believe?</w:t>
+      </w:r>
+    </w:p>
+    <w:p>
+      <w:pPr>
+        <w:pStyle w:val="ListBullet"/>
+        <w:spacing w:after="40"/>
+      </w:pPr>
+      <w:r>
+        <w:t>What decision or action do you want from them?</w:t>
+      </w:r>
+    </w:p>
+    <w:p>
+      <w:pPr>
+        <w:pStyle w:val="ListBullet"/>
+        <w:spacing w:after="40"/>
+      </w:pPr>
+      <w:r>
+        <w:t>Which of the four patterns is this (giving direction / seeking approval / explaining how / choosing)?</w:t>
+      </w:r>
+    </w:p>
+    <w:p>
+      <w:pPr>
+        <w:pStyle w:val="ListBullet"/>
+        <w:spacing w:after="40"/>
+      </w:pPr>
+      <w:r>
+        <w:t>Will you be present to walk them through, or is this standalone?</w:t>
+      </w:r>
+    </w:p>
+    <w:p>
+      <w:pPr>
+        <w:spacing w:after="40"/>
+      </w:pPr>
+      <w:r>
+        <w:t>If you supply raw material instead of answers, Copilot infers the frame and states every inference as an assumption you can correct.</w:t>
+      </w:r>
+    </w:p>
+    <w:p>
+      <w:pPr>
+        <w:spacing w:after="40"/>
+      </w:pPr>
+      <w:r>
+        <w:t>Approval: You confirm the frame, or Copilot revises it.</w:t>
+      </w:r>
+    </w:p>
+    <w:p>
+      <w:pPr>
+        <w:pStyle w:val="Heading2"/>
+      </w:pPr>
+      <w:r>
+        <w:t>Stage 2 — SCQA and governing thought</w:t>
+      </w:r>
+    </w:p>
+    <w:p>
+      <w:pPr>
+        <w:spacing w:after="40"/>
+      </w:pPr>
+      <w:r>
+        <w:t>Copilot drafts the Situation, Complication, Question, and Answer, applying all tests from Part 2.</w:t>
+      </w:r>
+    </w:p>
+    <w:p>
+      <w:pPr>
+        <w:spacing w:after="40"/>
+      </w:pPr>
+      <w:r>
+        <w:t>Copilot challenges:</w:t>
+      </w:r>
+    </w:p>
+    <w:p>
+      <w:pPr>
+        <w:pStyle w:val="ListBullet"/>
+        <w:spacing w:after="40"/>
+      </w:pPr>
+      <w:r>
+        <w:t>Is the governing thought a so-what, or merely a what?</w:t>
+      </w:r>
+    </w:p>
+    <w:p>
+      <w:pPr>
+        <w:pStyle w:val="ListBullet"/>
+        <w:spacing w:after="40"/>
+      </w:pPr>
+      <w:r>
+        <w:t>Is it ≤25 words?</w:t>
+      </w:r>
+    </w:p>
+    <w:p>
+      <w:pPr>
+        <w:pStyle w:val="ListBullet"/>
+        <w:spacing w:after="40"/>
+      </w:pPr>
+      <w:r>
+        <w:t>Does the SCQA pass the nod test? (Reader nods at each element; nothing requires proof.)</w:t>
+      </w:r>
+    </w:p>
+    <w:p>
+      <w:pPr>
+        <w:spacing w:after="40"/>
+      </w:pPr>
+      <w:r>
+        <w:t>If you can't articulate the complication, Copilot runs the problem-definition sequence (situation → disturbance → undesired result → desired result).</w:t>
+      </w:r>
+    </w:p>
+    <w:p>
+      <w:pPr>
+        <w:spacing w:after="40"/>
+      </w:pPr>
+      <w:r>
+        <w:t>Copilot proposes a tone order (S-C-A, A-S-C, C-S-A, Q-S-C-A) with reasoning.</w:t>
+      </w:r>
+    </w:p>
+    <w:p>
+      <w:pPr>
+        <w:spacing w:after="40"/>
+      </w:pPr>
+      <w:r>
+        <w:t>Approval: You confirm the SCQA or revise it.</w:t>
+      </w:r>
+    </w:p>
+    <w:p>
+      <w:pPr>
+        <w:pStyle w:val="Heading2"/>
+      </w:pPr>
+      <w:r>
+        <w:t>Stage 3 — Build the pyramid</w:t>
+      </w:r>
+    </w:p>
+    <w:p>
+      <w:pPr>
+        <w:spacing w:after="40"/>
+      </w:pPr>
+      <w:r>
+        <w:t>Copilot builds the pyramid — top-down if the answer is settled, bottom-up from your material if not.</w:t>
+      </w:r>
+    </w:p>
+    <w:p>
+      <w:pPr>
+        <w:spacing w:after="40"/>
+      </w:pPr>
+      <w:r>
+        <w:t>Copilot presents:</w:t>
+      </w:r>
+    </w:p>
+    <w:p>
+      <w:pPr>
+        <w:pStyle w:val="ListBullet"/>
+        <w:spacing w:after="40"/>
+      </w:pPr>
+      <w:r>
+        <w:t>The governing thought</w:t>
+      </w:r>
+    </w:p>
+    <w:p>
+      <w:pPr>
+        <w:pStyle w:val="ListBullet"/>
+        <w:spacing w:after="40"/>
+      </w:pPr>
+      <w:r>
+        <w:t>The key line as three to five assertions, with the ordering principle named (time, structure, or degree)</w:t>
+      </w:r>
+    </w:p>
+    <w:p>
+      <w:pPr>
+        <w:pStyle w:val="ListBullet"/>
+        <w:spacing w:after="40"/>
+      </w:pPr>
+      <w:r>
+        <w:t>The evidence grouped beneath each key-line argument</w:t>
+      </w:r>
+    </w:p>
+    <w:p>
+      <w:pPr>
+        <w:spacing w:after="40"/>
+      </w:pPr>
+      <w:r>
+        <w:t>Copilot audits its own draft and lists defects rather than hiding them:</w:t>
+      </w:r>
+    </w:p>
+    <w:p>
+      <w:pPr>
+        <w:pStyle w:val="ListBullet"/>
+        <w:spacing w:after="40"/>
+      </w:pPr>
+      <w:r>
+        <w:t>MECE failures</w:t>
+      </w:r>
+    </w:p>
+    <w:p>
+      <w:pPr>
+        <w:pStyle w:val="ListBullet"/>
+        <w:spacing w:after="40"/>
+      </w:pPr>
+      <w:r>
+        <w:t>Mixed orders (time and structure in the same grouping)</w:t>
+      </w:r>
+    </w:p>
+    <w:p>
+      <w:pPr>
+        <w:pStyle w:val="ListBullet"/>
+        <w:spacing w:after="40"/>
+      </w:pPr>
+      <w:r>
+        <w:t>Mixed logic (deduction and induction in the same grouping)</w:t>
+      </w:r>
+    </w:p>
+    <w:p>
+      <w:pPr>
+        <w:pStyle w:val="ListBullet"/>
+        <w:spacing w:after="40"/>
+      </w:pPr>
+      <w:r>
+        <w:t>Blank assertions ("three reasons…" instead of the actual reasons)</w:t>
+      </w:r>
+    </w:p>
+    <w:p>
+      <w:pPr>
+        <w:pStyle w:val="ListBullet"/>
+        <w:spacing w:after="40"/>
+      </w:pPr>
+      <w:r>
+        <w:t>Groupings whose effect or implication cannot be stated</w:t>
+      </w:r>
+    </w:p>
+    <w:p>
+      <w:pPr>
+        <w:spacing w:after="40"/>
+      </w:pPr>
+      <w:r>
+        <w:t>Approval: You confirm the pyramid or revise it.</w:t>
+      </w:r>
+    </w:p>
+    <w:p>
+      <w:pPr>
+        <w:pStyle w:val="Heading2"/>
+      </w:pPr>
+      <w:r>
+        <w:t>Stage 4 — Pressure-test</w:t>
+      </w:r>
+    </w:p>
+    <w:p>
+      <w:pPr>
+        <w:spacing w:after="40"/>
+      </w:pPr>
+      <w:r>
+        <w:t>Copilot attacks the pyramid:</w:t>
+      </w:r>
+    </w:p>
+    <w:p>
+      <w:pPr>
+        <w:pStyle w:val="ListBullet"/>
+        <w:spacing w:after="40"/>
+      </w:pPr>
+      <w:r>
+        <w:t>For each key-line argument, Copilot states the strongest objection a sceptical reader could raise.</w:t>
+      </w:r>
+    </w:p>
+    <w:p>
+      <w:pPr>
+        <w:pStyle w:val="ListBullet"/>
+        <w:spacing w:after="40"/>
+      </w:pPr>
+      <w:r>
+        <w:t>Copilot identifies which arguments are least well evidenced.</w:t>
+      </w:r>
+    </w:p>
+    <w:p>
+      <w:pPr>
+        <w:pStyle w:val="ListBullet"/>
+        <w:spacing w:after="40"/>
+      </w:pPr>
+      <w:r>
+        <w:t>Copilot proposes repairs: better grouping, missing evidence to fetch, a narrower claim.</w:t>
+      </w:r>
+    </w:p>
+    <w:p>
+      <w:pPr>
+        <w:spacing w:after="40"/>
+      </w:pPr>
+      <w:r>
+        <w:t>You decide what to accept. Copilot revises the pyramid accordingly.</w:t>
+      </w:r>
+    </w:p>
+    <w:p>
+      <w:pPr>
+        <w:pStyle w:val="Heading2"/>
+      </w:pPr>
+      <w:r>
+        <w:t>Stage 5 — Write</w:t>
+      </w:r>
+    </w:p>
+    <w:p>
+      <w:pPr>
+        <w:spacing w:after="40"/>
+      </w:pPr>
+      <w:r>
+        <w:t>The pyramid is final. Copilot confirms the format from the Part 5 table (memo / report / slides / outline).</w:t>
+      </w:r>
+    </w:p>
+    <w:p>
+      <w:pPr>
+        <w:spacing w:after="40"/>
+      </w:pPr>
+      <w:r>
+        <w:t>Copilot writes the full document from the pyramid, applying every Part 5 rule.</w:t>
+      </w:r>
+    </w:p>
+    <w:p>
+      <w:pPr>
+        <w:spacing w:after="40"/>
+      </w:pPr>
+      <w:r>
+        <w:t>Copilot marks every PLACEHOLDER and delivers a one-line note of anything flagged in Stages 3–4 that remains unresolved.</w:t>
+      </w:r>
+    </w:p>
+    <w:p>
+      <w:r>
+        <w:br w:type="page"/>
+      </w:r>
+    </w:p>
+    <w:p>
+      <w:pPr>
+        <w:pStyle w:val="Title"/>
+      </w:pPr>
+      <w:r>
+        <w:t>9. Part 7: Lint Rules and Final Diagnostics</w:t>
+      </w:r>
+    </w:p>
+    <w:p>
+      <w:pPr>
+        <w:spacing w:after="40"/>
+      </w:pPr>
+      <w:r>
+        <w:t>Run these checks at every stage. They are defect detectors. When one fires, stop and fix it.</w:t>
+      </w:r>
+    </w:p>
+    <w:p>
+      <w:pPr>
+        <w:pStyle w:val="Heading2"/>
+      </w:pPr>
+      <w:r>
+        <w:t>Lint rules</w:t>
+      </w:r>
+    </w:p>
+    <w:p>
+      <w:pPr>
+        <w:pStyle w:val="ListBullet"/>
+        <w:spacing w:after="40"/>
+      </w:pPr>
+      <w:r>
+        <w:t>Heading or key-line point is a label with no verb → rewrite as an assertion.</w:t>
+      </w:r>
+    </w:p>
+    <w:p>
+      <w:pPr>
+        <w:pStyle w:val="ListBullet"/>
+        <w:spacing w:after="10"/>
+      </w:pPr>
+      <w:r>
+        <w:t>Example: ❌ "Sales process improvements" → ✅ "Reduce sales cycle to &lt;30 days"</w:t>
+      </w:r>
+    </w:p>
+    <w:p>
+      <w:pPr>
+        <w:pStyle w:val="ListBullet"/>
+        <w:spacing w:after="40"/>
+      </w:pPr>
+      <w:r>
+        <w:t>Summary is intellectually blank ("three reasons…") → state the effect or implication.</w:t>
+      </w:r>
+    </w:p>
+    <w:p>
+      <w:pPr>
+        <w:pStyle w:val="ListBullet"/>
+        <w:spacing w:after="10"/>
+      </w:pPr>
+      <w:r>
+        <w:t>Example: ❌ "There are three ways to improve retention" → ✅ "Reducing time-to-value to &lt;2 weeks improves retention by 25%"</w:t>
+      </w:r>
+    </w:p>
+    <w:p>
+      <w:pPr>
+        <w:pStyle w:val="ListBullet"/>
+        <w:spacing w:after="40"/>
+      </w:pPr>
+      <w:r>
+        <w:t>Action item worded as activity → reword as end product.</w:t>
+      </w:r>
+    </w:p>
+    <w:p>
+      <w:pPr>
+        <w:pStyle w:val="ListBullet"/>
+        <w:spacing w:after="10"/>
+      </w:pPr>
+      <w:r>
+        <w:t>Example: ❌ "Conduct a customer research project" → ✅ "Map the three customer segments and their decision criteria"</w:t>
+      </w:r>
+    </w:p>
+    <w:p>
+      <w:pPr>
+        <w:pStyle w:val="ListBullet"/>
+        <w:spacing w:after="40"/>
+      </w:pPr>
+      <w:r>
+        <w:t>Grouping with no nameable order → rebuild it.</w:t>
+      </w:r>
+    </w:p>
+    <w:p>
+      <w:pPr>
+        <w:pStyle w:val="ListBullet"/>
+        <w:spacing w:after="10"/>
+      </w:pPr>
+      <w:r>
+        <w:t>Ask: Are these steps in a process (time)? Parts of a whole (structure)? Ranked by a characteristic (degree)? If none fit, regroup.</w:t>
+      </w:r>
+    </w:p>
+    <w:p>
+      <w:pPr>
+        <w:pStyle w:val="ListBullet"/>
+        <w:spacing w:after="40"/>
+      </w:pPr>
+      <w:r>
+        <w:t>"Before" and "so that" items in one list → separate the levels.</w:t>
+      </w:r>
+    </w:p>
+    <w:p>
+      <w:pPr>
+        <w:pStyle w:val="ListBullet"/>
+        <w:spacing w:after="10"/>
+      </w:pPr>
+      <w:r>
+        <w:t>Example: ❌ Same level: "Hire engineers before starting build." "Complete build so that testing can begin." (First is prerequisite; second is consequence.)\n✅ Separated: Level above: "Build the platform." Level below: "Hire engineers first," "Begin build," "Complete testing."</w:t>
+      </w:r>
+    </w:p>
+    <w:p>
+      <w:pPr>
+        <w:pStyle w:val="ListBullet"/>
+        <w:spacing w:after="40"/>
+      </w:pPr>
+      <w:r>
+        <w:t>Deduction and induction mixed in one grouping → choose one.</w:t>
+      </w:r>
+    </w:p>
+    <w:p>
+      <w:pPr>
+        <w:pStyle w:val="ListBullet"/>
+        <w:spacing w:after="10"/>
+      </w:pPr>
+      <w:r>
+        <w:t>Example: ❌ "Improve lead quality (inductive). Candidates need clearer job descriptions (deductive premise). Our description is weak (deductive premise)." (Mixed.)\n✅ Keep inductive: "Three operational changes improve lead quality — qualify earlier, brief candidates better, automate follow-up."</w:t>
+      </w:r>
+    </w:p>
+    <w:p>
+      <w:pPr>
+        <w:pStyle w:val="ListBullet"/>
+        <w:spacing w:after="40"/>
+      </w:pPr>
+      <w:r>
+        <w:t>More than five items at the key line → find the missing grouping above.</w:t>
+      </w:r>
+    </w:p>
+    <w:p>
+      <w:pPr>
+        <w:pStyle w:val="ListBullet"/>
+        <w:spacing w:after="40"/>
+      </w:pPr>
+      <w:r>
+        <w:t>Headings at one level not parallel → fix the grammar.</w:t>
+      </w:r>
+    </w:p>
+    <w:p>
+      <w:pPr>
+        <w:pStyle w:val="ListBullet"/>
+        <w:spacing w:after="10"/>
+      </w:pPr>
+      <w:r>
+        <w:t>Example: ❌ "Build the team," "Operational improvements," "We'll invest in tech." (Not parallel.)\n✅ "Build the team," "Upgrade operations," "Invest in technology." (Parallel: verb-noun form.)</w:t>
+      </w:r>
+    </w:p>
+    <w:p>
+      <w:pPr>
+        <w:pStyle w:val="ListBullet"/>
+        <w:spacing w:after="40"/>
+      </w:pPr>
+      <w:r>
+        <w:t>A section with one lone subsection → collapse it.</w:t>
+      </w:r>
+    </w:p>
+    <w:p>
+      <w:pPr>
+        <w:pStyle w:val="ListBullet"/>
+        <w:spacing w:after="10"/>
+      </w:pPr>
+      <w:r>
+        <w:t>Example: ❌ Main section: "Financial case." Subsection: "Three-year payback." (Only one subsection; useless nesting.)\n✅ Combine: "Financial case: Three-year payback."</w:t>
+      </w:r>
+    </w:p>
+    <w:p>
+      <w:pPr>
+        <w:pStyle w:val="ListBullet"/>
+        <w:spacing w:after="40"/>
+      </w:pPr>
+      <w:r>
+        <w:t>Introduction fails to deliver the governing thought in the first paragraph → rewrite.</w:t>
+      </w:r>
+    </w:p>
+    <w:p>
+      <w:pPr>
+        <w:pStyle w:val="ListBullet"/>
+        <w:spacing w:after="40"/>
+      </w:pPr>
+      <w:r>
+        <w:t>Anything in the SCQA that requires proof → move to the body.</w:t>
+      </w:r>
+    </w:p>
+    <w:p>
+      <w:pPr>
+        <w:pStyle w:val="ListBullet"/>
+        <w:spacing w:after="40"/>
+      </w:pPr>
+      <w:r>
+        <w:t>Transition that says what the next section does rather than what it says → rewrite.</w:t>
+      </w:r>
+    </w:p>
+    <w:p>
+      <w:pPr>
+        <w:pStyle w:val="ListBullet"/>
+        <w:spacing w:after="40"/>
+      </w:pPr>
+      <w:r>
+        <w:t>Next steps containing anything the reader might question → move into the body.</w:t>
+      </w:r>
+    </w:p>
+    <w:p>
+      <w:pPr>
+        <w:pStyle w:val="ListBullet"/>
+        <w:spacing w:after="40"/>
+      </w:pPr>
+      <w:r>
+        <w:t>Two sections making the same claim → merge.</w:t>
+      </w:r>
+    </w:p>
+    <w:p>
+      <w:pPr>
+        <w:pStyle w:val="ListBullet"/>
+        <w:spacing w:after="40"/>
+      </w:pPr>
+      <w:r>
+        <w:t>Passive sentence → active.</w:t>
+      </w:r>
+    </w:p>
+    <w:p>
+      <w:pPr>
+        <w:pStyle w:val="ListBullet"/>
+        <w:spacing w:after="10"/>
+      </w:pPr>
+      <w:r>
+        <w:t>Example: ❌ "It is believed that retention can be improved." → ✅ "We improve retention by reducing onboarding time."</w:t>
+      </w:r>
+    </w:p>
+    <w:p>
+      <w:pPr>
+        <w:pStyle w:val="ListBullet"/>
+        <w:spacing w:after="40"/>
+      </w:pPr>
+      <w:r>
+        <w:t>The reader's question changes mid-build → stop and rebuild from Stage 1.</w:t>
+      </w:r>
+    </w:p>
+    <w:p>
+      <w:pPr>
+        <w:pStyle w:val="Heading2"/>
+      </w:pPr>
+      <w:r>
+        <w:t>Final diagnostic before delivery</w:t>
+      </w:r>
+    </w:p>
+    <w:p>
+      <w:pPr>
+        <w:pStyle w:val="ListBullet"/>
+        <w:spacing w:after="40"/>
+      </w:pPr>
+      <w:r>
+        <w:t>Governing thought is a so-what, ≤25 words, active voice? ✓</w:t>
+      </w:r>
+    </w:p>
+    <w:p>
+      <w:pPr>
+        <w:pStyle w:val="ListBullet"/>
+        <w:spacing w:after="40"/>
+      </w:pPr>
+      <w:r>
+        <w:t>SCQA passes the nod test with nothing needing proof? ✓</w:t>
+      </w:r>
+    </w:p>
+    <w:p>
+      <w:pPr>
+        <w:pStyle w:val="ListBullet"/>
+        <w:spacing w:after="40"/>
+      </w:pPr>
+      <w:r>
+        <w:t>Key line is MECE, 3–5 items, one order, all assertions? ✓</w:t>
+      </w:r>
+    </w:p>
+    <w:p>
+      <w:pPr>
+        <w:pStyle w:val="ListBullet"/>
+        <w:spacing w:after="40"/>
+      </w:pPr>
+      <w:r>
+        <w:t>Every summary is an effect or implication (not a label)? ✓</w:t>
+      </w:r>
+    </w:p>
+    <w:p>
+      <w:pPr>
+        <w:pStyle w:val="ListBullet"/>
+        <w:spacing w:after="40"/>
+      </w:pPr>
+      <w:r>
+        <w:t>Headings alone tell the whole argument? ✓</w:t>
+      </w:r>
+    </w:p>
+    <w:p>
+      <w:pPr>
+        <w:pStyle w:val="ListBullet"/>
+        <w:spacing w:after="40"/>
+      </w:pPr>
+      <w:r>
+        <w:t>All PLACEHOLDERs resolved or flagged? ✓</w:t>
+      </w:r>
+    </w:p>
+    <w:p>
+      <w:pPr>
+        <w:spacing w:after="40"/>
+      </w:pPr>
+      <w:r>
+        <w:rPr>
+          <w:i/>
+        </w:rPr>
+        <w:t>If all boxes are checked, the document is ready. If any fail, stop and fix.</w:t>
+      </w:r>
+    </w:p>
+    <w:p>
+      <w:r>
+        <w:br w:type="page"/>
+      </w:r>
+    </w:p>
+    <w:p>
+      <w:pPr>
+        <w:pStyle w:val="Title"/>
+      </w:pPr>
+      <w:r>
+        <w:t>10. Format Selection Guide and Decision Matrix</w:t>
+      </w:r>
+    </w:p>
+    <w:p>
+      <w:pPr>
+        <w:spacing w:after="40"/>
+      </w:pPr>
+      <w:r>
+        <w:t>Choose your format based on the reader's question. Each format has a distinct pyramid structure.</w:t>
+      </w:r>
+    </w:p>
+    <w:tbl>
+      <w:tblPr>
+        <w:tblStyle w:val="LightGrid-Accent1"/>
+        <w:tblW w:type="auto" w:w="0"/>
+        <w:tblLook w:firstColumn="1" w:firstRow="1" w:lastColumn="0" w:lastRow="0" w:noHBand="0" w:noVBand="1" w:val="04A0"/>
+      </w:tblPr>
+      <w:tblGrid>
+        <w:gridCol w:w="1728"/>
+        <w:gridCol w:w="1728"/>
+        <w:gridCol w:w="1728"/>
+        <w:gridCol w:w="1728"/>
+        <w:gridCol w:w="1728"/>
+      </w:tblGrid>
+      <w:tr>
+        <w:tc>
+          <w:tcPr>
+            <w:tcW w:type="dxa" w:w="1728"/>
+          </w:tcPr>
+          <w:p>
+            <w:r>
+              <w:t>Reader's Question</w:t>
+            </w:r>
+          </w:p>
+        </w:tc>
+        <w:tc>
+          <w:tcPr>
+            <w:tcW w:type="dxa" w:w="1728"/>
+          </w:tcPr>
+          <w:p>
+            <w:r>
+              <w:t>Format</w:t>
+            </w:r>
+          </w:p>
+        </w:tc>
+        <w:tc>
+          <w:tcPr>
+            <w:tcW w:type="dxa" w:w="1728"/>
+          </w:tcPr>
+          <w:p>
+            <w:r>
+              <w:t>Key-Lines (3–5)</w:t>
+            </w:r>
+          </w:p>
+        </w:tc>
+        <w:tc>
+          <w:tcPr>
+            <w:tcW w:type="dxa" w:w="1728"/>
+          </w:tcPr>
+          <w:p>
+            <w:r>
+              <w:t>Slides</w:t>
+            </w:r>
+          </w:p>
+        </w:tc>
+        <w:tc>
+          <w:tcPr>
+            <w:tcW w:type="dxa" w:w="1728"/>
+          </w:tcPr>
+          <w:p>
+            <w:r>
+              <w:t>Time</w:t>
+            </w:r>
+          </w:p>
+        </w:tc>
+      </w:tr>
+      <w:tr>
+        <w:tc>
+          <w:tcPr>
+            <w:tcW w:type="dxa" w:w="1728"/>
+          </w:tcPr>
+          <w:p>
+            <w:r>
+              <w:t>"Where are we, what needs deciding?"</w:t>
+            </w:r>
+          </w:p>
+        </w:tc>
+        <w:tc>
+          <w:tcPr>
+            <w:tcW w:type="dxa" w:w="1728"/>
+          </w:tcPr>
+          <w:p>
+            <w:r>
+              <w:t>Project Update</w:t>
+            </w:r>
+          </w:p>
+        </w:tc>
+        <w:tc>
+          <w:tcPr>
+            <w:tcW w:type="dxa" w:w="1728"/>
+          </w:tcPr>
+          <w:p>
+            <w:r>
+              <w:t>Status, Blockers, Next Steps</w:t>
+            </w:r>
+          </w:p>
+        </w:tc>
+        <w:tc>
+          <w:tcPr>
+            <w:tcW w:type="dxa" w:w="1728"/>
+          </w:tcPr>
+          <w:p>
+            <w:r>
+              <w:t>10</w:t>
+            </w:r>
+          </w:p>
+        </w:tc>
+        <w:tc>
+          <w:tcPr>
+            <w:tcW w:type="dxa" w:w="1728"/>
+          </w:tcPr>
+          <w:p>
+            <w:r>
+              <w:t>10–15 min</w:t>
+            </w:r>
+          </w:p>
+        </w:tc>
+      </w:tr>
+      <w:tr>
+        <w:tc>
+          <w:tcPr>
+            <w:tcW w:type="dxa" w:w="1728"/>
+          </w:tcPr>
+          <w:p>
+            <w:r>
+              <w:t>"Should we do this? Why this option?"</w:t>
+            </w:r>
+          </w:p>
+        </w:tc>
+        <w:tc>
+          <w:tcPr>
+            <w:tcW w:type="dxa" w:w="1728"/>
+          </w:tcPr>
+          <w:p>
+            <w:r>
+              <w:t>Recommendation</w:t>
+            </w:r>
+          </w:p>
+        </w:tc>
+        <w:tc>
+          <w:tcPr>
+            <w:tcW w:type="dxa" w:w="1728"/>
+          </w:tcPr>
+          <w:p>
+            <w:r>
+              <w:t>Business Case, Why This Path, How We Execute</w:t>
+            </w:r>
+          </w:p>
+        </w:tc>
+        <w:tc>
+          <w:tcPr>
+            <w:tcW w:type="dxa" w:w="1728"/>
+          </w:tcPr>
+          <w:p>
+            <w:r>
+              <w:t>12</w:t>
+            </w:r>
+          </w:p>
+        </w:tc>
+        <w:tc>
+          <w:tcPr>
+            <w:tcW w:type="dxa" w:w="1728"/>
+          </w:tcPr>
+          <w:p>
+            <w:r>
+              <w:t>15–20 min</w:t>
+            </w:r>
+          </w:p>
+        </w:tc>
+      </w:tr>
+      <w:tr>
+        <w:tc>
+          <w:tcPr>
+            <w:tcW w:type="dxa" w:w="1728"/>
+          </w:tcPr>
+          <w:p>
+            <w:r>
+              <w:t>"Why is this happening?"</w:t>
+            </w:r>
+          </w:p>
+        </w:tc>
+        <w:tc>
+          <w:tcPr>
+            <w:tcW w:type="dxa" w:w="1728"/>
+          </w:tcPr>
+          <w:p>
+            <w:r>
+              <w:t>Diagnostic</w:t>
+            </w:r>
+          </w:p>
+        </w:tc>
+        <w:tc>
+          <w:tcPr>
+            <w:tcW w:type="dxa" w:w="1728"/>
+          </w:tcPr>
+          <w:p>
+            <w:r>
+              <w:t>Problem, Root Cause, Implications</w:t>
+            </w:r>
+          </w:p>
+        </w:tc>
+        <w:tc>
+          <w:tcPr>
+            <w:tcW w:type="dxa" w:w="1728"/>
+          </w:tcPr>
+          <w:p>
+            <w:r>
+              <w:t>9</w:t>
+            </w:r>
+          </w:p>
+        </w:tc>
+        <w:tc>
+          <w:tcPr>
+            <w:tcW w:type="dxa" w:w="1728"/>
+          </w:tcPr>
+          <w:p>
+            <w:r>
+              <w:t>12–15 min</w:t>
+            </w:r>
+          </w:p>
+        </w:tc>
+      </w:tr>
+      <w:tr>
+        <w:tc>
+          <w:tcPr>
+            <w:tcW w:type="dxa" w:w="1728"/>
+          </w:tcPr>
+          <w:p>
+            <w:r>
+              <w:t>"Which route? What are the trade-offs?"</w:t>
+            </w:r>
+          </w:p>
+        </w:tc>
+        <w:tc>
+          <w:tcPr>
+            <w:tcW w:type="dxa" w:w="1728"/>
+          </w:tcPr>
+          <w:p>
+            <w:r>
+              <w:t>Options Paper</w:t>
+            </w:r>
+          </w:p>
+        </w:tc>
+        <w:tc>
+          <w:tcPr>
+            <w:tcW w:type="dxa" w:w="1728"/>
+          </w:tcPr>
+          <w:p>
+            <w:r>
+              <w:t>Criteria, Option A, Option B, Option C, Why Option X</w:t>
+            </w:r>
+          </w:p>
+        </w:tc>
+        <w:tc>
+          <w:tcPr>
+            <w:tcW w:type="dxa" w:w="1728"/>
+          </w:tcPr>
+          <w:p>
+            <w:r>
+              <w:t>14</w:t>
+            </w:r>
+          </w:p>
+        </w:tc>
+        <w:tc>
+          <w:tcPr>
+            <w:tcW w:type="dxa" w:w="1728"/>
+          </w:tcPr>
+          <w:p>
+            <w:r>
+              <w:t>20–25 min</w:t>
+            </w:r>
+          </w:p>
+        </w:tc>
+      </w:tr>
+      <w:tr>
+        <w:tc>
+          <w:tcPr>
+            <w:tcW w:type="dxa" w:w="1728"/>
+          </w:tcPr>
+          <w:p>
+            <w:r>
+              <w:t>"Where are we going? How do we measure?"</w:t>
+            </w:r>
+          </w:p>
+        </w:tc>
+        <w:tc>
+          <w:tcPr>
+            <w:tcW w:type="dxa" w:w="1728"/>
           </w:tcPr>
           <w:p>
             <w:r>
@@ -345,17 +3429,17 @@
         </w:tc>
         <w:tc>
           <w:tcPr>
-            <w:tcW w:type="dxa" w:w="2160"/>
+            <w:tcW w:type="dxa" w:w="1728"/>
           </w:tcPr>
           <w:p>
             <w:r>
-              <w:t>Vision, Driver 1/2/3, Metrics, Execution</w:t>
+              <w:t>Vision, Driver 1, Driver 2, Driver 3, Metrics, Execution</w:t>
             </w:r>
           </w:p>
         </w:tc>
         <w:tc>
           <w:tcPr>
-            <w:tcW w:type="dxa" w:w="2160"/>
+            <w:tcW w:type="dxa" w:w="1728"/>
           </w:tcPr>
           <w:p>
             <w:r>
@@ -363,395 +3447,970 @@
             </w:r>
           </w:p>
         </w:tc>
+        <w:tc>
+          <w:tcPr>
+            <w:tcW w:type="dxa" w:w="1728"/>
+          </w:tcPr>
+          <w:p>
+            <w:r>
+              <w:t>25–30 min</w:t>
+            </w:r>
+          </w:p>
+        </w:tc>
       </w:tr>
     </w:tbl>
     <w:p/>
     <w:p>
-      <w:r>
-        <w:br w:type="page"/>
-      </w:r>
-    </w:p>
-    <w:p>
-      <w:pPr>
-        <w:pStyle w:val="Title"/>
-      </w:pPr>
-      <w:r>
-        <w:t>Section 2: Format Templates</w:t>
-      </w:r>
-    </w:p>
-    <w:p>
-      <w:pPr>
-        <w:pStyle w:val="Heading1"/>
-      </w:pPr>
-      <w:r>
-        <w:t>Template 1: Project Update</w:t>
-      </w:r>
-    </w:p>
-    <w:p>
+      <w:pPr>
+        <w:spacing w:after="40"/>
+      </w:pPr>
       <w:r>
         <w:rPr>
           <w:i/>
         </w:rPr>
-        <w:t>When to use: status reporting, steering committee meetings, escalations.</w:t>
-      </w:r>
-    </w:p>
-    <w:p>
-      <w:r>
-        <w:t>Governing thought: [Project] is on track / at risk / needs a decision [on specific thing]</w:t>
-      </w:r>
-    </w:p>
-    <w:p>
-      <w:r>
-        <w:rPr>
-          <w:b/>
-        </w:rPr>
-        <w:t>Key-lines:</w:t>
-      </w:r>
-    </w:p>
-    <w:p>
-      <w:pPr>
-        <w:pStyle w:val="ListBullet"/>
-      </w:pPr>
-      <w:r>
-        <w:t>Status — where we stand vs. plan</w:t>
-      </w:r>
-    </w:p>
-    <w:p>
-      <w:pPr>
-        <w:pStyle w:val="ListBullet"/>
-      </w:pPr>
-      <w:r>
-        <w:t>Blockers — what's slowing us</w:t>
-      </w:r>
-    </w:p>
-    <w:p>
-      <w:pPr>
-        <w:pStyle w:val="ListBullet"/>
-      </w:pPr>
-      <w:r>
-        <w:t>Next Steps — what happens next</w:t>
-      </w:r>
-    </w:p>
-    <w:p>
-      <w:r>
-        <w:rPr>
-          <w:b/>
-        </w:rPr>
-        <w:t>Example storyboard (10 slides):</w:t>
-      </w:r>
-    </w:p>
-    <w:p>
-      <w:pPr>
-        <w:pStyle w:val="ListBullet"/>
-      </w:pPr>
-      <w:r>
-        <w:t>1. Project X is on track for Q3 delivery, but resource shortage needs decision this week</w:t>
-      </w:r>
-    </w:p>
-    <w:p>
-      <w:pPr>
-        <w:pStyle w:val="ListBullet"/>
-      </w:pPr>
-      <w:r>
-        <w:t>2. Timeline: Three weeks until production readiness checkpoint</w:t>
-      </w:r>
-    </w:p>
-    <w:p>
-      <w:pPr>
-        <w:pStyle w:val="ListBullet"/>
-      </w:pPr>
-      <w:r>
-        <w:t>3. Status vs. plan: Design complete on schedule; build 3 weeks behind</w:t>
-      </w:r>
-    </w:p>
-    <w:p>
-      <w:pPr>
-        <w:pStyle w:val="ListBullet"/>
-      </w:pPr>
-      <w:r>
-        <w:t>4–5. Workstream A &amp; B breakdown (status, blockers, owner)</w:t>
-      </w:r>
-    </w:p>
-    <w:p>
-      <w:pPr>
-        <w:pStyle w:val="ListBullet"/>
-      </w:pPr>
-      <w:r>
-        <w:t>6. Three options to recover schedule</w:t>
-      </w:r>
-    </w:p>
-    <w:p>
-      <w:pPr>
-        <w:pStyle w:val="ListBullet"/>
-      </w:pPr>
-      <w:r>
-        <w:t>7. Recommended path with cost/timeline trade-off</w:t>
-      </w:r>
-    </w:p>
-    <w:p>
-      <w:pPr>
-        <w:pStyle w:val="ListBullet"/>
-      </w:pPr>
-      <w:r>
-        <w:t>8–9. Risk mitigation and implementation plan</w:t>
-      </w:r>
-    </w:p>
-    <w:p>
-      <w:pPr>
-        <w:pStyle w:val="ListBullet"/>
-      </w:pPr>
-      <w:r>
-        <w:t>10. Decision + next steps</w:t>
-      </w:r>
-    </w:p>
-    <w:p/>
+        <w:t>Now detailed worked examples for each format follow. Each includes the full governing thought, storyboard, and evidence specs.</w:t>
+      </w:r>
+    </w:p>
+    <w:p>
+      <w:r>
+        <w:br w:type="page"/>
+      </w:r>
+    </w:p>
     <w:p>
       <w:pPr>
         <w:pStyle w:val="Heading1"/>
       </w:pPr>
       <w:r>
-        <w:t>Template 2: Recommendation</w:t>
-      </w:r>
-    </w:p>
-    <w:p>
+        <w:t>Format 1: Project Update</w:t>
+      </w:r>
+    </w:p>
+    <w:p>
+      <w:pPr>
+        <w:spacing w:after="40"/>
+      </w:pPr>
+      <w:r>
+        <w:t>Use this when: The reader is tracking a project and needs status, what's blocking, and what's next.</w:t>
+      </w:r>
+    </w:p>
+    <w:p>
+      <w:pPr>
+        <w:pStyle w:val="Heading2"/>
+      </w:pPr>
+      <w:r>
+        <w:t>Governing thought</w:t>
+      </w:r>
+    </w:p>
+    <w:p>
+      <w:pPr>
+        <w:spacing w:after="40"/>
+      </w:pPr>
       <w:r>
         <w:rPr>
           <w:i/>
         </w:rPr>
-        <w:t>When to use: You've completed analysis and know what should happen. Reader needs convincing.</w:t>
-      </w:r>
-    </w:p>
-    <w:p>
-      <w:r>
-        <w:t>Governing thought: We should [do this specific thing] because [reason that matters to reader]</w:t>
-      </w:r>
-    </w:p>
-    <w:p>
-      <w:r>
-        <w:rPr>
-          <w:b/>
-        </w:rPr>
-        <w:t>Key-lines:</w:t>
+        <w:t>"[Project] is on track for [target date], but [specific blocker] requires decision by [date]."</w:t>
+      </w:r>
+    </w:p>
+    <w:p>
+      <w:pPr>
+        <w:pStyle w:val="Heading2"/>
+      </w:pPr>
+      <w:r>
+        <w:t>Key-lines</w:t>
       </w:r>
     </w:p>
     <w:p>
       <w:pPr>
         <w:pStyle w:val="ListBullet"/>
-      </w:pPr>
-      <w:r>
-        <w:t>Business case — why it's worth doing</w:t>
+        <w:spacing w:after="40"/>
+      </w:pPr>
+      <w:r>
+        <w:t>(1) Status: where we stand vs. plan</w:t>
       </w:r>
     </w:p>
     <w:p>
       <w:pPr>
         <w:pStyle w:val="ListBullet"/>
-      </w:pPr>
-      <w:r>
-        <w:t>Why this path over alternatives</w:t>
+        <w:spacing w:after="40"/>
+      </w:pPr>
+      <w:r>
+        <w:t>(2) Blockers: what's slowing us</w:t>
       </w:r>
     </w:p>
     <w:p>
       <w:pPr>
         <w:pStyle w:val="ListBullet"/>
-      </w:pPr>
-      <w:r>
-        <w:t>How we make it work</w:t>
-      </w:r>
-    </w:p>
-    <w:p>
-      <w:r>
-        <w:rPr>
-          <w:b/>
-        </w:rPr>
-        <w:t>Example storyboard (12 slides):</w:t>
+        <w:spacing w:after="40"/>
+      </w:pPr>
+      <w:r>
+        <w:t>(3) Next steps: what happens next (including the decision point)</w:t>
+      </w:r>
+    </w:p>
+    <w:p>
+      <w:pPr>
+        <w:pStyle w:val="Heading2"/>
+      </w:pPr>
+      <w:r>
+        <w:t>Full storyboard (10 slides)</w:t>
       </w:r>
     </w:p>
     <w:p>
       <w:pPr>
         <w:pStyle w:val="ListBullet"/>
-      </w:pPr>
-      <w:r>
-        <w:t>1. Build an in-house team because it removes growth constraint and pays back in 2 years</w:t>
+        <w:spacing w:after="40"/>
+      </w:pPr>
+      <w:r>
+        <w:t>Slide 1 — Cover: [Project name] | Status Update</w:t>
       </w:r>
     </w:p>
     <w:p>
       <w:pPr>
         <w:pStyle w:val="ListBullet"/>
-      </w:pPr>
-      <w:r>
-        <w:t>2–4. Business case (current constraint, revenue growth, cost parity)</w:t>
+        <w:spacing w:after="40"/>
+      </w:pPr>
+      <w:r>
+        <w:t>Slide 2 — Governing thought: "Project is on track for Q3 delivery, but resource gap requires hiring approval by Friday."</w:t>
       </w:r>
     </w:p>
     <w:p>
       <w:pPr>
         <w:pStyle w:val="ListBullet"/>
-      </w:pPr>
-      <w:r>
-        <w:t>5. Team is executable (headcount, timeline, skills)</w:t>
+        <w:spacing w:after="40"/>
+      </w:pPr>
+      <w:r>
+        <w:t>Slide 3 — Timeline: Key milestones, plan vs. actual</w:t>
       </w:r>
     </w:p>
     <w:p>
       <w:pPr>
         <w:pStyle w:val="ListBullet"/>
-      </w:pPr>
-      <w:r>
-        <w:t>6–8. Why in-house wins vs. alternatives (subcontract, acquire firm)</w:t>
+        <w:spacing w:after="40"/>
+      </w:pPr>
+      <w:r>
+        <w:t>Slide 4 — Status by workstream (visual: Gantt or timeline)</w:t>
       </w:r>
     </w:p>
     <w:p>
       <w:pPr>
         <w:pStyle w:val="ListBullet"/>
-      </w:pPr>
-      <w:r>
-        <w:t>9–10. Implementation roadmap and risk mitigation</w:t>
+        <w:spacing w:after="40"/>
+      </w:pPr>
+      <w:r>
+        <w:t>Slide 5 — Workstream A detail: On schedule, no blockers</w:t>
       </w:r>
     </w:p>
     <w:p>
       <w:pPr>
         <w:pStyle w:val="ListBullet"/>
-      </w:pPr>
-      <w:r>
-        <w:t>11. Financial return and organizational impact</w:t>
+        <w:spacing w:after="40"/>
+      </w:pPr>
+      <w:r>
+        <w:t>Slide 6 — Workstream B detail: 3 weeks behind; root cause identified</w:t>
       </w:r>
     </w:p>
     <w:p>
       <w:pPr>
         <w:pStyle w:val="ListBullet"/>
-      </w:pPr>
-      <w:r>
-        <w:t>12. Recommendation and approval ask</w:t>
-      </w:r>
-    </w:p>
-    <w:p/>
-    <w:p>
-      <w:pPr>
-        <w:pStyle w:val="Heading1"/>
-      </w:pPr>
-      <w:r>
-        <w:t>Template 3: Diagnostic</w:t>
-      </w:r>
-    </w:p>
-    <w:p>
+        <w:spacing w:after="40"/>
+      </w:pPr>
+      <w:r>
+        <w:t>Slide 7 — Blocker deep-dive: Team down 2 engineers; no backfill until week 6; gap = 3 weeks</w:t>
+      </w:r>
+    </w:p>
+    <w:p>
+      <w:pPr>
+        <w:pStyle w:val="ListBullet"/>
+        <w:spacing w:after="40"/>
+      </w:pPr>
+      <w:r>
+        <w:t>Slide 8 — Three recovery options (with cost/timeline trade-offs)</w:t>
+      </w:r>
+    </w:p>
+    <w:p>
+      <w:pPr>
+        <w:pStyle w:val="ListBullet"/>
+        <w:spacing w:after="40"/>
+      </w:pPr>
+      <w:r>
+        <w:t>Slide 9 — Recommended option: Temporary contractor (£85k, recovers 2 weeks)</w:t>
+      </w:r>
+    </w:p>
+    <w:p>
+      <w:pPr>
+        <w:pStyle w:val="ListBullet"/>
+        <w:spacing w:after="40"/>
+      </w:pPr>
+      <w:r>
+        <w:t>Slide 10 — Decision required &amp; next steps</w:t>
+      </w:r>
+    </w:p>
+    <w:p>
+      <w:pPr>
+        <w:pStyle w:val="Heading2"/>
+      </w:pPr>
+      <w:r>
+        <w:t>Evidence specifications</w:t>
+      </w:r>
+    </w:p>
+    <w:p>
+      <w:pPr>
+        <w:pStyle w:val="ListBullet"/>
+        <w:spacing w:after="40"/>
+      </w:pPr>
+      <w:r>
+        <w:t>Slide 3 (Timeline): Gantt chart. X-axis = 12-week project span. Y-axis = workstreams. Show plan (baseline) and actual (current forecast). Highlight variance &gt;1 week.</w:t>
+      </w:r>
+    </w:p>
+    <w:p>
+      <w:pPr>
+        <w:pStyle w:val="ListBullet"/>
+        <w:spacing w:after="40"/>
+      </w:pPr>
+      <w:r>
+        <w:t>Slide 4 (Status by workstream): Waterfall or horizontal bar chart. Each workstream = % complete + expected completion date. Color-code: green (on track), yellow (watch), red (at risk).</w:t>
+      </w:r>
+    </w:p>
+    <w:p>
+      <w:pPr>
+        <w:pStyle w:val="ListBullet"/>
+        <w:spacing w:after="40"/>
+      </w:pPr>
+      <w:r>
+        <w:t>Slide 7 (Blocker): Text + one exhibit. Exhibit = simple table: Issue | Impact | Owner | ETA to resolve.</w:t>
+      </w:r>
+    </w:p>
+    <w:p>
+      <w:pPr>
+        <w:pStyle w:val="ListBullet"/>
+        <w:spacing w:after="40"/>
+      </w:pPr>
+      <w:r>
+        <w:t>Slide 8 (Options): Three-column comparison table: Option | Cost | Timeline impact | Risk | Recommendation.</w:t>
+      </w:r>
+    </w:p>
+    <w:p>
+      <w:pPr>
+        <w:spacing w:after="40"/>
+      </w:pPr>
       <w:r>
         <w:rPr>
           <w:i/>
         </w:rPr>
-        <w:t>When to use: A problem has appeared, you've investigated, and you know the root cause.</w:t>
-      </w:r>
-    </w:p>
-    <w:p>
-      <w:r>
-        <w:t>Governing thought: [Problem] is caused by [root cause], which means [implication/action]</w:t>
-      </w:r>
-    </w:p>
-    <w:p>
-      <w:r>
-        <w:rPr>
-          <w:b/>
-        </w:rPr>
-        <w:t>Key-lines:</w:t>
-      </w:r>
-    </w:p>
-    <w:p>
-      <w:pPr>
-        <w:pStyle w:val="ListBullet"/>
-      </w:pPr>
-      <w:r>
-        <w:t>Problem — what's wrong and how big</w:t>
-      </w:r>
-    </w:p>
-    <w:p>
-      <w:pPr>
-        <w:pStyle w:val="ListBullet"/>
-      </w:pPr>
-      <w:r>
-        <w:t>Root cause — why it's happening</w:t>
-      </w:r>
-    </w:p>
-    <w:p>
-      <w:pPr>
-        <w:pStyle w:val="ListBullet"/>
-      </w:pPr>
-      <w:r>
-        <w:t>Implications — what happens next</w:t>
-      </w:r>
-    </w:p>
-    <w:p>
+        <w:t>End product: Reader sees where the project stands, what's slowing it, and what decision is required. Titles alone tell the story.</w:t>
+      </w:r>
+    </w:p>
+    <w:p>
+      <w:r>
+        <w:br w:type="page"/>
+      </w:r>
+    </w:p>
+    <w:p>
+      <w:pPr>
+        <w:pStyle w:val="Heading1"/>
+      </w:pPr>
+      <w:r>
+        <w:t>Format 2: Recommendation</w:t>
+      </w:r>
+    </w:p>
+    <w:p>
+      <w:pPr>
+        <w:spacing w:after="40"/>
+      </w:pPr>
+      <w:r>
+        <w:t>Use this when: You've completed analysis and you know what should happen. Reader needs convincing.</w:t>
+      </w:r>
+    </w:p>
+    <w:p>
+      <w:pPr>
+        <w:pStyle w:val="Heading2"/>
+      </w:pPr>
+      <w:r>
+        <w:t>Governing thought</w:t>
+      </w:r>
+    </w:p>
+    <w:p>
+      <w:pPr>
+        <w:spacing w:after="40"/>
+      </w:pPr>
       <w:r>
         <w:rPr>
           <w:i/>
         </w:rPr>
-        <w:t>Example (9 slides): Production line shortfall caused by legacy conveyor; replacement pays back in 5 months.</w:t>
-      </w:r>
-    </w:p>
-    <w:p/>
-    <w:p>
-      <w:pPr>
-        <w:pStyle w:val="Heading1"/>
-      </w:pPr>
-      <w:r>
-        <w:t>Template 4: Options Paper</w:t>
-      </w:r>
-    </w:p>
-    <w:p>
+        <w:t>"We should [do this specific thing] because [it solves the core problem and pays back in X timeframe]."</w:t>
+      </w:r>
+    </w:p>
+    <w:p>
+      <w:pPr>
+        <w:pStyle w:val="Heading2"/>
+      </w:pPr>
+      <w:r>
+        <w:t>Key-lines</w:t>
+      </w:r>
+    </w:p>
+    <w:p>
+      <w:pPr>
+        <w:pStyle w:val="ListBullet"/>
+        <w:spacing w:after="40"/>
+      </w:pPr>
+      <w:r>
+        <w:t>(1) Business case: Why it's worth doing</w:t>
+      </w:r>
+    </w:p>
+    <w:p>
+      <w:pPr>
+        <w:pStyle w:val="ListBullet"/>
+        <w:spacing w:after="40"/>
+      </w:pPr>
+      <w:r>
+        <w:t>(2) Why this path over alternatives</w:t>
+      </w:r>
+    </w:p>
+    <w:p>
+      <w:pPr>
+        <w:pStyle w:val="ListBullet"/>
+        <w:spacing w:after="40"/>
+      </w:pPr>
+      <w:r>
+        <w:t>(3) How we execute (timeline, cost, risk, resourcing)</w:t>
+      </w:r>
+    </w:p>
+    <w:p>
+      <w:pPr>
+        <w:pStyle w:val="Heading2"/>
+      </w:pPr>
+      <w:r>
+        <w:t>Full storyboard (12 slides)</w:t>
+      </w:r>
+    </w:p>
+    <w:p>
+      <w:pPr>
+        <w:pStyle w:val="ListBullet"/>
+        <w:spacing w:after="40"/>
+      </w:pPr>
+      <w:r>
+        <w:t>Slide 1 — Cover: Recommendation: Build In-House Analytics</w:t>
+      </w:r>
+    </w:p>
+    <w:p>
+      <w:pPr>
+        <w:pStyle w:val="ListBullet"/>
+        <w:spacing w:after="40"/>
+      </w:pPr>
+      <w:r>
+        <w:t>Slide 2 — Governing thought: "Build an in-house analytics team because it removes our advisory growth constraint and pays back in 16 months."</w:t>
+      </w:r>
+    </w:p>
+    <w:p>
+      <w:pPr>
+        <w:pStyle w:val="ListBullet"/>
+        <w:spacing w:after="40"/>
+      </w:pPr>
+      <w:r>
+        <w:t>Slide 3 — The constraint: Advisory revenue grew 30% in 2 years; we've hit subcontractor availability limits</w:t>
+      </w:r>
+    </w:p>
+    <w:p>
+      <w:pPr>
+        <w:pStyle w:val="ListBullet"/>
+        <w:spacing w:after="40"/>
+      </w:pPr>
+      <w:r>
+        <w:t>Slide 4 — Current state: Revenue capped; client pipeline growing but can't serve it</w:t>
+      </w:r>
+    </w:p>
+    <w:p>
+      <w:pPr>
+        <w:pStyle w:val="ListBullet"/>
+        <w:spacing w:after="40"/>
+      </w:pPr>
+      <w:r>
+        <w:t>Slide 5 — The opportunity: In-house team reaches cost parity with subcontracting in month 14</w:t>
+      </w:r>
+    </w:p>
+    <w:p>
+      <w:pPr>
+        <w:pStyle w:val="ListBullet"/>
+        <w:spacing w:after="40"/>
+      </w:pPr>
+      <w:r>
+        <w:t>Slide 6 — Financial model: Cost of hiring (salaries, benefits, ramp) vs. revenue lift</w:t>
+      </w:r>
+    </w:p>
+    <w:p>
+      <w:pPr>
+        <w:pStyle w:val="ListBullet"/>
+        <w:spacing w:after="40"/>
+      </w:pPr>
+      <w:r>
+        <w:t>Slide 7 — Team requirement: 6 junior analysts + 1 senior. Hiring timeline 9 months; ramp timeline 6 months</w:t>
+      </w:r>
+    </w:p>
+    <w:p>
+      <w:pPr>
+        <w:pStyle w:val="ListBullet"/>
+        <w:spacing w:after="40"/>
+      </w:pPr>
+      <w:r>
+        <w:t>Slide 8 — Alternative 1: Permanent subcontractor — keeps us dependent, doesn't build IP</w:t>
+      </w:r>
+    </w:p>
+    <w:p>
+      <w:pPr>
+        <w:pStyle w:val="ListBullet"/>
+        <w:spacing w:after="40"/>
+      </w:pPr>
+      <w:r>
+        <w:t>Slide 9 — Alternative 2: Acquire boutique analytics firm — capital intensive, integration risk</w:t>
+      </w:r>
+    </w:p>
+    <w:p>
+      <w:pPr>
+        <w:pStyle w:val="ListBullet"/>
+        <w:spacing w:after="40"/>
+      </w:pPr>
+      <w:r>
+        <w:t>Slide 10 — Why in-house wins: Removes dependency, builds IP, scales with demand</w:t>
+      </w:r>
+    </w:p>
+    <w:p>
+      <w:pPr>
+        <w:pStyle w:val="ListBullet"/>
+        <w:spacing w:after="40"/>
+      </w:pPr>
+      <w:r>
+        <w:t>Slide 11 — Execution roadmap: Q1 hiring, Q2–Q3 onboarding, Q4 production-ready</w:t>
+      </w:r>
+    </w:p>
+    <w:p>
+      <w:pPr>
+        <w:pStyle w:val="ListBullet"/>
+        <w:spacing w:after="40"/>
+      </w:pPr>
+      <w:r>
+        <w:t>Slide 12 — Recommendation: Approve £650k budget over 18 months; hire begins January</w:t>
+      </w:r>
+    </w:p>
+    <w:p>
+      <w:pPr>
+        <w:pStyle w:val="Heading2"/>
+      </w:pPr>
+      <w:r>
+        <w:t>Evidence specifications</w:t>
+      </w:r>
+    </w:p>
+    <w:p>
+      <w:pPr>
+        <w:pStyle w:val="ListBullet"/>
+        <w:spacing w:after="40"/>
+      </w:pPr>
+      <w:r>
+        <w:t>Slide 4 (Pipeline growth): Line chart. X-axis = quarters (last 8). Y-axis = revenue (pipeline + delivered). Show divergence between pipeline and delivered capacity.</w:t>
+      </w:r>
+    </w:p>
+    <w:p>
+      <w:pPr>
+        <w:pStyle w:val="ListBullet"/>
+        <w:spacing w:after="40"/>
+      </w:pPr>
+      <w:r>
+        <w:t>Slide 5 (Cost parity): Cost curve for in-house team vs. subcontractor rates. Cross-over point highlighted.</w:t>
+      </w:r>
+    </w:p>
+    <w:p>
+      <w:pPr>
+        <w:pStyle w:val="ListBullet"/>
+        <w:spacing w:after="40"/>
+      </w:pPr>
+      <w:r>
+        <w:t>Slide 6 (Financial model): Waterfall or stacked bar. Y1 costs (hiring, ramp). Y1–Y3 revenue. Show cumulative payback timeline.</w:t>
+      </w:r>
+    </w:p>
+    <w:p>
+      <w:pPr>
+        <w:pStyle w:val="ListBullet"/>
+        <w:spacing w:after="40"/>
+      </w:pPr>
+      <w:r>
+        <w:t>Slide 8–9 (Alternatives): Three-way comparison table: Alternative | Cost | Timeline | Risk | Why not.</w:t>
+      </w:r>
+    </w:p>
+    <w:p>
+      <w:pPr>
+        <w:pStyle w:val="ListBullet"/>
+        <w:spacing w:after="40"/>
+      </w:pPr>
+      <w:r>
+        <w:t>Slide 11 (Roadmap): Timeline or Gantt. Show hiring, onboarding, milestones (first project, training complete, production).</w:t>
+      </w:r>
+    </w:p>
+    <w:p>
+      <w:pPr>
+        <w:spacing w:after="40"/>
+      </w:pPr>
       <w:r>
         <w:rPr>
           <w:i/>
         </w:rPr>
-        <w:t>When to use: Decision requires evaluating multiple paths. Trade-offs matter.</w:t>
-      </w:r>
-    </w:p>
-    <w:p>
-      <w:r>
-        <w:t>Governing thought: We should choose [Option X] because [it best satisfies our decision criteria]</w:t>
-      </w:r>
-    </w:p>
-    <w:p>
-      <w:r>
-        <w:t>Key-lines: (1) Decision criteria; (2–4) Options 1, 2, 3; (5) Why Option X wins</w:t>
-      </w:r>
-    </w:p>
-    <w:p>
+        <w:t>End product: Reader is convinced that (a) the problem is real, (b) your solution works, (c) it's better than alternatives, and (d) you know how to execute.</w:t>
+      </w:r>
+    </w:p>
+    <w:p>
+      <w:r>
+        <w:br w:type="page"/>
+      </w:r>
+    </w:p>
+    <w:p>
+      <w:pPr>
+        <w:pStyle w:val="Heading1"/>
+      </w:pPr>
+      <w:r>
+        <w:t>Format 3: Diagnostic</w:t>
+      </w:r>
+    </w:p>
+    <w:p>
+      <w:pPr>
+        <w:spacing w:after="40"/>
+      </w:pPr>
+      <w:r>
+        <w:t>Use this when: A problem has appeared, you've investigated, and you know the root cause and what it means.</w:t>
+      </w:r>
+    </w:p>
+    <w:p>
+      <w:pPr>
+        <w:pStyle w:val="Heading2"/>
+      </w:pPr>
+      <w:r>
+        <w:t>Governing thought</w:t>
+      </w:r>
+    </w:p>
+    <w:p>
+      <w:pPr>
+        <w:spacing w:after="40"/>
+      </w:pPr>
       <w:r>
         <w:rPr>
           <w:i/>
         </w:rPr>
-        <w:t>Example (14 slides): Expand into Asia-Pacific via managed partnership model balances speed and capital.</w:t>
-      </w:r>
-    </w:p>
-    <w:p/>
-    <w:p>
-      <w:pPr>
-        <w:pStyle w:val="Heading1"/>
-      </w:pPr>
-      <w:r>
-        <w:t>Template 5: Strategic Plan</w:t>
-      </w:r>
-    </w:p>
-    <w:p>
+        <w:t>"[Problem] is caused by [root cause], which means [implication or required action]."</w:t>
+      </w:r>
+    </w:p>
+    <w:p>
+      <w:pPr>
+        <w:pStyle w:val="Heading2"/>
+      </w:pPr>
+      <w:r>
+        <w:t>Key-lines</w:t>
+      </w:r>
+    </w:p>
+    <w:p>
+      <w:pPr>
+        <w:pStyle w:val="ListBullet"/>
+        <w:spacing w:after="40"/>
+      </w:pPr>
+      <w:r>
+        <w:t>(1) The problem: What's wrong and how big</w:t>
+      </w:r>
+    </w:p>
+    <w:p>
+      <w:pPr>
+        <w:pStyle w:val="ListBullet"/>
+        <w:spacing w:after="40"/>
+      </w:pPr>
+      <w:r>
+        <w:t>(2) Root cause: Why it's happening</w:t>
+      </w:r>
+    </w:p>
+    <w:p>
+      <w:pPr>
+        <w:pStyle w:val="ListBullet"/>
+        <w:spacing w:after="40"/>
+      </w:pPr>
+      <w:r>
+        <w:t>(3) Implications: What happens next if not addressed</w:t>
+      </w:r>
+    </w:p>
+    <w:p>
+      <w:pPr>
+        <w:pStyle w:val="Heading2"/>
+      </w:pPr>
+      <w:r>
+        <w:t>Full storyboard (9 slides)</w:t>
+      </w:r>
+    </w:p>
+    <w:p>
+      <w:pPr>
+        <w:pStyle w:val="ListBullet"/>
+        <w:spacing w:after="40"/>
+      </w:pPr>
+      <w:r>
+        <w:t>Slide 1 — Cover: Diagnostic: Production Line Output Shortfall</w:t>
+      </w:r>
+    </w:p>
+    <w:p>
+      <w:pPr>
+        <w:pStyle w:val="ListBullet"/>
+        <w:spacing w:after="40"/>
+      </w:pPr>
+      <w:r>
+        <w:t>Slide 2 — Governing thought: "The 29% output shortfall is caused by the legacy conveyor, which requires £180k replacement."</w:t>
+      </w:r>
+    </w:p>
+    <w:p>
+      <w:pPr>
+        <w:pStyle w:val="ListBullet"/>
+        <w:spacing w:after="40"/>
+      </w:pPr>
+      <w:r>
+        <w:t>Slide 3 — The shortfall: 12,800 units below plan (29% variance); impact on Q3 revenue</w:t>
+      </w:r>
+    </w:p>
+    <w:p>
+      <w:pPr>
+        <w:pStyle w:val="ListBullet"/>
+        <w:spacing w:after="40"/>
+      </w:pPr>
+      <w:r>
+        <w:t>Slide 4 — Trend: Output variance over 12 months; when did it spike?</w:t>
+      </w:r>
+    </w:p>
+    <w:p>
+      <w:pPr>
+        <w:pStyle w:val="ListBullet"/>
+        <w:spacing w:after="40"/>
+      </w:pPr>
+      <w:r>
+        <w:t>Slide 5 — Root cause diagnosis: Root cause tree. Primary cause = conveyor downtime (60% of variance). Secondary = operator inexperience (3% variance).</w:t>
+      </w:r>
+    </w:p>
+    <w:p>
+      <w:pPr>
+        <w:pStyle w:val="ListBullet"/>
+        <w:spacing w:after="40"/>
+      </w:pPr>
+      <w:r>
+        <w:t>Slide 6 — Conveyor analysis: Failure rate 60% above benchmark; maintenance cost trending up</w:t>
+      </w:r>
+    </w:p>
+    <w:p>
+      <w:pPr>
+        <w:pStyle w:val="ListBullet"/>
+        <w:spacing w:after="40"/>
+      </w:pPr>
+      <w:r>
+        <w:t>Slide 7 — Why legacy: Unit was excluded from capital project 2 years ago to save costs; now it's the binding constraint</w:t>
+      </w:r>
+    </w:p>
+    <w:p>
+      <w:pPr>
+        <w:pStyle w:val="ListBullet"/>
+        <w:spacing w:after="40"/>
+      </w:pPr>
+      <w:r>
+        <w:t>Slide 8 — Implication: Replacement at £180k pays back in 5 months from contribution margin; cost of inaction exceeds cost of fix</w:t>
+      </w:r>
+    </w:p>
+    <w:p>
+      <w:pPr>
+        <w:pStyle w:val="ListBullet"/>
+        <w:spacing w:after="40"/>
+      </w:pPr>
+      <w:r>
+        <w:t>Slide 9 — Recommendation: Approve £180k replacement; target installation week 4</w:t>
+      </w:r>
+    </w:p>
+    <w:p>
+      <w:pPr>
+        <w:pStyle w:val="Heading2"/>
+      </w:pPr>
+      <w:r>
+        <w:t>Evidence specifications</w:t>
+      </w:r>
+    </w:p>
+    <w:p>
+      <w:pPr>
+        <w:pStyle w:val="ListBullet"/>
+        <w:spacing w:after="40"/>
+      </w:pPr>
+      <w:r>
+        <w:t>Slide 3 (Shortfall): Variance chart. X-axis = weeks. Y-axis = units. Show plan vs. actual; shade variance.</w:t>
+      </w:r>
+    </w:p>
+    <w:p>
+      <w:pPr>
+        <w:pStyle w:val="ListBullet"/>
+        <w:spacing w:after="40"/>
+      </w:pPr>
+      <w:r>
+        <w:t>Slide 5 (Root cause tree): Fishbone or decomposition diagram. Primary cause = conveyor. Secondary = operator ramp, upstream supply. Show % contribution.</w:t>
+      </w:r>
+    </w:p>
+    <w:p>
+      <w:pPr>
+        <w:pStyle w:val="ListBullet"/>
+        <w:spacing w:after="40"/>
+      </w:pPr>
+      <w:r>
+        <w:t>Slide 6 (Conveyor): Two charts: (a) failure rate vs. benchmark, (b) maintenance cost trend.</w:t>
+      </w:r>
+    </w:p>
+    <w:p>
+      <w:pPr>
+        <w:pStyle w:val="ListBullet"/>
+        <w:spacing w:after="40"/>
+      </w:pPr>
+      <w:r>
+        <w:t>Slide 8 (Payback): Simple calculation: £180k investment ÷ monthly contribution margin = 5 months. Show Q4 / Q1 impact.</w:t>
+      </w:r>
+    </w:p>
+    <w:p>
+      <w:pPr>
+        <w:spacing w:after="40"/>
+      </w:pPr>
       <w:r>
         <w:rPr>
           <w:i/>
         </w:rPr>
-        <w:t>When to use: Multi-year direction setting. Board/C-suite communication.</w:t>
-      </w:r>
-    </w:p>
-    <w:p>
-      <w:r>
-        <w:t>Governing thought: Our strategy for [period] is [vision] enabled by [3–5 strategic drivers]</w:t>
-      </w:r>
-    </w:p>
-    <w:p>
-      <w:r>
-        <w:t>Key-lines: Vision, Driver 1/2/3, Success metrics, Execution roadmap</w:t>
-      </w:r>
-    </w:p>
-    <w:p>
+        <w:t>End product: Reader understands the problem is specific (not a system-wide issue), the root cause is identified, and the cost of fixing it is less than the cost of living with it.</w:t>
+      </w:r>
+    </w:p>
+    <w:p>
+      <w:r>
+        <w:br w:type="page"/>
+      </w:r>
+    </w:p>
+    <w:p>
+      <w:pPr>
+        <w:pStyle w:val="Title"/>
+      </w:pPr>
+      <w:r>
+        <w:t>11. Evidence Guide: Exhibits and Specifications</w:t>
+      </w:r>
+    </w:p>
+    <w:p>
+      <w:pPr>
+        <w:spacing w:after="40"/>
+      </w:pPr>
+      <w:r>
+        <w:t>Exhibits are 90% of your deck. Text is 10%. This section tells you how to build the 90%.</w:t>
+      </w:r>
+    </w:p>
+    <w:p>
+      <w:pPr>
+        <w:pStyle w:val="Heading2"/>
+      </w:pPr>
+      <w:r>
+        <w:t>When to use which exhibit type</w:t>
+      </w:r>
+    </w:p>
+    <w:p>
+      <w:pPr>
+        <w:pStyle w:val="ListBullet"/>
+        <w:spacing w:after="40"/>
+      </w:pPr>
+      <w:r>
+        <w:t>Trend (line chart): Show change over time (revenue, cost, headcount, growth rate).</w:t>
+      </w:r>
+    </w:p>
+    <w:p>
+      <w:pPr>
+        <w:pStyle w:val="ListBullet"/>
+        <w:spacing w:after="40"/>
+      </w:pPr>
+      <w:r>
+        <w:t>Comparison (bar chart): Compare performance across categories (departments, regions, options).</w:t>
+      </w:r>
+    </w:p>
+    <w:p>
+      <w:pPr>
+        <w:pStyle w:val="ListBullet"/>
+        <w:spacing w:after="40"/>
+      </w:pPr>
+      <w:r>
+        <w:t>Composition (stacked bar, waterfall): Show how the whole breaks down (cost structure, profit build, resource allocation).</w:t>
+      </w:r>
+    </w:p>
+    <w:p>
+      <w:pPr>
+        <w:pStyle w:val="ListBullet"/>
+        <w:spacing w:after="40"/>
+      </w:pPr>
+      <w:r>
+        <w:t>Distribution (histogram, box plot): Show spread of outcomes (customer segments by revenue, project tasks by duration).</w:t>
+      </w:r>
+    </w:p>
+    <w:p>
+      <w:pPr>
+        <w:pStyle w:val="ListBullet"/>
+        <w:spacing w:after="40"/>
+      </w:pPr>
+      <w:r>
+        <w:t>Relationship (scatter plot): Show correlation between two variables (customer size vs. lifetime value, feature adoption vs. retention).</w:t>
+      </w:r>
+    </w:p>
+    <w:p>
+      <w:pPr>
+        <w:pStyle w:val="ListBullet"/>
+        <w:spacing w:after="40"/>
+      </w:pPr>
+      <w:r>
+        <w:t>Process (flowchart, swimlane): Show steps and dependencies (sales funnel, decision tree, implementation roadmap).</w:t>
+      </w:r>
+    </w:p>
+    <w:p>
+      <w:pPr>
+        <w:pStyle w:val="ListBullet"/>
+        <w:spacing w:after="40"/>
+      </w:pPr>
+      <w:r>
+        <w:t>Hierarchy (org chart, tree): Show structure and relationships (org structure, category taxonomy, decision hierarchy).</w:t>
+      </w:r>
+    </w:p>
+    <w:p>
+      <w:pPr>
+        <w:pStyle w:val="ListBullet"/>
+        <w:spacing w:after="40"/>
+      </w:pPr>
+      <w:r>
+        <w:t>Matrix (table): Show detailed data (comparison across 2+ dimensions, financial forecast, options scorecard).</w:t>
+      </w:r>
+    </w:p>
+    <w:p>
+      <w:pPr>
+        <w:pStyle w:val="Heading2"/>
+      </w:pPr>
+      <w:r>
+        <w:t>The 90/10 rule applied</w:t>
+      </w:r>
+    </w:p>
+    <w:p>
+      <w:pPr>
+        <w:spacing w:after="40"/>
+      </w:pPr>
+      <w:r>
+        <w:t>90% of the slide is the exhibit. 10% is supporting text.</w:t>
+      </w:r>
+    </w:p>
+    <w:p>
+      <w:pPr>
+        <w:spacing w:after="40"/>
+      </w:pPr>
+      <w:r>
+        <w:t>Rule: If your slide has more text than exhibit, something's wrong. Either:</w:t>
+      </w:r>
+    </w:p>
+    <w:p>
+      <w:pPr>
+        <w:pStyle w:val="ListBullet"/>
+        <w:spacing w:after="40"/>
+      </w:pPr>
+      <w:r>
+        <w:t>(a) The exhibit is not doing its job. Rebuild it to show the insight visually.</w:t>
+      </w:r>
+    </w:p>
+    <w:p>
+      <w:pPr>
+        <w:pStyle w:val="ListBullet"/>
+        <w:spacing w:after="40"/>
+      </w:pPr>
+      <w:r>
+        <w:t>(b) You're over-explaining. Remove text; let the title and exhibit speak.</w:t>
+      </w:r>
+    </w:p>
+    <w:p>
+      <w:pPr>
+        <w:pStyle w:val="ListBullet"/>
+        <w:spacing w:after="40"/>
+      </w:pPr>
+      <w:r>
+        <w:t>(c) You have two ideas in one slide. Split them.</w:t>
+      </w:r>
+    </w:p>
+    <w:p>
+      <w:pPr>
+        <w:pStyle w:val="Heading2"/>
+      </w:pPr>
+      <w:r>
+        <w:t>Title as assertion</w:t>
+      </w:r>
+    </w:p>
+    <w:p>
+      <w:pPr>
+        <w:spacing w:after="40"/>
+      </w:pPr>
+      <w:r>
+        <w:t>The title carries the insight. The exhibit proves it. The title is never "Revenue Forecast" — it's "Revenue reaches £100M by end of 2027 if churn improves to 5%."</w:t>
+      </w:r>
+    </w:p>
+    <w:p>
+      <w:pPr>
+        <w:spacing w:after="40"/>
+      </w:pPr>
+      <w:r>
+        <w:t>Read the title; understand the slide. No exhibit needed (though the exhibit backs it up).</w:t>
+      </w:r>
+    </w:p>
+    <w:p>
+      <w:pPr>
+        <w:pStyle w:val="Heading2"/>
+      </w:pPr>
+      <w:r>
+        <w:t>Common exhibit defects</w:t>
+      </w:r>
+    </w:p>
+    <w:p>
+      <w:pPr>
+        <w:pStyle w:val="ListBullet"/>
+        <w:spacing w:after="40"/>
+      </w:pPr>
+      <w:r>
+        <w:t>Too many lines on one chart → Split into two slides or use color/annotation to highlight key line.</w:t>
+      </w:r>
+    </w:p>
+    <w:p>
+      <w:pPr>
+        <w:pStyle w:val="ListBullet"/>
+        <w:spacing w:after="40"/>
+      </w:pPr>
+      <w:r>
+        <w:t>Data not labeled → Every axis needs a label. Use units. Currency? Percentage? Months?</w:t>
+      </w:r>
+    </w:p>
+    <w:p>
+      <w:pPr>
+        <w:pStyle w:val="ListBullet"/>
+        <w:spacing w:after="40"/>
+      </w:pPr>
+      <w:r>
+        <w:t>No benchmark or baseline → Comparison is meaningless without a reference point. Show "plan vs. actual" or "us vs. competitor."</w:t>
+      </w:r>
+    </w:p>
+    <w:p>
+      <w:pPr>
+        <w:pStyle w:val="ListBullet"/>
+        <w:spacing w:after="40"/>
+      </w:pPr>
+      <w:r>
+        <w:t>Chart type doesn't match the insight → Use the right chart for the question (trend = line, comparison = bar, composition = stacked bar).</w:t>
+      </w:r>
+    </w:p>
+    <w:p>
+      <w:pPr>
+        <w:pStyle w:val="ListBullet"/>
+        <w:spacing w:after="40"/>
+      </w:pPr>
+      <w:r>
+        <w:t>Too much detail for the audience → Executive decks show trends and outcomes; detail decks show components. Know your audience.</w:t>
+      </w:r>
+    </w:p>
+    <w:p>
+      <w:pPr>
+        <w:spacing w:after="40"/>
+      </w:pPr>
       <w:r>
         <w:rPr>
           <w:i/>
         </w:rPr>
-        <w:t>Example (15 slides): By 2030, become ecosystem leader in wellness through three drivers (expanded platform, partnerships, AI/ML).</w:t>
+        <w:t>Rule of thumb: If you can't tell the story in 10 seconds by looking at the exhibit + title, redesign it.</w:t>
       </w:r>
     </w:p>
     <w:p>
@@ -764,232 +4423,330 @@
         <w:pStyle w:val="Title"/>
       </w:pPr>
       <w:r>
-        <w:t>Section 3: Authoring Standards</w:t>
-      </w:r>
-    </w:p>
-    <w:p>
-      <w:r>
-        <w:t>These are the rules Copilot enforces when building your pyramid.</w:t>
-      </w:r>
-    </w:p>
-    <w:p>
-      <w:pPr>
-        <w:pStyle w:val="Heading1"/>
-      </w:pPr>
-      <w:r>
-        <w:t>Prime directives</w:t>
+        <w:t>12. Troubleshooting: Common Defects and Fixes</w:t>
+      </w:r>
+    </w:p>
+    <w:p>
+      <w:pPr>
+        <w:pStyle w:val="Heading2"/>
+      </w:pPr>
+      <w:r>
+        <w:t>Defect 1: Vague governing thought</w:t>
       </w:r>
     </w:p>
     <w:p>
       <w:pPr>
         <w:pStyle w:val="ListBullet"/>
-      </w:pPr>
-      <w:r>
-        <w:t>You are a structuring partner, not a stenographer — enforce the logic</w:t>
+        <w:spacing w:after="40"/>
+      </w:pPr>
+      <w:r>
+        <w:t>❌ "We should improve customer retention."</w:t>
       </w:r>
     </w:p>
     <w:p>
       <w:pPr>
         <w:pStyle w:val="ListBullet"/>
-      </w:pPr>
-      <w:r>
-        <w:t>The pyramid is a testing device — expose whether the thinking holds</w:t>
+        <w:spacing w:after="40"/>
+      </w:pPr>
+      <w:r>
+        <w:t>✅ "Reducing onboarding time to &lt;2 weeks improves 24-month retention by 25%, paying back in 8 months."</w:t>
       </w:r>
     </w:p>
     <w:p>
       <w:pPr>
         <w:pStyle w:val="ListBullet"/>
-      </w:pPr>
-      <w:r>
-        <w:t>Flag everything invented — mark with PLACEHOLDER, or state as inference</w:t>
+        <w:spacing w:after="40"/>
+      </w:pPr>
+      <w:r>
+        <w:t>Fix: Ask "so what?" at least three times. What happens because of this idea? What's the end product? What does the reader get?</w:t>
+      </w:r>
+    </w:p>
+    <w:p>
+      <w:pPr>
+        <w:pStyle w:val="Heading2"/>
+      </w:pPr>
+      <w:r>
+        <w:t>Defect 2: Illogical grouping</w:t>
       </w:r>
     </w:p>
     <w:p>
       <w:pPr>
         <w:pStyle w:val="ListBullet"/>
-      </w:pPr>
-      <w:r>
-        <w:t>Work stage-by-stage — stop for approval after each stage</w:t>
+        <w:spacing w:after="40"/>
+      </w:pPr>
+      <w:r>
+        <w:t>❌ Key line: "Hire engineers," "Improve sales," "Buy better servers." (Three unrelated things.)</w:t>
       </w:r>
     </w:p>
     <w:p>
       <w:pPr>
         <w:pStyle w:val="ListBullet"/>
-      </w:pPr>
-      <w:r>
-        <w:t>One question, one document — if two questions exist, propose two documents</w:t>
-      </w:r>
-    </w:p>
-    <w:p/>
-    <w:p>
-      <w:pPr>
-        <w:pStyle w:val="Heading1"/>
-      </w:pPr>
-      <w:r>
-        <w:t>The pyramid rules (enforced at every level)</w:t>
+        <w:spacing w:after="40"/>
+      </w:pPr>
+      <w:r>
+        <w:t>✅ Regroup: (1) Build capability (hire, train, tech). (2) Deploy it (improve sales, customer service). (3) Measure it (KPIs, dashboards).</w:t>
       </w:r>
     </w:p>
     <w:p>
       <w:pPr>
         <w:pStyle w:val="ListBullet"/>
-      </w:pPr>
-      <w:r>
-        <w:t>Each idea summarises (not restates) the ideas grouped below it</w:t>
+        <w:spacing w:after="40"/>
+      </w:pPr>
+      <w:r>
+        <w:t>Fix: Ask "what kind of idea is each?" Are they all operational changes? All investments? All risks? If mixed, regroup.</w:t>
+      </w:r>
+    </w:p>
+    <w:p>
+      <w:pPr>
+        <w:pStyle w:val="Heading2"/>
+      </w:pPr>
+      <w:r>
+        <w:t>Defect 3: No clear order</w:t>
       </w:r>
     </w:p>
     <w:p>
       <w:pPr>
         <w:pStyle w:val="ListBullet"/>
-      </w:pPr>
-      <w:r>
-        <w:t>Ideas in a grouping are the same kind of idea</w:t>
+        <w:spacing w:after="40"/>
+      </w:pPr>
+      <w:r>
+        <w:t>❌ Key line: "A, B, C" — but you can't explain why A comes before B.</w:t>
       </w:r>
     </w:p>
     <w:p>
       <w:pPr>
         <w:pStyle w:val="ListBullet"/>
-      </w:pPr>
-      <w:r>
-        <w:t>Each grouping runs in exactly one logical order (time, structure, or degree)</w:t>
-      </w:r>
-    </w:p>
-    <w:p/>
-    <w:p>
-      <w:pPr>
-        <w:pStyle w:val="Heading1"/>
-      </w:pPr>
-      <w:r>
-        <w:t>MECE discipline</w:t>
+        <w:spacing w:after="40"/>
+      </w:pPr>
+      <w:r>
+        <w:t>Fix: Name the order (time, structure, or degree). If you can't name it, regroup.</w:t>
+      </w:r>
+    </w:p>
+    <w:p>
+      <w:pPr>
+        <w:pStyle w:val="Heading2"/>
+      </w:pPr>
+      <w:r>
+        <w:t>Defect 4: Blank summary ("three reasons")</w:t>
       </w:r>
     </w:p>
     <w:p>
       <w:pPr>
         <w:pStyle w:val="ListBullet"/>
-      </w:pPr>
-      <w:r>
-        <w:t>No two items overlap; together they cover everything relevant</w:t>
+        <w:spacing w:after="40"/>
+      </w:pPr>
+      <w:r>
+        <w:t>❌ Key line: "There are three ways to improve margins." (Label. Doesn't say what the ways are or what they produce.)</w:t>
       </w:r>
     </w:p>
     <w:p>
       <w:pPr>
         <w:pStyle w:val="ListBullet"/>
-      </w:pPr>
-      <w:r>
-        <w:t>If a grouping cannot be made MECE, the thinking is incomplete — report it</w:t>
-      </w:r>
-    </w:p>
-    <w:p/>
-    <w:p>
-      <w:pPr>
-        <w:pStyle w:val="Heading1"/>
-      </w:pPr>
-      <w:r>
-        <w:t>The five authoring stages</w:t>
+        <w:spacing w:after="40"/>
+      </w:pPr>
+      <w:r>
+        <w:t>✅ Key line: "Gross margin improves by 400bps through supply-chain efficiency gains." (Says the effect.)</w:t>
       </w:r>
     </w:p>
     <w:p>
       <w:pPr>
         <w:pStyle w:val="ListBullet"/>
-      </w:pPr>
-      <w:r>
-        <w:t>Stage 1 — Frame: reader, decision, pattern, presence</w:t>
+        <w:spacing w:after="40"/>
+      </w:pPr>
+      <w:r>
+        <w:t>Fix: State what the grouping produces or implies. Not the label; the substance.</w:t>
+      </w:r>
+    </w:p>
+    <w:p>
+      <w:pPr>
+        <w:pStyle w:val="Heading2"/>
+      </w:pPr>
+      <w:r>
+        <w:t>Defect 5: Two questions in one document</w:t>
       </w:r>
     </w:p>
     <w:p>
       <w:pPr>
         <w:pStyle w:val="ListBullet"/>
-      </w:pPr>
-      <w:r>
-        <w:t>Stage 2 — SCQA: Situation, Complication, Question, Answer (governing thought)</w:t>
+        <w:spacing w:after="40"/>
+      </w:pPr>
+      <w:r>
+        <w:t>❌ Memo tries to answer "Should we hire more engineers?" and "Should we outsource support?" (Two questions.)</w:t>
       </w:r>
     </w:p>
     <w:p>
       <w:pPr>
         <w:pStyle w:val="ListBullet"/>
-      </w:pPr>
-      <w:r>
-        <w:t>Stage 3 — Build pyramid: top-down (answer known) or bottom-up (answer emerging)</w:t>
+        <w:spacing w:after="40"/>
+      </w:pPr>
+      <w:r>
+        <w:t>Fix: Write two documents. One question, one document.</w:t>
+      </w:r>
+    </w:p>
+    <w:p>
+      <w:pPr>
+        <w:pStyle w:val="Heading2"/>
+      </w:pPr>
+      <w:r>
+        <w:t>Defect 6: Passive voice</w:t>
       </w:r>
     </w:p>
     <w:p>
       <w:pPr>
         <w:pStyle w:val="ListBullet"/>
-      </w:pPr>
-      <w:r>
-        <w:t>Stage 4 — Pressure-test: state strongest objection to each key-line argument</w:t>
+        <w:spacing w:after="40"/>
+      </w:pPr>
+      <w:r>
+        <w:t>❌ "It is believed that margins will be improved through cost reduction."</w:t>
       </w:r>
     </w:p>
     <w:p>
       <w:pPr>
         <w:pStyle w:val="ListBullet"/>
-      </w:pPr>
-      <w:r>
-        <w:t>Stage 5 — Write: convert approved pyramid into prose/slides</w:t>
-      </w:r>
-    </w:p>
-    <w:p/>
-    <w:p>
-      <w:pPr>
-        <w:pStyle w:val="Heading1"/>
-      </w:pPr>
-      <w:r>
-        <w:t>Common defects Copilot catches</w:t>
+        <w:spacing w:after="40"/>
+      </w:pPr>
+      <w:r>
+        <w:t>✅ "We improve margins by 25% through supply-chain consolidation."</w:t>
       </w:r>
     </w:p>
     <w:p>
       <w:pPr>
         <w:pStyle w:val="ListBullet"/>
-      </w:pPr>
-      <w:r>
-        <w:t>Heading is a label (no verb) not an assertion</w:t>
+        <w:spacing w:after="40"/>
+      </w:pPr>
+      <w:r>
+        <w:t>Fix: Find the actor. Who does the thing? Make them the subject. Active voice.</w:t>
+      </w:r>
+    </w:p>
+    <w:p>
+      <w:pPr>
+        <w:pStyle w:val="Heading2"/>
+      </w:pPr>
+      <w:r>
+        <w:t>Defect 7: Too many key arguments (&gt;5)</w:t>
       </w:r>
     </w:p>
     <w:p>
       <w:pPr>
         <w:pStyle w:val="ListBullet"/>
-      </w:pPr>
-      <w:r>
-        <w:t>Summary is intellectually blank ("three reasons…")</w:t>
+        <w:spacing w:after="40"/>
+      </w:pPr>
+      <w:r>
+        <w:t>❌ Key line has seven bullet points.</w:t>
       </w:r>
     </w:p>
     <w:p>
       <w:pPr>
         <w:pStyle w:val="ListBullet"/>
-      </w:pPr>
-      <w:r>
-        <w:t>Action worded as activity, not end product</w:t>
+        <w:spacing w:after="40"/>
+      </w:pPr>
+      <w:r>
+        <w:t>Fix: Look for groupings. Do three of them belong under a higher-level umbrella? Nest them.</w:t>
+      </w:r>
+    </w:p>
+    <w:p>
+      <w:pPr>
+        <w:pStyle w:val="Heading2"/>
+      </w:pPr>
+      <w:r>
+        <w:t>Defect 8: MECE failure (overlap or gap)</w:t>
       </w:r>
     </w:p>
     <w:p>
       <w:pPr>
         <w:pStyle w:val="ListBullet"/>
-      </w:pPr>
-      <w:r>
-        <w:t>Grouping with no nameable order</w:t>
+        <w:spacing w:after="40"/>
+      </w:pPr>
+      <w:r>
+        <w:t>❌ "Hiring," "Training," "Retention" — but hiring and retention overlap (both involve keeping people).</w:t>
       </w:r>
     </w:p>
     <w:p>
       <w:pPr>
         <w:pStyle w:val="ListBullet"/>
-      </w:pPr>
-      <w:r>
-        <w:t>Before/so-that items mixed in one list</w:t>
+        <w:spacing w:after="40"/>
+      </w:pPr>
+      <w:r>
+        <w:t>✅ "Attract talent," "Develop talent," "Retain talent" (no overlap, covers the lifecycle).</w:t>
       </w:r>
     </w:p>
     <w:p>
       <w:pPr>
         <w:pStyle w:val="ListBullet"/>
-      </w:pPr>
-      <w:r>
-        <w:t>More than five items at key line</w:t>
+        <w:spacing w:after="40"/>
+      </w:pPr>
+      <w:r>
+        <w:t>Fix: Check for overlap (two items claiming the same territory) and gaps (obvious categories missing). Regroup to fix.</w:t>
+      </w:r>
+    </w:p>
+    <w:p>
+      <w:pPr>
+        <w:pStyle w:val="Heading2"/>
+      </w:pPr>
+      <w:r>
+        <w:t>Defect 9: Evidence in the SCQA</w:t>
       </w:r>
     </w:p>
     <w:p>
       <w:pPr>
         <w:pStyle w:val="ListBullet"/>
-      </w:pPr>
-      <w:r>
-        <w:t>Passive voice instead of active</w:t>
+        <w:spacing w:after="40"/>
+      </w:pPr>
+      <w:r>
+        <w:t>❌ SCQA includes: "Last year we grew 25% YoY because we invested in sales tools." (The "because" is evidence.)</w:t>
+      </w:r>
+    </w:p>
+    <w:p>
+      <w:pPr>
+        <w:pStyle w:val="ListBullet"/>
+        <w:spacing w:after="40"/>
+      </w:pPr>
+      <w:r>
+        <w:t>✅ SCQA: "We grew 25% YoY." (Fact, no proof required.) Body section: Explain why, with evidence.</w:t>
+      </w:r>
+    </w:p>
+    <w:p>
+      <w:pPr>
+        <w:pStyle w:val="ListBullet"/>
+        <w:spacing w:after="40"/>
+      </w:pPr>
+      <w:r>
+        <w:t>Fix: SCQA reminds the reader of what they already accept. Move proof to the body.</w:t>
+      </w:r>
+    </w:p>
+    <w:p>
+      <w:pPr>
+        <w:pStyle w:val="Heading2"/>
+      </w:pPr>
+      <w:r>
+        <w:t>Defect 10: Mixing deduction and induction</w:t>
+      </w:r>
+    </w:p>
+    <w:p>
+      <w:pPr>
+        <w:pStyle w:val="ListBullet"/>
+        <w:spacing w:after="40"/>
+      </w:pPr>
+      <w:r>
+        <w:t>❌ "Three steps improve retention: (1) Reduce onboarding time (inductive). (2) We tested this with segment B (deductive premise). (3) Results showed 15% improvement (deductive premise)." (Mixed.)</w:t>
+      </w:r>
+    </w:p>
+    <w:p>
+      <w:pPr>
+        <w:pStyle w:val="ListBullet"/>
+        <w:spacing w:after="40"/>
+      </w:pPr>
+      <w:r>
+        <w:t>✅ Inductive (preferred): "Three operational changes improve retention — reduce onboarding to &lt;2 weeks, assign dedicated support, upgrade infrastructure." (All parallel actions.)</w:t>
+      </w:r>
+    </w:p>
+    <w:p>
+      <w:pPr>
+        <w:pStyle w:val="ListBullet"/>
+        <w:spacing w:after="40"/>
+      </w:pPr>
+      <w:r>
+        <w:t>Fix: Choose induction (parallel items, all the same kind) or deduction (premises → conclusion). Don't mix.</w:t>
       </w:r>
     </w:p>
     <w:p>
@@ -1002,15 +4759,15 @@
         <w:pStyle w:val="Title"/>
       </w:pPr>
       <w:r>
-        <w:t>Section 4: Working Exemplar</w:t>
-      </w:r>
-    </w:p>
-    <w:p>
-      <w:pPr>
-        <w:pStyle w:val="Heading1"/>
-      </w:pPr>
-      <w:r>
-        <w:t>A real 15-slide deck: McKinsey Veterans Opportunity Program (Strategic Plan format)</w:t>
+        <w:t>13. Copilot Workflow and Integration</w:t>
+      </w:r>
+    </w:p>
+    <w:p>
+      <w:pPr>
+        <w:spacing w:after="40"/>
+      </w:pPr>
+      <w:r>
+        <w:t>How to use Copilot with this document.</w:t>
       </w:r>
     </w:p>
     <w:p>
@@ -1018,415 +4775,210 @@
         <w:pStyle w:val="Heading2"/>
       </w:pPr>
       <w:r>
-        <w:t>Slide 1 — Cover</w:t>
-      </w:r>
-    </w:p>
-    <w:p>
-      <w:r>
-        <w:t>McKinsey Veterans Opportunity Program | Expand Our Talent Pipeline</w:t>
-      </w:r>
-    </w:p>
-    <w:p>
-      <w:pPr>
-        <w:pStyle w:val="Heading2"/>
-      </w:pPr>
-      <w:r>
-        <w:t>Slide 2 — Governing Thought</w:t>
-      </w:r>
-    </w:p>
-    <w:p>
-      <w:r>
-        <w:t>We should launch a veterans recruitment program because it expands our talent pipeline 8% and strengthens client relationships through veteran-led consulting.</w:t>
-      </w:r>
-    </w:p>
-    <w:p>
-      <w:pPr>
-        <w:pStyle w:val="Heading2"/>
-      </w:pPr>
-      <w:r>
-        <w:t>Slide 3 — Context</w:t>
-      </w:r>
-    </w:p>
-    <w:p>
-      <w:r>
-        <w:t>Staffing growth outpaced recruitment 15% YoY; client demand for veteran consultants rising 12% CAGR.</w:t>
-      </w:r>
-    </w:p>
-    <w:p>
-      <w:pPr>
-        <w:pStyle w:val="Heading2"/>
-      </w:pPr>
-      <w:r>
-        <w:t>Slide 4 — Vision</w:t>
-      </w:r>
-    </w:p>
-    <w:p>
-      <w:r>
-        <w:t>By 2027, we recruit 500 veteran consultants (8% of hiring), with &gt;80% retention and 15%+ client preference lift.</w:t>
-      </w:r>
-    </w:p>
-    <w:p>
-      <w:pPr>
-        <w:pStyle w:val="Heading2"/>
-      </w:pPr>
-      <w:r>
-        <w:t>Slide 5 — Strategic Driver 1</w:t>
-      </w:r>
-    </w:p>
-    <w:p>
-      <w:r>
-        <w:t>Build a dedicated veterans pipeline: partnerships with military transition organizations, scholarships, accelerated onboarding.</w:t>
-      </w:r>
-    </w:p>
-    <w:p>
-      <w:pPr>
-        <w:pStyle w:val="Heading2"/>
-      </w:pPr>
-      <w:r>
-        <w:t>Slide 6 — Driver 1 Roadmap</w:t>
-      </w:r>
-    </w:p>
-    <w:p>
-      <w:r>
-        <w:t>Q3 2026 — Partner setup; Q4 2026 — First cohort (50 hires); Q1 2027 — Ramp (100+/month); Q2–Q3 2027 — Target 500.</w:t>
-      </w:r>
-    </w:p>
-    <w:p>
-      <w:pPr>
-        <w:pStyle w:val="Heading2"/>
-      </w:pPr>
-      <w:r>
-        <w:t>Slide 7 — Strategic Driver 2</w:t>
-      </w:r>
-    </w:p>
-    <w:p>
-      <w:r>
-        <w:t>Brand veteran expertise: create veteran-led projects and thought leadership to win client mandates.</w:t>
-      </w:r>
-    </w:p>
-    <w:p>
-      <w:pPr>
-        <w:pStyle w:val="Heading2"/>
-      </w:pPr>
-      <w:r>
-        <w:t>Slide 8 — Driver 2 Roadmap</w:t>
-      </w:r>
-    </w:p>
-    <w:p>
-      <w:r>
-        <w:t>Launch "Veteran-Led Solutions" practice; recruit 3 veteran partners by Q1 2027; target 20+ client wins by year-end.</w:t>
-      </w:r>
-    </w:p>
-    <w:p>
-      <w:pPr>
-        <w:pStyle w:val="Heading2"/>
-      </w:pPr>
-      <w:r>
-        <w:t>Slide 9 — Strategic Driver 3</w:t>
-      </w:r>
-    </w:p>
-    <w:p>
-      <w:r>
-        <w:t>Invest in veteran retention: mentorship, leadership development, and inclusive culture.</w:t>
-      </w:r>
-    </w:p>
-    <w:p>
-      <w:pPr>
-        <w:pStyle w:val="Heading2"/>
-      </w:pPr>
-      <w:r>
-        <w:t>Slide 10 — Driver 3 Roadmap</w:t>
-      </w:r>
-    </w:p>
-    <w:p>
-      <w:r>
-        <w:t>Q4 2026 — Mentor pairing; Q1 2027 — Leadership academy launch; ongoing cultural integration.</w:t>
-      </w:r>
-    </w:p>
-    <w:p>
-      <w:pPr>
-        <w:pStyle w:val="Heading2"/>
-      </w:pPr>
-      <w:r>
-        <w:t>Slide 11 — Success Metrics (KPIs)</w:t>
-      </w:r>
-    </w:p>
-    <w:p>
-      <w:r>
-        <w:t>Hiring: 500 by 2027 (8% of class). Retention: &gt;80% at 24-month mark. Client preference: 15%+ lift in mandate wins.</w:t>
-      </w:r>
-    </w:p>
-    <w:p>
-      <w:pPr>
-        <w:pStyle w:val="Heading2"/>
-      </w:pPr>
-      <w:r>
-        <w:t>Slide 12 — Financial Case</w:t>
-      </w:r>
-    </w:p>
-    <w:p>
-      <w:r>
-        <w:t>Program cost: £2.5M (scholarships, partners, mentorship). Revenue uplift: £18M (500 consultants × £36k/year billed rate). Payback: 1.7 years.</w:t>
-      </w:r>
-    </w:p>
-    <w:p>
-      <w:pPr>
-        <w:pStyle w:val="Heading2"/>
-      </w:pPr>
-      <w:r>
-        <w:t>Slide 13 — Competitive Advantage</w:t>
-      </w:r>
-    </w:p>
-    <w:p>
-      <w:r>
-        <w:t>First-mover in veteran consulting; client trust + veteran authenticity + cultural fit = differentiated talent + mandate wins.</w:t>
-      </w:r>
-    </w:p>
-    <w:p>
-      <w:pPr>
-        <w:pStyle w:val="Heading2"/>
-      </w:pPr>
-      <w:r>
-        <w:t>Slide 14 — Risk &amp; Mitigation</w:t>
-      </w:r>
-    </w:p>
-    <w:p>
-      <w:r>
-        <w:t>Retention risk: accelerated career path + mentorship. Integration risk: cultural onboarding program. Ramp risk: phased hiring with partner buffer.</w:t>
-      </w:r>
-    </w:p>
-    <w:p>
-      <w:pPr>
-        <w:pStyle w:val="Heading2"/>
-      </w:pPr>
-      <w:r>
-        <w:t>Slide 15 — Recommendation</w:t>
-      </w:r>
-    </w:p>
-    <w:p>
-      <w:r>
-        <w:t>Approve £2.5M program investment; launch Q3 2026; target 500 veteran hires by 2027.</w:t>
-      </w:r>
-    </w:p>
-    <w:p/>
-    <w:p>
+        <w:t>You describe your situation</w:t>
+      </w:r>
+    </w:p>
+    <w:p>
+      <w:pPr>
+        <w:spacing w:after="40"/>
+      </w:pPr>
       <w:r>
         <w:rPr>
           <w:i/>
         </w:rPr>
-        <w:t>This exemplar shows the full structure: cover → governing thought → context → vision → 3 drivers (each with roadmap) → metrics → financial case → competitive advantage → risks → recommendation. Notice the 90/10 rule: titles alone tell the story; details are exhibits.</w:t>
-      </w:r>
-    </w:p>
-    <w:p>
-      <w:r>
-        <w:br w:type="page"/>
-      </w:r>
-    </w:p>
-    <w:p>
-      <w:pPr>
-        <w:pStyle w:val="Title"/>
-      </w:pPr>
-      <w:r>
-        <w:t>Section 5: How to Use This with Copilot</w:t>
-      </w:r>
-    </w:p>
-    <w:p>
-      <w:pPr>
-        <w:pStyle w:val="Heading1"/>
-      </w:pPr>
-      <w:r>
-        <w:t>Brief Copilot</w:t>
-      </w:r>
-    </w:p>
-    <w:p>
-      <w:r>
-        <w:t>Describe your situation: "I need a [format]. Here's the context / data / problem. Choose the right format and build me a storyboard."</w:t>
-      </w:r>
-    </w:p>
-    <w:p/>
-    <w:p>
-      <w:pPr>
-        <w:pStyle w:val="Heading1"/>
-      </w:pPr>
-      <w:r>
-        <w:t>Copilot applies the selection guide, proposes a format, and builds the pyramid.</w:t>
-      </w:r>
-    </w:p>
-    <w:p>
-      <w:r>
-        <w:t>Copilot will:</w:t>
+        <w:t>"I need a Recommendation format. We're considering building an in-house analytics team. Here's our current state [context]. Help me build the case."</w:t>
+      </w:r>
+    </w:p>
+    <w:p>
+      <w:pPr>
+        <w:pStyle w:val="Heading2"/>
+      </w:pPr>
+      <w:r>
+        <w:t>Copilot reads this document, asks five clarifying questions</w:t>
       </w:r>
     </w:p>
     <w:p>
       <w:pPr>
         <w:pStyle w:val="ListBullet"/>
-      </w:pPr>
-      <w:r>
-        <w:t>Ask clarifying questions (reader, decision, presence)</w:t>
+        <w:spacing w:after="40"/>
+      </w:pPr>
+      <w:r>
+        <w:t>(1) Who is the reader, and what do they already believe?</w:t>
       </w:r>
     </w:p>
     <w:p>
       <w:pPr>
         <w:pStyle w:val="ListBullet"/>
-      </w:pPr>
-      <w:r>
-        <w:t>Build the SCQA (Situation, Complication, Question, Answer)</w:t>
+        <w:spacing w:after="40"/>
+      </w:pPr>
+      <w:r>
+        <w:t>(2) What decision do you want from them?</w:t>
       </w:r>
     </w:p>
     <w:p>
       <w:pPr>
         <w:pStyle w:val="ListBullet"/>
-      </w:pPr>
-      <w:r>
-        <w:t>Construct the pyramid (top-down or bottom-up)</w:t>
+        <w:spacing w:after="40"/>
+      </w:pPr>
+      <w:r>
+        <w:t>(3) What pattern is this (giving direction / seeking approval / explaining how / choosing)?</w:t>
       </w:r>
     </w:p>
     <w:p>
       <w:pPr>
         <w:pStyle w:val="ListBullet"/>
-      </w:pPr>
-      <w:r>
-        <w:t>Pressure-test each key-line argument</w:t>
+        <w:spacing w:after="40"/>
+      </w:pPr>
+      <w:r>
+        <w:t>(4) Will you be present or is this standalone?</w:t>
       </w:r>
     </w:p>
     <w:p>
       <w:pPr>
         <w:pStyle w:val="ListBullet"/>
-      </w:pPr>
-      <w:r>
-        <w:t>Present a storyboard (1–2 sentences per slide, in order)</w:t>
-      </w:r>
-    </w:p>
-    <w:p/>
-    <w:p>
-      <w:pPr>
-        <w:pStyle w:val="Heading1"/>
-      </w:pPr>
-      <w:r>
-        <w:t>Approve the storyboard</w:t>
-      </w:r>
-    </w:p>
-    <w:p>
-      <w:r>
-        <w:t>Review it slide-by-slide. Ask Copilot to adjust any argument, compress or expand a section, or swap evidence.</w:t>
-      </w:r>
-    </w:p>
-    <w:p/>
-    <w:p>
-      <w:pPr>
-        <w:pStyle w:val="Heading1"/>
-      </w:pPr>
-      <w:r>
-        <w:t>Copilot builds the deck</w:t>
-      </w:r>
-    </w:p>
-    <w:p>
-      <w:r>
-        <w:t>Once the storyboard is approved, Copilot generates full slide content:</w:t>
+        <w:spacing w:after="40"/>
+      </w:pPr>
+      <w:r>
+        <w:t>(5) Do you have the numbers, or should I use PLACEHOLDERs?</w:t>
+      </w:r>
+    </w:p>
+    <w:p>
+      <w:pPr>
+        <w:pStyle w:val="Heading2"/>
+      </w:pPr>
+      <w:r>
+        <w:t>Copilot builds your pyramid stage-by-stage</w:t>
       </w:r>
     </w:p>
     <w:p>
       <w:pPr>
         <w:pStyle w:val="ListBullet"/>
-      </w:pPr>
-      <w:r>
-        <w:t>Slide titles (assert the argument)</w:t>
+        <w:spacing w:after="40"/>
+      </w:pPr>
+      <w:r>
+        <w:t>Stage 1: Frames the question. You confirm.</w:t>
       </w:r>
     </w:p>
     <w:p>
       <w:pPr>
         <w:pStyle w:val="ListBullet"/>
-      </w:pPr>
-      <w:r>
-        <w:t>Slide content (90% exhibit, 10% text)</w:t>
+        <w:spacing w:after="40"/>
+      </w:pPr>
+      <w:r>
+        <w:t>Stage 2: Drafts SCQA and governing thought. You revise or confirm.</w:t>
       </w:r>
     </w:p>
     <w:p>
       <w:pPr>
         <w:pStyle w:val="ListBullet"/>
-      </w:pPr>
-      <w:r>
-        <w:t>Table/chart specs for you to populate with Barclays data</w:t>
-      </w:r>
-    </w:p>
-    <w:p/>
-    <w:p>
-      <w:pPr>
-        <w:pStyle w:val="Heading1"/>
-      </w:pPr>
-      <w:r>
-        <w:t>Add your data</w:t>
-      </w:r>
-    </w:p>
-    <w:p>
-      <w:r>
-        <w:t>The slides include placeholders like "PLACEHOLDER: Barclays Q3 revenue growth" — replace these with real data.</w:t>
-      </w:r>
-    </w:p>
-    <w:p/>
-    <w:p>
-      <w:pPr>
-        <w:pStyle w:val="Heading1"/>
-      </w:pPr>
-      <w:r>
-        <w:t>Key principles for Copilot</w:t>
+        <w:spacing w:after="40"/>
+      </w:pPr>
+      <w:r>
+        <w:t>Stage 3: Builds the pyramid. Audits it. Flags defects. You confirm.</w:t>
       </w:r>
     </w:p>
     <w:p>
       <w:pPr>
         <w:pStyle w:val="ListBullet"/>
-      </w:pPr>
-      <w:r>
-        <w:t>Always challenge vague governing thoughts — ask for the so-what, not the what</w:t>
+        <w:spacing w:after="40"/>
+      </w:pPr>
+      <w:r>
+        <w:t>Stage 4: Pressure-tests each argument. Suggests repairs. You decide.</w:t>
       </w:r>
     </w:p>
     <w:p>
       <w:pPr>
         <w:pStyle w:val="ListBullet"/>
-      </w:pPr>
-      <w:r>
-        <w:t>MECE is mandatory — if a grouping has overlap or gaps, flag it and stop</w:t>
+        <w:spacing w:after="40"/>
+      </w:pPr>
+      <w:r>
+        <w:t>Stage 5: Writes the full slides. Marks PLACEHOLDERs. Done.</w:t>
+      </w:r>
+    </w:p>
+    <w:p>
+      <w:pPr>
+        <w:pStyle w:val="Heading2"/>
+      </w:pPr>
+      <w:r>
+        <w:t>You populate with Barclays data</w:t>
+      </w:r>
+    </w:p>
+    <w:p>
+      <w:pPr>
+        <w:spacing w:after="40"/>
+      </w:pPr>
+      <w:r>
+        <w:t>Copilot provides slide specs (what data each exhibit needs). You fill in the PLACEHOLDERs with real numbers.</w:t>
+      </w:r>
+    </w:p>
+    <w:p>
+      <w:pPr>
+        <w:pStyle w:val="Heading2"/>
+      </w:pPr>
+      <w:r>
+        <w:t>Keys to success</w:t>
       </w:r>
     </w:p>
     <w:p>
       <w:pPr>
         <w:pStyle w:val="ListBullet"/>
-      </w:pPr>
-      <w:r>
-        <w:t>Every heading is an assertion (subject + verb) — labels are forbidden</w:t>
+        <w:spacing w:after="40"/>
+      </w:pPr>
+      <w:r>
+        <w:t>Approve each stage before moving to the next. Don't skip.</w:t>
       </w:r>
     </w:p>
     <w:p>
       <w:pPr>
         <w:pStyle w:val="ListBullet"/>
-      </w:pPr>
-      <w:r>
-        <w:t>Each summary states the effect or implication, never a blank descriptor</w:t>
+        <w:spacing w:after="40"/>
+      </w:pPr>
+      <w:r>
+        <w:t>If Copilot flags a defect, it's real. Fix it. Don't ask it to move forward with broken logic.</w:t>
       </w:r>
     </w:p>
     <w:p>
       <w:pPr>
         <w:pStyle w:val="ListBullet"/>
-      </w:pPr>
-      <w:r>
-        <w:t>Aim for 3 key-line arguments; never more than 5</w:t>
-      </w:r>
-    </w:p>
-    <w:p>
-      <w:pPr>
-        <w:pStyle w:val="ListBullet"/>
-      </w:pPr>
-      <w:r>
-        <w:t>Mark all invented numbers or examples as PLACEHOLDER</w:t>
-      </w:r>
-    </w:p>
-    <w:p/>
-    <w:p>
+        <w:spacing w:after="40"/>
+      </w:pPr>
+      <w:r>
+        <w:t>Pressure-test ruthlessly at Stage 4. A weak argument caught there costs nothing. Caught by your audience, it costs everything.</w:t>
+      </w:r>
+    </w:p>
+    <w:p>
+      <w:pPr>
+        <w:spacing w:after="40"/>
+      </w:pPr>
       <w:r>
         <w:rPr>
           <w:i/>
         </w:rPr>
-        <w:t>End of document.</w:t>
+        <w:t>This document is your contract with Copilot. Both of you follow it. That's how you execute correctly.</w:t>
+      </w:r>
+    </w:p>
+    <w:p>
+      <w:r>
+        <w:br w:type="page"/>
+      </w:r>
+    </w:p>
+    <w:p>
+      <w:pPr>
+        <w:spacing w:after="40"/>
+      </w:pPr>
+      <w:r>
+        <w:rPr>
+          <w:i/>
+        </w:rPr>
+        <w:t>End of reference manual.</w:t>
+      </w:r>
+    </w:p>
+    <w:p>
+      <w:pPr>
+        <w:spacing w:after="40"/>
+      </w:pPr>
+      <w:r>
+        <w:t>Version 2.0, August 2026. ~12,000 words. Minto-standard rigor.</w:t>
       </w:r>
     </w:p>
     <w:sectPr>

--- a/Pyramid_Methods_Comprehensive_Final.docx
+++ b/Pyramid_Methods_Comprehensive_Final.docx
@@ -4979,6 +4979,967 @@
       </w:pPr>
       <w:r>
         <w:t>Version 2.0, August 2026. ~12,000 words. Minto-standard rigor.</w:t>
+      </w:r>
+    </w:p>
+    <w:p>
+      <w:r>
+        <w:br w:type="page"/>
+      </w:r>
+    </w:p>
+    <w:p>
+      <w:pPr>
+        <w:pStyle w:val="Title"/>
+      </w:pPr>
+      <w:r>
+        <w:t>14. Complete Worked Example: Fairy Food Mother</w:t>
+      </w:r>
+    </w:p>
+    <w:p>
+      <w:r>
+        <w:t>This section walks through all five stages using a real case: Fairy Food Mother, a proposition for JET (Deliveroo's UK food delivery brand). You will see the interview, the SCQA, the pyramid build, the pressure-test, and the storyboard output.</w:t>
+      </w:r>
+    </w:p>
+    <w:p>
+      <w:r>
+        <w:br w:type="page"/>
+      </w:r>
+    </w:p>
+    <w:p>
+      <w:pPr>
+        <w:pStyle w:val="Heading1"/>
+      </w:pPr>
+      <w:r>
+        <w:t>Stage 1: Frame — The Interview</w:t>
+      </w:r>
+    </w:p>
+    <w:p>
+      <w:r>
+        <w:t>The author (a product leader at JET) comes with raw thinking. We interview to establish the frame.</w:t>
+      </w:r>
+    </w:p>
+    <w:p>
+      <w:pPr>
+        <w:pStyle w:val="Heading2"/>
+      </w:pPr>
+      <w:r>
+        <w:t>Question 1: Who is the reader and what do they already believe?</w:t>
+      </w:r>
+    </w:p>
+    <w:p>
+      <w:r>
+        <w:rPr>
+          <w:i/>
+        </w:rPr>
+        <w:t>Interviewer: "Who will make the decision on this proposition?"</w:t>
+      </w:r>
+    </w:p>
+    <w:p>
+      <w:r>
+        <w:rPr>
+          <w:i/>
+        </w:rPr>
+        <w:t>"The Executive Committee at JET. They already know: (a) 45% of young family households are low-frequency, discount-dependent; (b) Prosus bought us to replicate the iFood playbook; (c) more discounting will not fix the retention problem."</w:t>
+      </w:r>
+    </w:p>
+    <w:p>
+      <w:pPr>
+        <w:pStyle w:val="Heading2"/>
+      </w:pPr>
+      <w:r>
+        <w:t>Question 2: What decision do you want from them?</w:t>
+      </w:r>
+    </w:p>
+    <w:p>
+      <w:r>
+        <w:rPr>
+          <w:i/>
+        </w:rPr>
+        <w:t>Interviewer: "What decision do you want them to make?"</w:t>
+      </w:r>
+    </w:p>
+    <w:p>
+      <w:r>
+        <w:rPr>
+          <w:i/>
+        </w:rPr>
+        <w:t>"Approve a 4-week smoke test. Set up family profiles, send a one-tap reorder push, measure whether the habit loop works."</w:t>
+      </w:r>
+    </w:p>
+    <w:p>
+      <w:pPr>
+        <w:pStyle w:val="Heading2"/>
+      </w:pPr>
+      <w:r>
+        <w:t>Question 3: Which pattern is this?</w:t>
+      </w:r>
+    </w:p>
+    <w:p>
+      <w:r>
+        <w:rPr>
+          <w:i/>
+        </w:rPr>
+        <w:t>Interviewer: "Of the four patterns — giving direction, seeking approval, explaining how, choosing — which is this?"</w:t>
+      </w:r>
+    </w:p>
+    <w:p>
+      <w:r>
+        <w:rPr>
+          <w:i/>
+        </w:rPr>
+        <w:t>"Seeking approval. We have a problem (low retention in Segment B). We have a solution (Fairy Food Mother). They need to approve the budget and the experiment."</w:t>
+      </w:r>
+    </w:p>
+    <w:p>
+      <w:pPr>
+        <w:pStyle w:val="Heading2"/>
+      </w:pPr>
+      <w:r>
+        <w:t>Question 4: Will you be present?</w:t>
+      </w:r>
+    </w:p>
+    <w:p>
+      <w:r>
+        <w:rPr>
+          <w:i/>
+        </w:rPr>
+        <w:t>Interviewer: "Will you present this, or is it a standalone document?"</w:t>
+      </w:r>
+    </w:p>
+    <w:p>
+      <w:r>
+        <w:rPr>
+          <w:i/>
+        </w:rPr>
+        <w:t>"I'll present it live. It's a 20-minute pitch at ExCo."</w:t>
+      </w:r>
+    </w:p>
+    <w:p>
+      <w:pPr>
+        <w:pStyle w:val="Heading2"/>
+      </w:pPr>
+      <w:r>
+        <w:t>Confirmed Frame</w:t>
+      </w:r>
+    </w:p>
+    <w:p>
+      <w:pPr>
+        <w:pStyle w:val="ListBullet"/>
+      </w:pPr>
+      <w:r>
+        <w:t>Reader: JET Executive Committee</w:t>
+      </w:r>
+    </w:p>
+    <w:p>
+      <w:pPr>
+        <w:pStyle w:val="ListBullet"/>
+      </w:pPr>
+      <w:r>
+        <w:t>Known context: Young families segment problem, Prosus mandate, discount ineffectiveness</w:t>
+      </w:r>
+    </w:p>
+    <w:p>
+      <w:pPr>
+        <w:pStyle w:val="ListBullet"/>
+      </w:pPr>
+      <w:r>
+        <w:t>Decision wanted: Approve 4-week smoke test</w:t>
+      </w:r>
+    </w:p>
+    <w:p>
+      <w:pPr>
+        <w:pStyle w:val="ListBullet"/>
+      </w:pPr>
+      <w:r>
+        <w:t>Pattern: Seeking Approval</w:t>
+      </w:r>
+    </w:p>
+    <w:p>
+      <w:pPr>
+        <w:pStyle w:val="ListBullet"/>
+      </w:pPr>
+      <w:r>
+        <w:t>Presence: Live 20-minute pitch</w:t>
+      </w:r>
+    </w:p>
+    <w:p>
+      <w:r>
+        <w:br w:type="page"/>
+      </w:r>
+    </w:p>
+    <w:p>
+      <w:pPr>
+        <w:pStyle w:val="Heading1"/>
+      </w:pPr>
+      <w:r>
+        <w:t>Stage 2: SCQA and Governing Thought</w:t>
+      </w:r>
+    </w:p>
+    <w:p>
+      <w:pPr>
+        <w:pStyle w:val="Heading2"/>
+      </w:pPr>
+      <w:r>
+        <w:t>Situation: What they already accept</w:t>
+      </w:r>
+    </w:p>
+    <w:p>
+      <w:r>
+        <w:rPr>
+          <w:i/>
+        </w:rPr>
+        <w:t>Draft: "JET is repositioning for profitability under Prosus ownership. Young families represent 45% of JET's customer base and generate £X annual revenue, but 42% 90-day retention and highest promotional spend per order make them margin-negative in the current model."</w:t>
+      </w:r>
+    </w:p>
+    <w:p>
+      <w:r>
+        <w:t>Test: Self-sufficient? (Yes. No prior sentence needed.) Noncontroversial? (Yes. ExCo already knows these metrics.)</w:t>
+      </w:r>
+    </w:p>
+    <w:p>
+      <w:pPr>
+        <w:pStyle w:val="Heading2"/>
+      </w:pPr>
+      <w:r>
+        <w:t>Complication: What changed or broke</w:t>
+      </w:r>
+    </w:p>
+    <w:p>
+      <w:r>
+        <w:rPr>
+          <w:i/>
+        </w:rPr>
+        <w:t>Draft: "Discounting has not improved retention. Despite the highest promotional spend of any segment, families respond to deals and then leave. More discounting will not fix a problem that is fundamentally about stress, time, and trust — not price."</w:t>
+      </w:r>
+    </w:p>
+    <w:p>
+      <w:r>
+        <w:t>Test: Does it start from Situation and create tension? (Yes. It shows why the current strategy is broken.) Does it require proof? (No. This is observable from the data they already have.)</w:t>
+      </w:r>
+    </w:p>
+    <w:p>
+      <w:pPr>
+        <w:pStyle w:val="Heading2"/>
+      </w:pPr>
+      <w:r>
+        <w:t>Question: The one question</w:t>
+      </w:r>
+    </w:p>
+    <w:p>
+      <w:r>
+        <w:rPr>
+          <w:i/>
+        </w:rPr>
+        <w:t>Draft: "How do we embed JET in young families' weekly food routines without discounting?"</w:t>
+      </w:r>
+    </w:p>
+    <w:p>
+      <w:r>
+        <w:t>Test: One question? (Yes. It's singular.) Does the Complication raise it? (Yes. If discounting doesn't work, the question becomes: what does?)</w:t>
+      </w:r>
+    </w:p>
+    <w:p>
+      <w:pPr>
+        <w:pStyle w:val="Heading2"/>
+      </w:pPr>
+      <w:r>
+        <w:t>Answer: Governing Thought</w:t>
+      </w:r>
+    </w:p>
+    <w:p>
+      <w:r>
+        <w:rPr>
+          <w:i/>
+        </w:rPr>
+        <w:t>Draft 1: "We should build an AI food assistant for families."</w:t>
+      </w:r>
+    </w:p>
+    <w:p>
+      <w:r>
+        <w:t>Analysis: This is a WHAT, not a SO-WHAT. It says what the idea is, not what it produces.</w:t>
+      </w:r>
+    </w:p>
+    <w:p/>
+    <w:p>
+      <w:r>
+        <w:rPr>
+          <w:i/>
+        </w:rPr>
+        <w:t>Draft 2: "We should launch Fairy Food Mother — an AI-powered food assistant that drives habit over discount dependency, converts 20% of Segment B, and generates £3.9M incremental annual revenue at lower promotional cost."</w:t>
+      </w:r>
+    </w:p>
+    <w:p>
+      <w:r>
+        <w:t>Analysis: This is better, but wordy. Let me distill.</w:t>
+      </w:r>
+    </w:p>
+    <w:p/>
+    <w:p>
+      <w:r>
+        <w:rPr>
+          <w:i/>
+        </w:rPr>
+        <w:t>Draft 3: "Launch Fairy Food Mother: a family food assistant that converts young families from discount-dependent to habit-driven, generating £3.9M annual revenue at 60%+ retention."</w:t>
+      </w:r>
+    </w:p>
+    <w:p>
+      <w:pPr>
+        <w:pStyle w:val="ListBullet"/>
+      </w:pPr>
+      <w:r>
+        <w:t>Word count: 20 words. ✓</w:t>
+      </w:r>
+    </w:p>
+    <w:p>
+      <w:pPr>
+        <w:pStyle w:val="ListBullet"/>
+      </w:pPr>
+      <w:r>
+        <w:t>Active voice (launch, convert): ✓</w:t>
+      </w:r>
+    </w:p>
+    <w:p>
+      <w:pPr>
+        <w:pStyle w:val="ListBullet"/>
+      </w:pPr>
+      <w:r>
+        <w:t>So-what (what it produces): ✓</w:t>
+      </w:r>
+    </w:p>
+    <w:p>
+      <w:pPr>
+        <w:pStyle w:val="ListBullet"/>
+      </w:pPr>
+      <w:r>
+        <w:t>Could ExCo say "no, that's false"?: ✓</w:t>
+      </w:r>
+    </w:p>
+    <w:p>
+      <w:pPr>
+        <w:pStyle w:val="Heading2"/>
+      </w:pPr>
+      <w:r>
+        <w:t>Tone Order</w:t>
+      </w:r>
+    </w:p>
+    <w:p>
+      <w:pPr>
+        <w:pStyle w:val="ListBullet"/>
+      </w:pPr>
+      <w:r>
+        <w:t>S-C-A (standard): Situation (they know the problem) → Complication (discounting doesn't work) → Answer (Fairy Food Mother). This is the default and works here.</w:t>
+      </w:r>
+    </w:p>
+    <w:p>
+      <w:pPr>
+        <w:pStyle w:val="Heading2"/>
+      </w:pPr>
+      <w:r>
+        <w:t>Approved SCQA and Governing Thought</w:t>
+      </w:r>
+    </w:p>
+    <w:p>
+      <w:pPr>
+        <w:pStyle w:val="ListBullet"/>
+      </w:pPr>
+      <w:r>
+        <w:t>Situation: "JET repositioned for profitability under Prosus. Young families: 45% of base, £X revenue, but 42% retention and highest promotional spend per order make them margin-negative."</w:t>
+      </w:r>
+    </w:p>
+    <w:p>
+      <w:pPr>
+        <w:pStyle w:val="ListBullet"/>
+      </w:pPr>
+      <w:r>
+        <w:t>Complication: "Discounting has not improved retention. Families respond to deals and leave. More discounting will not fix a problem rooted in stress, time, and trust — not price."</w:t>
+      </w:r>
+    </w:p>
+    <w:p>
+      <w:pPr>
+        <w:pStyle w:val="ListBullet"/>
+      </w:pPr>
+      <w:r>
+        <w:t>Question: "How do we embed JET in young families' weekly food routines without discounting?"</w:t>
+      </w:r>
+    </w:p>
+    <w:p>
+      <w:pPr>
+        <w:pStyle w:val="ListBullet"/>
+      </w:pPr>
+      <w:r>
+        <w:t>Answer: "Launch Fairy Food Mother: a family food assistant that converts young families from discount-dependent to habit-driven, generating £3.9M annual revenue at 60%+ retention."</w:t>
+      </w:r>
+    </w:p>
+    <w:p>
+      <w:r>
+        <w:br w:type="page"/>
+      </w:r>
+    </w:p>
+    <w:p>
+      <w:pPr>
+        <w:pStyle w:val="Heading1"/>
+      </w:pPr>
+      <w:r>
+        <w:t>Stage 3: Build the Pyramid</w:t>
+      </w:r>
+    </w:p>
+    <w:p>
+      <w:pPr>
+        <w:pStyle w:val="Heading2"/>
+      </w:pPr>
+      <w:r>
+        <w:t>Approach: Top-down (answer is known)</w:t>
+      </w:r>
+    </w:p>
+    <w:p>
+      <w:r>
+        <w:t>The author knows what they want (Fairy Food Mother) and why (it solves the retention problem). We build backward from the answer.</w:t>
+      </w:r>
+    </w:p>
+    <w:p>
+      <w:pPr>
+        <w:pStyle w:val="Heading2"/>
+      </w:pPr>
+      <w:r>
+        <w:t>Key question: Why is the governing thought true?</w:t>
+      </w:r>
+    </w:p>
+    <w:p>
+      <w:r>
+        <w:t>Answer: Three reasons why Fairy Food Mother converts Segment B and generates revenue.</w:t>
+      </w:r>
+    </w:p>
+    <w:p>
+      <w:pPr>
+        <w:pStyle w:val="Heading2"/>
+      </w:pPr>
+      <w:r>
+        <w:t>The Key Line (three arguments)</w:t>
+      </w:r>
+    </w:p>
+    <w:p>
+      <w:pPr>
+        <w:pStyle w:val="ListBullet"/>
+      </w:pPr>
+      <w:r>
+        <w:t>1. Desirable — Families have a real job (feed my family) evaluated on stress, time, and financial cost. Discounts move only one parameter. Fairy Food Mother competes on all three.</w:t>
+      </w:r>
+    </w:p>
+    <w:p>
+      <w:pPr>
+        <w:pStyle w:val="ListBullet"/>
+      </w:pPr>
+      <w:r>
+        <w:t>2. Feasible — V1 ships in 4–6 weeks on existing infrastructure. Long-term vision is AI-native and maps to the Prosus flywheel.</w:t>
+      </w:r>
+    </w:p>
+    <w:p>
+      <w:pPr>
+        <w:pStyle w:val="ListBullet"/>
+      </w:pPr>
+      <w:r>
+        <w:t>3. Viable — 2.4x revenue per converted customer, lower promotional cost, and a three-layer defensible moat (brand partnerships, data network effects, group-level strategic asset).</w:t>
+      </w:r>
+    </w:p>
+    <w:p>
+      <w:pPr>
+        <w:pStyle w:val="Heading2"/>
+      </w:pPr>
+      <w:r>
+        <w:t>Audit: Do these pass the pyramid rules?</w:t>
+      </w:r>
+    </w:p>
+    <w:p>
+      <w:pPr>
+        <w:pStyle w:val="ListBullet"/>
+      </w:pPr>
+      <w:r>
+        <w:t>Rule 1 (summary above groups below): Each key-line point summarises the evidence beneath it. ✓</w:t>
+      </w:r>
+    </w:p>
+    <w:p>
+      <w:pPr>
+        <w:pStyle w:val="ListBullet"/>
+      </w:pPr>
+      <w:r>
+        <w:t>Rule 2 (same kind of idea): All three are arguments for launching Fairy Food Mother. ✓</w:t>
+      </w:r>
+    </w:p>
+    <w:p>
+      <w:pPr>
+        <w:pStyle w:val="ListBullet"/>
+      </w:pPr>
+      <w:r>
+        <w:t>Rule 3 (one order): Degree order — ranked by strength. Desirable (customer need) &lt; Feasible (can we build it) &lt; Viable (does it make money). ✓</w:t>
+      </w:r>
+    </w:p>
+    <w:p>
+      <w:pPr>
+        <w:pStyle w:val="Heading2"/>
+      </w:pPr>
+      <w:r>
+        <w:t>Evidence beneath each key-line argument</w:t>
+      </w:r>
+    </w:p>
+    <w:p>
+      <w:r>
+        <w:t>Under "Desirable":</w:t>
+      </w:r>
+    </w:p>
+    <w:p>
+      <w:pPr>
+        <w:pStyle w:val="ListBullet"/>
+      </w:pPr>
+      <w:r>
+        <w:t>(a) Families evaluate against three parameters: stress, time, financial cost</w:t>
+      </w:r>
+    </w:p>
+    <w:p>
+      <w:pPr>
+        <w:pStyle w:val="ListBullet"/>
+      </w:pPr>
+      <w:r>
+        <w:t>(b) JET already wins on time vs. home cooking</w:t>
+      </w:r>
+    </w:p>
+    <w:p>
+      <w:pPr>
+        <w:pStyle w:val="ListBullet"/>
+      </w:pPr>
+      <w:r>
+        <w:t>(c) Fairy Food Mother removes browsing friction (time) + guilt (stress) + value anxiety (financial) in one proposition</w:t>
+      </w:r>
+    </w:p>
+    <w:p>
+      <w:r>
+        <w:t>Under "Feasible":</w:t>
+      </w:r>
+    </w:p>
+    <w:p>
+      <w:pPr>
+        <w:pStyle w:val="ListBullet"/>
+      </w:pPr>
+      <w:r>
+        <w:t>(a) V1 (4–6 weeks): Saved profile, auto-populated, one-tap trigger</w:t>
+      </w:r>
+    </w:p>
+    <w:p>
+      <w:pPr>
+        <w:pStyle w:val="ListBullet"/>
+      </w:pPr>
+      <w:r>
+        <w:t>(b) V2 (3–6 months): Joe Wicks certified bundles, Money Saving Expert endorsement</w:t>
+      </w:r>
+    </w:p>
+    <w:p>
+      <w:pPr>
+        <w:pStyle w:val="ListBullet"/>
+      </w:pPr>
+      <w:r>
+        <w:t>(c) Long-term: AI food chief of staff (calendar integration, fridge analysis, nutrition personalization) — maps to iFood flywheel</w:t>
+      </w:r>
+    </w:p>
+    <w:p>
+      <w:r>
+        <w:t>Under "Viable":</w:t>
+      </w:r>
+    </w:p>
+    <w:p>
+      <w:pPr>
+        <w:pStyle w:val="ListBullet"/>
+      </w:pPr>
+      <w:r>
+        <w:t>(a) Commercial case: 1.8x/month → 3.0x/month, AOV £22→£27, discount £6.50→£3.00, revenue per customer 2.4x</w:t>
+      </w:r>
+    </w:p>
+    <w:p>
+      <w:pPr>
+        <w:pStyle w:val="ListBullet"/>
+      </w:pPr>
+      <w:r>
+        <w:t>(b) 20% conversion of Segment B = £3.9M annual revenue at lower promotional cost</w:t>
+      </w:r>
+    </w:p>
+    <w:p>
+      <w:pPr>
+        <w:pStyle w:val="ListBullet"/>
+      </w:pPr>
+      <w:r>
+        <w:t>(c) Moat 1: Brand partnerships (Joe Wicks, MSE) — exclusive trust signals competitors can't replicate</w:t>
+      </w:r>
+    </w:p>
+    <w:p>
+      <w:pPr>
+        <w:pStyle w:val="ListBullet"/>
+      </w:pPr>
+      <w:r>
+        <w:t>(d) Moat 2: Data network effects — personalisation compounds, switching costs rise</w:t>
+      </w:r>
+    </w:p>
+    <w:p>
+      <w:pPr>
+        <w:pStyle w:val="ListBullet"/>
+      </w:pPr>
+      <w:r>
+        <w:t>(e) Moat 3: Group-level strategic asset — family food data feeds Prosus Large Commerce Model across portfolio</w:t>
+      </w:r>
+    </w:p>
+    <w:p>
+      <w:pPr>
+        <w:pStyle w:val="Heading2"/>
+      </w:pPr>
+      <w:r>
+        <w:t>Pyramid complete</w:t>
+      </w:r>
+    </w:p>
+    <w:p>
+      <w:pPr>
+        <w:pStyle w:val="ListBullet"/>
+      </w:pPr>
+      <w:r>
+        <w:t>Governing thought: Launch Fairy Food Mother</w:t>
+      </w:r>
+    </w:p>
+    <w:p>
+      <w:pPr>
+        <w:pStyle w:val="ListBullet"/>
+      </w:pPr>
+      <w:r>
+        <w:t>Key line: Desirable + Feasible + Viable</w:t>
+      </w:r>
+    </w:p>
+    <w:p>
+      <w:pPr>
+        <w:pStyle w:val="ListBullet"/>
+      </w:pPr>
+      <w:r>
+        <w:t>Evidence: 5 sub-points under Desirable; 3 under Feasible; 5 under Viable</w:t>
+      </w:r>
+    </w:p>
+    <w:p>
+      <w:r>
+        <w:br w:type="page"/>
+      </w:r>
+    </w:p>
+    <w:p>
+      <w:pPr>
+        <w:pStyle w:val="Heading1"/>
+      </w:pPr>
+      <w:r>
+        <w:t>Stage 4: Pressure-Test</w:t>
+      </w:r>
+    </w:p>
+    <w:p>
+      <w:pPr>
+        <w:pStyle w:val="Heading2"/>
+      </w:pPr>
+      <w:r>
+        <w:t>Strongest objections to each key-line argument</w:t>
+      </w:r>
+    </w:p>
+    <w:p>
+      <w:r>
+        <w:t>Objection to "Desirable":</w:t>
+      </w:r>
+    </w:p>
+    <w:p>
+      <w:r>
+        <w:rPr>
+          <w:i/>
+        </w:rPr>
+        <w:t>"Families are loyal to restaurants, not delivery platforms. Removing browsing friction doesn't matter if they don't want JET in the first place."</w:t>
+      </w:r>
+    </w:p>
+    <w:p>
+      <w:pPr>
+        <w:pStyle w:val="ListBullet"/>
+      </w:pPr>
+      <w:r>
+        <w:t>Counter: The evidence here is weak. Reframe: "JET wins on price and coverage. But within JET, families browse 40% longer than average. Removing friction to them is the first test of habit formation."</w:t>
+      </w:r>
+    </w:p>
+    <w:p>
+      <w:pPr>
+        <w:pStyle w:val="ListBullet"/>
+      </w:pPr>
+      <w:r>
+        <w:t>Repair: Add customer research data showing browsing friction as stated reason for abandonment, not brand preference.</w:t>
+      </w:r>
+    </w:p>
+    <w:p/>
+    <w:p>
+      <w:r>
+        <w:t>Objection to "Feasible":</w:t>
+      </w:r>
+    </w:p>
+    <w:p>
+      <w:r>
+        <w:rPr>
+          <w:i/>
+        </w:rPr>
+        <w:t>"4–6 weeks is unrealistic. And even if we ship V1, the Joe Wicks partnership takes 6+ months and £X in negotiation. Where does that budget come from?"</w:t>
+      </w:r>
+    </w:p>
+    <w:p>
+      <w:pPr>
+        <w:pStyle w:val="ListBullet"/>
+      </w:pPr>
+      <w:r>
+        <w:t>Counter: "V1 ships in 4–6 weeks. Joe Wicks partnership negotiates in parallel and is not a blocker for the smoke test. The smoke test measures whether the habit loop works; endorsements amplify it once proven."</w:t>
+      </w:r>
+    </w:p>
+    <w:p>
+      <w:pPr>
+        <w:pStyle w:val="ListBullet"/>
+      </w:pPr>
+      <w:r>
+        <w:t>Repair: This is sound. No change needed.</w:t>
+      </w:r>
+    </w:p>
+    <w:p/>
+    <w:p>
+      <w:r>
+        <w:t>Objection to "Viable":</w:t>
+      </w:r>
+    </w:p>
+    <w:p>
+      <w:r>
+        <w:rPr>
+          <w:i/>
+        </w:rPr>
+        <w:t>"2.4x revenue per converted customer assumes 20% conversion of Segment B. What if conversion is 5% instead? Does the math work?"</w:t>
+      </w:r>
+    </w:p>
+    <w:p>
+      <w:pPr>
+        <w:pStyle w:val="ListBullet"/>
+      </w:pPr>
+      <w:r>
+        <w:t>Counter: "Even at 5% conversion (6,750 customers), incremental revenue is £975k annually at lower promotional cost. The test measures conversion. If it's &lt;10%, we revisit before committing to partnerships."</w:t>
+      </w:r>
+    </w:p>
+    <w:p>
+      <w:pPr>
+        <w:pStyle w:val="ListBullet"/>
+      </w:pPr>
+      <w:r>
+        <w:t>Repair: This is the decision gate. Make it explicit in the ask.</w:t>
+      </w:r>
+    </w:p>
+    <w:p>
+      <w:pPr>
+        <w:pStyle w:val="Heading2"/>
+      </w:pPr>
+      <w:r>
+        <w:t>Least well evidenced argument</w:t>
+      </w:r>
+    </w:p>
+    <w:p>
+      <w:pPr>
+        <w:pStyle w:val="ListBullet"/>
+      </w:pPr>
+      <w:r>
+        <w:t>The moat — specifically Moat 2 (data network effects). We state it; we don't evidence it. What data backs up "switching costs compound over time"?</w:t>
+      </w:r>
+    </w:p>
+    <w:p>
+      <w:pPr>
+        <w:pStyle w:val="ListBullet"/>
+      </w:pPr>
+      <w:r>
+        <w:t>Repair: For the 20-minute pitch, the moat is table-stakes and not the decision driver. Focus proof on the conversion hypothesis (Desirable + Feasible). Moat can be lighter; it's the long-term hedge.</w:t>
+      </w:r>
+    </w:p>
+    <w:p>
+      <w:pPr>
+        <w:pStyle w:val="Heading2"/>
+      </w:pPr>
+      <w:r>
+        <w:t>Revised Key-Line</w:t>
+      </w:r>
+    </w:p>
+    <w:p>
+      <w:pPr>
+        <w:pStyle w:val="ListBullet"/>
+      </w:pPr>
+      <w:r>
+        <w:t>(No changes to the key-line itself. But sharpen the ask: "Approve a 4-week smoke test targeting Segment B. Decision gate at 90 days: if retention has not moved from 42% toward 60%+, revisit before committing to partnerships.")</w:t>
+      </w:r>
+    </w:p>
+    <w:p>
+      <w:r>
+        <w:br w:type="page"/>
+      </w:r>
+    </w:p>
+    <w:p>
+      <w:pPr>
+        <w:pStyle w:val="Heading1"/>
+      </w:pPr>
+      <w:r>
+        <w:t>Stage 5: Write — Storyboard Output</w:t>
+      </w:r>
+    </w:p>
+    <w:p>
+      <w:r>
+        <w:t>The pyramid is final. We write the 20-minute pitch as a storyboard. Each slide title is an assertion. Each slide is 90% exhibit, 10% text.</w:t>
+      </w:r>
+    </w:p>
+    <w:p>
+      <w:pPr>
+        <w:pStyle w:val="Heading2"/>
+      </w:pPr>
+      <w:r>
+        <w:t>Slide-by-slide storyboard (15 slides total)</w:t>
+      </w:r>
+    </w:p>
+    <w:p>
+      <w:pPr>
+        <w:pStyle w:val="ListBullet"/>
+      </w:pPr>
+      <w:r>
+        <w:t>1. Cover: Fairy Food Mother | Embedding JET in Weekly Family Food Routines</w:t>
+      </w:r>
+    </w:p>
+    <w:p>
+      <w:pPr>
+        <w:pStyle w:val="ListBullet"/>
+      </w:pPr>
+      <w:r>
+        <w:t>2. Governing thought: Launch Fairy Food Mother: convert young families from discount-dependent to habit-driven, generating £3.9M annual revenue at 60%+ retention</w:t>
+      </w:r>
+    </w:p>
+    <w:p>
+      <w:pPr>
+        <w:pStyle w:val="ListBullet"/>
+      </w:pPr>
+      <w:r>
+        <w:t>3. Segment B context: Young families: 45% of JET base, £X annual revenue, but 42% 90-day retention and highest promotional spend per order</w:t>
+      </w:r>
+    </w:p>
+    <w:p>
+      <w:pPr>
+        <w:pStyle w:val="ListBullet"/>
+      </w:pPr>
+      <w:r>
+        <w:t>4. The problem: Discounting has not improved retention. Families respond to deals and leave. Cost of acquisition and retention is unsustainable.</w:t>
+      </w:r>
+    </w:p>
+    <w:p>
+      <w:pPr>
+        <w:pStyle w:val="ListBullet"/>
+      </w:pPr>
+      <w:r>
+        <w:t>5. Why discounting fails: Families evaluate against three parameters: stress, time, cost. Discounting moves only price. The problem is stress and time.</w:t>
+      </w:r>
+    </w:p>
+    <w:p>
+      <w:pPr>
+        <w:pStyle w:val="ListBullet"/>
+      </w:pPr>
+      <w:r>
+        <w:t>6. The Desirable shift: Fairy Food Mother competes on all three: removes browsing friction (time), removes guilt about unhealthy options (stress), provides Money Saving Expert validation (cost confidence)</w:t>
+      </w:r>
+    </w:p>
+    <w:p>
+      <w:pPr>
+        <w:pStyle w:val="ListBullet"/>
+      </w:pPr>
+      <w:r>
+        <w:t>7. V1: What ships in 4–6 weeks: Saved family profile, auto-populated from order history. One-tap reorder trigger on their most frequent order day. Existing infrastructure.</w:t>
+      </w:r>
+    </w:p>
+    <w:p>
+      <w:pPr>
+        <w:pStyle w:val="ListBullet"/>
+      </w:pPr>
+      <w:r>
+        <w:t>8. V2: 3–6 months: Joe Wicks certified bundles. Money Saving Expert endorsed. Bundle programme with 10–20 pilot restaurant partners.</w:t>
+      </w:r>
+    </w:p>
+    <w:p>
+      <w:pPr>
+        <w:pStyle w:val="ListBullet"/>
+      </w:pPr>
+      <w:r>
+        <w:t>9. Long-term vision: AI food chief of staff: calendar integration, fridge photo analysis, proactive nutrition, personalised discovery. Maps to Prosus iFood flywheel.</w:t>
+      </w:r>
+    </w:p>
+    <w:p>
+      <w:pPr>
+        <w:pStyle w:val="ListBullet"/>
+      </w:pPr>
+      <w:r>
+        <w:t>10. Financial case: current state: Segment B today: 1.8x/month frequency, £22 AOV, £6.50 avg discount, £8.94 JET revenue per customer per month</w:t>
+      </w:r>
+    </w:p>
+    <w:p>
+      <w:pPr>
+        <w:pStyle w:val="ListBullet"/>
+      </w:pPr>
+      <w:r>
+        <w:t>11. Financial case: converted state: Target: 3.0x/month frequency, £27 AOV, £3.00 avg discount, £21.06 JET revenue per customer per month. 2.4x revenue lift.</w:t>
+      </w:r>
+    </w:p>
+    <w:p>
+      <w:pPr>
+        <w:pStyle w:val="ListBullet"/>
+      </w:pPr>
+      <w:r>
+        <w:t>12. Incremental revenue: 20% conversion of Segment B (27k customers) = £3.9M annual incremental revenue. Lower promotional cost.</w:t>
+      </w:r>
+    </w:p>
+    <w:p>
+      <w:pPr>
+        <w:pStyle w:val="ListBullet"/>
+      </w:pPr>
+      <w:r>
+        <w:t>13. Defensibility: three-layer moat: Moat 1: Joe Wicks + MSE partnerships lock exclusive trust signals. Moat 2: Data network effects compound personalisation. Moat 3: Family food data feeds Prosus Large Commerce Model.</w:t>
+      </w:r>
+    </w:p>
+    <w:p>
+      <w:pPr>
+        <w:pStyle w:val="ListBullet"/>
+      </w:pPr>
+      <w:r>
+        <w:t>14. The test: Approve 4-week smoke test: profile setup, push trigger, measure habit formation, conversion rate, time-to-order, 30-day frequency change.</w:t>
+      </w:r>
+    </w:p>
+    <w:p>
+      <w:pPr>
+        <w:pStyle w:val="ListBullet"/>
+      </w:pPr>
+      <w:r>
+        <w:t>15. Decision gate: If Segment B retention moves from 42% toward 60%+, proceed to partnerships and scale. If not, revisit before investment.</w:t>
+      </w:r>
+    </w:p>
+    <w:p/>
+    <w:p>
+      <w:r>
+        <w:rPr>
+          <w:i/>
+        </w:rPr>
+        <w:t>Each slide is 90% exhibit (chart, table, or mockup) and 10% text. Titles alone tell the story. Exhibits prove it.</w:t>
+      </w:r>
+    </w:p>
+    <w:p>
+      <w:r>
+        <w:br w:type="page"/>
+      </w:r>
+    </w:p>
+    <w:p>
+      <w:r>
+        <w:rPr>
+          <w:i/>
+        </w:rPr>
+        <w:t>This example shows the complete five-stage process. From Frame (interview) through Write (storyboard output), every rule from Parts 1–7 is applied. The pyramid tests the thinking, exposes gaps, and ensures that what reaches the Executive Committee is airtight.</w:t>
+      </w:r>
+    </w:p>
+    <w:p/>
+    <w:p>
+      <w:r>
+        <w:rPr>
+          <w:i/>
+        </w:rPr>
+        <w:t>HTML storyboard output: An interactive HTML file showing these 15 slides in the pyramid deck format (with styling, navigation, and exhibits rendered) is available on GitHub in the methods repository, named pyramid-deck-fairyfoodmother.html</w:t>
       </w:r>
     </w:p>
     <w:sectPr>

--- a/Pyramid_Methods_Comprehensive_Final.docx
+++ b/Pyramid_Methods_Comprehensive_Final.docx
@@ -7,31 +7,17 @@
         <w:pStyle w:val="Title"/>
       </w:pPr>
       <w:r>
-        <w:t>Pyramid Presentation Methodology</w:t>
+        <w:t>Pyramid Methodology for Barclays</w:t>
       </w:r>
     </w:p>
     <w:p>
-      <w:pPr>
-        <w:spacing w:after="40"/>
-      </w:pPr>
       <w:r>
-        <w:t>Complete Reference for Barclays: Minto-standard authoring, five presentation formats, evidence specifications, and troubleshooting.</w:t>
+        <w:t>Complete Reference Manual &amp; Copilot Execution Playbook</w:t>
       </w:r>
     </w:p>
     <w:p>
-      <w:pPr>
-        <w:spacing w:after="40"/>
-      </w:pPr>
       <w:r>
-        <w:t>August 2026 | Tough Minds, Tender Hearts</w:t>
-      </w:r>
-    </w:p>
-    <w:p>
-      <w:pPr>
-        <w:spacing w:after="40"/>
-      </w:pPr>
-      <w:r>
-        <w:t>Version 2.0: Comprehensive Edition — Thousands of words. Designed to make incorrect execution nearly impossible.</w:t>
+        <w:t>August 2026 · Tough Minds, Tender Hearts · Version 3.0</w:t>
       </w:r>
     </w:p>
     <w:p/>
@@ -40,133 +26,66 @@
         <w:pStyle w:val="Heading1"/>
       </w:pPr>
       <w:r>
-        <w:t>Contents</w:t>
+        <w:t>How to Use This Document</w:t>
       </w:r>
     </w:p>
     <w:p>
-      <w:pPr>
-        <w:pStyle w:val="ListBullet"/>
-        <w:spacing w:after="40"/>
-      </w:pPr>
       <w:r>
-        <w:t>1. Introduction: What This Is and How to Use It</w:t>
+        <w:t>This guide is two things simultaneously:</w:t>
       </w:r>
     </w:p>
     <w:p>
       <w:pPr>
         <w:pStyle w:val="ListBullet"/>
-        <w:spacing w:after="40"/>
       </w:pPr>
       <w:r>
-        <w:t>2. Prime Directives: The Five Non-Negotiables</w:t>
+        <w:t>A reference manual: Parts 1–7 define the rules. Parts 8–12 explain the five presentation formats, evidence specs, and troubleshooting.</w:t>
       </w:r>
     </w:p>
     <w:p>
       <w:pPr>
         <w:pStyle w:val="ListBullet"/>
-        <w:spacing w:after="40"/>
       </w:pPr>
       <w:r>
-        <w:t>3. Part 1: Define the Question Before Anything Else</w:t>
+        <w:t>An executable playbook: Part 13 is a step-by-step script Copilot follows to execute all five stages for your case. Fairy Food Mother is embedded as worked examples.</w:t>
+      </w:r>
+    </w:p>
+    <w:p/>
+    <w:p>
+      <w:r>
+        <w:t>To use it:</w:t>
       </w:r>
     </w:p>
     <w:p>
       <w:pPr>
         <w:pStyle w:val="ListBullet"/>
-        <w:spacing w:after="40"/>
       </w:pPr>
       <w:r>
-        <w:t>4. Part 2: SCQA — Constructing the Introduction</w:t>
+        <w:t>1. Paste this document (or Section 13) to Copilot</w:t>
       </w:r>
     </w:p>
     <w:p>
       <w:pPr>
         <w:pStyle w:val="ListBullet"/>
-        <w:spacing w:after="40"/>
       </w:pPr>
       <w:r>
-        <w:t>5. Part 3: Building the Pyramid</w:t>
+        <w:t>2. Brief Copilot with your situation (one paragraph minimum)</w:t>
       </w:r>
     </w:p>
     <w:p>
       <w:pPr>
         <w:pStyle w:val="ListBullet"/>
-        <w:spacing w:after="40"/>
       </w:pPr>
       <w:r>
-        <w:t>6. Part 4: Summarising — Where the Real Thinking Happens</w:t>
+        <w:t>3. Copilot follows the playbook, executes all five stages, and stops at each stage for your approval</w:t>
       </w:r>
     </w:p>
     <w:p>
       <w:pPr>
         <w:pStyle w:val="ListBullet"/>
-        <w:spacing w:after="40"/>
       </w:pPr>
       <w:r>
-        <w:t>7. Part 5: Writing the Document from the Pyramid</w:t>
-      </w:r>
-    </w:p>
-    <w:p>
-      <w:pPr>
-        <w:pStyle w:val="ListBullet"/>
-        <w:spacing w:after="40"/>
-      </w:pPr>
-      <w:r>
-        <w:t>8. Part 6: The Five-Stage Authoring Sequence</w:t>
-      </w:r>
-    </w:p>
-    <w:p>
-      <w:pPr>
-        <w:pStyle w:val="ListBullet"/>
-        <w:spacing w:after="40"/>
-      </w:pPr>
-      <w:r>
-        <w:t>9. Part 7: Lint Rules and Final Diagnostics</w:t>
-      </w:r>
-    </w:p>
-    <w:p>
-      <w:pPr>
-        <w:pStyle w:val="ListBullet"/>
-        <w:spacing w:after="40"/>
-      </w:pPr>
-      <w:r>
-        <w:t>10. Format Selection Guide and Decision Matrix</w:t>
-      </w:r>
-    </w:p>
-    <w:p>
-      <w:pPr>
-        <w:pStyle w:val="ListBullet"/>
-        <w:spacing w:after="40"/>
-      </w:pPr>
-      <w:r>
-        <w:t>11. Five Format Templates with Worked Examples</w:t>
-      </w:r>
-    </w:p>
-    <w:p>
-      <w:pPr>
-        <w:pStyle w:val="ListBullet"/>
-        <w:spacing w:after="40"/>
-      </w:pPr>
-      <w:r>
-        <w:t>12. Evidence Guide: Exhibits and Specifications</w:t>
-      </w:r>
-    </w:p>
-    <w:p>
-      <w:pPr>
-        <w:pStyle w:val="ListBullet"/>
-        <w:spacing w:after="40"/>
-      </w:pPr>
-      <w:r>
-        <w:t>13. Troubleshooting: Common Defects and Fixes</w:t>
-      </w:r>
-    </w:p>
-    <w:p>
-      <w:pPr>
-        <w:pStyle w:val="ListBullet"/>
-        <w:spacing w:after="40"/>
-      </w:pPr>
-      <w:r>
-        <w:t>14. Copilot Workflow and Integration</w:t>
+        <w:t>4. You get a complete pyramid + storyboard output</w:t>
       </w:r>
     </w:p>
     <w:p>
@@ -179,103 +98,191 @@
         <w:pStyle w:val="Title"/>
       </w:pPr>
       <w:r>
-        <w:t>1. Introduction: What This Is and How to Use It</w:t>
+        <w:t>Part 1–7: Reference Rules</w:t>
       </w:r>
     </w:p>
     <w:p>
-      <w:pPr>
-        <w:spacing w:after="40"/>
-      </w:pPr>
-      <w:r>
-        <w:t>This document is a complete reference manual for pyramid-structured presentations based on Barbara Minto's Pyramid Principle. It is built for teams working at Barclays who need to communicate complex ideas with clarity, logic, and persuasive force.</w:t>
-      </w:r>
-    </w:p>
-    <w:p>
-      <w:pPr>
-        <w:spacing w:after="40"/>
-      </w:pPr>
-      <w:r>
-        <w:t>The pyramid is not a format. It is a thinking device. It exposes whether your argument holds before you present it. Every slide, memo, and recommendation should pass the pyramid test: clear reader question, single governing thought, three to five key arguments, evidence beneath each.</w:t>
-      </w:r>
-    </w:p>
-    <w:p>
-      <w:pPr>
-        <w:pStyle w:val="Heading2"/>
-      </w:pPr>
-      <w:r>
-        <w:t>How to use this document</w:t>
-      </w:r>
-    </w:p>
-    <w:p>
-      <w:pPr>
-        <w:spacing w:after="40"/>
-      </w:pPr>
-      <w:r>
-        <w:t>Give this to Copilot + your brief. Copilot will:</w:t>
-      </w:r>
-    </w:p>
-    <w:p>
-      <w:pPr>
-        <w:pStyle w:val="ListBullet"/>
-        <w:spacing w:after="40"/>
-      </w:pPr>
-      <w:r>
-        <w:t>1. Read your situation and ask clarifying questions (Stage 1: Frame)</w:t>
-      </w:r>
-    </w:p>
-    <w:p>
-      <w:pPr>
-        <w:pStyle w:val="ListBullet"/>
-        <w:spacing w:after="40"/>
-      </w:pPr>
-      <w:r>
-        <w:t>2. Build your SCQA and governing thought (Stage 2)</w:t>
-      </w:r>
-    </w:p>
-    <w:p>
-      <w:pPr>
-        <w:pStyle w:val="ListBullet"/>
-        <w:spacing w:after="40"/>
-      </w:pPr>
-      <w:r>
-        <w:t>3. Construct the pyramid top-down or bottom-up (Stage 3)</w:t>
-      </w:r>
-    </w:p>
-    <w:p>
-      <w:pPr>
-        <w:pStyle w:val="ListBullet"/>
-        <w:spacing w:after="40"/>
-      </w:pPr>
-      <w:r>
-        <w:t>4. Pressure-test each key argument (Stage 4)</w:t>
-      </w:r>
-    </w:p>
-    <w:p>
-      <w:pPr>
-        <w:pStyle w:val="ListBullet"/>
-        <w:spacing w:after="40"/>
-      </w:pPr>
-      <w:r>
-        <w:t>5. Write the full slides or memo (Stage 5)</w:t>
-      </w:r>
-    </w:p>
-    <w:p>
-      <w:pPr>
-        <w:spacing w:after="40"/>
-      </w:pPr>
-      <w:r>
-        <w:t>You approve at each stage. At Stage 5, you get slides ready for your data.</w:t>
-      </w:r>
-    </w:p>
-    <w:p>
-      <w:pPr>
-        <w:spacing w:after="40"/>
-      </w:pPr>
       <w:r>
         <w:rPr>
           <w:i/>
         </w:rPr>
-        <w:t>This document enforces the logic at every step. If something breaks the rules, Copilot will flag it and stop, not hide it.</w:t>
+        <w:t>(The complete rules are in Section 2 of the comprehensive guide. This is a condensed version.)</w:t>
+      </w:r>
+    </w:p>
+    <w:p>
+      <w:pPr>
+        <w:pStyle w:val="Heading1"/>
+      </w:pPr>
+      <w:r>
+        <w:t>Prime Directives</w:t>
+      </w:r>
+    </w:p>
+    <w:p>
+      <w:pPr>
+        <w:pStyle w:val="ListBullet"/>
+      </w:pPr>
+      <w:r>
+        <w:t>(1) You are a structuring partner, not a stenographer.</w:t>
+      </w:r>
+    </w:p>
+    <w:p>
+      <w:pPr>
+        <w:pStyle w:val="ListBullet"/>
+      </w:pPr>
+      <w:r>
+        <w:t>(2) The pyramid is a testing device.</w:t>
+      </w:r>
+    </w:p>
+    <w:p>
+      <w:pPr>
+        <w:pStyle w:val="ListBullet"/>
+      </w:pPr>
+      <w:r>
+        <w:t>(3) Flag everything you invent (mark as PLACEHOLDER).</w:t>
+      </w:r>
+    </w:p>
+    <w:p>
+      <w:pPr>
+        <w:pStyle w:val="ListBullet"/>
+      </w:pPr>
+      <w:r>
+        <w:t>(4) Work stage-by-stage with explicit approval gates.</w:t>
+      </w:r>
+    </w:p>
+    <w:p>
+      <w:pPr>
+        <w:pStyle w:val="ListBullet"/>
+      </w:pPr>
+      <w:r>
+        <w:t>(5) One question, one document.</w:t>
+      </w:r>
+    </w:p>
+    <w:p>
+      <w:pPr>
+        <w:pStyle w:val="Heading1"/>
+      </w:pPr>
+      <w:r>
+        <w:t>The Three Pyramid Rules (enforced at every level)</w:t>
+      </w:r>
+    </w:p>
+    <w:p>
+      <w:pPr>
+        <w:pStyle w:val="ListBullet"/>
+      </w:pPr>
+      <w:r>
+        <w:t>Each idea summarises — not restates — the ideas grouped below it.</w:t>
+      </w:r>
+    </w:p>
+    <w:p>
+      <w:pPr>
+        <w:pStyle w:val="ListBullet"/>
+      </w:pPr>
+      <w:r>
+        <w:t>Ideas in a grouping are the same kind of idea.</w:t>
+      </w:r>
+    </w:p>
+    <w:p>
+      <w:pPr>
+        <w:pStyle w:val="ListBullet"/>
+      </w:pPr>
+      <w:r>
+        <w:t>Each grouping runs in exactly one logical order (time, structure, or degree).</w:t>
+      </w:r>
+    </w:p>
+    <w:p>
+      <w:pPr>
+        <w:pStyle w:val="Heading1"/>
+      </w:pPr>
+      <w:r>
+        <w:t>Governing Thought Test</w:t>
+      </w:r>
+    </w:p>
+    <w:p>
+      <w:pPr>
+        <w:pStyle w:val="ListBullet"/>
+      </w:pPr>
+      <w:r>
+        <w:t>Is it a SO-WHAT (what it produces) or a WHAT (what it is)?</w:t>
+      </w:r>
+    </w:p>
+    <w:p>
+      <w:pPr>
+        <w:pStyle w:val="ListBullet"/>
+      </w:pPr>
+      <w:r>
+        <w:t>Is it ≤25 words?</w:t>
+      </w:r>
+    </w:p>
+    <w:p>
+      <w:pPr>
+        <w:pStyle w:val="ListBullet"/>
+      </w:pPr>
+      <w:r>
+        <w:t>Active voice?</w:t>
+      </w:r>
+    </w:p>
+    <w:p>
+      <w:pPr>
+        <w:pStyle w:val="ListBullet"/>
+      </w:pPr>
+      <w:r>
+        <w:t>Could someone say "No, that's false"?</w:t>
+      </w:r>
+    </w:p>
+    <w:p>
+      <w:pPr>
+        <w:pStyle w:val="Heading1"/>
+      </w:pPr>
+      <w:r>
+        <w:t>MECE Discipline</w:t>
+      </w:r>
+    </w:p>
+    <w:p>
+      <w:pPr>
+        <w:pStyle w:val="ListBullet"/>
+      </w:pPr>
+      <w:r>
+        <w:t>No two items overlap; together they cover everything relevant.</w:t>
+      </w:r>
+    </w:p>
+    <w:p>
+      <w:pPr>
+        <w:pStyle w:val="ListBullet"/>
+      </w:pPr>
+      <w:r>
+        <w:t>If MECE fails, the thinking is incomplete.</w:t>
+      </w:r>
+    </w:p>
+    <w:p>
+      <w:pPr>
+        <w:pStyle w:val="Heading1"/>
+      </w:pPr>
+      <w:r>
+        <w:t>Summary Rule (where the real thinking happens)</w:t>
+      </w:r>
+    </w:p>
+    <w:p>
+      <w:pPr>
+        <w:pStyle w:val="ListBullet"/>
+      </w:pPr>
+      <w:r>
+        <w:t>Groupings of actions → state the END PRODUCT (what they produce), not the activity.</w:t>
+      </w:r>
+    </w:p>
+    <w:p>
+      <w:pPr>
+        <w:pStyle w:val="ListBullet"/>
+      </w:pPr>
+      <w:r>
+        <w:t>Groupings of situations → state what the SIMILARITY IMPLIES (the inductive leap).</w:t>
+      </w:r>
+    </w:p>
+    <w:p>
+      <w:pPr>
+        <w:pStyle w:val="ListBullet"/>
+      </w:pPr>
+      <w:r>
+        <w:t>Never state intellectually blank summaries like "three reasons" or "five changes."</w:t>
       </w:r>
     </w:p>
     <w:p>
@@ -288,143 +295,20 @@
         <w:pStyle w:val="Title"/>
       </w:pPr>
       <w:r>
-        <w:t>2. Prime Directives: The Five Non-Negotiables</w:t>
+        <w:t>Part 13: Executable Playbook — All Five Stages</w:t>
       </w:r>
     </w:p>
     <w:p>
-      <w:pPr>
-        <w:spacing w:after="40"/>
-      </w:pPr>
       <w:r>
-        <w:t>These are the five rules that hold the whole system together. They are not suggestions.</w:t>
+        <w:rPr>
+          <w:i/>
+        </w:rPr>
+        <w:t>This section is the script Copilot follows to execute the pyramid process for your case.</w:t>
       </w:r>
     </w:p>
     <w:p>
-      <w:pPr>
-        <w:pStyle w:val="Heading2"/>
-      </w:pPr>
       <w:r>
-        <w:t>Rule 1: You are a structuring partner, not a stenographer</w:t>
-      </w:r>
-    </w:p>
-    <w:p>
-      <w:pPr>
-        <w:spacing w:after="40"/>
-      </w:pPr>
-      <w:r>
-        <w:t>Your job is not to write down what you think. Your job is to think with rigour and expose whether the thinking is sound.</w:t>
-      </w:r>
-    </w:p>
-    <w:p>
-      <w:pPr>
-        <w:spacing w:after="40"/>
-      </w:pPr>
-      <w:r>
-        <w:t>When input breaks a rule — a vague governing thought, an illogical grouping, an unsupported claim — you challenge it. You do not prettify it and move on.</w:t>
-      </w:r>
-    </w:p>
-    <w:p>
-      <w:pPr>
-        <w:spacing w:after="40"/>
-      </w:pPr>
-      <w:r>
-        <w:t>Example: If someone says "We should hire an in-house team for five reasons," you stop. "Five reasons" is not an argument; it's an announcement. What actually happens when you hire that team? What does it produce? That is the argument.</w:t>
-      </w:r>
-    </w:p>
-    <w:p>
-      <w:pPr>
-        <w:pStyle w:val="Heading2"/>
-      </w:pPr>
-      <w:r>
-        <w:t>Rule 2: The pyramid is a testing device</w:t>
-      </w:r>
-    </w:p>
-    <w:p>
-      <w:pPr>
-        <w:spacing w:after="40"/>
-      </w:pPr>
-      <w:r>
-        <w:t>The pyramid exists to expose whether the thinking holds. The reader never sees it. You build it privately, pressure-test it, and only when it is sound do you write the document.</w:t>
-      </w:r>
-    </w:p>
-    <w:p>
-      <w:pPr>
-        <w:spacing w:after="40"/>
-      </w:pPr>
-      <w:r>
-        <w:t>A broken pyramid is a gift — it shows you the gap in your thinking before you embarrass yourself in front of the reader.</w:t>
-      </w:r>
-    </w:p>
-    <w:p>
-      <w:pPr>
-        <w:pStyle w:val="Heading2"/>
-      </w:pPr>
-      <w:r>
-        <w:t>Rule 3: Flag everything you invent</w:t>
-      </w:r>
-    </w:p>
-    <w:p>
-      <w:pPr>
-        <w:spacing w:after="40"/>
-      </w:pPr>
-      <w:r>
-        <w:t>Every fact, number, or example you supply is marked PLACEHOLDER or flagged as an inference ("This follows if X; confirm X").</w:t>
-      </w:r>
-    </w:p>
-    <w:p>
-      <w:pPr>
-        <w:spacing w:after="40"/>
-      </w:pPr>
-      <w:r>
-        <w:t>The author is responsible for facts. You are responsible for logic. When you must invent something to make the logic work (a placeholder revenue number, a hypothetical customer archetype), you mark it. The author replaces it with reality.</w:t>
-      </w:r>
-    </w:p>
-    <w:p>
-      <w:pPr>
-        <w:pStyle w:val="Heading2"/>
-      </w:pPr>
-      <w:r>
-        <w:t>Rule 4: Stage gates</w:t>
-      </w:r>
-    </w:p>
-    <w:p>
-      <w:pPr>
-        <w:spacing w:after="40"/>
-      </w:pPr>
-      <w:r>
-        <w:t>Work one stage at a time. Get explicit approval before moving to the next stage.</w:t>
-      </w:r>
-    </w:p>
-    <w:p>
-      <w:pPr>
-        <w:spacing w:after="40"/>
-      </w:pPr>
-      <w:r>
-        <w:t>Never draft prose before the pyramid is approved. Never build slides before the storyboard is approved. Stage gates prevent wasted work and catch logic errors early.</w:t>
-      </w:r>
-    </w:p>
-    <w:p>
-      <w:pPr>
-        <w:pStyle w:val="Heading2"/>
-      </w:pPr>
-      <w:r>
-        <w:t>Rule 5: One question, one document</w:t>
-      </w:r>
-    </w:p>
-    <w:p>
-      <w:pPr>
-        <w:spacing w:after="40"/>
-      </w:pPr>
-      <w:r>
-        <w:t>Every document answers one reader question. If you uncover two genuine questions, you propose two documents.</w:t>
-      </w:r>
-    </w:p>
-    <w:p>
-      <w:pPr>
-        <w:spacing w:after="40"/>
-      </w:pPr>
-      <w:r>
-        <w:t>Two questions in one document dilutes both. It forces the reader to hold competing threads. Split them.</w:t>
+        <w:t>Fairy Food Mother examples are embedded to show what each stage looks like in practice.</w:t>
       </w:r>
     </w:p>
     <w:p>
@@ -434,452 +318,168 @@
     </w:p>
     <w:p>
       <w:pPr>
-        <w:pStyle w:val="Title"/>
+        <w:pStyle w:val="Heading1"/>
       </w:pPr>
       <w:r>
-        <w:t>3. Part 1: Define the Question Before Anything Else</w:t>
+        <w:t>Stage 1: Frame — What Copilot Does</w:t>
       </w:r>
     </w:p>
     <w:p>
       <w:pPr>
-        <w:spacing w:after="40"/>
+        <w:pStyle w:val="Heading2"/>
       </w:pPr>
       <w:r>
-        <w:t>No pyramid can be built without a clear reader question. This is the hardest stage. Most people skip it and pay for it later.</w:t>
+        <w:t>Copilot's task</w:t>
       </w:r>
     </w:p>
     <w:p>
-      <w:pPr>
-        <w:pStyle w:val="Heading2"/>
-      </w:pPr>
       <w:r>
-        <w:t>Step 1: Identify the reader</w:t>
+        <w:t>You provide a minimal brief (one paragraph). Copilot infers the frame without asking unnecessary questions.</w:t>
       </w:r>
     </w:p>
     <w:p>
       <w:pPr>
-        <w:spacing w:after="40"/>
+        <w:pStyle w:val="Heading2"/>
       </w:pPr>
       <w:r>
-        <w:t>Who exactly? Not "the leadership team" — which person, what do they know, what do they believe?</w:t>
+        <w:t>What Copilot asks (minimally)</w:t>
       </w:r>
     </w:p>
     <w:p>
-      <w:pPr>
-        <w:spacing w:after="40"/>
-      </w:pPr>
       <w:r>
-        <w:t>Questions to ask:</w:t>
+        <w:t>Only if the brief is ambiguous:</w:t>
       </w:r>
     </w:p>
     <w:p>
       <w:pPr>
         <w:pStyle w:val="ListBullet"/>
-        <w:spacing w:after="40"/>
       </w:pPr>
       <w:r>
-        <w:t>What does the reader already know and accept? (If you can't name something they already believe, you have no Situation.)</w:t>
+        <w:t>Who specifically makes the decision? (name, role, what they already know)</w:t>
       </w:r>
     </w:p>
     <w:p>
       <w:pPr>
         <w:pStyle w:val="ListBullet"/>
-        <w:spacing w:after="40"/>
       </w:pPr>
       <w:r>
-        <w:t>What decision or action do you want from them?</w:t>
+        <w:t>What decision do you want from them? (approval, choice, direction)</w:t>
       </w:r>
     </w:p>
     <w:p>
       <w:pPr>
         <w:pStyle w:val="ListBullet"/>
-        <w:spacing w:after="40"/>
       </w:pPr>
       <w:r>
-        <w:t>Will you be present to walk them through, or is this standalone?</w:t>
+        <w:t>Will you present this live, or send it standalone?</w:t>
       </w:r>
     </w:p>
     <w:p>
       <w:pPr>
-        <w:pStyle w:val="ListBullet"/>
-        <w:spacing w:after="40"/>
+        <w:pStyle w:val="Heading2"/>
       </w:pPr>
       <w:r>
-        <w:t>Are they sceptical, neutral, or already leaning your way?</w:t>
+        <w:t>What Copilot infers automatically</w:t>
       </w:r>
     </w:p>
     <w:p>
       <w:pPr>
-        <w:pStyle w:val="Heading2"/>
+        <w:pStyle w:val="ListBullet"/>
       </w:pPr>
       <w:r>
-        <w:t>Step 2: Identify the pattern</w:t>
+        <w:t>The reader (from context or your brief)</w:t>
       </w:r>
     </w:p>
     <w:p>
       <w:pPr>
-        <w:spacing w:after="40"/>
+        <w:pStyle w:val="ListBullet"/>
       </w:pPr>
       <w:r>
-        <w:t>Nearly every business document answers one of four questions:</w:t>
-      </w:r>
-    </w:p>
-    <w:tbl>
-      <w:tblPr>
-        <w:tblStyle w:val="LightGrid-Accent1"/>
-        <w:tblW w:type="auto" w:w="0"/>
-        <w:tblLook w:firstColumn="1" w:firstRow="1" w:lastColumn="0" w:lastRow="0" w:noHBand="0" w:noVBand="1" w:val="04A0"/>
-      </w:tblPr>
-      <w:tblGrid>
-        <w:gridCol w:w="2160"/>
-        <w:gridCol w:w="2160"/>
-        <w:gridCol w:w="2160"/>
-        <w:gridCol w:w="2160"/>
-      </w:tblGrid>
-      <w:tr>
-        <w:tc>
-          <w:tcPr>
-            <w:tcW w:type="dxa" w:w="2160"/>
-          </w:tcPr>
-          <w:p>
-            <w:r>
-              <w:t>Pattern</w:t>
-            </w:r>
-          </w:p>
-        </w:tc>
-        <w:tc>
-          <w:tcPr>
-            <w:tcW w:type="dxa" w:w="2160"/>
-          </w:tcPr>
-          <w:p>
-            <w:r>
-              <w:t>Situation</w:t>
-            </w:r>
-          </w:p>
-        </w:tc>
-        <w:tc>
-          <w:tcPr>
-            <w:tcW w:type="dxa" w:w="2160"/>
-          </w:tcPr>
-          <w:p>
-            <w:r>
-              <w:t>Complication</w:t>
-            </w:r>
-          </w:p>
-        </w:tc>
-        <w:tc>
-          <w:tcPr>
-            <w:tcW w:type="dxa" w:w="2160"/>
-          </w:tcPr>
-          <w:p>
-            <w:r>
-              <w:t>Reader's Question</w:t>
-            </w:r>
-          </w:p>
-        </w:tc>
-      </w:tr>
-      <w:tr>
-        <w:tc>
-          <w:tcPr>
-            <w:tcW w:type="dxa" w:w="2160"/>
-          </w:tcPr>
-          <w:p>
-            <w:r>
-              <w:t>Giving direction</w:t>
-            </w:r>
-          </w:p>
-        </w:tc>
-        <w:tc>
-          <w:tcPr>
-            <w:tcW w:type="dxa" w:w="2160"/>
-          </w:tcPr>
-          <w:p>
-            <w:r>
-              <w:t>We want to do X</w:t>
-            </w:r>
-          </w:p>
-        </w:tc>
-        <w:tc>
-          <w:tcPr>
-            <w:tcW w:type="dxa" w:w="2160"/>
-          </w:tcPr>
-          <w:p>
-            <w:r>
-              <w:t>We need you to do Y</w:t>
-            </w:r>
-          </w:p>
-        </w:tc>
-        <w:tc>
-          <w:tcPr>
-            <w:tcW w:type="dxa" w:w="2160"/>
-          </w:tcPr>
-          <w:p>
-            <w:r>
-              <w:t>How?</w:t>
-            </w:r>
-          </w:p>
-        </w:tc>
-      </w:tr>
-      <w:tr>
-        <w:tc>
-          <w:tcPr>
-            <w:tcW w:type="dxa" w:w="2160"/>
-          </w:tcPr>
-          <w:p>
-            <w:r>
-              <w:t>Seeking approval</w:t>
-            </w:r>
-          </w:p>
-        </w:tc>
-        <w:tc>
-          <w:tcPr>
-            <w:tcW w:type="dxa" w:w="2160"/>
-          </w:tcPr>
-          <w:p>
-            <w:r>
-              <w:t>We have a problem</w:t>
-            </w:r>
-          </w:p>
-        </w:tc>
-        <w:tc>
-          <w:tcPr>
-            <w:tcW w:type="dxa" w:w="2160"/>
-          </w:tcPr>
-          <w:p>
-            <w:r>
-              <w:t>We have a solution costing £X</w:t>
-            </w:r>
-          </w:p>
-        </w:tc>
-        <w:tc>
-          <w:tcPr>
-            <w:tcW w:type="dxa" w:w="2160"/>
-          </w:tcPr>
-          <w:p>
-            <w:r>
-              <w:t>Should I approve?</w:t>
-            </w:r>
-          </w:p>
-        </w:tc>
-      </w:tr>
-      <w:tr>
-        <w:tc>
-          <w:tcPr>
-            <w:tcW w:type="dxa" w:w="2160"/>
-          </w:tcPr>
-          <w:p>
-            <w:r>
-              <w:t>Explaining how</w:t>
-            </w:r>
-          </w:p>
-        </w:tc>
-        <w:tc>
-          <w:tcPr>
-            <w:tcW w:type="dxa" w:w="2160"/>
-          </w:tcPr>
-          <w:p>
-            <w:r>
-              <w:t>The current system is X</w:t>
-            </w:r>
-          </w:p>
-        </w:tc>
-        <w:tc>
-          <w:tcPr>
-            <w:tcW w:type="dxa" w:w="2160"/>
-          </w:tcPr>
-          <w:p>
-            <w:r>
-              <w:t>It doesn't work as needed</w:t>
-            </w:r>
-          </w:p>
-        </w:tc>
-        <w:tc>
-          <w:tcPr>
-            <w:tcW w:type="dxa" w:w="2160"/>
-          </w:tcPr>
-          <w:p>
-            <w:r>
-              <w:t>How do we fix it?</w:t>
-            </w:r>
-          </w:p>
-        </w:tc>
-      </w:tr>
-      <w:tr>
-        <w:tc>
-          <w:tcPr>
-            <w:tcW w:type="dxa" w:w="2160"/>
-          </w:tcPr>
-          <w:p>
-            <w:r>
-              <w:t>Choosing</w:t>
-            </w:r>
-          </w:p>
-        </w:tc>
-        <w:tc>
-          <w:tcPr>
-            <w:tcW w:type="dxa" w:w="2160"/>
-          </w:tcPr>
-          <w:p>
-            <w:r>
-              <w:t>We want to do X</w:t>
-            </w:r>
-          </w:p>
-        </w:tc>
-        <w:tc>
-          <w:tcPr>
-            <w:tcW w:type="dxa" w:w="2160"/>
-          </w:tcPr>
-          <w:p>
-            <w:r>
-              <w:t>We have alternative routes</w:t>
-            </w:r>
-          </w:p>
-        </w:tc>
-        <w:tc>
-          <w:tcPr>
-            <w:tcW w:type="dxa" w:w="2160"/>
-          </w:tcPr>
-          <w:p>
-            <w:r>
-              <w:t>Which one?</w:t>
-            </w:r>
-          </w:p>
-        </w:tc>
-      </w:tr>
-    </w:tbl>
-    <w:p/>
-    <w:p>
-      <w:pPr>
-        <w:spacing w:after="40"/>
-      </w:pPr>
-      <w:r>
-        <w:t>Choose deliberately. The pattern shapes the entire pyramid. A "Should I approve?" pattern (Recommendation) is fundamentally different from a "Which one?" pattern (Options Paper). Get the pattern wrong, and the whole structure fails.</w:t>
+        <w:t>The pattern (giving direction / seeking approval / explaining how / choosing)</w:t>
       </w:r>
     </w:p>
     <w:p>
       <w:pPr>
-        <w:pStyle w:val="Heading2"/>
+        <w:pStyle w:val="ListBullet"/>
       </w:pPr>
       <w:r>
-        <w:t>Step 3: Craft the governing thought</w:t>
+        <w:t>Known context (what the reader already believes)</w:t>
       </w:r>
     </w:p>
     <w:p>
       <w:pPr>
-        <w:spacing w:after="40"/>
+        <w:pStyle w:val="Heading2"/>
       </w:pPr>
       <w:r>
-        <w:t>The governing thought is your answer to the reader's question, in one sentence, 25 words maximum, active voice.</w:t>
+        <w:t>Example: Fairy Food Mother</w:t>
       </w:r>
     </w:p>
     <w:p>
-      <w:pPr>
-        <w:spacing w:after="40"/>
-      </w:pPr>
       <w:r>
-        <w:t>This is where most people fail. They mistake the *what* for the *so-what*.</w:t>
+        <w:rPr>
+          <w:i/>
+        </w:rPr>
+        <w:t>User brief: "We have a young families segment that's low-frequency and discount-dependent. They represent 45% of our base but 42% 90-day retention. We think the problem isn't price — it's stress and time. We have an idea: an AI family food assistant called Fairy Food Mother that removes friction, eliminates guilt, and delivers external validation."</w:t>
+      </w:r>
+    </w:p>
+    <w:p/>
+    <w:p>
+      <w:r>
+        <w:t>Copilot infers (without asking):</w:t>
       </w:r>
     </w:p>
     <w:p>
       <w:pPr>
         <w:pStyle w:val="ListBullet"/>
-        <w:spacing w:after="40"/>
       </w:pPr>
       <w:r>
-        <w:t>❌ What (activity): "We analysed the pricing structure and identified three problems."</w:t>
+        <w:t>Reader: JET Executive Committee</w:t>
       </w:r>
     </w:p>
     <w:p>
       <w:pPr>
         <w:pStyle w:val="ListBullet"/>
-        <w:spacing w:after="40"/>
       </w:pPr>
       <w:r>
-        <w:t>✅ So-What (effect): "Cut the standard discount to 15% and margin recovers within two quarters."</w:t>
+        <w:t>Known context: Prosus ownership, profitability mandate, discount ineffectiveness</w:t>
       </w:r>
     </w:p>
     <w:p>
       <w:pPr>
-        <w:spacing w:after="40"/>
+        <w:pStyle w:val="ListBullet"/>
       </w:pPr>
       <w:r>
-        <w:t>The so-what is what happens because of your idea. It is the end product, not the activity.</w:t>
+        <w:t>Pattern: Seeking Approval (we have a problem, we have a solution)</w:t>
       </w:r>
     </w:p>
     <w:p>
       <w:pPr>
-        <w:spacing w:after="40"/>
+        <w:pStyle w:val="ListBullet"/>
       </w:pPr>
       <w:r>
-        <w:t>Test: Could a sceptical reader say "No, that's false"? If yes, it's an assertion (good). If the reader says "I don't understand what you're saying," it's too vague (rewrite).</w:t>
+        <w:t>Presence: (asks only if unclear)</w:t>
+      </w:r>
+    </w:p>
+    <w:p/>
+    <w:p>
+      <w:r>
+        <w:rPr>
+          <w:b/>
+        </w:rPr>
+        <w:t>Copilot presents the inferred frame for confirmation: "Is this right, or should I adjust?"</w:t>
       </w:r>
     </w:p>
     <w:p>
       <w:pPr>
-        <w:spacing w:after="40"/>
+        <w:pStyle w:val="Heading2"/>
       </w:pPr>
       <w:r>
-        <w:t>25-word limit. Count. If it needs more words, you haven't distilled the idea yet.</w:t>
+        <w:t>When Copilot stops</w:t>
       </w:r>
     </w:p>
     <w:p>
-      <w:pPr>
-        <w:pStyle w:val="Heading2"/>
-      </w:pPr>
       <w:r>
-        <w:t>Step 4: If the reader can't articulate the complication</w:t>
-      </w:r>
-    </w:p>
-    <w:p>
-      <w:pPr>
-        <w:spacing w:after="40"/>
-      </w:pPr>
-      <w:r>
-        <w:t>Run this sequence:</w:t>
-      </w:r>
-    </w:p>
-    <w:p>
-      <w:pPr>
-        <w:pStyle w:val="ListBullet"/>
-        <w:spacing w:after="40"/>
-      </w:pPr>
-      <w:r>
-        <w:t>What is the opening situation everyone agrees on? (e.g., "The widget division grew 30% last year.")</w:t>
-      </w:r>
-    </w:p>
-    <w:p>
-      <w:pPr>
-        <w:pStyle w:val="ListBullet"/>
-        <w:spacing w:after="40"/>
-      </w:pPr>
-      <w:r>
-        <w:t>What event disturbed it? (e.g., "The big customer scaled back orders by 40%.")</w:t>
-      </w:r>
-    </w:p>
-    <w:p>
-      <w:pPr>
-        <w:pStyle w:val="ListBullet"/>
-        <w:spacing w:after="40"/>
-      </w:pPr>
-      <w:r>
-        <w:t>What undesired result followed? (e.g., "Revenue flattened; we're carrying excess capacity.")</w:t>
-      </w:r>
-    </w:p>
-    <w:p>
-      <w:pPr>
-        <w:pStyle w:val="ListBullet"/>
-        <w:spacing w:after="40"/>
-      </w:pPr>
-      <w:r>
-        <w:t>What would the desired result look like? (e.g., "Utilisation above 85%, revenue growing again.")</w:t>
-      </w:r>
-    </w:p>
-    <w:p>
-      <w:pPr>
-        <w:spacing w:after="40"/>
-      </w:pPr>
-      <w:r>
-        <w:t>The gap between undesired and desired is the question. The last thing known before the gap is the complication.</w:t>
+        <w:t>After the user confirms (or revises) the frame. Copilot does NOT proceed to Stage 2 until approved.</w:t>
       </w:r>
     </w:p>
     <w:p>
@@ -889,26 +489,23 @@
     </w:p>
     <w:p>
       <w:pPr>
-        <w:pStyle w:val="Title"/>
+        <w:pStyle w:val="Heading1"/>
       </w:pPr>
       <w:r>
-        <w:t>4. Part 2: SCQA — Constructing the Introduction</w:t>
+        <w:t>Stage 2: SCQA and Governing Thought — What Copilot Does</w:t>
       </w:r>
     </w:p>
     <w:p>
       <w:pPr>
-        <w:spacing w:after="40"/>
+        <w:pStyle w:val="Heading2"/>
       </w:pPr>
       <w:r>
-        <w:t>SCQA stands for Situation, Complication, Question, Answer. It is the story that reminds the reader why they care.</w:t>
+        <w:t>Copilot's task</w:t>
       </w:r>
     </w:p>
     <w:p>
-      <w:pPr>
-        <w:spacing w:after="40"/>
-      </w:pPr>
       <w:r>
-        <w:t>The key rule: Nothing in the SCQA may require proof. Anything that does belongs in the body of the document.</w:t>
+        <w:t>Draft the SCQA and governing thought. Apply all tests. Challenge vague thinking. Present for approval.</w:t>
       </w:r>
     </w:p>
     <w:p>
@@ -916,115 +513,33 @@
         <w:pStyle w:val="Heading2"/>
       </w:pPr>
       <w:r>
-        <w:t>Situation: What the reader already agrees is true</w:t>
+        <w:t>How Copilot builds SCQA</w:t>
       </w:r>
     </w:p>
     <w:p>
-      <w:pPr>
-        <w:spacing w:after="40"/>
-      </w:pPr>
       <w:r>
-        <w:t>Tests:</w:t>
+        <w:t>From the user's brief, Copilot drafts:</w:t>
       </w:r>
     </w:p>
     <w:p>
       <w:pPr>
         <w:pStyle w:val="ListBullet"/>
-        <w:spacing w:after="40"/>
       </w:pPr>
       <w:r>
-        <w:t>Self-sufficient — needs no prior sentence</w:t>
+        <w:t>Situation: What the reader already accepts (noncontroversial, needs no proof)</w:t>
       </w:r>
     </w:p>
     <w:p>
       <w:pPr>
         <w:pStyle w:val="ListBullet"/>
-        <w:spacing w:after="40"/>
       </w:pPr>
       <w:r>
-        <w:t>Noncontroversial — the reader nods</w:t>
+        <w:t>Complication: What changed or broke (creates tension, forces the question)</w:t>
       </w:r>
     </w:p>
     <w:p>
       <w:pPr>
         <w:pStyle w:val="ListBullet"/>
-        <w:spacing w:after="40"/>
-      </w:pPr>
-      <w:r>
-        <w:t>Anchored in a specific time and place</w:t>
-      </w:r>
-    </w:p>
-    <w:p>
-      <w:pPr>
-        <w:spacing w:after="40"/>
-      </w:pPr>
-      <w:r>
-        <w:t>If no noncontroversial statement about the subject exists, the subject is probably wrong. Start over.</w:t>
-      </w:r>
-    </w:p>
-    <w:p>
-      <w:pPr>
-        <w:pStyle w:val="ListBullet"/>
-        <w:spacing w:after="40"/>
-      </w:pPr>
-      <w:r>
-        <w:t>❌ "The market is uncertain." (Too vague. What market? Uncertain how?)</w:t>
-      </w:r>
-    </w:p>
-    <w:p>
-      <w:pPr>
-        <w:pStyle w:val="ListBullet"/>
-        <w:spacing w:after="40"/>
-      </w:pPr>
-      <w:r>
-        <w:t>✅ "Barclays' SME lending grew 8% YoY in 2025, below the 12% market average."</w:t>
-      </w:r>
-    </w:p>
-    <w:p>
-      <w:pPr>
-        <w:pStyle w:val="Heading2"/>
-      </w:pPr>
-      <w:r>
-        <w:t>Complication: What changed or broke</w:t>
-      </w:r>
-    </w:p>
-    <w:p>
-      <w:pPr>
-        <w:spacing w:after="40"/>
-      </w:pPr>
-      <w:r>
-        <w:t>The Complication creates the tension that makes the reader ask the Question.</w:t>
-      </w:r>
-    </w:p>
-    <w:p>
-      <w:pPr>
-        <w:spacing w:after="40"/>
-      </w:pPr>
-      <w:r>
-        <w:t>It may be a problem, a change, a risk, or a constraint.</w:t>
-      </w:r>
-    </w:p>
-    <w:p>
-      <w:pPr>
-        <w:pStyle w:val="ListBullet"/>
-        <w:spacing w:after="40"/>
-      </w:pPr>
-      <w:r>
-        <w:t>❌ "We need to think about growth." (Not a complication; it's a topic.)</w:t>
-      </w:r>
-    </w:p>
-    <w:p>
-      <w:pPr>
-        <w:pStyle w:val="ListBullet"/>
-        <w:spacing w:after="40"/>
-      </w:pPr>
-      <w:r>
-        <w:t>✅ "The big customer, which represents 35% of revenue, is evaluating competing platforms."</w:t>
-      </w:r>
-    </w:p>
-    <w:p>
-      <w:pPr>
-        <w:pStyle w:val="Heading2"/>
       </w:pPr>
       <w:r>
         <w:t>Question: The one question the Complication raises</w:t>
@@ -1032,104 +547,196 @@
     </w:p>
     <w:p>
       <w:pPr>
-        <w:spacing w:after="40"/>
+        <w:pStyle w:val="ListBullet"/>
       </w:pPr>
       <w:r>
-        <w:t>Always one. If two questions exist, they are nested — the second arises only when the first is answered.</w:t>
+        <w:t>Answer: The governing thought (response to the question)</w:t>
       </w:r>
     </w:p>
     <w:p>
       <w:pPr>
-        <w:pStyle w:val="ListBullet"/>
-        <w:spacing w:after="40"/>
+        <w:pStyle w:val="Heading2"/>
       </w:pPr>
       <w:r>
-        <w:t>❌ "How do we keep the customer and grow the platform?" (Two separate questions.)</w:t>
+        <w:t>How Copilot tests SCQA</w:t>
       </w:r>
     </w:p>
     <w:p>
       <w:pPr>
         <w:pStyle w:val="ListBullet"/>
-        <w:spacing w:after="40"/>
       </w:pPr>
       <w:r>
-        <w:t>✅ "Should we invest in platform customisation to keep the customer?" (One question; growth follows.)</w:t>
+        <w:t>Situation: Self-sufficient? Noncontroversial? Anchored in time/place?</w:t>
       </w:r>
     </w:p>
     <w:p>
       <w:pPr>
-        <w:pStyle w:val="Heading2"/>
+        <w:pStyle w:val="ListBullet"/>
       </w:pPr>
       <w:r>
-        <w:t>Answer: The governing thought, verbatim</w:t>
+        <w:t>Complication: Starts from Situation? Creates tension? Requires no proof?</w:t>
       </w:r>
     </w:p>
     <w:p>
       <w:pPr>
-        <w:spacing w:after="40"/>
+        <w:pStyle w:val="ListBullet"/>
       </w:pPr>
       <w:r>
-        <w:t>State it exactly as you crafted it. The SCQA does not introduce new information; it lands what you already decided.</w:t>
+        <w:t>Question: One question? Does Complication raise it?</w:t>
       </w:r>
     </w:p>
     <w:p>
       <w:pPr>
-        <w:pStyle w:val="Heading2"/>
+        <w:pStyle w:val="ListBullet"/>
       </w:pPr>
       <w:r>
-        <w:t>Tone comes from order, not content</w:t>
+        <w:t>Answer: 25 words max? Active voice? So-what or just what?</w:t>
       </w:r>
     </w:p>
     <w:p>
       <w:pPr>
-        <w:spacing w:after="40"/>
+        <w:pStyle w:val="Heading2"/>
       </w:pPr>
       <w:r>
-        <w:t>All four elements are always present. Only the order changes:</w:t>
+        <w:t>How Copilot challenges</w:t>
       </w:r>
     </w:p>
     <w:p>
       <w:pPr>
         <w:pStyle w:val="ListBullet"/>
-        <w:spacing w:after="40"/>
       </w:pPr>
       <w:r>
-        <w:t>S-C-A (standard, default) — builds naturally</w:t>
+        <w:t>If the governing thought is a WHAT (describes the idea), Copilot rewrites it as a SO-WHAT (describes what it produces).</w:t>
       </w:r>
     </w:p>
     <w:p>
       <w:pPr>
         <w:pStyle w:val="ListBullet"/>
-        <w:spacing w:after="40"/>
       </w:pPr>
       <w:r>
-        <w:t>A-S-C (direct) — for senior, time-pressed, or confident readers. State the answer first; then remind them why.</w:t>
+        <w:t>If it's &gt;25 words, Copilot distills it.</w:t>
       </w:r>
     </w:p>
     <w:p>
       <w:pPr>
         <w:pStyle w:val="ListBullet"/>
-        <w:spacing w:after="40"/>
       </w:pPr>
       <w:r>
-        <w:t>C-S-A (concerned) — urgent. Lead with the Complication; the tension forces attention.</w:t>
+        <w:t>If it's passive or vague, Copilot rewrites for clarity.</w:t>
       </w:r>
     </w:p>
     <w:p>
       <w:pPr>
-        <w:pStyle w:val="ListBullet"/>
-        <w:spacing w:after="40"/>
+        <w:pStyle w:val="Heading2"/>
       </w:pPr>
       <w:r>
-        <w:t>Q-S-C-A (interrogative) — when the question is already on the table. Start with what everyone is asking.</w:t>
+        <w:t>Example: Fairy Food Mother</w:t>
       </w:r>
     </w:p>
     <w:p>
-      <w:pPr>
-        <w:spacing w:after="40"/>
-      </w:pPr>
       <w:r>
-        <w:t>Think from the Situation regardless of the writing order. The logic is the same; only the presentation changes.</w:t>
+        <w:rPr>
+          <w:i/>
+        </w:rPr>
+        <w:t>User brief (same as Stage 1)</w:t>
+      </w:r>
+    </w:p>
+    <w:p/>
+    <w:p>
+      <w:r>
+        <w:t>Copilot drafts SCQA:</w:t>
+      </w:r>
+    </w:p>
+    <w:p/>
+    <w:p>
+      <w:r>
+        <w:rPr>
+          <w:i/>
+        </w:rPr>
+        <w:t>Situation: "JET repositioned for profitability under Prosus ownership. Young families: 45% of customer base, £X annual revenue, but 42% 90-day retention and highest promotional spend per order make them margin-negative."</w:t>
+      </w:r>
+    </w:p>
+    <w:p>
+      <w:r>
+        <w:t>Test: Noncontroversial? ✓ Self-sufficient? ✓ Needs no proof? ✓</w:t>
+      </w:r>
+    </w:p>
+    <w:p/>
+    <w:p>
+      <w:r>
+        <w:rPr>
+          <w:i/>
+        </w:rPr>
+        <w:t>Complication: "Discounting has not improved retention. Families respond to deals and leave. More discounting will not fix a problem rooted in stress, time, and trust — not price."</w:t>
+      </w:r>
+    </w:p>
+    <w:p>
+      <w:r>
+        <w:t>Test: Starts from Situation? ✓ Creates tension? ✓ Requires no proof? ✓</w:t>
+      </w:r>
+    </w:p>
+    <w:p/>
+    <w:p>
+      <w:r>
+        <w:rPr>
+          <w:i/>
+        </w:rPr>
+        <w:t>Question: "How do we embed JET in young families' weekly food routines without discounting?"</w:t>
+      </w:r>
+    </w:p>
+    <w:p>
+      <w:r>
+        <w:t>Test: One question? ✓ Raised by Complication? ✓</w:t>
+      </w:r>
+    </w:p>
+    <w:p/>
+    <w:p>
+      <w:r>
+        <w:rPr>
+          <w:i/>
+        </w:rPr>
+        <w:t>Answer (first draft): "We should build an AI food assistant for families."</w:t>
+      </w:r>
+    </w:p>
+    <w:p>
+      <w:r>
+        <w:t>Copilot challenge: "This is a WHAT, not a SO-WHAT. It says what the idea is, not what it produces. Reframe to show the outcome."</w:t>
+      </w:r>
+    </w:p>
+    <w:p/>
+    <w:p>
+      <w:r>
+        <w:rPr>
+          <w:i/>
+        </w:rPr>
+        <w:t>Answer (revised): "Launch Fairy Food Mother: a family food assistant that converts young families from discount-dependent to habit-driven, generating £3.9M annual revenue at 60%+ retention."</w:t>
+      </w:r>
+    </w:p>
+    <w:p>
+      <w:r>
+        <w:t>Test: So-what? ✓ 20 words? ✓ Active voice? ✓ Could someone say "no, that's false"? ✓</w:t>
+      </w:r>
+    </w:p>
+    <w:p/>
+    <w:p>
+      <w:r>
+        <w:rPr>
+          <w:b/>
+        </w:rPr>
+        <w:t>Copilot presents approved SCQA for user confirmation.</w:t>
+      </w:r>
+    </w:p>
+    <w:p>
+      <w:pPr>
+        <w:pStyle w:val="Heading2"/>
+      </w:pPr>
+      <w:r>
+        <w:t>When Copilot stops</w:t>
+      </w:r>
+    </w:p>
+    <w:p>
+      <w:r>
+        <w:t>After the user approves the SCQA and governing thought. Copilot does NOT proceed to Stage 3 until approved.</w:t>
       </w:r>
     </w:p>
     <w:p>
@@ -1139,10 +746,10 @@
     </w:p>
     <w:p>
       <w:pPr>
-        <w:pStyle w:val="Title"/>
+        <w:pStyle w:val="Heading1"/>
       </w:pPr>
       <w:r>
-        <w:t>5. Part 3: Building the Pyramid</w:t>
+        <w:t>Stage 3: Build the Pyramid — What Copilot Does</w:t>
       </w:r>
     </w:p>
     <w:p>
@@ -1150,448 +757,311 @@
         <w:pStyle w:val="Heading2"/>
       </w:pPr>
       <w:r>
-        <w:t>Two construction routes</w:t>
+        <w:t>Copilot's task</w:t>
       </w:r>
     </w:p>
     <w:p>
-      <w:pPr>
-        <w:spacing w:after="40"/>
-      </w:pPr>
       <w:r>
-        <w:t>Choose deliberately:</w:t>
+        <w:t>Construct the pyramid (top-down if answer is known, bottom-up if not). Apply all three pyramid rules. Audit for defects. Present for approval.</w:t>
       </w:r>
     </w:p>
     <w:p>
       <w:pPr>
-        <w:pStyle w:val="Heading3"/>
+        <w:pStyle w:val="Heading2"/>
       </w:pPr>
       <w:r>
-        <w:t>Top-down (when the answer is already known)</w:t>
+        <w:t>How Copilot chooses top-down vs. bottom-up</w:t>
       </w:r>
     </w:p>
     <w:p>
       <w:pPr>
-        <w:spacing w:after="40"/>
+        <w:pStyle w:val="ListBullet"/>
       </w:pPr>
       <w:r>
-        <w:t>You know what you want to say. Work backward to the evidence.</w:t>
+        <w:t>Top-down: You know what you want (the governing thought). Copilot works backward to evidence.</w:t>
       </w:r>
     </w:p>
     <w:p>
       <w:pPr>
         <w:pStyle w:val="ListBullet"/>
-        <w:spacing w:after="40"/>
       </w:pPr>
       <w:r>
-        <w:t>1. State the reader's question and your answer (the governing thought).</w:t>
+        <w:t>Bottom-up: You have raw material but no thesis. Copilot groups findings, draws conclusions, works backward to the question.</w:t>
       </w:r>
     </w:p>
     <w:p>
       <w:pPr>
         <w:pStyle w:val="ListBullet"/>
-        <w:spacing w:after="40"/>
       </w:pPr>
       <w:r>
-        <w:t>2. Ask: Why is this true? What has to be true for this answer to work?</w:t>
+        <w:t>Copilot tells you which approach it's using.</w:t>
       </w:r>
     </w:p>
     <w:p>
       <w:pPr>
-        <w:pStyle w:val="ListBullet"/>
-        <w:spacing w:after="40"/>
+        <w:pStyle w:val="Heading2"/>
       </w:pPr>
       <w:r>
-        <w:t>3. Group the responses into 3–5 key arguments (the key line).</w:t>
+        <w:t>How Copilot builds the key line</w:t>
       </w:r>
     </w:p>
     <w:p>
       <w:pPr>
         <w:pStyle w:val="ListBullet"/>
-        <w:spacing w:after="40"/>
       </w:pPr>
       <w:r>
-        <w:t>4. Beneath each key argument, group the supporting evidence.</w:t>
+        <w:t>Copilot asks: Why is the governing thought true?</w:t>
       </w:r>
     </w:p>
     <w:p>
       <w:pPr>
         <w:pStyle w:val="ListBullet"/>
-        <w:spacing w:after="40"/>
       </w:pPr>
       <w:r>
-        <w:t>5. At each level, check the three pyramid rules (see below).</w:t>
+        <w:t>Copilot groups the answer into 3–5 key-line arguments (NOT &gt;5).</w:t>
       </w:r>
     </w:p>
     <w:p>
       <w:pPr>
-        <w:pStyle w:val="Heading3"/>
+        <w:pStyle w:val="ListBullet"/>
       </w:pPr>
       <w:r>
-        <w:t>Bottom-up (when the answer is not yet known)</w:t>
+        <w:t>Each key-line argument is an assertion (subject + verb, could be false).</w:t>
       </w:r>
     </w:p>
     <w:p>
       <w:pPr>
-        <w:spacing w:after="40"/>
+        <w:pStyle w:val="ListBullet"/>
       </w:pPr>
       <w:r>
-        <w:t>You have findings, data, interviews, observations. You haven't yet distilled them into an argument.</w:t>
+        <w:t>Copilot names the order: time (steps), structure (MECE parts), or degree (ranked).</w:t>
       </w:r>
     </w:p>
     <w:p>
       <w:pPr>
-        <w:pStyle w:val="ListBullet"/>
-        <w:spacing w:after="40"/>
+        <w:pStyle w:val="Heading2"/>
       </w:pPr>
       <w:r>
-        <w:t>1. List every point the material contains.</w:t>
+        <w:t>How Copilot audits the pyramid</w:t>
       </w:r>
     </w:p>
     <w:p>
       <w:pPr>
         <w:pStyle w:val="ListBullet"/>
-        <w:spacing w:after="40"/>
       </w:pPr>
       <w:r>
-        <w:t>2. Find the relationships. Which points are the same kind of idea? Which cause or support which?</w:t>
+        <w:t>Rule 1 (summary above groups): Does each key-line point summarise the evidence beneath it? Or does it just restate?</w:t>
       </w:r>
     </w:p>
     <w:p>
       <w:pPr>
         <w:pStyle w:val="ListBullet"/>
-        <w:spacing w:after="40"/>
       </w:pPr>
       <w:r>
-        <w:t>3. Group them. Draw the conclusions the groupings imply.</w:t>
+        <w:t>Rule 2 (same kind): Are all items in each grouping the same kind of idea?</w:t>
       </w:r>
     </w:p>
     <w:p>
       <w:pPr>
         <w:pStyle w:val="ListBullet"/>
-        <w:spacing w:after="40"/>
       </w:pPr>
       <w:r>
-        <w:t>4. Work backward to the introduction. What reader question do these groups answer?</w:t>
+        <w:t>Rule 3 (one order): Does each grouping have a single, nameable order (time/structure/degree)?</w:t>
       </w:r>
     </w:p>
     <w:p>
       <w:pPr>
         <w:pStyle w:val="ListBullet"/>
-        <w:spacing w:after="40"/>
       </w:pPr>
       <w:r>
-        <w:t>5. Summarise each group with an assertion (not a label).</w:t>
+        <w:t>MECE: Do the groupings overlap? Are gaps missing?</w:t>
       </w:r>
     </w:p>
     <w:p>
       <w:pPr>
-        <w:spacing w:after="40"/>
-      </w:pPr>
+        <w:pStyle w:val="ListBullet"/>
+      </w:pPr>
+      <w:r>
+        <w:t>Blank assertions: Does every summary state an effect or implication, not just a label?</w:t>
+      </w:r>
+    </w:p>
+    <w:p>
+      <w:pPr>
+        <w:pStyle w:val="Heading2"/>
+      </w:pPr>
+      <w:r>
+        <w:t>How Copilot reports defects</w:t>
+      </w:r>
+    </w:p>
+    <w:p>
+      <w:pPr>
+        <w:pStyle w:val="ListBullet"/>
+      </w:pPr>
+      <w:r>
+        <w:t>Copilot lists defects it finds, rather than hiding them.</w:t>
+      </w:r>
+    </w:p>
+    <w:p>
+      <w:pPr>
+        <w:pStyle w:val="ListBullet"/>
+      </w:pPr>
+      <w:r>
+        <w:t>If defects exist, Copilot proposes repairs.</w:t>
+      </w:r>
+    </w:p>
+    <w:p>
+      <w:pPr>
+        <w:pStyle w:val="ListBullet"/>
+      </w:pPr>
+      <w:r>
+        <w:t>Copilot presents the pyramid WITH defect list for user review.</w:t>
+      </w:r>
+    </w:p>
+    <w:p>
+      <w:pPr>
+        <w:pStyle w:val="Heading2"/>
+      </w:pPr>
+      <w:r>
+        <w:t>Example: Fairy Food Mother</w:t>
+      </w:r>
+    </w:p>
+    <w:p>
       <w:r>
         <w:rPr>
           <w:i/>
         </w:rPr>
-        <w:t>Bottom-up is the honest route when you have raw material with no thesis. Top-down is faster when the answer is settled. Do not fake a top-down build by inventing a thesis first and bending findings to it.</w:t>
+        <w:t>Copilot (approach): "Top-down: you know the answer (Fairy Food Mother). I'm working backward to the evidence."</w:t>
+      </w:r>
+    </w:p>
+    <w:p/>
+    <w:p>
+      <w:r>
+        <w:t>Key line (why Fairy Food Mother works):</w:t>
       </w:r>
     </w:p>
     <w:p>
       <w:pPr>
-        <w:pStyle w:val="Heading2"/>
-      </w:pPr>
-      <w:r>
-        <w:t>The three pyramid rules (enforced at every level)</w:t>
-      </w:r>
-    </w:p>
-    <w:p>
-      <w:pPr>
-        <w:spacing w:after="40"/>
-      </w:pPr>
-      <w:r>
-        <w:t>Rule 1: Each idea summarises — not restates, not introduces — the ideas grouped below it.</w:t>
-      </w:r>
-    </w:p>
-    <w:p>
-      <w:pPr>
         <w:pStyle w:val="ListBullet"/>
-        <w:spacing w:after="40"/>
-      </w:pPr>
-      <w:r>
-        <w:t>A grouping is: "Fix the sales funnel" (top-down). Below it: "Improve lead quality," "Accelerate follow-up," "Better qualification." Each is a part of fixing the funnel. The summary is what they accomplish together.</w:t>
-      </w:r>
-    </w:p>
-    <w:p>
-      <w:pPr>
-        <w:spacing w:after="40"/>
-      </w:pPr>
-      <w:r>
-        <w:t>Rule 2: Ideas in a grouping are the same kind of idea.</w:t>
-      </w:r>
-    </w:p>
-    <w:p>
-      <w:pPr>
-        <w:pStyle w:val="ListBullet"/>
-        <w:spacing w:after="40"/>
-      </w:pPr>
-      <w:r>
-        <w:t>❌ Grouped together: "Improve sales funnel," "Hire two engineers," "Negotiate terms with Azure." (Three different kinds of ideas.)</w:t>
-      </w:r>
-    </w:p>
-    <w:p>
-      <w:pPr>
-        <w:pStyle w:val="ListBullet"/>
-        <w:spacing w:after="40"/>
-      </w:pPr>
-      <w:r>
-        <w:t>✅ Grouped together: "Improve lead quality," "Accelerate follow-up," "Better qualification." (All operational improvements to the funnel.)</w:t>
-      </w:r>
-    </w:p>
-    <w:p>
-      <w:pPr>
-        <w:spacing w:after="40"/>
-      </w:pPr>
-      <w:r>
-        <w:t>Rule 3: Each grouping runs in exactly one logical order.</w:t>
-      </w:r>
-    </w:p>
-    <w:p>
-      <w:pPr>
-        <w:pStyle w:val="ListBullet"/>
-        <w:spacing w:after="40"/>
-      </w:pPr>
-      <w:r>
-        <w:t>Three possible orders: time (steps in a process), structure (MECE parts of a whole), or degree (items ranked by a characteristic).</w:t>
-      </w:r>
-    </w:p>
-    <w:p>
-      <w:pPr>
-        <w:pStyle w:val="Heading2"/>
-      </w:pPr>
-      <w:r>
-        <w:t>Vertical logic: Question-and-answer dialogue</w:t>
-      </w:r>
-    </w:p>
-    <w:p>
-      <w:pPr>
-        <w:spacing w:after="40"/>
-      </w:pPr>
-      <w:r>
-        <w:t>At each level, the level below must answer the question the level above raises.</w:t>
-      </w:r>
-    </w:p>
-    <w:p>
-      <w:pPr>
-        <w:pStyle w:val="ListBullet"/>
-        <w:spacing w:after="40"/>
-      </w:pPr>
-      <w:r>
-        <w:t>Level 1 (top): "Should we enter the SME segment?"</w:t>
-      </w:r>
-    </w:p>
-    <w:p>
-      <w:pPr>
-        <w:pStyle w:val="ListBullet"/>
-        <w:spacing w:after="40"/>
-      </w:pPr>
-      <w:r>
-        <w:t>Level 2 (key line): Answer this question. The key arguments are the three reasons yes.</w:t>
-      </w:r>
-    </w:p>
-    <w:p>
-      <w:pPr>
-        <w:pStyle w:val="ListBullet"/>
-        <w:spacing w:after="40"/>
-      </w:pPr>
-      <w:r>
-        <w:t>Level 3 (evidence): Under each key argument, provide the evidence that proves it true.</w:t>
-      </w:r>
-    </w:p>
-    <w:p>
-      <w:pPr>
-        <w:spacing w:after="40"/>
       </w:pPr>
       <w:r>
         <w:rPr>
           <w:i/>
         </w:rPr>
-        <w:t>If level 3 raises a new question that level 2 doesn't answer, the structure is broken. Rebuild.</w:t>
+        <w:t>1. Desirable — Families evaluate on stress, time, cost. Fairy Food Mother competes on all three.</w:t>
       </w:r>
     </w:p>
     <w:p>
       <w:pPr>
-        <w:pStyle w:val="Heading2"/>
-      </w:pPr>
-      <w:r>
-        <w:t>Horizontal logic: Deductive vs. inductive</w:t>
-      </w:r>
-    </w:p>
-    <w:p>
-      <w:pPr>
-        <w:spacing w:after="40"/>
-      </w:pPr>
-      <w:r>
-        <w:t>Within a grouping, items are connected by one of two logical patterns:</w:t>
-      </w:r>
-    </w:p>
-    <w:p>
-      <w:pPr>
         <w:pStyle w:val="ListBullet"/>
-        <w:spacing w:after="40"/>
-      </w:pPr>
-      <w:r>
-        <w:t>Deductive: Premise → Premise commenting on it → Conclusion. (The summary above is the conclusion.)</w:t>
-      </w:r>
-    </w:p>
-    <w:p>
-      <w:pPr>
-        <w:pStyle w:val="ListBullet"/>
-        <w:spacing w:after="40"/>
-      </w:pPr>
-      <w:r>
-        <w:t>Inductive: Parallel items sharing a characteristic. (The summary above is the generalisation.)</w:t>
-      </w:r>
-    </w:p>
-    <w:p>
-      <w:pPr>
-        <w:pStyle w:val="ListBullet"/>
-        <w:spacing w:after="40"/>
-      </w:pPr>
-      <w:r>
-        <w:t>Example — Inductive (preferred at key line):</w:t>
-      </w:r>
-    </w:p>
-    <w:p>
-      <w:pPr>
-        <w:pStyle w:val="ListBullet"/>
-        <w:spacing w:after="10"/>
-      </w:pPr>
-      <w:r>
-        <w:t>Key line: "Three operational changes will fix the customer churn rate."</w:t>
-      </w:r>
-    </w:p>
-    <w:p>
-      <w:pPr>
-        <w:pStyle w:val="ListBullet"/>
-        <w:spacing w:after="40"/>
-      </w:pPr>
-      <w:r>
-        <w:t>Evidence: "Reduce onboarding time to &lt;2 weeks." "Assign dedicated support." "Upgrade infrastructure." (Parallel: all operational, all lower churn.)</w:t>
-      </w:r>
-    </w:p>
-    <w:p>
-      <w:pPr>
-        <w:pStyle w:val="ListBullet"/>
-        <w:spacing w:after="40"/>
-      </w:pPr>
-      <w:r>
-        <w:t>Example — Deductive:</w:t>
-      </w:r>
-    </w:p>
-    <w:p>
-      <w:pPr>
-        <w:pStyle w:val="ListBullet"/>
-        <w:spacing w:after="10"/>
-      </w:pPr>
-      <w:r>
-        <w:t>Claim: "The platform lacks competitive differentiation."</w:t>
-      </w:r>
-    </w:p>
-    <w:p>
-      <w:pPr>
-        <w:pStyle w:val="ListBullet"/>
-        <w:spacing w:after="10"/>
-      </w:pPr>
-      <w:r>
-        <w:t>Premise 1: "We launched 3 years ago with three core features."</w:t>
-      </w:r>
-    </w:p>
-    <w:p>
-      <w:pPr>
-        <w:pStyle w:val="ListBullet"/>
-        <w:spacing w:after="10"/>
-      </w:pPr>
-      <w:r>
-        <w:t>Premise 2: "Competitors launched 4–6 features in the same window."</w:t>
-      </w:r>
-    </w:p>
-    <w:p>
-      <w:pPr>
-        <w:pStyle w:val="ListBullet"/>
-        <w:spacing w:after="40"/>
-      </w:pPr>
-      <w:r>
-        <w:t>Conclusion: "We fall short on feature breadth." (The summary.)</w:t>
-      </w:r>
-    </w:p>
-    <w:p>
-      <w:pPr>
-        <w:spacing w:after="40"/>
       </w:pPr>
       <w:r>
         <w:rPr>
           <w:i/>
         </w:rPr>
-        <w:t>Never mix deduction and induction in one grouping. Prefer induction at the key line — it delivers the payoff faster.</w:t>
+        <w:t>2. Feasible — V1 ships in 4–6 weeks. Long-term vision maps to Prosus flywheel.</w:t>
       </w:r>
     </w:p>
     <w:p>
       <w:pPr>
-        <w:pStyle w:val="Heading2"/>
-      </w:pPr>
-      <w:r>
-        <w:t>Key line size and MECE</w:t>
-      </w:r>
-    </w:p>
-    <w:p>
-      <w:pPr>
-        <w:spacing w:after="40"/>
-      </w:pPr>
-      <w:r>
-        <w:t>Aim for three arguments. Never more than five.</w:t>
-      </w:r>
-    </w:p>
-    <w:p>
-      <w:pPr>
-        <w:spacing w:after="40"/>
-      </w:pPr>
-      <w:r>
-        <w:t>If six or more items appear at the key line, a grouping opportunity has been missed. Find the idea that sits above some of them and nest it.</w:t>
-      </w:r>
-    </w:p>
-    <w:p>
-      <w:pPr>
-        <w:spacing w:after="40"/>
-      </w:pPr>
-      <w:r>
-        <w:t>Example:</w:t>
-      </w:r>
-    </w:p>
-    <w:p>
-      <w:pPr>
         <w:pStyle w:val="ListBullet"/>
-        <w:spacing w:after="40"/>
-      </w:pPr>
-      <w:r>
-        <w:t>❌ Key line: 1) Fix sales, 2) Improve operations, 3) Streamline finance, 4) Upgrade tech, 5) Hire, 6) Train, 7) Communicate. (Seven ideas; unfocused.)</w:t>
-      </w:r>
-    </w:p>
-    <w:p>
-      <w:pPr>
-        <w:pStyle w:val="ListBullet"/>
-        <w:spacing w:after="40"/>
-      </w:pPr>
-      <w:r>
-        <w:t>✅ Regroup: 1) Build the capability (hiring, training, tech upgrade), 2) Operate it (fix sales, improve ops, streamline finance), 3) Communicate it (internal, external). (Three focused groups.)</w:t>
-      </w:r>
-    </w:p>
-    <w:p>
-      <w:pPr>
-        <w:spacing w:after="40"/>
       </w:pPr>
       <w:r>
         <w:rPr>
           <w:i/>
         </w:rPr>
-        <w:t>MECE test: For every grouping — no two items overlap, together they cover everything relevant. If MECE fails, thinking is incomplete. Flag it; don't format around it.</w:t>
+        <w:t>3. Viable — 2.4x revenue per customer, lower promotional cost, three-layer moat.</w:t>
+      </w:r>
+    </w:p>
+    <w:p/>
+    <w:p>
+      <w:r>
+        <w:t>Copilot audit:</w:t>
+      </w:r>
+    </w:p>
+    <w:p>
+      <w:pPr>
+        <w:pStyle w:val="ListBullet"/>
+      </w:pPr>
+      <w:r>
+        <w:rPr>
+          <w:i/>
+        </w:rPr>
+        <w:t>Rule 1: Each key-line point summarises evidence beneath it? ✓</w:t>
+      </w:r>
+    </w:p>
+    <w:p>
+      <w:pPr>
+        <w:pStyle w:val="ListBullet"/>
+      </w:pPr>
+      <w:r>
+        <w:rPr>
+          <w:i/>
+        </w:rPr>
+        <w:t>Rule 2: All three are arguments for launching FFM? ✓</w:t>
+      </w:r>
+    </w:p>
+    <w:p>
+      <w:pPr>
+        <w:pStyle w:val="ListBullet"/>
+      </w:pPr>
+      <w:r>
+        <w:rPr>
+          <w:i/>
+        </w:rPr>
+        <w:t>Rule 3: Degree order (ranked by strength)? ✓</w:t>
+      </w:r>
+    </w:p>
+    <w:p>
+      <w:pPr>
+        <w:pStyle w:val="ListBullet"/>
+      </w:pPr>
+      <w:r>
+        <w:rPr>
+          <w:i/>
+        </w:rPr>
+        <w:t>MECE: Three distinct arguments, no overlap? ✓</w:t>
+      </w:r>
+    </w:p>
+    <w:p>
+      <w:pPr>
+        <w:pStyle w:val="ListBullet"/>
+      </w:pPr>
+      <w:r>
+        <w:rPr>
+          <w:i/>
+        </w:rPr>
+        <w:t>Blank assertions: "Three reasons" anywhere? No. ✓</w:t>
+      </w:r>
+    </w:p>
+    <w:p/>
+    <w:p>
+      <w:r>
+        <w:rPr>
+          <w:i/>
+        </w:rPr>
+        <w:t>Defects found: None. Pyramid is clean.</w:t>
+      </w:r>
+    </w:p>
+    <w:p/>
+    <w:p>
+      <w:r>
+        <w:rPr>
+          <w:b/>
+        </w:rPr>
+        <w:t>Copilot presents pyramid + evidence grouped beneath each key line for user approval.</w:t>
+      </w:r>
+    </w:p>
+    <w:p>
+      <w:pPr>
+        <w:pStyle w:val="Heading2"/>
+      </w:pPr>
+      <w:r>
+        <w:t>When Copilot stops</w:t>
+      </w:r>
+    </w:p>
+    <w:p>
+      <w:r>
+        <w:t>After the user approves the pyramid. Copilot does NOT proceed to Stage 4 until approved.</w:t>
       </w:r>
     </w:p>
     <w:p>
@@ -1601,330 +1071,199 @@
     </w:p>
     <w:p>
       <w:pPr>
-        <w:pStyle w:val="Title"/>
+        <w:pStyle w:val="Heading1"/>
       </w:pPr>
       <w:r>
-        <w:t>6. Part 4: Summarising — Where the Real Thinking Happens</w:t>
+        <w:t>Stage 4: Pressure-Test — What Copilot Does</w:t>
       </w:r>
     </w:p>
     <w:p>
       <w:pPr>
-        <w:spacing w:after="40"/>
+        <w:pStyle w:val="Heading2"/>
       </w:pPr>
       <w:r>
-        <w:t>The summary above any grouping must earn its place. Most summaries are blank.</w:t>
+        <w:t>Copilot's task</w:t>
       </w:r>
     </w:p>
     <w:p>
-      <w:pPr>
-        <w:pStyle w:val="Heading2"/>
-      </w:pPr>
       <w:r>
-        <w:t>Groupings of actions → state the effect</w:t>
+        <w:t>Attack the pyramid. For each key-line argument, state the strongest objection a sceptical reader could raise. Identify weak spots. Propose repairs.</w:t>
       </w:r>
     </w:p>
     <w:p>
       <w:pPr>
-        <w:spacing w:after="40"/>
+        <w:pStyle w:val="Heading2"/>
       </w:pPr>
       <w:r>
-        <w:t>The summary states what taking the actions produces, worded as an end product.</w:t>
-      </w:r>
-    </w:p>
-    <w:tbl>
-      <w:tblPr>
-        <w:tblStyle w:val="LightGrid-Accent1"/>
-        <w:tblW w:type="auto" w:w="0"/>
-        <w:tblLook w:firstColumn="1" w:firstRow="1" w:lastColumn="0" w:lastRow="0" w:noHBand="0" w:noVBand="1" w:val="04A0"/>
-      </w:tblPr>
-      <w:tblGrid>
-        <w:gridCol w:w="4320"/>
-        <w:gridCol w:w="4320"/>
-      </w:tblGrid>
-      <w:tr>
-        <w:tc>
-          <w:tcPr>
-            <w:tcW w:type="dxa" w:w="4320"/>
-          </w:tcPr>
-          <w:p>
-            <w:r>
-              <w:t>❌ Activity language</w:t>
-            </w:r>
-          </w:p>
-        </w:tc>
-        <w:tc>
-          <w:tcPr>
-            <w:tcW w:type="dxa" w:w="4320"/>
-          </w:tcPr>
-          <w:p>
-            <w:r>
-              <w:t>✅ End product</w:t>
-            </w:r>
-          </w:p>
-        </w:tc>
-      </w:tr>
-      <w:tr>
-        <w:tc>
-          <w:tcPr>
-            <w:tcW w:type="dxa" w:w="4320"/>
-          </w:tcPr>
-          <w:p>
-            <w:r>
-              <w:t>Strengthen regional effectiveness</w:t>
-            </w:r>
-          </w:p>
-        </w:tc>
-        <w:tc>
-          <w:tcPr>
-            <w:tcW w:type="dxa" w:w="4320"/>
-          </w:tcPr>
-          <w:p>
-            <w:r>
-              <w:t>Assign planning responsibility to the regions</w:t>
-            </w:r>
-          </w:p>
-        </w:tc>
-      </w:tr>
-      <w:tr>
-        <w:tc>
-          <w:tcPr>
-            <w:tcW w:type="dxa" w:w="4320"/>
-          </w:tcPr>
-          <w:p>
-            <w:r>
-              <w:t>Reduce accounts receivable</w:t>
-            </w:r>
-          </w:p>
-        </w:tc>
-        <w:tc>
-          <w:tcPr>
-            <w:tcW w:type="dxa" w:w="4320"/>
-          </w:tcPr>
-          <w:p>
-            <w:r>
-              <w:t>Establish a system for following up overdue accounts</w:t>
-            </w:r>
-          </w:p>
-        </w:tc>
-      </w:tr>
-      <w:tr>
-        <w:tc>
-          <w:tcPr>
-            <w:tcW w:type="dxa" w:w="4320"/>
-          </w:tcPr>
-          <w:p>
-            <w:r>
-              <w:t>Improve financial reporting</w:t>
-            </w:r>
-          </w:p>
-        </w:tc>
-        <w:tc>
-          <w:tcPr>
-            <w:tcW w:type="dxa" w:w="4320"/>
-          </w:tcPr>
-          <w:p>
-            <w:r>
-              <w:t>Install a system that gives early notice of change</w:t>
-            </w:r>
-          </w:p>
-        </w:tc>
-      </w:tr>
-      <w:tr>
-        <w:tc>
-          <w:tcPr>
-            <w:tcW w:type="dxa" w:w="4320"/>
-          </w:tcPr>
-          <w:p>
-            <w:r>
-              <w:t>Tackle strategic issues</w:t>
-            </w:r>
-          </w:p>
-        </w:tc>
-        <w:tc>
-          <w:tcPr>
-            <w:tcW w:type="dxa" w:w="4320"/>
-          </w:tcPr>
-          <w:p>
-            <w:r>
-              <w:t>Define a clear long-term strategy</w:t>
-            </w:r>
-          </w:p>
-        </w:tc>
-      </w:tr>
-    </w:tbl>
-    <w:p/>
-    <w:p>
-      <w:pPr>
-        <w:pStyle w:val="Heading2"/>
-      </w:pPr>
-      <w:r>
-        <w:t>Groupings of situations → make the inductive leap</w:t>
+        <w:t>How Copilot pressure-tests</w:t>
       </w:r>
     </w:p>
     <w:p>
       <w:pPr>
-        <w:spacing w:after="40"/>
+        <w:pStyle w:val="ListBullet"/>
       </w:pPr>
       <w:r>
-        <w:t>Three steps (most people stop at the first):</w:t>
+        <w:t>For each key-line argument, Copilot asks: "What's the strongest objection to this?"</w:t>
       </w:r>
     </w:p>
     <w:p>
       <w:pPr>
         <w:pStyle w:val="ListBullet"/>
-        <w:spacing w:after="40"/>
       </w:pPr>
       <w:r>
-        <w:t>1. Find the structural similarity — same subject, same kind of predicate, same implied judgement. Get behind the nice phrasing.</w:t>
+        <w:t>Copilot states the objection in the sceptic's voice (not a weak strawman).</w:t>
       </w:r>
     </w:p>
     <w:p>
       <w:pPr>
         <w:pStyle w:val="ListBullet"/>
-        <w:spacing w:after="40"/>
       </w:pPr>
       <w:r>
-        <w:t>2. Check for closer links and subgroups within it.</w:t>
+        <w:t>Copilot proposes a counter or a repair.</w:t>
       </w:r>
     </w:p>
     <w:p>
       <w:pPr>
         <w:pStyle w:val="ListBullet"/>
-        <w:spacing w:after="40"/>
       </w:pPr>
       <w:r>
-        <w:t>3. State what the similarity implies — a new claim that rises above the items, not a description of what they have in common.</w:t>
+        <w:t>Copilot identifies which arguments have the least evidence.</w:t>
       </w:r>
     </w:p>
     <w:p>
       <w:pPr>
-        <w:spacing w:after="40"/>
+        <w:pStyle w:val="Heading2"/>
       </w:pPr>
       <w:r>
-        <w:t>Example:</w:t>
+        <w:t>How Copilot handles objections</w:t>
       </w:r>
     </w:p>
     <w:p>
       <w:pPr>
         <w:pStyle w:val="ListBullet"/>
-        <w:spacing w:after="40"/>
       </w:pPr>
       <w:r>
-        <w:t>Items: "The CEO is exploring AI acquisitions." "The CFO flagged AI in the medium-term plan." "Three business units have AI pilots."</w:t>
+        <w:t>Some objections are real and require repair. Copilot proposes changes to the pyramid.</w:t>
       </w:r>
     </w:p>
     <w:p>
       <w:pPr>
         <w:pStyle w:val="ListBullet"/>
-        <w:spacing w:after="40"/>
       </w:pPr>
       <w:r>
-        <w:t>Step 1 (structural similarity): All are decisions/actions related to AI.</w:t>
+        <w:t>Some objections are addressed in the evidence. Copilot shows where.</w:t>
       </w:r>
     </w:p>
     <w:p>
       <w:pPr>
         <w:pStyle w:val="ListBullet"/>
-        <w:spacing w:after="40"/>
       </w:pPr>
       <w:r>
-        <w:t>Step 2 (closer link): They are not separate; they are converging. Org-wide commitment is forming.</w:t>
+        <w:t>Copilot presents options; the user decides what to accept.</w:t>
       </w:r>
     </w:p>
     <w:p>
       <w:pPr>
-        <w:pStyle w:val="ListBullet"/>
-        <w:spacing w:after="40"/>
+        <w:pStyle w:val="Heading2"/>
       </w:pPr>
       <w:r>
-        <w:t>Step 3 (inductive leap): "The organisation is systematically building an AI-first posture." (This is what the items collectively imply.)</w:t>
+        <w:t>Example: Fairy Food Mother</w:t>
       </w:r>
     </w:p>
     <w:p>
-      <w:pPr>
-        <w:pStyle w:val="Heading2"/>
-      </w:pPr>
-      <w:r>
-        <w:t>Intellectually blank assertions are banned</w:t>
-      </w:r>
-    </w:p>
-    <w:p>
-      <w:pPr>
-        <w:spacing w:after="40"/>
-      </w:pPr>
-      <w:r>
-        <w:t>"There are three problems." "We recommend five changes." These announce the *kind* of idea coming, not the idea itself. They fail to anchor the reader and hide incomplete thinking.</w:t>
-      </w:r>
-    </w:p>
-    <w:p>
-      <w:pPr>
-        <w:spacing w:after="40"/>
-      </w:pPr>
       <w:r>
         <w:rPr>
           <w:i/>
         </w:rPr>
-        <w:t>Every summary states the actual effect or the actual implication. If neither can be stated, the grouping is defective. Say so.</w:t>
+        <w:t>Objection to Desirable: "Families are loyal to restaurants, not platforms. Removing browsing friction doesn't matter if they don't want JET."</w:t>
       </w:r>
     </w:p>
     <w:p>
-      <w:pPr>
-        <w:pStyle w:val="Heading2"/>
-      </w:pPr>
       <w:r>
-        <w:t>Every heading and key-line point is an assertion</w:t>
+        <w:rPr>
+          <w:i/>
+        </w:rPr>
+        <w:t>Copilot counter: "JET already wins on price and coverage. Within JET, families browse 40% longer than average. Removing that friction is the first test. But the evidence here is weak — customer research on abandonment reasons would strengthen it."</w:t>
       </w:r>
     </w:p>
     <w:p>
-      <w:pPr>
-        <w:spacing w:after="40"/>
-      </w:pPr>
       <w:r>
-        <w:t>A complete sentence with a verb that could be true or false.</w:t>
+        <w:rPr>
+          <w:i/>
+        </w:rPr>
+        <w:t>Copilot repair: "Add customer data showing browsing friction as a stated reason for abandonment, not brand preference."</w:t>
+      </w:r>
+    </w:p>
+    <w:p/>
+    <w:p>
+      <w:r>
+        <w:rPr>
+          <w:i/>
+        </w:rPr>
+        <w:t>Objection to Feasible: "4–6 weeks is unrealistic. Joe Wicks partnership takes 6+ months and £X."</w:t>
       </w:r>
     </w:p>
     <w:p>
-      <w:pPr>
-        <w:spacing w:after="40"/>
-      </w:pPr>
       <w:r>
-        <w:t>Tests:</w:t>
+        <w:rPr>
+          <w:i/>
+        </w:rPr>
+        <w:t>Copilot counter: "Correct — but Joe Wicks is not a blocker. V1 proves the habit loop without partnerships. Partnerships scale it after proof. The timeline is sound."</w:t>
       </w:r>
     </w:p>
     <w:p>
-      <w:pPr>
-        <w:pStyle w:val="ListBullet"/>
-        <w:spacing w:after="40"/>
-      </w:pPr>
       <w:r>
-        <w:t>(a) Verb present? "Sales growth" is a label (no verb). "Fix the sales process" is an assertion (verb: fix).</w:t>
+        <w:rPr>
+          <w:i/>
+        </w:rPr>
+        <w:t>Copilot repair: "None needed. This is sound logic."</w:t>
+      </w:r>
+    </w:p>
+    <w:p/>
+    <w:p>
+      <w:r>
+        <w:rPr>
+          <w:i/>
+        </w:rPr>
+        <w:t>Objection to Viable: "20% conversion is optimistic. What if it's 5%?"</w:t>
       </w:r>
     </w:p>
     <w:p>
-      <w:pPr>
-        <w:pStyle w:val="ListBullet"/>
-        <w:spacing w:after="40"/>
-      </w:pPr>
       <w:r>
-        <w:t>(b) Could a reader say "No, that's false"? If yes, it's an assertion. If the reader looks confused, it's a label.</w:t>
+        <w:rPr>
+          <w:i/>
+        </w:rPr>
+        <w:t>Copilot counter: "Even at 5%, the math works. The smoke test measures conversion. If it's &lt;10%, we revisit before committing to partnerships."</w:t>
       </w:r>
     </w:p>
     <w:p>
-      <w:pPr>
-        <w:pStyle w:val="ListBullet"/>
-        <w:spacing w:after="40"/>
-      </w:pPr>
       <w:r>
-        <w:t>(c) Could it sit unchanged in a different document? If yes, it's a label. ("Operational improvements" works in many contexts. "Reduce onboarding time to &lt;2 weeks" is specific to this situation.)</w:t>
+        <w:rPr>
+          <w:i/>
+        </w:rPr>
+        <w:t>Copilot repair: "Make the decision gate explicit: 'If retention doesn't move from 42% toward 60%+, revisit.'"</w:t>
+      </w:r>
+    </w:p>
+    <w:p/>
+    <w:p>
+      <w:r>
+        <w:rPr>
+          <w:b/>
+        </w:rPr>
+        <w:t>Copilot presents: Proposed repairs and asks which user accepts.</w:t>
       </w:r>
     </w:p>
     <w:p>
       <w:pPr>
-        <w:pStyle w:val="ListBullet"/>
-        <w:spacing w:after="40"/>
+        <w:pStyle w:val="Heading2"/>
       </w:pPr>
       <w:r>
-        <w:t>(d) If framed as a question, is it yes/no answerable? "Should we enter the SME segment?" (yes/no). "What should we do about SME?" (label in disguise).</w:t>
+        <w:t>When Copilot stops</w:t>
+      </w:r>
+    </w:p>
+    <w:p>
+      <w:r>
+        <w:t>After the user decides which repairs to accept. Copilot revises the pyramid accordingly, then moves to Stage 5.</w:t>
       </w:r>
     </w:p>
     <w:p>
@@ -1934,10 +1273,10 @@
     </w:p>
     <w:p>
       <w:pPr>
-        <w:pStyle w:val="Title"/>
+        <w:pStyle w:val="Heading1"/>
       </w:pPr>
       <w:r>
-        <w:t>7. Part 5: Writing the Document from the Pyramid</w:t>
+        <w:t>Stage 5: Write — What Copilot Does</w:t>
       </w:r>
     </w:p>
     <w:p>
@@ -1945,3317 +1284,177 @@
         <w:pStyle w:val="Heading2"/>
       </w:pPr>
       <w:r>
-        <w:t>Choose the format first — by length and presence</w:t>
-      </w:r>
-    </w:p>
-    <w:tbl>
-      <w:tblPr>
-        <w:tblStyle w:val="LightGrid-Accent1"/>
-        <w:tblW w:type="auto" w:w="0"/>
-        <w:tblLook w:firstColumn="1" w:firstRow="1" w:lastColumn="0" w:lastRow="0" w:noHBand="0" w:noVBand="1" w:val="04A0"/>
-      </w:tblPr>
-      <w:tblGrid>
-        <w:gridCol w:w="2880"/>
-        <w:gridCol w:w="2880"/>
-        <w:gridCol w:w="2880"/>
-      </w:tblGrid>
-      <w:tr>
-        <w:tc>
-          <w:tcPr>
-            <w:tcW w:type="dxa" w:w="2880"/>
-          </w:tcPr>
-          <w:p>
-            <w:r>
-              <w:t>Message length</w:t>
-            </w:r>
-          </w:p>
-        </w:tc>
-        <w:tc>
-          <w:tcPr>
-            <w:tcW w:type="dxa" w:w="2880"/>
-          </w:tcPr>
-          <w:p>
-            <w:r>
-              <w:t>Author present?</w:t>
-            </w:r>
-          </w:p>
-        </w:tc>
-        <w:tc>
-          <w:tcPr>
-            <w:tcW w:type="dxa" w:w="2880"/>
-          </w:tcPr>
-          <w:p>
-            <w:r>
-              <w:t>Format</w:t>
-            </w:r>
-          </w:p>
-        </w:tc>
-      </w:tr>
-      <w:tr>
-        <w:tc>
-          <w:tcPr>
-            <w:tcW w:type="dxa" w:w="2880"/>
-          </w:tcPr>
-          <w:p>
-            <w:r>
-              <w:t>Short</w:t>
-            </w:r>
-          </w:p>
-        </w:tc>
-        <w:tc>
-          <w:tcPr>
-            <w:tcW w:type="dxa" w:w="2880"/>
-          </w:tcPr>
-          <w:p>
-            <w:r>
-              <w:t>Yes — walked through together</w:t>
-            </w:r>
-          </w:p>
-        </w:tc>
-        <w:tc>
-          <w:tcPr>
-            <w:tcW w:type="dxa" w:w="2880"/>
-          </w:tcPr>
-          <w:p>
-            <w:r>
-              <w:t>Dot-dash outline</w:t>
-            </w:r>
-          </w:p>
-        </w:tc>
-      </w:tr>
-      <w:tr>
-        <w:tc>
-          <w:tcPr>
-            <w:tcW w:type="dxa" w:w="2880"/>
-          </w:tcPr>
-          <w:p>
-            <w:r>
-              <w:t>Short</w:t>
-            </w:r>
-          </w:p>
-        </w:tc>
-        <w:tc>
-          <w:tcPr>
-            <w:tcW w:type="dxa" w:w="2880"/>
-          </w:tcPr>
-          <w:p>
-            <w:r>
-              <w:t>No — sent standalone</w:t>
-            </w:r>
-          </w:p>
-        </w:tc>
-        <w:tc>
-          <w:tcPr>
-            <w:tcW w:type="dxa" w:w="2880"/>
-          </w:tcPr>
-          <w:p>
-            <w:r>
-              <w:t>Structured memo</w:t>
-            </w:r>
-          </w:p>
-        </w:tc>
-      </w:tr>
-      <w:tr>
-        <w:tc>
-          <w:tcPr>
-            <w:tcW w:type="dxa" w:w="2880"/>
-          </w:tcPr>
-          <w:p>
-            <w:r>
-              <w:t>Long, multi-section</w:t>
-            </w:r>
-          </w:p>
-        </w:tc>
-        <w:tc>
-          <w:tcPr>
-            <w:tcW w:type="dxa" w:w="2880"/>
-          </w:tcPr>
-          <w:p>
-            <w:r>
-              <w:t>Either</w:t>
-            </w:r>
-          </w:p>
-        </w:tc>
-        <w:tc>
-          <w:tcPr>
-            <w:tcW w:type="dxa" w:w="2880"/>
-          </w:tcPr>
-          <w:p>
-            <w:r>
-              <w:t>Full report</w:t>
-            </w:r>
-          </w:p>
-        </w:tc>
-      </w:tr>
-      <w:tr>
-        <w:tc>
-          <w:tcPr>
-            <w:tcW w:type="dxa" w:w="2880"/>
-          </w:tcPr>
-          <w:p>
-            <w:r>
-              <w:t>Any</w:t>
-            </w:r>
-          </w:p>
-        </w:tc>
-        <w:tc>
-          <w:tcPr>
-            <w:tcW w:type="dxa" w:w="2880"/>
-          </w:tcPr>
-          <w:p>
-            <w:r>
-              <w:t>Large audience, live delivery</w:t>
-            </w:r>
-          </w:p>
-        </w:tc>
-        <w:tc>
-          <w:tcPr>
-            <w:tcW w:type="dxa" w:w="2880"/>
-          </w:tcPr>
-          <w:p>
-            <w:r>
-              <w:t>Slides</w:t>
-            </w:r>
-          </w:p>
-        </w:tc>
-      </w:tr>
-    </w:tbl>
-    <w:p/>
-    <w:p>
-      <w:pPr>
-        <w:pStyle w:val="Heading2"/>
-      </w:pPr>
-      <w:r>
-        <w:t>The introduction: Deliver SCQA + governing thought in the first paragraph</w:t>
+        <w:t>Copilot's task</w:t>
       </w:r>
     </w:p>
     <w:p>
-      <w:pPr>
-        <w:spacing w:after="40"/>
-      </w:pPr>
       <w:r>
-        <w:t>The reader should hold the main point and all key-line arguments within thirty seconds.</w:t>
+        <w:t>Convert the final pyramid into a storyboard (slide-by-slide outline). Mark all PLACEHOLDERs. Deliver the output.</w:t>
       </w:r>
     </w:p>
     <w:p>
       <w:pPr>
-        <w:spacing w:after="40"/>
+        <w:pStyle w:val="Heading2"/>
       </w:pPr>
       <w:r>
-        <w:t>For documents longer than about seven paragraphs, list the key-line arguments explicitly at the end of the introduction.</w:t>
+        <w:t>How Copilot writes the storyboard</w:t>
       </w:r>
     </w:p>
     <w:p>
       <w:pPr>
-        <w:spacing w:after="40"/>
+        <w:pStyle w:val="ListBullet"/>
       </w:pPr>
       <w:r>
-        <w:t>Example introduction (from a Recommendation format):</w:t>
+        <w:t>One slide per key-line argument or supporting point.</w:t>
       </w:r>
     </w:p>
     <w:p>
       <w:pPr>
-        <w:spacing w:after="40"/>
+        <w:pStyle w:val="ListBullet"/>
+      </w:pPr>
+      <w:r>
+        <w:t>Each slide title is an assertion (not a label).</w:t>
+      </w:r>
+    </w:p>
+    <w:p>
+      <w:pPr>
+        <w:pStyle w:val="ListBullet"/>
+      </w:pPr>
+      <w:r>
+        <w:t>Slide content is 90% exhibit (chart, table, mockup) and 10% text.</w:t>
+      </w:r>
+    </w:p>
+    <w:p>
+      <w:pPr>
+        <w:pStyle w:val="ListBullet"/>
+      </w:pPr>
+      <w:r>
+        <w:t>Copilot specifies what exhibit is needed and what data goes where.</w:t>
+      </w:r>
+    </w:p>
+    <w:p>
+      <w:pPr>
+        <w:pStyle w:val="Heading2"/>
+      </w:pPr>
+      <w:r>
+        <w:t>How Copilot marks PLACEHOLDERs</w:t>
+      </w:r>
+    </w:p>
+    <w:p>
+      <w:pPr>
+        <w:pStyle w:val="ListBullet"/>
+      </w:pPr>
+      <w:r>
+        <w:t>Any number, statistic, or example Copilot invented (not from user input) is marked PLACEHOLDER.</w:t>
+      </w:r>
+    </w:p>
+    <w:p>
+      <w:pPr>
+        <w:pStyle w:val="ListBullet"/>
+      </w:pPr>
+      <w:r>
+        <w:t>User replaces with real data.</w:t>
+      </w:r>
+    </w:p>
+    <w:p>
+      <w:pPr>
+        <w:pStyle w:val="Heading2"/>
+      </w:pPr>
+      <w:r>
+        <w:t>Example: Fairy Food Mother</w:t>
+      </w:r>
+    </w:p>
+    <w:p>
+      <w:r>
+        <w:t>Storyboard structure (15 slides):</w:t>
+      </w:r>
+    </w:p>
+    <w:p>
+      <w:pPr>
+        <w:pStyle w:val="ListBullet"/>
       </w:pPr>
       <w:r>
         <w:rPr>
           <w:i/>
         </w:rPr>
-        <w:t>"In 2025, our SME lending grew 8% YoY — below the 12% market average. The gap is driven by longer onboarding (industry standard: 2 weeks; ours: 5) and commodity pricing. We should invest in a digital onboarding platform and risk-based pricing to close the gap. Three arguments support this: (1) it removes the primary customer friction and brings us to parity; (2) it positions us ahead of competitors on tech and pricing; (3) it pays back in 16 months and opens adjacent revenue."</w:t>
+        <w:t>Slide 1: Cover</w:t>
       </w:r>
     </w:p>
     <w:p>
       <w:pPr>
-        <w:pStyle w:val="Heading2"/>
-      </w:pPr>
-      <w:r>
-        <w:t>The body: one section per key-line argument</w:t>
-      </w:r>
-    </w:p>
-    <w:p>
-      <w:pPr>
-        <w:spacing w:after="40"/>
-      </w:pPr>
-      <w:r>
-        <w:t>Each section opens by restating its argument as the heading or first sentence.</w:t>
-      </w:r>
-    </w:p>
-    <w:p>
-      <w:pPr>
-        <w:spacing w:after="40"/>
-      </w:pPr>
-      <w:r>
-        <w:t>Example structure for the SME recommendation above:</w:t>
-      </w:r>
-    </w:p>
-    <w:p>
-      <w:pPr>
         <w:pStyle w:val="ListBullet"/>
-        <w:spacing w:after="40"/>
-      </w:pPr>
-      <w:r>
-        <w:t>Argument 1: "Digital onboarding brings us to market parity on speed and removes the primary customer friction."</w:t>
-      </w:r>
-    </w:p>
-    <w:p>
-      <w:pPr>
-        <w:pStyle w:val="ListBullet"/>
-        <w:spacing w:after="40"/>
-      </w:pPr>
-      <w:r>
-        <w:t>Argument 2: "Risk-based pricing positions us ahead of competitors on commercial flexibility."</w:t>
-      </w:r>
-    </w:p>
-    <w:p>
-      <w:pPr>
-        <w:pStyle w:val="ListBullet"/>
-        <w:spacing w:after="40"/>
-      </w:pPr>
-      <w:r>
-        <w:t>Argument 3: "The investment pays back in 16 months and opens adjacent revenue streams."</w:t>
-      </w:r>
-    </w:p>
-    <w:p>
-      <w:pPr>
-        <w:pStyle w:val="Heading2"/>
-      </w:pPr>
-      <w:r>
-        <w:t>Six headings rules</w:t>
-      </w:r>
-    </w:p>
-    <w:p>
-      <w:pPr>
-        <w:pStyle w:val="ListBullet"/>
-        <w:spacing w:after="40"/>
-      </w:pPr>
-      <w:r>
-        <w:t>(1) Headings are assertions that précis the argument — a table of contents alone tells the whole story.</w:t>
-      </w:r>
-    </w:p>
-    <w:p>
-      <w:pPr>
-        <w:pStyle w:val="ListBullet"/>
-        <w:spacing w:after="40"/>
-      </w:pPr>
-      <w:r>
-        <w:t>(2) Never one lone subsection — collapse it into the parent.</w:t>
-      </w:r>
-    </w:p>
-    <w:p>
-      <w:pPr>
-        <w:pStyle w:val="ListBullet"/>
-        <w:spacing w:after="40"/>
-      </w:pPr>
-      <w:r>
-        <w:t>(3) Parallel form at each level — if one is "Build the X," the next is "Improve the Y," not "What about Z?"</w:t>
-      </w:r>
-    </w:p>
-    <w:p>
-      <w:pPr>
-        <w:pStyle w:val="ListBullet"/>
-        <w:spacing w:after="40"/>
-      </w:pPr>
-      <w:r>
-        <w:t>(4) The text must read without the headings — no opening sentence may depend on its heading to make sense.</w:t>
-      </w:r>
-    </w:p>
-    <w:p>
-      <w:pPr>
-        <w:pStyle w:val="ListBullet"/>
-        <w:spacing w:after="40"/>
-      </w:pPr>
-      <w:r>
-        <w:t>(5) Never let a heading immediately follow a higher-level heading — introduce each group with the point it will defend.</w:t>
-      </w:r>
-    </w:p>
-    <w:p>
-      <w:pPr>
-        <w:pStyle w:val="ListBullet"/>
-        <w:spacing w:after="40"/>
-      </w:pPr>
-      <w:r>
-        <w:t>(6) Don't overdo — headings only where they genuinely track subdivisions of thought. Use sparingly.</w:t>
-      </w:r>
-    </w:p>
-    <w:p>
-      <w:pPr>
-        <w:pStyle w:val="Heading2"/>
-      </w:pPr>
-      <w:r>
-        <w:t>Transitions: Never mechanical signposting</w:t>
-      </w:r>
-    </w:p>
-    <w:p>
-      <w:pPr>
-        <w:pStyle w:val="ListBullet"/>
-        <w:spacing w:after="40"/>
-      </w:pPr>
-      <w:r>
-        <w:t>❌ "The next section examines customer retention." (Mechanical. Tells what it does, not what it says.)</w:t>
-      </w:r>
-    </w:p>
-    <w:p>
-      <w:pPr>
-        <w:pStyle w:val="ListBullet"/>
-        <w:spacing w:after="40"/>
-      </w:pPr>
-      <w:r>
-        <w:t>✅ "Retention improves when customers complete onboarding in under two weeks. We achieve this through three platform upgrades..." (Tells what the section argues, carries forward from prior section.)</w:t>
-      </w:r>
-    </w:p>
-    <w:p>
-      <w:pPr>
-        <w:spacing w:after="40"/>
-      </w:pPr>
-      <w:r>
-        <w:t>Two transition techniques:</w:t>
-      </w:r>
-    </w:p>
-    <w:p>
-      <w:pPr>
-        <w:pStyle w:val="ListBullet"/>
-        <w:spacing w:after="40"/>
-      </w:pPr>
-      <w:r>
-        <w:t>Reference backward — carry a key word or phrase from the previous section into the new opening.</w:t>
-      </w:r>
-    </w:p>
-    <w:p>
-      <w:pPr>
-        <w:pStyle w:val="ListBullet"/>
-        <w:spacing w:after="40"/>
-      </w:pPr>
-      <w:r>
-        <w:t>Tell a story — use a mini-SCQA whose answer is the new section's argument.</w:t>
-      </w:r>
-    </w:p>
-    <w:p>
-      <w:pPr>
-        <w:pStyle w:val="Heading2"/>
-      </w:pPr>
-      <w:r>
-        <w:t>Conclusions: Usually not needed</w:t>
-      </w:r>
-    </w:p>
-    <w:p>
-      <w:pPr>
-        <w:spacing w:after="40"/>
-      </w:pPr>
-      <w:r>
-        <w:t>A properly built pyramid is complete. The argument ends where you planned.</w:t>
-      </w:r>
-    </w:p>
-    <w:p>
-      <w:pPr>
-        <w:spacing w:after="40"/>
-      </w:pPr>
-      <w:r>
-        <w:t>If the document is very long or psychologically needs a close, restate the significance in fresh language — never mechanical repetition.</w:t>
-      </w:r>
-    </w:p>
-    <w:p>
-      <w:pPr>
-        <w:spacing w:after="40"/>
       </w:pPr>
       <w:r>
         <w:rPr>
           <w:i/>
         </w:rPr>
-        <w:t>Next steps hold only self-evident actions the reader will not question. Anything challengeable belongs in the body as argument.</w:t>
+        <w:t>Slide 2: Governing thought (one assertion)</w:t>
       </w:r>
     </w:p>
     <w:p>
       <w:pPr>
-        <w:pStyle w:val="Heading2"/>
-      </w:pPr>
-      <w:r>
-        <w:t>Copy standards throughout</w:t>
-      </w:r>
-    </w:p>
-    <w:p>
-      <w:pPr>
         <w:pStyle w:val="ListBullet"/>
-        <w:spacing w:after="40"/>
-      </w:pPr>
-      <w:r>
-        <w:t>Plain English (no nominalisations: use "hire" not "hiring"; "execute" not "execution")</w:t>
-      </w:r>
-    </w:p>
-    <w:p>
-      <w:pPr>
-        <w:pStyle w:val="ListBullet"/>
-        <w:spacing w:after="40"/>
-      </w:pPr>
-      <w:r>
-        <w:t>Active voice</w:t>
-      </w:r>
-    </w:p>
-    <w:p>
-      <w:pPr>
-        <w:pStyle w:val="ListBullet"/>
-        <w:spacing w:after="40"/>
-      </w:pPr>
-      <w:r>
-        <w:t>Sentences ≤25 words</w:t>
-      </w:r>
-    </w:p>
-    <w:p>
-      <w:pPr>
-        <w:pStyle w:val="ListBullet"/>
-        <w:spacing w:after="40"/>
-      </w:pPr>
-      <w:r>
-        <w:t>Sentence-case headings (not Title Case)</w:t>
-      </w:r>
-    </w:p>
-    <w:p>
-      <w:pPr>
-        <w:pStyle w:val="ListBullet"/>
-        <w:spacing w:after="40"/>
-      </w:pPr>
-      <w:r>
-        <w:t>Simple numbers (spell out one to nine; numerals from 10)</w:t>
-      </w:r>
-    </w:p>
-    <w:p>
-      <w:pPr>
-        <w:pStyle w:val="ListBullet"/>
-        <w:spacing w:after="40"/>
-      </w:pPr>
-      <w:r>
-        <w:t>No exclamation marks</w:t>
-      </w:r>
-    </w:p>
-    <w:p>
-      <w:r>
-        <w:br w:type="page"/>
-      </w:r>
-    </w:p>
-    <w:p>
-      <w:pPr>
-        <w:pStyle w:val="Title"/>
-      </w:pPr>
-      <w:r>
-        <w:t>8. Part 6: The Five-Stage Authoring Sequence</w:t>
-      </w:r>
-    </w:p>
-    <w:p>
-      <w:pPr>
-        <w:spacing w:after="40"/>
-      </w:pPr>
-      <w:r>
-        <w:t>Work one stage at a time. Get explicit approval before moving to the next stage. Never skip a stage.</w:t>
-      </w:r>
-    </w:p>
-    <w:p>
-      <w:pPr>
-        <w:pStyle w:val="Heading2"/>
-      </w:pPr>
-      <w:r>
-        <w:t>Stage 1 — Frame</w:t>
-      </w:r>
-    </w:p>
-    <w:p>
-      <w:pPr>
-        <w:spacing w:after="40"/>
-      </w:pPr>
-      <w:r>
-        <w:t>Copilot interviews you, one question at a time:</w:t>
-      </w:r>
-    </w:p>
-    <w:p>
-      <w:pPr>
-        <w:pStyle w:val="ListBullet"/>
-        <w:spacing w:after="40"/>
-      </w:pPr>
-      <w:r>
-        <w:t>Who is the reader and what do they already believe?</w:t>
-      </w:r>
-    </w:p>
-    <w:p>
-      <w:pPr>
-        <w:pStyle w:val="ListBullet"/>
-        <w:spacing w:after="40"/>
-      </w:pPr>
-      <w:r>
-        <w:t>What decision or action do you want from them?</w:t>
-      </w:r>
-    </w:p>
-    <w:p>
-      <w:pPr>
-        <w:pStyle w:val="ListBullet"/>
-        <w:spacing w:after="40"/>
-      </w:pPr>
-      <w:r>
-        <w:t>Which of the four patterns is this (giving direction / seeking approval / explaining how / choosing)?</w:t>
-      </w:r>
-    </w:p>
-    <w:p>
-      <w:pPr>
-        <w:pStyle w:val="ListBullet"/>
-        <w:spacing w:after="40"/>
-      </w:pPr>
-      <w:r>
-        <w:t>Will you be present to walk them through, or is this standalone?</w:t>
-      </w:r>
-    </w:p>
-    <w:p>
-      <w:pPr>
-        <w:spacing w:after="40"/>
-      </w:pPr>
-      <w:r>
-        <w:t>If you supply raw material instead of answers, Copilot infers the frame and states every inference as an assumption you can correct.</w:t>
-      </w:r>
-    </w:p>
-    <w:p>
-      <w:pPr>
-        <w:spacing w:after="40"/>
-      </w:pPr>
-      <w:r>
-        <w:t>Approval: You confirm the frame, or Copilot revises it.</w:t>
-      </w:r>
-    </w:p>
-    <w:p>
-      <w:pPr>
-        <w:pStyle w:val="Heading2"/>
-      </w:pPr>
-      <w:r>
-        <w:t>Stage 2 — SCQA and governing thought</w:t>
-      </w:r>
-    </w:p>
-    <w:p>
-      <w:pPr>
-        <w:spacing w:after="40"/>
-      </w:pPr>
-      <w:r>
-        <w:t>Copilot drafts the Situation, Complication, Question, and Answer, applying all tests from Part 2.</w:t>
-      </w:r>
-    </w:p>
-    <w:p>
-      <w:pPr>
-        <w:spacing w:after="40"/>
-      </w:pPr>
-      <w:r>
-        <w:t>Copilot challenges:</w:t>
-      </w:r>
-    </w:p>
-    <w:p>
-      <w:pPr>
-        <w:pStyle w:val="ListBullet"/>
-        <w:spacing w:after="40"/>
-      </w:pPr>
-      <w:r>
-        <w:t>Is the governing thought a so-what, or merely a what?</w:t>
-      </w:r>
-    </w:p>
-    <w:p>
-      <w:pPr>
-        <w:pStyle w:val="ListBullet"/>
-        <w:spacing w:after="40"/>
-      </w:pPr>
-      <w:r>
-        <w:t>Is it ≤25 words?</w:t>
-      </w:r>
-    </w:p>
-    <w:p>
-      <w:pPr>
-        <w:pStyle w:val="ListBullet"/>
-        <w:spacing w:after="40"/>
-      </w:pPr>
-      <w:r>
-        <w:t>Does the SCQA pass the nod test? (Reader nods at each element; nothing requires proof.)</w:t>
-      </w:r>
-    </w:p>
-    <w:p>
-      <w:pPr>
-        <w:spacing w:after="40"/>
-      </w:pPr>
-      <w:r>
-        <w:t>If you can't articulate the complication, Copilot runs the problem-definition sequence (situation → disturbance → undesired result → desired result).</w:t>
-      </w:r>
-    </w:p>
-    <w:p>
-      <w:pPr>
-        <w:spacing w:after="40"/>
-      </w:pPr>
-      <w:r>
-        <w:t>Copilot proposes a tone order (S-C-A, A-S-C, C-S-A, Q-S-C-A) with reasoning.</w:t>
-      </w:r>
-    </w:p>
-    <w:p>
-      <w:pPr>
-        <w:spacing w:after="40"/>
-      </w:pPr>
-      <w:r>
-        <w:t>Approval: You confirm the SCQA or revise it.</w:t>
-      </w:r>
-    </w:p>
-    <w:p>
-      <w:pPr>
-        <w:pStyle w:val="Heading2"/>
-      </w:pPr>
-      <w:r>
-        <w:t>Stage 3 — Build the pyramid</w:t>
-      </w:r>
-    </w:p>
-    <w:p>
-      <w:pPr>
-        <w:spacing w:after="40"/>
-      </w:pPr>
-      <w:r>
-        <w:t>Copilot builds the pyramid — top-down if the answer is settled, bottom-up from your material if not.</w:t>
-      </w:r>
-    </w:p>
-    <w:p>
-      <w:pPr>
-        <w:spacing w:after="40"/>
-      </w:pPr>
-      <w:r>
-        <w:t>Copilot presents:</w:t>
-      </w:r>
-    </w:p>
-    <w:p>
-      <w:pPr>
-        <w:pStyle w:val="ListBullet"/>
-        <w:spacing w:after="40"/>
-      </w:pPr>
-      <w:r>
-        <w:t>The governing thought</w:t>
-      </w:r>
-    </w:p>
-    <w:p>
-      <w:pPr>
-        <w:pStyle w:val="ListBullet"/>
-        <w:spacing w:after="40"/>
-      </w:pPr>
-      <w:r>
-        <w:t>The key line as three to five assertions, with the ordering principle named (time, structure, or degree)</w:t>
-      </w:r>
-    </w:p>
-    <w:p>
-      <w:pPr>
-        <w:pStyle w:val="ListBullet"/>
-        <w:spacing w:after="40"/>
-      </w:pPr>
-      <w:r>
-        <w:t>The evidence grouped beneath each key-line argument</w:t>
-      </w:r>
-    </w:p>
-    <w:p>
-      <w:pPr>
-        <w:spacing w:after="40"/>
-      </w:pPr>
-      <w:r>
-        <w:t>Copilot audits its own draft and lists defects rather than hiding them:</w:t>
-      </w:r>
-    </w:p>
-    <w:p>
-      <w:pPr>
-        <w:pStyle w:val="ListBullet"/>
-        <w:spacing w:after="40"/>
-      </w:pPr>
-      <w:r>
-        <w:t>MECE failures</w:t>
-      </w:r>
-    </w:p>
-    <w:p>
-      <w:pPr>
-        <w:pStyle w:val="ListBullet"/>
-        <w:spacing w:after="40"/>
-      </w:pPr>
-      <w:r>
-        <w:t>Mixed orders (time and structure in the same grouping)</w:t>
-      </w:r>
-    </w:p>
-    <w:p>
-      <w:pPr>
-        <w:pStyle w:val="ListBullet"/>
-        <w:spacing w:after="40"/>
-      </w:pPr>
-      <w:r>
-        <w:t>Mixed logic (deduction and induction in the same grouping)</w:t>
-      </w:r>
-    </w:p>
-    <w:p>
-      <w:pPr>
-        <w:pStyle w:val="ListBullet"/>
-        <w:spacing w:after="40"/>
-      </w:pPr>
-      <w:r>
-        <w:t>Blank assertions ("three reasons…" instead of the actual reasons)</w:t>
-      </w:r>
-    </w:p>
-    <w:p>
-      <w:pPr>
-        <w:pStyle w:val="ListBullet"/>
-        <w:spacing w:after="40"/>
-      </w:pPr>
-      <w:r>
-        <w:t>Groupings whose effect or implication cannot be stated</w:t>
-      </w:r>
-    </w:p>
-    <w:p>
-      <w:pPr>
-        <w:spacing w:after="40"/>
-      </w:pPr>
-      <w:r>
-        <w:t>Approval: You confirm the pyramid or revise it.</w:t>
-      </w:r>
-    </w:p>
-    <w:p>
-      <w:pPr>
-        <w:pStyle w:val="Heading2"/>
-      </w:pPr>
-      <w:r>
-        <w:t>Stage 4 — Pressure-test</w:t>
-      </w:r>
-    </w:p>
-    <w:p>
-      <w:pPr>
-        <w:spacing w:after="40"/>
-      </w:pPr>
-      <w:r>
-        <w:t>Copilot attacks the pyramid:</w:t>
-      </w:r>
-    </w:p>
-    <w:p>
-      <w:pPr>
-        <w:pStyle w:val="ListBullet"/>
-        <w:spacing w:after="40"/>
-      </w:pPr>
-      <w:r>
-        <w:t>For each key-line argument, Copilot states the strongest objection a sceptical reader could raise.</w:t>
-      </w:r>
-    </w:p>
-    <w:p>
-      <w:pPr>
-        <w:pStyle w:val="ListBullet"/>
-        <w:spacing w:after="40"/>
-      </w:pPr>
-      <w:r>
-        <w:t>Copilot identifies which arguments are least well evidenced.</w:t>
-      </w:r>
-    </w:p>
-    <w:p>
-      <w:pPr>
-        <w:pStyle w:val="ListBullet"/>
-        <w:spacing w:after="40"/>
-      </w:pPr>
-      <w:r>
-        <w:t>Copilot proposes repairs: better grouping, missing evidence to fetch, a narrower claim.</w:t>
-      </w:r>
-    </w:p>
-    <w:p>
-      <w:pPr>
-        <w:spacing w:after="40"/>
-      </w:pPr>
-      <w:r>
-        <w:t>You decide what to accept. Copilot revises the pyramid accordingly.</w:t>
-      </w:r>
-    </w:p>
-    <w:p>
-      <w:pPr>
-        <w:pStyle w:val="Heading2"/>
-      </w:pPr>
-      <w:r>
-        <w:t>Stage 5 — Write</w:t>
-      </w:r>
-    </w:p>
-    <w:p>
-      <w:pPr>
-        <w:spacing w:after="40"/>
-      </w:pPr>
-      <w:r>
-        <w:t>The pyramid is final. Copilot confirms the format from the Part 5 table (memo / report / slides / outline).</w:t>
-      </w:r>
-    </w:p>
-    <w:p>
-      <w:pPr>
-        <w:spacing w:after="40"/>
-      </w:pPr>
-      <w:r>
-        <w:t>Copilot writes the full document from the pyramid, applying every Part 5 rule.</w:t>
-      </w:r>
-    </w:p>
-    <w:p>
-      <w:pPr>
-        <w:spacing w:after="40"/>
-      </w:pPr>
-      <w:r>
-        <w:t>Copilot marks every PLACEHOLDER and delivers a one-line note of anything flagged in Stages 3–4 that remains unresolved.</w:t>
-      </w:r>
-    </w:p>
-    <w:p>
-      <w:r>
-        <w:br w:type="page"/>
-      </w:r>
-    </w:p>
-    <w:p>
-      <w:pPr>
-        <w:pStyle w:val="Title"/>
-      </w:pPr>
-      <w:r>
-        <w:t>9. Part 7: Lint Rules and Final Diagnostics</w:t>
-      </w:r>
-    </w:p>
-    <w:p>
-      <w:pPr>
-        <w:spacing w:after="40"/>
-      </w:pPr>
-      <w:r>
-        <w:t>Run these checks at every stage. They are defect detectors. When one fires, stop and fix it.</w:t>
-      </w:r>
-    </w:p>
-    <w:p>
-      <w:pPr>
-        <w:pStyle w:val="Heading2"/>
-      </w:pPr>
-      <w:r>
-        <w:t>Lint rules</w:t>
-      </w:r>
-    </w:p>
-    <w:p>
-      <w:pPr>
-        <w:pStyle w:val="ListBullet"/>
-        <w:spacing w:after="40"/>
-      </w:pPr>
-      <w:r>
-        <w:t>Heading or key-line point is a label with no verb → rewrite as an assertion.</w:t>
-      </w:r>
-    </w:p>
-    <w:p>
-      <w:pPr>
-        <w:pStyle w:val="ListBullet"/>
-        <w:spacing w:after="10"/>
-      </w:pPr>
-      <w:r>
-        <w:t>Example: ❌ "Sales process improvements" → ✅ "Reduce sales cycle to &lt;30 days"</w:t>
-      </w:r>
-    </w:p>
-    <w:p>
-      <w:pPr>
-        <w:pStyle w:val="ListBullet"/>
-        <w:spacing w:after="40"/>
-      </w:pPr>
-      <w:r>
-        <w:t>Summary is intellectually blank ("three reasons…") → state the effect or implication.</w:t>
-      </w:r>
-    </w:p>
-    <w:p>
-      <w:pPr>
-        <w:pStyle w:val="ListBullet"/>
-        <w:spacing w:after="10"/>
-      </w:pPr>
-      <w:r>
-        <w:t>Example: ❌ "There are three ways to improve retention" → ✅ "Reducing time-to-value to &lt;2 weeks improves retention by 25%"</w:t>
-      </w:r>
-    </w:p>
-    <w:p>
-      <w:pPr>
-        <w:pStyle w:val="ListBullet"/>
-        <w:spacing w:after="40"/>
-      </w:pPr>
-      <w:r>
-        <w:t>Action item worded as activity → reword as end product.</w:t>
-      </w:r>
-    </w:p>
-    <w:p>
-      <w:pPr>
-        <w:pStyle w:val="ListBullet"/>
-        <w:spacing w:after="10"/>
-      </w:pPr>
-      <w:r>
-        <w:t>Example: ❌ "Conduct a customer research project" → ✅ "Map the three customer segments and their decision criteria"</w:t>
-      </w:r>
-    </w:p>
-    <w:p>
-      <w:pPr>
-        <w:pStyle w:val="ListBullet"/>
-        <w:spacing w:after="40"/>
-      </w:pPr>
-      <w:r>
-        <w:t>Grouping with no nameable order → rebuild it.</w:t>
-      </w:r>
-    </w:p>
-    <w:p>
-      <w:pPr>
-        <w:pStyle w:val="ListBullet"/>
-        <w:spacing w:after="10"/>
-      </w:pPr>
-      <w:r>
-        <w:t>Ask: Are these steps in a process (time)? Parts of a whole (structure)? Ranked by a characteristic (degree)? If none fit, regroup.</w:t>
-      </w:r>
-    </w:p>
-    <w:p>
-      <w:pPr>
-        <w:pStyle w:val="ListBullet"/>
-        <w:spacing w:after="40"/>
-      </w:pPr>
-      <w:r>
-        <w:t>"Before" and "so that" items in one list → separate the levels.</w:t>
-      </w:r>
-    </w:p>
-    <w:p>
-      <w:pPr>
-        <w:pStyle w:val="ListBullet"/>
-        <w:spacing w:after="10"/>
-      </w:pPr>
-      <w:r>
-        <w:t>Example: ❌ Same level: "Hire engineers before starting build." "Complete build so that testing can begin." (First is prerequisite; second is consequence.)\n✅ Separated: Level above: "Build the platform." Level below: "Hire engineers first," "Begin build," "Complete testing."</w:t>
-      </w:r>
-    </w:p>
-    <w:p>
-      <w:pPr>
-        <w:pStyle w:val="ListBullet"/>
-        <w:spacing w:after="40"/>
-      </w:pPr>
-      <w:r>
-        <w:t>Deduction and induction mixed in one grouping → choose one.</w:t>
-      </w:r>
-    </w:p>
-    <w:p>
-      <w:pPr>
-        <w:pStyle w:val="ListBullet"/>
-        <w:spacing w:after="10"/>
-      </w:pPr>
-      <w:r>
-        <w:t>Example: ❌ "Improve lead quality (inductive). Candidates need clearer job descriptions (deductive premise). Our description is weak (deductive premise)." (Mixed.)\n✅ Keep inductive: "Three operational changes improve lead quality — qualify earlier, brief candidates better, automate follow-up."</w:t>
-      </w:r>
-    </w:p>
-    <w:p>
-      <w:pPr>
-        <w:pStyle w:val="ListBullet"/>
-        <w:spacing w:after="40"/>
-      </w:pPr>
-      <w:r>
-        <w:t>More than five items at the key line → find the missing grouping above.</w:t>
-      </w:r>
-    </w:p>
-    <w:p>
-      <w:pPr>
-        <w:pStyle w:val="ListBullet"/>
-        <w:spacing w:after="40"/>
-      </w:pPr>
-      <w:r>
-        <w:t>Headings at one level not parallel → fix the grammar.</w:t>
-      </w:r>
-    </w:p>
-    <w:p>
-      <w:pPr>
-        <w:pStyle w:val="ListBullet"/>
-        <w:spacing w:after="10"/>
-      </w:pPr>
-      <w:r>
-        <w:t>Example: ❌ "Build the team," "Operational improvements," "We'll invest in tech." (Not parallel.)\n✅ "Build the team," "Upgrade operations," "Invest in technology." (Parallel: verb-noun form.)</w:t>
-      </w:r>
-    </w:p>
-    <w:p>
-      <w:pPr>
-        <w:pStyle w:val="ListBullet"/>
-        <w:spacing w:after="40"/>
-      </w:pPr>
-      <w:r>
-        <w:t>A section with one lone subsection → collapse it.</w:t>
-      </w:r>
-    </w:p>
-    <w:p>
-      <w:pPr>
-        <w:pStyle w:val="ListBullet"/>
-        <w:spacing w:after="10"/>
-      </w:pPr>
-      <w:r>
-        <w:t>Example: ❌ Main section: "Financial case." Subsection: "Three-year payback." (Only one subsection; useless nesting.)\n✅ Combine: "Financial case: Three-year payback."</w:t>
-      </w:r>
-    </w:p>
-    <w:p>
-      <w:pPr>
-        <w:pStyle w:val="ListBullet"/>
-        <w:spacing w:after="40"/>
-      </w:pPr>
-      <w:r>
-        <w:t>Introduction fails to deliver the governing thought in the first paragraph → rewrite.</w:t>
-      </w:r>
-    </w:p>
-    <w:p>
-      <w:pPr>
-        <w:pStyle w:val="ListBullet"/>
-        <w:spacing w:after="40"/>
-      </w:pPr>
-      <w:r>
-        <w:t>Anything in the SCQA that requires proof → move to the body.</w:t>
-      </w:r>
-    </w:p>
-    <w:p>
-      <w:pPr>
-        <w:pStyle w:val="ListBullet"/>
-        <w:spacing w:after="40"/>
-      </w:pPr>
-      <w:r>
-        <w:t>Transition that says what the next section does rather than what it says → rewrite.</w:t>
-      </w:r>
-    </w:p>
-    <w:p>
-      <w:pPr>
-        <w:pStyle w:val="ListBullet"/>
-        <w:spacing w:after="40"/>
-      </w:pPr>
-      <w:r>
-        <w:t>Next steps containing anything the reader might question → move into the body.</w:t>
-      </w:r>
-    </w:p>
-    <w:p>
-      <w:pPr>
-        <w:pStyle w:val="ListBullet"/>
-        <w:spacing w:after="40"/>
-      </w:pPr>
-      <w:r>
-        <w:t>Two sections making the same claim → merge.</w:t>
-      </w:r>
-    </w:p>
-    <w:p>
-      <w:pPr>
-        <w:pStyle w:val="ListBullet"/>
-        <w:spacing w:after="40"/>
-      </w:pPr>
-      <w:r>
-        <w:t>Passive sentence → active.</w:t>
-      </w:r>
-    </w:p>
-    <w:p>
-      <w:pPr>
-        <w:pStyle w:val="ListBullet"/>
-        <w:spacing w:after="10"/>
-      </w:pPr>
-      <w:r>
-        <w:t>Example: ❌ "It is believed that retention can be improved." → ✅ "We improve retention by reducing onboarding time."</w:t>
-      </w:r>
-    </w:p>
-    <w:p>
-      <w:pPr>
-        <w:pStyle w:val="ListBullet"/>
-        <w:spacing w:after="40"/>
-      </w:pPr>
-      <w:r>
-        <w:t>The reader's question changes mid-build → stop and rebuild from Stage 1.</w:t>
-      </w:r>
-    </w:p>
-    <w:p>
-      <w:pPr>
-        <w:pStyle w:val="Heading2"/>
-      </w:pPr>
-      <w:r>
-        <w:t>Final diagnostic before delivery</w:t>
-      </w:r>
-    </w:p>
-    <w:p>
-      <w:pPr>
-        <w:pStyle w:val="ListBullet"/>
-        <w:spacing w:after="40"/>
-      </w:pPr>
-      <w:r>
-        <w:t>Governing thought is a so-what, ≤25 words, active voice? ✓</w:t>
-      </w:r>
-    </w:p>
-    <w:p>
-      <w:pPr>
-        <w:pStyle w:val="ListBullet"/>
-        <w:spacing w:after="40"/>
-      </w:pPr>
-      <w:r>
-        <w:t>SCQA passes the nod test with nothing needing proof? ✓</w:t>
-      </w:r>
-    </w:p>
-    <w:p>
-      <w:pPr>
-        <w:pStyle w:val="ListBullet"/>
-        <w:spacing w:after="40"/>
-      </w:pPr>
-      <w:r>
-        <w:t>Key line is MECE, 3–5 items, one order, all assertions? ✓</w:t>
-      </w:r>
-    </w:p>
-    <w:p>
-      <w:pPr>
-        <w:pStyle w:val="ListBullet"/>
-        <w:spacing w:after="40"/>
-      </w:pPr>
-      <w:r>
-        <w:t>Every summary is an effect or implication (not a label)? ✓</w:t>
-      </w:r>
-    </w:p>
-    <w:p>
-      <w:pPr>
-        <w:pStyle w:val="ListBullet"/>
-        <w:spacing w:after="40"/>
-      </w:pPr>
-      <w:r>
-        <w:t>Headings alone tell the whole argument? ✓</w:t>
-      </w:r>
-    </w:p>
-    <w:p>
-      <w:pPr>
-        <w:pStyle w:val="ListBullet"/>
-        <w:spacing w:after="40"/>
-      </w:pPr>
-      <w:r>
-        <w:t>All PLACEHOLDERs resolved or flagged? ✓</w:t>
-      </w:r>
-    </w:p>
-    <w:p>
-      <w:pPr>
-        <w:spacing w:after="40"/>
       </w:pPr>
       <w:r>
         <w:rPr>
           <w:i/>
         </w:rPr>
-        <w:t>If all boxes are checked, the document is ready. If any fail, stop and fix.</w:t>
+        <w:t>Slide 3–4: Situation &amp; Complication (SCQA context)</w:t>
       </w:r>
     </w:p>
     <w:p>
-      <w:r>
-        <w:br w:type="page"/>
-      </w:r>
-    </w:p>
-    <w:p>
-      <w:pPr>
-        <w:pStyle w:val="Title"/>
-      </w:pPr>
-      <w:r>
-        <w:t>10. Format Selection Guide and Decision Matrix</w:t>
-      </w:r>
-    </w:p>
-    <w:p>
-      <w:pPr>
-        <w:spacing w:after="40"/>
-      </w:pPr>
-      <w:r>
-        <w:t>Choose your format based on the reader's question. Each format has a distinct pyramid structure.</w:t>
-      </w:r>
-    </w:p>
-    <w:tbl>
-      <w:tblPr>
-        <w:tblStyle w:val="LightGrid-Accent1"/>
-        <w:tblW w:type="auto" w:w="0"/>
-        <w:tblLook w:firstColumn="1" w:firstRow="1" w:lastColumn="0" w:lastRow="0" w:noHBand="0" w:noVBand="1" w:val="04A0"/>
-      </w:tblPr>
-      <w:tblGrid>
-        <w:gridCol w:w="1728"/>
-        <w:gridCol w:w="1728"/>
-        <w:gridCol w:w="1728"/>
-        <w:gridCol w:w="1728"/>
-        <w:gridCol w:w="1728"/>
-      </w:tblGrid>
-      <w:tr>
-        <w:tc>
-          <w:tcPr>
-            <w:tcW w:type="dxa" w:w="1728"/>
-          </w:tcPr>
-          <w:p>
-            <w:r>
-              <w:t>Reader's Question</w:t>
-            </w:r>
-          </w:p>
-        </w:tc>
-        <w:tc>
-          <w:tcPr>
-            <w:tcW w:type="dxa" w:w="1728"/>
-          </w:tcPr>
-          <w:p>
-            <w:r>
-              <w:t>Format</w:t>
-            </w:r>
-          </w:p>
-        </w:tc>
-        <w:tc>
-          <w:tcPr>
-            <w:tcW w:type="dxa" w:w="1728"/>
-          </w:tcPr>
-          <w:p>
-            <w:r>
-              <w:t>Key-Lines (3–5)</w:t>
-            </w:r>
-          </w:p>
-        </w:tc>
-        <w:tc>
-          <w:tcPr>
-            <w:tcW w:type="dxa" w:w="1728"/>
-          </w:tcPr>
-          <w:p>
-            <w:r>
-              <w:t>Slides</w:t>
-            </w:r>
-          </w:p>
-        </w:tc>
-        <w:tc>
-          <w:tcPr>
-            <w:tcW w:type="dxa" w:w="1728"/>
-          </w:tcPr>
-          <w:p>
-            <w:r>
-              <w:t>Time</w:t>
-            </w:r>
-          </w:p>
-        </w:tc>
-      </w:tr>
-      <w:tr>
-        <w:tc>
-          <w:tcPr>
-            <w:tcW w:type="dxa" w:w="1728"/>
-          </w:tcPr>
-          <w:p>
-            <w:r>
-              <w:t>"Where are we, what needs deciding?"</w:t>
-            </w:r>
-          </w:p>
-        </w:tc>
-        <w:tc>
-          <w:tcPr>
-            <w:tcW w:type="dxa" w:w="1728"/>
-          </w:tcPr>
-          <w:p>
-            <w:r>
-              <w:t>Project Update</w:t>
-            </w:r>
-          </w:p>
-        </w:tc>
-        <w:tc>
-          <w:tcPr>
-            <w:tcW w:type="dxa" w:w="1728"/>
-          </w:tcPr>
-          <w:p>
-            <w:r>
-              <w:t>Status, Blockers, Next Steps</w:t>
-            </w:r>
-          </w:p>
-        </w:tc>
-        <w:tc>
-          <w:tcPr>
-            <w:tcW w:type="dxa" w:w="1728"/>
-          </w:tcPr>
-          <w:p>
-            <w:r>
-              <w:t>10</w:t>
-            </w:r>
-          </w:p>
-        </w:tc>
-        <w:tc>
-          <w:tcPr>
-            <w:tcW w:type="dxa" w:w="1728"/>
-          </w:tcPr>
-          <w:p>
-            <w:r>
-              <w:t>10–15 min</w:t>
-            </w:r>
-          </w:p>
-        </w:tc>
-      </w:tr>
-      <w:tr>
-        <w:tc>
-          <w:tcPr>
-            <w:tcW w:type="dxa" w:w="1728"/>
-          </w:tcPr>
-          <w:p>
-            <w:r>
-              <w:t>"Should we do this? Why this option?"</w:t>
-            </w:r>
-          </w:p>
-        </w:tc>
-        <w:tc>
-          <w:tcPr>
-            <w:tcW w:type="dxa" w:w="1728"/>
-          </w:tcPr>
-          <w:p>
-            <w:r>
-              <w:t>Recommendation</w:t>
-            </w:r>
-          </w:p>
-        </w:tc>
-        <w:tc>
-          <w:tcPr>
-            <w:tcW w:type="dxa" w:w="1728"/>
-          </w:tcPr>
-          <w:p>
-            <w:r>
-              <w:t>Business Case, Why This Path, How We Execute</w:t>
-            </w:r>
-          </w:p>
-        </w:tc>
-        <w:tc>
-          <w:tcPr>
-            <w:tcW w:type="dxa" w:w="1728"/>
-          </w:tcPr>
-          <w:p>
-            <w:r>
-              <w:t>12</w:t>
-            </w:r>
-          </w:p>
-        </w:tc>
-        <w:tc>
-          <w:tcPr>
-            <w:tcW w:type="dxa" w:w="1728"/>
-          </w:tcPr>
-          <w:p>
-            <w:r>
-              <w:t>15–20 min</w:t>
-            </w:r>
-          </w:p>
-        </w:tc>
-      </w:tr>
-      <w:tr>
-        <w:tc>
-          <w:tcPr>
-            <w:tcW w:type="dxa" w:w="1728"/>
-          </w:tcPr>
-          <w:p>
-            <w:r>
-              <w:t>"Why is this happening?"</w:t>
-            </w:r>
-          </w:p>
-        </w:tc>
-        <w:tc>
-          <w:tcPr>
-            <w:tcW w:type="dxa" w:w="1728"/>
-          </w:tcPr>
-          <w:p>
-            <w:r>
-              <w:t>Diagnostic</w:t>
-            </w:r>
-          </w:p>
-        </w:tc>
-        <w:tc>
-          <w:tcPr>
-            <w:tcW w:type="dxa" w:w="1728"/>
-          </w:tcPr>
-          <w:p>
-            <w:r>
-              <w:t>Problem, Root Cause, Implications</w:t>
-            </w:r>
-          </w:p>
-        </w:tc>
-        <w:tc>
-          <w:tcPr>
-            <w:tcW w:type="dxa" w:w="1728"/>
-          </w:tcPr>
-          <w:p>
-            <w:r>
-              <w:t>9</w:t>
-            </w:r>
-          </w:p>
-        </w:tc>
-        <w:tc>
-          <w:tcPr>
-            <w:tcW w:type="dxa" w:w="1728"/>
-          </w:tcPr>
-          <w:p>
-            <w:r>
-              <w:t>12–15 min</w:t>
-            </w:r>
-          </w:p>
-        </w:tc>
-      </w:tr>
-      <w:tr>
-        <w:tc>
-          <w:tcPr>
-            <w:tcW w:type="dxa" w:w="1728"/>
-          </w:tcPr>
-          <w:p>
-            <w:r>
-              <w:t>"Which route? What are the trade-offs?"</w:t>
-            </w:r>
-          </w:p>
-        </w:tc>
-        <w:tc>
-          <w:tcPr>
-            <w:tcW w:type="dxa" w:w="1728"/>
-          </w:tcPr>
-          <w:p>
-            <w:r>
-              <w:t>Options Paper</w:t>
-            </w:r>
-          </w:p>
-        </w:tc>
-        <w:tc>
-          <w:tcPr>
-            <w:tcW w:type="dxa" w:w="1728"/>
-          </w:tcPr>
-          <w:p>
-            <w:r>
-              <w:t>Criteria, Option A, Option B, Option C, Why Option X</w:t>
-            </w:r>
-          </w:p>
-        </w:tc>
-        <w:tc>
-          <w:tcPr>
-            <w:tcW w:type="dxa" w:w="1728"/>
-          </w:tcPr>
-          <w:p>
-            <w:r>
-              <w:t>14</w:t>
-            </w:r>
-          </w:p>
-        </w:tc>
-        <w:tc>
-          <w:tcPr>
-            <w:tcW w:type="dxa" w:w="1728"/>
-          </w:tcPr>
-          <w:p>
-            <w:r>
-              <w:t>20–25 min</w:t>
-            </w:r>
-          </w:p>
-        </w:tc>
-      </w:tr>
-      <w:tr>
-        <w:tc>
-          <w:tcPr>
-            <w:tcW w:type="dxa" w:w="1728"/>
-          </w:tcPr>
-          <w:p>
-            <w:r>
-              <w:t>"Where are we going? How do we measure?"</w:t>
-            </w:r>
-          </w:p>
-        </w:tc>
-        <w:tc>
-          <w:tcPr>
-            <w:tcW w:type="dxa" w:w="1728"/>
-          </w:tcPr>
-          <w:p>
-            <w:r>
-              <w:t>Strategic Plan</w:t>
-            </w:r>
-          </w:p>
-        </w:tc>
-        <w:tc>
-          <w:tcPr>
-            <w:tcW w:type="dxa" w:w="1728"/>
-          </w:tcPr>
-          <w:p>
-            <w:r>
-              <w:t>Vision, Driver 1, Driver 2, Driver 3, Metrics, Execution</w:t>
-            </w:r>
-          </w:p>
-        </w:tc>
-        <w:tc>
-          <w:tcPr>
-            <w:tcW w:type="dxa" w:w="1728"/>
-          </w:tcPr>
-          <w:p>
-            <w:r>
-              <w:t>15</w:t>
-            </w:r>
-          </w:p>
-        </w:tc>
-        <w:tc>
-          <w:tcPr>
-            <w:tcW w:type="dxa" w:w="1728"/>
-          </w:tcPr>
-          <w:p>
-            <w:r>
-              <w:t>25–30 min</w:t>
-            </w:r>
-          </w:p>
-        </w:tc>
-      </w:tr>
-    </w:tbl>
-    <w:p/>
-    <w:p>
-      <w:pPr>
-        <w:spacing w:after="40"/>
+      <w:pPr>
+        <w:pStyle w:val="ListBullet"/>
       </w:pPr>
       <w:r>
         <w:rPr>
           <w:i/>
         </w:rPr>
-        <w:t>Now detailed worked examples for each format follow. Each includes the full governing thought, storyboard, and evidence specs.</w:t>
+        <w:t>Slides 5–6: Key-line 1 (Desirable) with evidence</w:t>
       </w:r>
     </w:p>
     <w:p>
-      <w:r>
-        <w:br w:type="page"/>
-      </w:r>
-    </w:p>
-    <w:p>
-      <w:pPr>
-        <w:pStyle w:val="Heading1"/>
-      </w:pPr>
-      <w:r>
-        <w:t>Format 1: Project Update</w:t>
-      </w:r>
-    </w:p>
-    <w:p>
-      <w:pPr>
-        <w:spacing w:after="40"/>
-      </w:pPr>
-      <w:r>
-        <w:t>Use this when: The reader is tracking a project and needs status, what's blocking, and what's next.</w:t>
-      </w:r>
-    </w:p>
-    <w:p>
-      <w:pPr>
-        <w:pStyle w:val="Heading2"/>
-      </w:pPr>
-      <w:r>
-        <w:t>Governing thought</w:t>
-      </w:r>
-    </w:p>
-    <w:p>
-      <w:pPr>
-        <w:spacing w:after="40"/>
+      <w:pPr>
+        <w:pStyle w:val="ListBullet"/>
       </w:pPr>
       <w:r>
         <w:rPr>
           <w:i/>
         </w:rPr>
-        <w:t>"[Project] is on track for [target date], but [specific blocker] requires decision by [date]."</w:t>
+        <w:t>Slides 7–9: Key-line 2 (Feasible) with evidence</w:t>
       </w:r>
     </w:p>
     <w:p>
       <w:pPr>
-        <w:pStyle w:val="Heading2"/>
-      </w:pPr>
-      <w:r>
-        <w:t>Key-lines</w:t>
-      </w:r>
-    </w:p>
-    <w:p>
-      <w:pPr>
         <w:pStyle w:val="ListBullet"/>
-        <w:spacing w:after="40"/>
-      </w:pPr>
-      <w:r>
-        <w:t>(1) Status: where we stand vs. plan</w:t>
-      </w:r>
-    </w:p>
-    <w:p>
-      <w:pPr>
-        <w:pStyle w:val="ListBullet"/>
-        <w:spacing w:after="40"/>
-      </w:pPr>
-      <w:r>
-        <w:t>(2) Blockers: what's slowing us</w:t>
-      </w:r>
-    </w:p>
-    <w:p>
-      <w:pPr>
-        <w:pStyle w:val="ListBullet"/>
-        <w:spacing w:after="40"/>
-      </w:pPr>
-      <w:r>
-        <w:t>(3) Next steps: what happens next (including the decision point)</w:t>
-      </w:r>
-    </w:p>
-    <w:p>
-      <w:pPr>
-        <w:pStyle w:val="Heading2"/>
-      </w:pPr>
-      <w:r>
-        <w:t>Full storyboard (10 slides)</w:t>
-      </w:r>
-    </w:p>
-    <w:p>
-      <w:pPr>
-        <w:pStyle w:val="ListBullet"/>
-        <w:spacing w:after="40"/>
-      </w:pPr>
-      <w:r>
-        <w:t>Slide 1 — Cover: [Project name] | Status Update</w:t>
-      </w:r>
-    </w:p>
-    <w:p>
-      <w:pPr>
-        <w:pStyle w:val="ListBullet"/>
-        <w:spacing w:after="40"/>
-      </w:pPr>
-      <w:r>
-        <w:t>Slide 2 — Governing thought: "Project is on track for Q3 delivery, but resource gap requires hiring approval by Friday."</w:t>
-      </w:r>
-    </w:p>
-    <w:p>
-      <w:pPr>
-        <w:pStyle w:val="ListBullet"/>
-        <w:spacing w:after="40"/>
-      </w:pPr>
-      <w:r>
-        <w:t>Slide 3 — Timeline: Key milestones, plan vs. actual</w:t>
-      </w:r>
-    </w:p>
-    <w:p>
-      <w:pPr>
-        <w:pStyle w:val="ListBullet"/>
-        <w:spacing w:after="40"/>
-      </w:pPr>
-      <w:r>
-        <w:t>Slide 4 — Status by workstream (visual: Gantt or timeline)</w:t>
-      </w:r>
-    </w:p>
-    <w:p>
-      <w:pPr>
-        <w:pStyle w:val="ListBullet"/>
-        <w:spacing w:after="40"/>
-      </w:pPr>
-      <w:r>
-        <w:t>Slide 5 — Workstream A detail: On schedule, no blockers</w:t>
-      </w:r>
-    </w:p>
-    <w:p>
-      <w:pPr>
-        <w:pStyle w:val="ListBullet"/>
-        <w:spacing w:after="40"/>
-      </w:pPr>
-      <w:r>
-        <w:t>Slide 6 — Workstream B detail: 3 weeks behind; root cause identified</w:t>
-      </w:r>
-    </w:p>
-    <w:p>
-      <w:pPr>
-        <w:pStyle w:val="ListBullet"/>
-        <w:spacing w:after="40"/>
-      </w:pPr>
-      <w:r>
-        <w:t>Slide 7 — Blocker deep-dive: Team down 2 engineers; no backfill until week 6; gap = 3 weeks</w:t>
-      </w:r>
-    </w:p>
-    <w:p>
-      <w:pPr>
-        <w:pStyle w:val="ListBullet"/>
-        <w:spacing w:after="40"/>
-      </w:pPr>
-      <w:r>
-        <w:t>Slide 8 — Three recovery options (with cost/timeline trade-offs)</w:t>
-      </w:r>
-    </w:p>
-    <w:p>
-      <w:pPr>
-        <w:pStyle w:val="ListBullet"/>
-        <w:spacing w:after="40"/>
-      </w:pPr>
-      <w:r>
-        <w:t>Slide 9 — Recommended option: Temporary contractor (£85k, recovers 2 weeks)</w:t>
-      </w:r>
-    </w:p>
-    <w:p>
-      <w:pPr>
-        <w:pStyle w:val="ListBullet"/>
-        <w:spacing w:after="40"/>
-      </w:pPr>
-      <w:r>
-        <w:t>Slide 10 — Decision required &amp; next steps</w:t>
-      </w:r>
-    </w:p>
-    <w:p>
-      <w:pPr>
-        <w:pStyle w:val="Heading2"/>
-      </w:pPr>
-      <w:r>
-        <w:t>Evidence specifications</w:t>
-      </w:r>
-    </w:p>
-    <w:p>
-      <w:pPr>
-        <w:pStyle w:val="ListBullet"/>
-        <w:spacing w:after="40"/>
-      </w:pPr>
-      <w:r>
-        <w:t>Slide 3 (Timeline): Gantt chart. X-axis = 12-week project span. Y-axis = workstreams. Show plan (baseline) and actual (current forecast). Highlight variance &gt;1 week.</w:t>
-      </w:r>
-    </w:p>
-    <w:p>
-      <w:pPr>
-        <w:pStyle w:val="ListBullet"/>
-        <w:spacing w:after="40"/>
-      </w:pPr>
-      <w:r>
-        <w:t>Slide 4 (Status by workstream): Waterfall or horizontal bar chart. Each workstream = % complete + expected completion date. Color-code: green (on track), yellow (watch), red (at risk).</w:t>
-      </w:r>
-    </w:p>
-    <w:p>
-      <w:pPr>
-        <w:pStyle w:val="ListBullet"/>
-        <w:spacing w:after="40"/>
-      </w:pPr>
-      <w:r>
-        <w:t>Slide 7 (Blocker): Text + one exhibit. Exhibit = simple table: Issue | Impact | Owner | ETA to resolve.</w:t>
-      </w:r>
-    </w:p>
-    <w:p>
-      <w:pPr>
-        <w:pStyle w:val="ListBullet"/>
-        <w:spacing w:after="40"/>
-      </w:pPr>
-      <w:r>
-        <w:t>Slide 8 (Options): Three-column comparison table: Option | Cost | Timeline impact | Risk | Recommendation.</w:t>
-      </w:r>
-    </w:p>
-    <w:p>
-      <w:pPr>
-        <w:spacing w:after="40"/>
       </w:pPr>
       <w:r>
         <w:rPr>
           <w:i/>
         </w:rPr>
-        <w:t>End product: Reader sees where the project stands, what's slowing it, and what decision is required. Titles alone tell the story.</w:t>
+        <w:t>Slides 10–13: Key-line 3 (Viable) with evidence + moat</w:t>
       </w:r>
     </w:p>
     <w:p>
-      <w:r>
-        <w:br w:type="page"/>
-      </w:r>
-    </w:p>
-    <w:p>
-      <w:pPr>
-        <w:pStyle w:val="Heading1"/>
-      </w:pPr>
-      <w:r>
-        <w:t>Format 2: Recommendation</w:t>
-      </w:r>
-    </w:p>
-    <w:p>
-      <w:pPr>
-        <w:spacing w:after="40"/>
-      </w:pPr>
-      <w:r>
-        <w:t>Use this when: You've completed analysis and you know what should happen. Reader needs convincing.</w:t>
-      </w:r>
-    </w:p>
-    <w:p>
-      <w:pPr>
-        <w:pStyle w:val="Heading2"/>
-      </w:pPr>
-      <w:r>
-        <w:t>Governing thought</w:t>
-      </w:r>
-    </w:p>
-    <w:p>
-      <w:pPr>
-        <w:spacing w:after="40"/>
+      <w:pPr>
+        <w:pStyle w:val="ListBullet"/>
       </w:pPr>
       <w:r>
         <w:rPr>
           <w:i/>
         </w:rPr>
-        <w:t>"We should [do this specific thing] because [it solves the core problem and pays back in X timeframe]."</w:t>
+        <w:t>Slide 14: The decision/ask</w:t>
       </w:r>
     </w:p>
     <w:p>
       <w:pPr>
-        <w:pStyle w:val="Heading2"/>
-      </w:pPr>
-      <w:r>
-        <w:t>Key-lines</w:t>
-      </w:r>
-    </w:p>
-    <w:p>
-      <w:pPr>
         <w:pStyle w:val="ListBullet"/>
-        <w:spacing w:after="40"/>
-      </w:pPr>
-      <w:r>
-        <w:t>(1) Business case: Why it's worth doing</w:t>
-      </w:r>
-    </w:p>
-    <w:p>
-      <w:pPr>
-        <w:pStyle w:val="ListBullet"/>
-        <w:spacing w:after="40"/>
-      </w:pPr>
-      <w:r>
-        <w:t>(2) Why this path over alternatives</w:t>
-      </w:r>
-    </w:p>
-    <w:p>
-      <w:pPr>
-        <w:pStyle w:val="ListBullet"/>
-        <w:spacing w:after="40"/>
-      </w:pPr>
-      <w:r>
-        <w:t>(3) How we execute (timeline, cost, risk, resourcing)</w:t>
-      </w:r>
-    </w:p>
-    <w:p>
-      <w:pPr>
-        <w:pStyle w:val="Heading2"/>
-      </w:pPr>
-      <w:r>
-        <w:t>Full storyboard (12 slides)</w:t>
-      </w:r>
-    </w:p>
-    <w:p>
-      <w:pPr>
-        <w:pStyle w:val="ListBullet"/>
-        <w:spacing w:after="40"/>
-      </w:pPr>
-      <w:r>
-        <w:t>Slide 1 — Cover: Recommendation: Build In-House Analytics</w:t>
-      </w:r>
-    </w:p>
-    <w:p>
-      <w:pPr>
-        <w:pStyle w:val="ListBullet"/>
-        <w:spacing w:after="40"/>
-      </w:pPr>
-      <w:r>
-        <w:t>Slide 2 — Governing thought: "Build an in-house analytics team because it removes our advisory growth constraint and pays back in 16 months."</w:t>
-      </w:r>
-    </w:p>
-    <w:p>
-      <w:pPr>
-        <w:pStyle w:val="ListBullet"/>
-        <w:spacing w:after="40"/>
-      </w:pPr>
-      <w:r>
-        <w:t>Slide 3 — The constraint: Advisory revenue grew 30% in 2 years; we've hit subcontractor availability limits</w:t>
-      </w:r>
-    </w:p>
-    <w:p>
-      <w:pPr>
-        <w:pStyle w:val="ListBullet"/>
-        <w:spacing w:after="40"/>
-      </w:pPr>
-      <w:r>
-        <w:t>Slide 4 — Current state: Revenue capped; client pipeline growing but can't serve it</w:t>
-      </w:r>
-    </w:p>
-    <w:p>
-      <w:pPr>
-        <w:pStyle w:val="ListBullet"/>
-        <w:spacing w:after="40"/>
-      </w:pPr>
-      <w:r>
-        <w:t>Slide 5 — The opportunity: In-house team reaches cost parity with subcontracting in month 14</w:t>
-      </w:r>
-    </w:p>
-    <w:p>
-      <w:pPr>
-        <w:pStyle w:val="ListBullet"/>
-        <w:spacing w:after="40"/>
-      </w:pPr>
-      <w:r>
-        <w:t>Slide 6 — Financial model: Cost of hiring (salaries, benefits, ramp) vs. revenue lift</w:t>
-      </w:r>
-    </w:p>
-    <w:p>
-      <w:pPr>
-        <w:pStyle w:val="ListBullet"/>
-        <w:spacing w:after="40"/>
-      </w:pPr>
-      <w:r>
-        <w:t>Slide 7 — Team requirement: 6 junior analysts + 1 senior. Hiring timeline 9 months; ramp timeline 6 months</w:t>
-      </w:r>
-    </w:p>
-    <w:p>
-      <w:pPr>
-        <w:pStyle w:val="ListBullet"/>
-        <w:spacing w:after="40"/>
-      </w:pPr>
-      <w:r>
-        <w:t>Slide 8 — Alternative 1: Permanent subcontractor — keeps us dependent, doesn't build IP</w:t>
-      </w:r>
-    </w:p>
-    <w:p>
-      <w:pPr>
-        <w:pStyle w:val="ListBullet"/>
-        <w:spacing w:after="40"/>
-      </w:pPr>
-      <w:r>
-        <w:t>Slide 9 — Alternative 2: Acquire boutique analytics firm — capital intensive, integration risk</w:t>
-      </w:r>
-    </w:p>
-    <w:p>
-      <w:pPr>
-        <w:pStyle w:val="ListBullet"/>
-        <w:spacing w:after="40"/>
-      </w:pPr>
-      <w:r>
-        <w:t>Slide 10 — Why in-house wins: Removes dependency, builds IP, scales with demand</w:t>
-      </w:r>
-    </w:p>
-    <w:p>
-      <w:pPr>
-        <w:pStyle w:val="ListBullet"/>
-        <w:spacing w:after="40"/>
-      </w:pPr>
-      <w:r>
-        <w:t>Slide 11 — Execution roadmap: Q1 hiring, Q2–Q3 onboarding, Q4 production-ready</w:t>
-      </w:r>
-    </w:p>
-    <w:p>
-      <w:pPr>
-        <w:pStyle w:val="ListBullet"/>
-        <w:spacing w:after="40"/>
-      </w:pPr>
-      <w:r>
-        <w:t>Slide 12 — Recommendation: Approve £650k budget over 18 months; hire begins January</w:t>
-      </w:r>
-    </w:p>
-    <w:p>
-      <w:pPr>
-        <w:pStyle w:val="Heading2"/>
-      </w:pPr>
-      <w:r>
-        <w:t>Evidence specifications</w:t>
-      </w:r>
-    </w:p>
-    <w:p>
-      <w:pPr>
-        <w:pStyle w:val="ListBullet"/>
-        <w:spacing w:after="40"/>
-      </w:pPr>
-      <w:r>
-        <w:t>Slide 4 (Pipeline growth): Line chart. X-axis = quarters (last 8). Y-axis = revenue (pipeline + delivered). Show divergence between pipeline and delivered capacity.</w:t>
-      </w:r>
-    </w:p>
-    <w:p>
-      <w:pPr>
-        <w:pStyle w:val="ListBullet"/>
-        <w:spacing w:after="40"/>
-      </w:pPr>
-      <w:r>
-        <w:t>Slide 5 (Cost parity): Cost curve for in-house team vs. subcontractor rates. Cross-over point highlighted.</w:t>
-      </w:r>
-    </w:p>
-    <w:p>
-      <w:pPr>
-        <w:pStyle w:val="ListBullet"/>
-        <w:spacing w:after="40"/>
-      </w:pPr>
-      <w:r>
-        <w:t>Slide 6 (Financial model): Waterfall or stacked bar. Y1 costs (hiring, ramp). Y1–Y3 revenue. Show cumulative payback timeline.</w:t>
-      </w:r>
-    </w:p>
-    <w:p>
-      <w:pPr>
-        <w:pStyle w:val="ListBullet"/>
-        <w:spacing w:after="40"/>
-      </w:pPr>
-      <w:r>
-        <w:t>Slide 8–9 (Alternatives): Three-way comparison table: Alternative | Cost | Timeline | Risk | Why not.</w:t>
-      </w:r>
-    </w:p>
-    <w:p>
-      <w:pPr>
-        <w:pStyle w:val="ListBullet"/>
-        <w:spacing w:after="40"/>
-      </w:pPr>
-      <w:r>
-        <w:t>Slide 11 (Roadmap): Timeline or Gantt. Show hiring, onboarding, milestones (first project, training complete, production).</w:t>
-      </w:r>
-    </w:p>
-    <w:p>
-      <w:pPr>
-        <w:spacing w:after="40"/>
       </w:pPr>
       <w:r>
         <w:rPr>
           <w:i/>
         </w:rPr>
-        <w:t>End product: Reader is convinced that (a) the problem is real, (b) your solution works, (c) it's better than alternatives, and (d) you know how to execute.</w:t>
-      </w:r>
-    </w:p>
-    <w:p>
-      <w:r>
-        <w:br w:type="page"/>
-      </w:r>
-    </w:p>
-    <w:p>
-      <w:pPr>
-        <w:pStyle w:val="Heading1"/>
-      </w:pPr>
-      <w:r>
-        <w:t>Format 3: Diagnostic</w:t>
-      </w:r>
-    </w:p>
-    <w:p>
-      <w:pPr>
-        <w:spacing w:after="40"/>
-      </w:pPr>
-      <w:r>
-        <w:t>Use this when: A problem has appeared, you've investigated, and you know the root cause and what it means.</w:t>
-      </w:r>
-    </w:p>
-    <w:p>
-      <w:pPr>
-        <w:pStyle w:val="Heading2"/>
-      </w:pPr>
-      <w:r>
-        <w:t>Governing thought</w:t>
-      </w:r>
-    </w:p>
-    <w:p>
-      <w:pPr>
-        <w:spacing w:after="40"/>
-      </w:pPr>
-      <w:r>
-        <w:rPr>
-          <w:i/>
-        </w:rPr>
-        <w:t>"[Problem] is caused by [root cause], which means [implication or required action]."</w:t>
-      </w:r>
-    </w:p>
-    <w:p>
-      <w:pPr>
-        <w:pStyle w:val="Heading2"/>
-      </w:pPr>
-      <w:r>
-        <w:t>Key-lines</w:t>
-      </w:r>
-    </w:p>
-    <w:p>
-      <w:pPr>
-        <w:pStyle w:val="ListBullet"/>
-        <w:spacing w:after="40"/>
-      </w:pPr>
-      <w:r>
-        <w:t>(1) The problem: What's wrong and how big</w:t>
-      </w:r>
-    </w:p>
-    <w:p>
-      <w:pPr>
-        <w:pStyle w:val="ListBullet"/>
-        <w:spacing w:after="40"/>
-      </w:pPr>
-      <w:r>
-        <w:t>(2) Root cause: Why it's happening</w:t>
-      </w:r>
-    </w:p>
-    <w:p>
-      <w:pPr>
-        <w:pStyle w:val="ListBullet"/>
-        <w:spacing w:after="40"/>
-      </w:pPr>
-      <w:r>
-        <w:t>(3) Implications: What happens next if not addressed</w:t>
-      </w:r>
-    </w:p>
-    <w:p>
-      <w:pPr>
-        <w:pStyle w:val="Heading2"/>
-      </w:pPr>
-      <w:r>
-        <w:t>Full storyboard (9 slides)</w:t>
-      </w:r>
-    </w:p>
-    <w:p>
-      <w:pPr>
-        <w:pStyle w:val="ListBullet"/>
-        <w:spacing w:after="40"/>
-      </w:pPr>
-      <w:r>
-        <w:t>Slide 1 — Cover: Diagnostic: Production Line Output Shortfall</w:t>
-      </w:r>
-    </w:p>
-    <w:p>
-      <w:pPr>
-        <w:pStyle w:val="ListBullet"/>
-        <w:spacing w:after="40"/>
-      </w:pPr>
-      <w:r>
-        <w:t>Slide 2 — Governing thought: "The 29% output shortfall is caused by the legacy conveyor, which requires £180k replacement."</w:t>
-      </w:r>
-    </w:p>
-    <w:p>
-      <w:pPr>
-        <w:pStyle w:val="ListBullet"/>
-        <w:spacing w:after="40"/>
-      </w:pPr>
-      <w:r>
-        <w:t>Slide 3 — The shortfall: 12,800 units below plan (29% variance); impact on Q3 revenue</w:t>
-      </w:r>
-    </w:p>
-    <w:p>
-      <w:pPr>
-        <w:pStyle w:val="ListBullet"/>
-        <w:spacing w:after="40"/>
-      </w:pPr>
-      <w:r>
-        <w:t>Slide 4 — Trend: Output variance over 12 months; when did it spike?</w:t>
-      </w:r>
-    </w:p>
-    <w:p>
-      <w:pPr>
-        <w:pStyle w:val="ListBullet"/>
-        <w:spacing w:after="40"/>
-      </w:pPr>
-      <w:r>
-        <w:t>Slide 5 — Root cause diagnosis: Root cause tree. Primary cause = conveyor downtime (60% of variance). Secondary = operator inexperience (3% variance).</w:t>
-      </w:r>
-    </w:p>
-    <w:p>
-      <w:pPr>
-        <w:pStyle w:val="ListBullet"/>
-        <w:spacing w:after="40"/>
-      </w:pPr>
-      <w:r>
-        <w:t>Slide 6 — Conveyor analysis: Failure rate 60% above benchmark; maintenance cost trending up</w:t>
-      </w:r>
-    </w:p>
-    <w:p>
-      <w:pPr>
-        <w:pStyle w:val="ListBullet"/>
-        <w:spacing w:after="40"/>
-      </w:pPr>
-      <w:r>
-        <w:t>Slide 7 — Why legacy: Unit was excluded from capital project 2 years ago to save costs; now it's the binding constraint</w:t>
-      </w:r>
-    </w:p>
-    <w:p>
-      <w:pPr>
-        <w:pStyle w:val="ListBullet"/>
-        <w:spacing w:after="40"/>
-      </w:pPr>
-      <w:r>
-        <w:t>Slide 8 — Implication: Replacement at £180k pays back in 5 months from contribution margin; cost of inaction exceeds cost of fix</w:t>
-      </w:r>
-    </w:p>
-    <w:p>
-      <w:pPr>
-        <w:pStyle w:val="ListBullet"/>
-        <w:spacing w:after="40"/>
-      </w:pPr>
-      <w:r>
-        <w:t>Slide 9 — Recommendation: Approve £180k replacement; target installation week 4</w:t>
-      </w:r>
-    </w:p>
-    <w:p>
-      <w:pPr>
-        <w:pStyle w:val="Heading2"/>
-      </w:pPr>
-      <w:r>
-        <w:t>Evidence specifications</w:t>
-      </w:r>
-    </w:p>
-    <w:p>
-      <w:pPr>
-        <w:pStyle w:val="ListBullet"/>
-        <w:spacing w:after="40"/>
-      </w:pPr>
-      <w:r>
-        <w:t>Slide 3 (Shortfall): Variance chart. X-axis = weeks. Y-axis = units. Show plan vs. actual; shade variance.</w:t>
-      </w:r>
-    </w:p>
-    <w:p>
-      <w:pPr>
-        <w:pStyle w:val="ListBullet"/>
-        <w:spacing w:after="40"/>
-      </w:pPr>
-      <w:r>
-        <w:t>Slide 5 (Root cause tree): Fishbone or decomposition diagram. Primary cause = conveyor. Secondary = operator ramp, upstream supply. Show % contribution.</w:t>
-      </w:r>
-    </w:p>
-    <w:p>
-      <w:pPr>
-        <w:pStyle w:val="ListBullet"/>
-        <w:spacing w:after="40"/>
-      </w:pPr>
-      <w:r>
-        <w:t>Slide 6 (Conveyor): Two charts: (a) failure rate vs. benchmark, (b) maintenance cost trend.</w:t>
-      </w:r>
-    </w:p>
-    <w:p>
-      <w:pPr>
-        <w:pStyle w:val="ListBullet"/>
-        <w:spacing w:after="40"/>
-      </w:pPr>
-      <w:r>
-        <w:t>Slide 8 (Payback): Simple calculation: £180k investment ÷ monthly contribution margin = 5 months. Show Q4 / Q1 impact.</w:t>
-      </w:r>
-    </w:p>
-    <w:p>
-      <w:pPr>
-        <w:spacing w:after="40"/>
-      </w:pPr>
-      <w:r>
-        <w:rPr>
-          <w:i/>
-        </w:rPr>
-        <w:t>End product: Reader understands the problem is specific (not a system-wide issue), the root cause is identified, and the cost of fixing it is less than the cost of living with it.</w:t>
-      </w:r>
-    </w:p>
-    <w:p>
-      <w:r>
-        <w:br w:type="page"/>
-      </w:r>
-    </w:p>
-    <w:p>
-      <w:pPr>
-        <w:pStyle w:val="Title"/>
-      </w:pPr>
-      <w:r>
-        <w:t>11. Evidence Guide: Exhibits and Specifications</w:t>
-      </w:r>
-    </w:p>
-    <w:p>
-      <w:pPr>
-        <w:spacing w:after="40"/>
-      </w:pPr>
-      <w:r>
-        <w:t>Exhibits are 90% of your deck. Text is 10%. This section tells you how to build the 90%.</w:t>
-      </w:r>
-    </w:p>
-    <w:p>
-      <w:pPr>
-        <w:pStyle w:val="Heading2"/>
-      </w:pPr>
-      <w:r>
-        <w:t>When to use which exhibit type</w:t>
-      </w:r>
-    </w:p>
-    <w:p>
-      <w:pPr>
-        <w:pStyle w:val="ListBullet"/>
-        <w:spacing w:after="40"/>
-      </w:pPr>
-      <w:r>
-        <w:t>Trend (line chart): Show change over time (revenue, cost, headcount, growth rate).</w:t>
-      </w:r>
-    </w:p>
-    <w:p>
-      <w:pPr>
-        <w:pStyle w:val="ListBullet"/>
-        <w:spacing w:after="40"/>
-      </w:pPr>
-      <w:r>
-        <w:t>Comparison (bar chart): Compare performance across categories (departments, regions, options).</w:t>
-      </w:r>
-    </w:p>
-    <w:p>
-      <w:pPr>
-        <w:pStyle w:val="ListBullet"/>
-        <w:spacing w:after="40"/>
-      </w:pPr>
-      <w:r>
-        <w:t>Composition (stacked bar, waterfall): Show how the whole breaks down (cost structure, profit build, resource allocation).</w:t>
-      </w:r>
-    </w:p>
-    <w:p>
-      <w:pPr>
-        <w:pStyle w:val="ListBullet"/>
-        <w:spacing w:after="40"/>
-      </w:pPr>
-      <w:r>
-        <w:t>Distribution (histogram, box plot): Show spread of outcomes (customer segments by revenue, project tasks by duration).</w:t>
-      </w:r>
-    </w:p>
-    <w:p>
-      <w:pPr>
-        <w:pStyle w:val="ListBullet"/>
-        <w:spacing w:after="40"/>
-      </w:pPr>
-      <w:r>
-        <w:t>Relationship (scatter plot): Show correlation between two variables (customer size vs. lifetime value, feature adoption vs. retention).</w:t>
-      </w:r>
-    </w:p>
-    <w:p>
-      <w:pPr>
-        <w:pStyle w:val="ListBullet"/>
-        <w:spacing w:after="40"/>
-      </w:pPr>
-      <w:r>
-        <w:t>Process (flowchart, swimlane): Show steps and dependencies (sales funnel, decision tree, implementation roadmap).</w:t>
-      </w:r>
-    </w:p>
-    <w:p>
-      <w:pPr>
-        <w:pStyle w:val="ListBullet"/>
-        <w:spacing w:after="40"/>
-      </w:pPr>
-      <w:r>
-        <w:t>Hierarchy (org chart, tree): Show structure and relationships (org structure, category taxonomy, decision hierarchy).</w:t>
-      </w:r>
-    </w:p>
-    <w:p>
-      <w:pPr>
-        <w:pStyle w:val="ListBullet"/>
-        <w:spacing w:after="40"/>
-      </w:pPr>
-      <w:r>
-        <w:t>Matrix (table): Show detailed data (comparison across 2+ dimensions, financial forecast, options scorecard).</w:t>
-      </w:r>
-    </w:p>
-    <w:p>
-      <w:pPr>
-        <w:pStyle w:val="Heading2"/>
-      </w:pPr>
-      <w:r>
-        <w:t>The 90/10 rule applied</w:t>
-      </w:r>
-    </w:p>
-    <w:p>
-      <w:pPr>
-        <w:spacing w:after="40"/>
-      </w:pPr>
-      <w:r>
-        <w:t>90% of the slide is the exhibit. 10% is supporting text.</w:t>
-      </w:r>
-    </w:p>
-    <w:p>
-      <w:pPr>
-        <w:spacing w:after="40"/>
-      </w:pPr>
-      <w:r>
-        <w:t>Rule: If your slide has more text than exhibit, something's wrong. Either:</w:t>
-      </w:r>
-    </w:p>
-    <w:p>
-      <w:pPr>
-        <w:pStyle w:val="ListBullet"/>
-        <w:spacing w:after="40"/>
-      </w:pPr>
-      <w:r>
-        <w:t>(a) The exhibit is not doing its job. Rebuild it to show the insight visually.</w:t>
-      </w:r>
-    </w:p>
-    <w:p>
-      <w:pPr>
-        <w:pStyle w:val="ListBullet"/>
-        <w:spacing w:after="40"/>
-      </w:pPr>
-      <w:r>
-        <w:t>(b) You're over-explaining. Remove text; let the title and exhibit speak.</w:t>
-      </w:r>
-    </w:p>
-    <w:p>
-      <w:pPr>
-        <w:pStyle w:val="ListBullet"/>
-        <w:spacing w:after="40"/>
-      </w:pPr>
-      <w:r>
-        <w:t>(c) You have two ideas in one slide. Split them.</w:t>
-      </w:r>
-    </w:p>
-    <w:p>
-      <w:pPr>
-        <w:pStyle w:val="Heading2"/>
-      </w:pPr>
-      <w:r>
-        <w:t>Title as assertion</w:t>
-      </w:r>
-    </w:p>
-    <w:p>
-      <w:pPr>
-        <w:spacing w:after="40"/>
-      </w:pPr>
-      <w:r>
-        <w:t>The title carries the insight. The exhibit proves it. The title is never "Revenue Forecast" — it's "Revenue reaches £100M by end of 2027 if churn improves to 5%."</w:t>
-      </w:r>
-    </w:p>
-    <w:p>
-      <w:pPr>
-        <w:spacing w:after="40"/>
-      </w:pPr>
-      <w:r>
-        <w:t>Read the title; understand the slide. No exhibit needed (though the exhibit backs it up).</w:t>
-      </w:r>
-    </w:p>
-    <w:p>
-      <w:pPr>
-        <w:pStyle w:val="Heading2"/>
-      </w:pPr>
-      <w:r>
-        <w:t>Common exhibit defects</w:t>
-      </w:r>
-    </w:p>
-    <w:p>
-      <w:pPr>
-        <w:pStyle w:val="ListBullet"/>
-        <w:spacing w:after="40"/>
-      </w:pPr>
-      <w:r>
-        <w:t>Too many lines on one chart → Split into two slides or use color/annotation to highlight key line.</w:t>
-      </w:r>
-    </w:p>
-    <w:p>
-      <w:pPr>
-        <w:pStyle w:val="ListBullet"/>
-        <w:spacing w:after="40"/>
-      </w:pPr>
-      <w:r>
-        <w:t>Data not labeled → Every axis needs a label. Use units. Currency? Percentage? Months?</w:t>
-      </w:r>
-    </w:p>
-    <w:p>
-      <w:pPr>
-        <w:pStyle w:val="ListBullet"/>
-        <w:spacing w:after="40"/>
-      </w:pPr>
-      <w:r>
-        <w:t>No benchmark or baseline → Comparison is meaningless without a reference point. Show "plan vs. actual" or "us vs. competitor."</w:t>
-      </w:r>
-    </w:p>
-    <w:p>
-      <w:pPr>
-        <w:pStyle w:val="ListBullet"/>
-        <w:spacing w:after="40"/>
-      </w:pPr>
-      <w:r>
-        <w:t>Chart type doesn't match the insight → Use the right chart for the question (trend = line, comparison = bar, composition = stacked bar).</w:t>
-      </w:r>
-    </w:p>
-    <w:p>
-      <w:pPr>
-        <w:pStyle w:val="ListBullet"/>
-        <w:spacing w:after="40"/>
-      </w:pPr>
-      <w:r>
-        <w:t>Too much detail for the audience → Executive decks show trends and outcomes; detail decks show components. Know your audience.</w:t>
-      </w:r>
-    </w:p>
-    <w:p>
-      <w:pPr>
-        <w:spacing w:after="40"/>
-      </w:pPr>
-      <w:r>
-        <w:rPr>
-          <w:i/>
-        </w:rPr>
-        <w:t>Rule of thumb: If you can't tell the story in 10 seconds by looking at the exhibit + title, redesign it.</w:t>
-      </w:r>
-    </w:p>
-    <w:p>
-      <w:r>
-        <w:br w:type="page"/>
-      </w:r>
-    </w:p>
-    <w:p>
-      <w:pPr>
-        <w:pStyle w:val="Title"/>
-      </w:pPr>
-      <w:r>
-        <w:t>12. Troubleshooting: Common Defects and Fixes</w:t>
-      </w:r>
-    </w:p>
-    <w:p>
-      <w:pPr>
-        <w:pStyle w:val="Heading2"/>
-      </w:pPr>
-      <w:r>
-        <w:t>Defect 1: Vague governing thought</w:t>
-      </w:r>
-    </w:p>
-    <w:p>
-      <w:pPr>
-        <w:pStyle w:val="ListBullet"/>
-        <w:spacing w:after="40"/>
-      </w:pPr>
-      <w:r>
-        <w:t>❌ "We should improve customer retention."</w:t>
-      </w:r>
-    </w:p>
-    <w:p>
-      <w:pPr>
-        <w:pStyle w:val="ListBullet"/>
-        <w:spacing w:after="40"/>
-      </w:pPr>
-      <w:r>
-        <w:t>✅ "Reducing onboarding time to &lt;2 weeks improves 24-month retention by 25%, paying back in 8 months."</w:t>
-      </w:r>
-    </w:p>
-    <w:p>
-      <w:pPr>
-        <w:pStyle w:val="ListBullet"/>
-        <w:spacing w:after="40"/>
-      </w:pPr>
-      <w:r>
-        <w:t>Fix: Ask "so what?" at least three times. What happens because of this idea? What's the end product? What does the reader get?</w:t>
-      </w:r>
-    </w:p>
-    <w:p>
-      <w:pPr>
-        <w:pStyle w:val="Heading2"/>
-      </w:pPr>
-      <w:r>
-        <w:t>Defect 2: Illogical grouping</w:t>
-      </w:r>
-    </w:p>
-    <w:p>
-      <w:pPr>
-        <w:pStyle w:val="ListBullet"/>
-        <w:spacing w:after="40"/>
-      </w:pPr>
-      <w:r>
-        <w:t>❌ Key line: "Hire engineers," "Improve sales," "Buy better servers." (Three unrelated things.)</w:t>
-      </w:r>
-    </w:p>
-    <w:p>
-      <w:pPr>
-        <w:pStyle w:val="ListBullet"/>
-        <w:spacing w:after="40"/>
-      </w:pPr>
-      <w:r>
-        <w:t>✅ Regroup: (1) Build capability (hire, train, tech). (2) Deploy it (improve sales, customer service). (3) Measure it (KPIs, dashboards).</w:t>
-      </w:r>
-    </w:p>
-    <w:p>
-      <w:pPr>
-        <w:pStyle w:val="ListBullet"/>
-        <w:spacing w:after="40"/>
-      </w:pPr>
-      <w:r>
-        <w:t>Fix: Ask "what kind of idea is each?" Are they all operational changes? All investments? All risks? If mixed, regroup.</w:t>
-      </w:r>
-    </w:p>
-    <w:p>
-      <w:pPr>
-        <w:pStyle w:val="Heading2"/>
-      </w:pPr>
-      <w:r>
-        <w:t>Defect 3: No clear order</w:t>
-      </w:r>
-    </w:p>
-    <w:p>
-      <w:pPr>
-        <w:pStyle w:val="ListBullet"/>
-        <w:spacing w:after="40"/>
-      </w:pPr>
-      <w:r>
-        <w:t>❌ Key line: "A, B, C" — but you can't explain why A comes before B.</w:t>
-      </w:r>
-    </w:p>
-    <w:p>
-      <w:pPr>
-        <w:pStyle w:val="ListBullet"/>
-        <w:spacing w:after="40"/>
-      </w:pPr>
-      <w:r>
-        <w:t>Fix: Name the order (time, structure, or degree). If you can't name it, regroup.</w:t>
-      </w:r>
-    </w:p>
-    <w:p>
-      <w:pPr>
-        <w:pStyle w:val="Heading2"/>
-      </w:pPr>
-      <w:r>
-        <w:t>Defect 4: Blank summary ("three reasons")</w:t>
-      </w:r>
-    </w:p>
-    <w:p>
-      <w:pPr>
-        <w:pStyle w:val="ListBullet"/>
-        <w:spacing w:after="40"/>
-      </w:pPr>
-      <w:r>
-        <w:t>❌ Key line: "There are three ways to improve margins." (Label. Doesn't say what the ways are or what they produce.)</w:t>
-      </w:r>
-    </w:p>
-    <w:p>
-      <w:pPr>
-        <w:pStyle w:val="ListBullet"/>
-        <w:spacing w:after="40"/>
-      </w:pPr>
-      <w:r>
-        <w:t>✅ Key line: "Gross margin improves by 400bps through supply-chain efficiency gains." (Says the effect.)</w:t>
-      </w:r>
-    </w:p>
-    <w:p>
-      <w:pPr>
-        <w:pStyle w:val="ListBullet"/>
-        <w:spacing w:after="40"/>
-      </w:pPr>
-      <w:r>
-        <w:t>Fix: State what the grouping produces or implies. Not the label; the substance.</w:t>
-      </w:r>
-    </w:p>
-    <w:p>
-      <w:pPr>
-        <w:pStyle w:val="Heading2"/>
-      </w:pPr>
-      <w:r>
-        <w:t>Defect 5: Two questions in one document</w:t>
-      </w:r>
-    </w:p>
-    <w:p>
-      <w:pPr>
-        <w:pStyle w:val="ListBullet"/>
-        <w:spacing w:after="40"/>
-      </w:pPr>
-      <w:r>
-        <w:t>❌ Memo tries to answer "Should we hire more engineers?" and "Should we outsource support?" (Two questions.)</w:t>
-      </w:r>
-    </w:p>
-    <w:p>
-      <w:pPr>
-        <w:pStyle w:val="ListBullet"/>
-        <w:spacing w:after="40"/>
-      </w:pPr>
-      <w:r>
-        <w:t>Fix: Write two documents. One question, one document.</w:t>
-      </w:r>
-    </w:p>
-    <w:p>
-      <w:pPr>
-        <w:pStyle w:val="Heading2"/>
-      </w:pPr>
-      <w:r>
-        <w:t>Defect 6: Passive voice</w:t>
-      </w:r>
-    </w:p>
-    <w:p>
-      <w:pPr>
-        <w:pStyle w:val="ListBullet"/>
-        <w:spacing w:after="40"/>
-      </w:pPr>
-      <w:r>
-        <w:t>❌ "It is believed that margins will be improved through cost reduction."</w:t>
-      </w:r>
-    </w:p>
-    <w:p>
-      <w:pPr>
-        <w:pStyle w:val="ListBullet"/>
-        <w:spacing w:after="40"/>
-      </w:pPr>
-      <w:r>
-        <w:t>✅ "We improve margins by 25% through supply-chain consolidation."</w:t>
-      </w:r>
-    </w:p>
-    <w:p>
-      <w:pPr>
-        <w:pStyle w:val="ListBullet"/>
-        <w:spacing w:after="40"/>
-      </w:pPr>
-      <w:r>
-        <w:t>Fix: Find the actor. Who does the thing? Make them the subject. Active voice.</w:t>
-      </w:r>
-    </w:p>
-    <w:p>
-      <w:pPr>
-        <w:pStyle w:val="Heading2"/>
-      </w:pPr>
-      <w:r>
-        <w:t>Defect 7: Too many key arguments (&gt;5)</w:t>
-      </w:r>
-    </w:p>
-    <w:p>
-      <w:pPr>
-        <w:pStyle w:val="ListBullet"/>
-        <w:spacing w:after="40"/>
-      </w:pPr>
-      <w:r>
-        <w:t>❌ Key line has seven bullet points.</w:t>
-      </w:r>
-    </w:p>
-    <w:p>
-      <w:pPr>
-        <w:pStyle w:val="ListBullet"/>
-        <w:spacing w:after="40"/>
-      </w:pPr>
-      <w:r>
-        <w:t>Fix: Look for groupings. Do three of them belong under a higher-level umbrella? Nest them.</w:t>
-      </w:r>
-    </w:p>
-    <w:p>
-      <w:pPr>
-        <w:pStyle w:val="Heading2"/>
-      </w:pPr>
-      <w:r>
-        <w:t>Defect 8: MECE failure (overlap or gap)</w:t>
-      </w:r>
-    </w:p>
-    <w:p>
-      <w:pPr>
-        <w:pStyle w:val="ListBullet"/>
-        <w:spacing w:after="40"/>
-      </w:pPr>
-      <w:r>
-        <w:t>❌ "Hiring," "Training," "Retention" — but hiring and retention overlap (both involve keeping people).</w:t>
-      </w:r>
-    </w:p>
-    <w:p>
-      <w:pPr>
-        <w:pStyle w:val="ListBullet"/>
-        <w:spacing w:after="40"/>
-      </w:pPr>
-      <w:r>
-        <w:t>✅ "Attract talent," "Develop talent," "Retain talent" (no overlap, covers the lifecycle).</w:t>
-      </w:r>
-    </w:p>
-    <w:p>
-      <w:pPr>
-        <w:pStyle w:val="ListBullet"/>
-        <w:spacing w:after="40"/>
-      </w:pPr>
-      <w:r>
-        <w:t>Fix: Check for overlap (two items claiming the same territory) and gaps (obvious categories missing). Regroup to fix.</w:t>
-      </w:r>
-    </w:p>
-    <w:p>
-      <w:pPr>
-        <w:pStyle w:val="Heading2"/>
-      </w:pPr>
-      <w:r>
-        <w:t>Defect 9: Evidence in the SCQA</w:t>
-      </w:r>
-    </w:p>
-    <w:p>
-      <w:pPr>
-        <w:pStyle w:val="ListBullet"/>
-        <w:spacing w:after="40"/>
-      </w:pPr>
-      <w:r>
-        <w:t>❌ SCQA includes: "Last year we grew 25% YoY because we invested in sales tools." (The "because" is evidence.)</w:t>
-      </w:r>
-    </w:p>
-    <w:p>
-      <w:pPr>
-        <w:pStyle w:val="ListBullet"/>
-        <w:spacing w:after="40"/>
-      </w:pPr>
-      <w:r>
-        <w:t>✅ SCQA: "We grew 25% YoY." (Fact, no proof required.) Body section: Explain why, with evidence.</w:t>
-      </w:r>
-    </w:p>
-    <w:p>
-      <w:pPr>
-        <w:pStyle w:val="ListBullet"/>
-        <w:spacing w:after="40"/>
-      </w:pPr>
-      <w:r>
-        <w:t>Fix: SCQA reminds the reader of what they already accept. Move proof to the body.</w:t>
-      </w:r>
-    </w:p>
-    <w:p>
-      <w:pPr>
-        <w:pStyle w:val="Heading2"/>
-      </w:pPr>
-      <w:r>
-        <w:t>Defect 10: Mixing deduction and induction</w:t>
-      </w:r>
-    </w:p>
-    <w:p>
-      <w:pPr>
-        <w:pStyle w:val="ListBullet"/>
-        <w:spacing w:after="40"/>
-      </w:pPr>
-      <w:r>
-        <w:t>❌ "Three steps improve retention: (1) Reduce onboarding time (inductive). (2) We tested this with segment B (deductive premise). (3) Results showed 15% improvement (deductive premise)." (Mixed.)</w:t>
-      </w:r>
-    </w:p>
-    <w:p>
-      <w:pPr>
-        <w:pStyle w:val="ListBullet"/>
-        <w:spacing w:after="40"/>
-      </w:pPr>
-      <w:r>
-        <w:t>✅ Inductive (preferred): "Three operational changes improve retention — reduce onboarding to &lt;2 weeks, assign dedicated support, upgrade infrastructure." (All parallel actions.)</w:t>
-      </w:r>
-    </w:p>
-    <w:p>
-      <w:pPr>
-        <w:pStyle w:val="ListBullet"/>
-        <w:spacing w:after="40"/>
-      </w:pPr>
-      <w:r>
-        <w:t>Fix: Choose induction (parallel items, all the same kind) or deduction (premises → conclusion). Don't mix.</w:t>
-      </w:r>
-    </w:p>
-    <w:p>
-      <w:r>
-        <w:br w:type="page"/>
-      </w:r>
-    </w:p>
-    <w:p>
-      <w:pPr>
-        <w:pStyle w:val="Title"/>
-      </w:pPr>
-      <w:r>
-        <w:t>13. Copilot Workflow and Integration</w:t>
-      </w:r>
-    </w:p>
-    <w:p>
-      <w:pPr>
-        <w:spacing w:after="40"/>
-      </w:pPr>
-      <w:r>
-        <w:t>How to use Copilot with this document.</w:t>
-      </w:r>
-    </w:p>
-    <w:p>
-      <w:pPr>
-        <w:pStyle w:val="Heading2"/>
-      </w:pPr>
-      <w:r>
-        <w:t>You describe your situation</w:t>
-      </w:r>
-    </w:p>
-    <w:p>
-      <w:pPr>
-        <w:spacing w:after="40"/>
-      </w:pPr>
-      <w:r>
-        <w:rPr>
-          <w:i/>
-        </w:rPr>
-        <w:t>"I need a Recommendation format. We're considering building an in-house analytics team. Here's our current state [context]. Help me build the case."</w:t>
-      </w:r>
-    </w:p>
-    <w:p>
-      <w:pPr>
-        <w:pStyle w:val="Heading2"/>
-      </w:pPr>
-      <w:r>
-        <w:t>Copilot reads this document, asks five clarifying questions</w:t>
-      </w:r>
-    </w:p>
-    <w:p>
-      <w:pPr>
-        <w:pStyle w:val="ListBullet"/>
-        <w:spacing w:after="40"/>
-      </w:pPr>
-      <w:r>
-        <w:t>(1) Who is the reader, and what do they already believe?</w:t>
-      </w:r>
-    </w:p>
-    <w:p>
-      <w:pPr>
-        <w:pStyle w:val="ListBullet"/>
-        <w:spacing w:after="40"/>
-      </w:pPr>
-      <w:r>
-        <w:t>(2) What decision do you want from them?</w:t>
-      </w:r>
-    </w:p>
-    <w:p>
-      <w:pPr>
-        <w:pStyle w:val="ListBullet"/>
-        <w:spacing w:after="40"/>
-      </w:pPr>
-      <w:r>
-        <w:t>(3) What pattern is this (giving direction / seeking approval / explaining how / choosing)?</w:t>
-      </w:r>
-    </w:p>
-    <w:p>
-      <w:pPr>
-        <w:pStyle w:val="ListBullet"/>
-        <w:spacing w:after="40"/>
-      </w:pPr>
-      <w:r>
-        <w:t>(4) Will you be present or is this standalone?</w:t>
-      </w:r>
-    </w:p>
-    <w:p>
-      <w:pPr>
-        <w:pStyle w:val="ListBullet"/>
-        <w:spacing w:after="40"/>
-      </w:pPr>
-      <w:r>
-        <w:t>(5) Do you have the numbers, or should I use PLACEHOLDERs?</w:t>
-      </w:r>
-    </w:p>
-    <w:p>
-      <w:pPr>
-        <w:pStyle w:val="Heading2"/>
-      </w:pPr>
-      <w:r>
-        <w:t>Copilot builds your pyramid stage-by-stage</w:t>
-      </w:r>
-    </w:p>
-    <w:p>
-      <w:pPr>
-        <w:pStyle w:val="ListBullet"/>
-        <w:spacing w:after="40"/>
-      </w:pPr>
-      <w:r>
-        <w:t>Stage 1: Frames the question. You confirm.</w:t>
-      </w:r>
-    </w:p>
-    <w:p>
-      <w:pPr>
-        <w:pStyle w:val="ListBullet"/>
-        <w:spacing w:after="40"/>
-      </w:pPr>
-      <w:r>
-        <w:t>Stage 2: Drafts SCQA and governing thought. You revise or confirm.</w:t>
-      </w:r>
-    </w:p>
-    <w:p>
-      <w:pPr>
-        <w:pStyle w:val="ListBullet"/>
-        <w:spacing w:after="40"/>
-      </w:pPr>
-      <w:r>
-        <w:t>Stage 3: Builds the pyramid. Audits it. Flags defects. You confirm.</w:t>
-      </w:r>
-    </w:p>
-    <w:p>
-      <w:pPr>
-        <w:pStyle w:val="ListBullet"/>
-        <w:spacing w:after="40"/>
-      </w:pPr>
-      <w:r>
-        <w:t>Stage 4: Pressure-tests each argument. Suggests repairs. You decide.</w:t>
-      </w:r>
-    </w:p>
-    <w:p>
-      <w:pPr>
-        <w:pStyle w:val="ListBullet"/>
-        <w:spacing w:after="40"/>
-      </w:pPr>
-      <w:r>
-        <w:t>Stage 5: Writes the full slides. Marks PLACEHOLDERs. Done.</w:t>
-      </w:r>
-    </w:p>
-    <w:p>
-      <w:pPr>
-        <w:pStyle w:val="Heading2"/>
-      </w:pPr>
-      <w:r>
-        <w:t>You populate with Barclays data</w:t>
-      </w:r>
-    </w:p>
-    <w:p>
-      <w:pPr>
-        <w:spacing w:after="40"/>
-      </w:pPr>
-      <w:r>
-        <w:t>Copilot provides slide specs (what data each exhibit needs). You fill in the PLACEHOLDERs with real numbers.</w:t>
-      </w:r>
-    </w:p>
-    <w:p>
-      <w:pPr>
-        <w:pStyle w:val="Heading2"/>
-      </w:pPr>
-      <w:r>
-        <w:t>Keys to success</w:t>
-      </w:r>
-    </w:p>
-    <w:p>
-      <w:pPr>
-        <w:pStyle w:val="ListBullet"/>
-        <w:spacing w:after="40"/>
-      </w:pPr>
-      <w:r>
-        <w:t>Approve each stage before moving to the next. Don't skip.</w:t>
-      </w:r>
-    </w:p>
-    <w:p>
-      <w:pPr>
-        <w:pStyle w:val="ListBullet"/>
-        <w:spacing w:after="40"/>
-      </w:pPr>
-      <w:r>
-        <w:t>If Copilot flags a defect, it's real. Fix it. Don't ask it to move forward with broken logic.</w:t>
-      </w:r>
-    </w:p>
-    <w:p>
-      <w:pPr>
-        <w:pStyle w:val="ListBullet"/>
-        <w:spacing w:after="40"/>
-      </w:pPr>
-      <w:r>
-        <w:t>Pressure-test ruthlessly at Stage 4. A weak argument caught there costs nothing. Caught by your audience, it costs everything.</w:t>
-      </w:r>
-    </w:p>
-    <w:p>
-      <w:pPr>
-        <w:spacing w:after="40"/>
-      </w:pPr>
-      <w:r>
-        <w:rPr>
-          <w:i/>
-        </w:rPr>
-        <w:t>This document is your contract with Copilot. Both of you follow it. That's how you execute correctly.</w:t>
-      </w:r>
-    </w:p>
-    <w:p>
-      <w:r>
-        <w:br w:type="page"/>
-      </w:r>
-    </w:p>
-    <w:p>
-      <w:pPr>
-        <w:spacing w:after="40"/>
-      </w:pPr>
-      <w:r>
-        <w:rPr>
-          <w:i/>
-        </w:rPr>
-        <w:t>End of reference manual.</w:t>
-      </w:r>
-    </w:p>
-    <w:p>
-      <w:pPr>
-        <w:spacing w:after="40"/>
-      </w:pPr>
-      <w:r>
-        <w:t>Version 2.0, August 2026. ~12,000 words. Minto-standard rigor.</w:t>
-      </w:r>
-    </w:p>
-    <w:p>
-      <w:r>
-        <w:br w:type="page"/>
-      </w:r>
-    </w:p>
-    <w:p>
-      <w:pPr>
-        <w:pStyle w:val="Title"/>
-      </w:pPr>
-      <w:r>
-        <w:t>14. Complete Worked Example: Fairy Food Mother</w:t>
-      </w:r>
-    </w:p>
-    <w:p>
-      <w:r>
-        <w:t>This section walks through all five stages using a real case: Fairy Food Mother, a proposition for JET (Deliveroo's UK food delivery brand). You will see the interview, the SCQA, the pyramid build, the pressure-test, and the storyboard output.</w:t>
-      </w:r>
-    </w:p>
-    <w:p>
-      <w:r>
-        <w:br w:type="page"/>
-      </w:r>
-    </w:p>
-    <w:p>
-      <w:pPr>
-        <w:pStyle w:val="Heading1"/>
-      </w:pPr>
-      <w:r>
-        <w:t>Stage 1: Frame — The Interview</w:t>
-      </w:r>
-    </w:p>
-    <w:p>
-      <w:r>
-        <w:t>The author (a product leader at JET) comes with raw thinking. We interview to establish the frame.</w:t>
-      </w:r>
-    </w:p>
-    <w:p>
-      <w:pPr>
-        <w:pStyle w:val="Heading2"/>
-      </w:pPr>
-      <w:r>
-        <w:t>Question 1: Who is the reader and what do they already believe?</w:t>
-      </w:r>
-    </w:p>
-    <w:p>
-      <w:r>
-        <w:rPr>
-          <w:i/>
-        </w:rPr>
-        <w:t>Interviewer: "Who will make the decision on this proposition?"</w:t>
-      </w:r>
-    </w:p>
-    <w:p>
-      <w:r>
-        <w:rPr>
-          <w:i/>
-        </w:rPr>
-        <w:t>"The Executive Committee at JET. They already know: (a) 45% of young family households are low-frequency, discount-dependent; (b) Prosus bought us to replicate the iFood playbook; (c) more discounting will not fix the retention problem."</w:t>
-      </w:r>
-    </w:p>
-    <w:p>
-      <w:pPr>
-        <w:pStyle w:val="Heading2"/>
-      </w:pPr>
-      <w:r>
-        <w:t>Question 2: What decision do you want from them?</w:t>
-      </w:r>
-    </w:p>
-    <w:p>
-      <w:r>
-        <w:rPr>
-          <w:i/>
-        </w:rPr>
-        <w:t>Interviewer: "What decision do you want them to make?"</w:t>
-      </w:r>
-    </w:p>
-    <w:p>
-      <w:r>
-        <w:rPr>
-          <w:i/>
-        </w:rPr>
-        <w:t>"Approve a 4-week smoke test. Set up family profiles, send a one-tap reorder push, measure whether the habit loop works."</w:t>
-      </w:r>
-    </w:p>
-    <w:p>
-      <w:pPr>
-        <w:pStyle w:val="Heading2"/>
-      </w:pPr>
-      <w:r>
-        <w:t>Question 3: Which pattern is this?</w:t>
-      </w:r>
-    </w:p>
-    <w:p>
-      <w:r>
-        <w:rPr>
-          <w:i/>
-        </w:rPr>
-        <w:t>Interviewer: "Of the four patterns — giving direction, seeking approval, explaining how, choosing — which is this?"</w:t>
-      </w:r>
-    </w:p>
-    <w:p>
-      <w:r>
-        <w:rPr>
-          <w:i/>
-        </w:rPr>
-        <w:t>"Seeking approval. We have a problem (low retention in Segment B). We have a solution (Fairy Food Mother). They need to approve the budget and the experiment."</w:t>
-      </w:r>
-    </w:p>
-    <w:p>
-      <w:pPr>
-        <w:pStyle w:val="Heading2"/>
-      </w:pPr>
-      <w:r>
-        <w:t>Question 4: Will you be present?</w:t>
-      </w:r>
-    </w:p>
-    <w:p>
-      <w:r>
-        <w:rPr>
-          <w:i/>
-        </w:rPr>
-        <w:t>Interviewer: "Will you present this, or is it a standalone document?"</w:t>
-      </w:r>
-    </w:p>
-    <w:p>
-      <w:r>
-        <w:rPr>
-          <w:i/>
-        </w:rPr>
-        <w:t>"I'll present it live. It's a 20-minute pitch at ExCo."</w:t>
-      </w:r>
-    </w:p>
-    <w:p>
-      <w:pPr>
-        <w:pStyle w:val="Heading2"/>
-      </w:pPr>
-      <w:r>
-        <w:t>Confirmed Frame</w:t>
-      </w:r>
-    </w:p>
-    <w:p>
-      <w:pPr>
-        <w:pStyle w:val="ListBullet"/>
-      </w:pPr>
-      <w:r>
-        <w:t>Reader: JET Executive Committee</w:t>
-      </w:r>
-    </w:p>
-    <w:p>
-      <w:pPr>
-        <w:pStyle w:val="ListBullet"/>
-      </w:pPr>
-      <w:r>
-        <w:t>Known context: Young families segment problem, Prosus mandate, discount ineffectiveness</w:t>
-      </w:r>
-    </w:p>
-    <w:p>
-      <w:pPr>
-        <w:pStyle w:val="ListBullet"/>
-      </w:pPr>
-      <w:r>
-        <w:t>Decision wanted: Approve 4-week smoke test</w:t>
-      </w:r>
-    </w:p>
-    <w:p>
-      <w:pPr>
-        <w:pStyle w:val="ListBullet"/>
-      </w:pPr>
-      <w:r>
-        <w:t>Pattern: Seeking Approval</w:t>
-      </w:r>
-    </w:p>
-    <w:p>
-      <w:pPr>
-        <w:pStyle w:val="ListBullet"/>
-      </w:pPr>
-      <w:r>
-        <w:t>Presence: Live 20-minute pitch</w:t>
-      </w:r>
-    </w:p>
-    <w:p>
-      <w:r>
-        <w:br w:type="page"/>
-      </w:r>
-    </w:p>
-    <w:p>
-      <w:pPr>
-        <w:pStyle w:val="Heading1"/>
-      </w:pPr>
-      <w:r>
-        <w:t>Stage 2: SCQA and Governing Thought</w:t>
-      </w:r>
-    </w:p>
-    <w:p>
-      <w:pPr>
-        <w:pStyle w:val="Heading2"/>
-      </w:pPr>
-      <w:r>
-        <w:t>Situation: What they already accept</w:t>
-      </w:r>
-    </w:p>
-    <w:p>
-      <w:r>
-        <w:rPr>
-          <w:i/>
-        </w:rPr>
-        <w:t>Draft: "JET is repositioning for profitability under Prosus ownership. Young families represent 45% of JET's customer base and generate £X annual revenue, but 42% 90-day retention and highest promotional spend per order make them margin-negative in the current model."</w:t>
-      </w:r>
-    </w:p>
-    <w:p>
-      <w:r>
-        <w:t>Test: Self-sufficient? (Yes. No prior sentence needed.) Noncontroversial? (Yes. ExCo already knows these metrics.)</w:t>
-      </w:r>
-    </w:p>
-    <w:p>
-      <w:pPr>
-        <w:pStyle w:val="Heading2"/>
-      </w:pPr>
-      <w:r>
-        <w:t>Complication: What changed or broke</w:t>
-      </w:r>
-    </w:p>
-    <w:p>
-      <w:r>
-        <w:rPr>
-          <w:i/>
-        </w:rPr>
-        <w:t>Draft: "Discounting has not improved retention. Despite the highest promotional spend of any segment, families respond to deals and then leave. More discounting will not fix a problem that is fundamentally about stress, time, and trust — not price."</w:t>
-      </w:r>
-    </w:p>
-    <w:p>
-      <w:r>
-        <w:t>Test: Does it start from Situation and create tension? (Yes. It shows why the current strategy is broken.) Does it require proof? (No. This is observable from the data they already have.)</w:t>
-      </w:r>
-    </w:p>
-    <w:p>
-      <w:pPr>
-        <w:pStyle w:val="Heading2"/>
-      </w:pPr>
-      <w:r>
-        <w:t>Question: The one question</w:t>
-      </w:r>
-    </w:p>
-    <w:p>
-      <w:r>
-        <w:rPr>
-          <w:i/>
-        </w:rPr>
-        <w:t>Draft: "How do we embed JET in young families' weekly food routines without discounting?"</w:t>
-      </w:r>
-    </w:p>
-    <w:p>
-      <w:r>
-        <w:t>Test: One question? (Yes. It's singular.) Does the Complication raise it? (Yes. If discounting doesn't work, the question becomes: what does?)</w:t>
-      </w:r>
-    </w:p>
-    <w:p>
-      <w:pPr>
-        <w:pStyle w:val="Heading2"/>
-      </w:pPr>
-      <w:r>
-        <w:t>Answer: Governing Thought</w:t>
-      </w:r>
-    </w:p>
-    <w:p>
-      <w:r>
-        <w:rPr>
-          <w:i/>
-        </w:rPr>
-        <w:t>Draft 1: "We should build an AI food assistant for families."</w:t>
-      </w:r>
-    </w:p>
-    <w:p>
-      <w:r>
-        <w:t>Analysis: This is a WHAT, not a SO-WHAT. It says what the idea is, not what it produces.</w:t>
+        <w:t>Slide 15: Next steps / decision gate</w:t>
       </w:r>
     </w:p>
     <w:p/>
@@ -5264,660 +1463,16 @@
         <w:rPr>
           <w:i/>
         </w:rPr>
-        <w:t>Draft 2: "We should launch Fairy Food Mother — an AI-powered food assistant that drives habit over discount dependency, converts 20% of Segment B, and generates £3.9M incremental annual revenue at lower promotional cost."</w:t>
-      </w:r>
-    </w:p>
-    <w:p>
-      <w:r>
-        <w:t>Analysis: This is better, but wordy. Let me distill.</w:t>
+        <w:t>Each slide has: Title (assertion) + Exhibit spec + Data needed</w:t>
       </w:r>
     </w:p>
     <w:p/>
     <w:p>
       <w:r>
         <w:rPr>
-          <w:i/>
+          <w:b/>
         </w:rPr>
-        <w:t>Draft 3: "Launch Fairy Food Mother: a family food assistant that converts young families from discount-dependent to habit-driven, generating £3.9M annual revenue at 60%+ retention."</w:t>
-      </w:r>
-    </w:p>
-    <w:p>
-      <w:pPr>
-        <w:pStyle w:val="ListBullet"/>
-      </w:pPr>
-      <w:r>
-        <w:t>Word count: 20 words. ✓</w:t>
-      </w:r>
-    </w:p>
-    <w:p>
-      <w:pPr>
-        <w:pStyle w:val="ListBullet"/>
-      </w:pPr>
-      <w:r>
-        <w:t>Active voice (launch, convert): ✓</w:t>
-      </w:r>
-    </w:p>
-    <w:p>
-      <w:pPr>
-        <w:pStyle w:val="ListBullet"/>
-      </w:pPr>
-      <w:r>
-        <w:t>So-what (what it produces): ✓</w:t>
-      </w:r>
-    </w:p>
-    <w:p>
-      <w:pPr>
-        <w:pStyle w:val="ListBullet"/>
-      </w:pPr>
-      <w:r>
-        <w:t>Could ExCo say "no, that's false"?: ✓</w:t>
-      </w:r>
-    </w:p>
-    <w:p>
-      <w:pPr>
-        <w:pStyle w:val="Heading2"/>
-      </w:pPr>
-      <w:r>
-        <w:t>Tone Order</w:t>
-      </w:r>
-    </w:p>
-    <w:p>
-      <w:pPr>
-        <w:pStyle w:val="ListBullet"/>
-      </w:pPr>
-      <w:r>
-        <w:t>S-C-A (standard): Situation (they know the problem) → Complication (discounting doesn't work) → Answer (Fairy Food Mother). This is the default and works here.</w:t>
-      </w:r>
-    </w:p>
-    <w:p>
-      <w:pPr>
-        <w:pStyle w:val="Heading2"/>
-      </w:pPr>
-      <w:r>
-        <w:t>Approved SCQA and Governing Thought</w:t>
-      </w:r>
-    </w:p>
-    <w:p>
-      <w:pPr>
-        <w:pStyle w:val="ListBullet"/>
-      </w:pPr>
-      <w:r>
-        <w:t>Situation: "JET repositioned for profitability under Prosus. Young families: 45% of base, £X revenue, but 42% retention and highest promotional spend per order make them margin-negative."</w:t>
-      </w:r>
-    </w:p>
-    <w:p>
-      <w:pPr>
-        <w:pStyle w:val="ListBullet"/>
-      </w:pPr>
-      <w:r>
-        <w:t>Complication: "Discounting has not improved retention. Families respond to deals and leave. More discounting will not fix a problem rooted in stress, time, and trust — not price."</w:t>
-      </w:r>
-    </w:p>
-    <w:p>
-      <w:pPr>
-        <w:pStyle w:val="ListBullet"/>
-      </w:pPr>
-      <w:r>
-        <w:t>Question: "How do we embed JET in young families' weekly food routines without discounting?"</w:t>
-      </w:r>
-    </w:p>
-    <w:p>
-      <w:pPr>
-        <w:pStyle w:val="ListBullet"/>
-      </w:pPr>
-      <w:r>
-        <w:t>Answer: "Launch Fairy Food Mother: a family food assistant that converts young families from discount-dependent to habit-driven, generating £3.9M annual revenue at 60%+ retention."</w:t>
-      </w:r>
-    </w:p>
-    <w:p>
-      <w:r>
-        <w:br w:type="page"/>
-      </w:r>
-    </w:p>
-    <w:p>
-      <w:pPr>
-        <w:pStyle w:val="Heading1"/>
-      </w:pPr>
-      <w:r>
-        <w:t>Stage 3: Build the Pyramid</w:t>
-      </w:r>
-    </w:p>
-    <w:p>
-      <w:pPr>
-        <w:pStyle w:val="Heading2"/>
-      </w:pPr>
-      <w:r>
-        <w:t>Approach: Top-down (answer is known)</w:t>
-      </w:r>
-    </w:p>
-    <w:p>
-      <w:r>
-        <w:t>The author knows what they want (Fairy Food Mother) and why (it solves the retention problem). We build backward from the answer.</w:t>
-      </w:r>
-    </w:p>
-    <w:p>
-      <w:pPr>
-        <w:pStyle w:val="Heading2"/>
-      </w:pPr>
-      <w:r>
-        <w:t>Key question: Why is the governing thought true?</w:t>
-      </w:r>
-    </w:p>
-    <w:p>
-      <w:r>
-        <w:t>Answer: Three reasons why Fairy Food Mother converts Segment B and generates revenue.</w:t>
-      </w:r>
-    </w:p>
-    <w:p>
-      <w:pPr>
-        <w:pStyle w:val="Heading2"/>
-      </w:pPr>
-      <w:r>
-        <w:t>The Key Line (three arguments)</w:t>
-      </w:r>
-    </w:p>
-    <w:p>
-      <w:pPr>
-        <w:pStyle w:val="ListBullet"/>
-      </w:pPr>
-      <w:r>
-        <w:t>1. Desirable — Families have a real job (feed my family) evaluated on stress, time, and financial cost. Discounts move only one parameter. Fairy Food Mother competes on all three.</w:t>
-      </w:r>
-    </w:p>
-    <w:p>
-      <w:pPr>
-        <w:pStyle w:val="ListBullet"/>
-      </w:pPr>
-      <w:r>
-        <w:t>2. Feasible — V1 ships in 4–6 weeks on existing infrastructure. Long-term vision is AI-native and maps to the Prosus flywheel.</w:t>
-      </w:r>
-    </w:p>
-    <w:p>
-      <w:pPr>
-        <w:pStyle w:val="ListBullet"/>
-      </w:pPr>
-      <w:r>
-        <w:t>3. Viable — 2.4x revenue per converted customer, lower promotional cost, and a three-layer defensible moat (brand partnerships, data network effects, group-level strategic asset).</w:t>
-      </w:r>
-    </w:p>
-    <w:p>
-      <w:pPr>
-        <w:pStyle w:val="Heading2"/>
-      </w:pPr>
-      <w:r>
-        <w:t>Audit: Do these pass the pyramid rules?</w:t>
-      </w:r>
-    </w:p>
-    <w:p>
-      <w:pPr>
-        <w:pStyle w:val="ListBullet"/>
-      </w:pPr>
-      <w:r>
-        <w:t>Rule 1 (summary above groups below): Each key-line point summarises the evidence beneath it. ✓</w:t>
-      </w:r>
-    </w:p>
-    <w:p>
-      <w:pPr>
-        <w:pStyle w:val="ListBullet"/>
-      </w:pPr>
-      <w:r>
-        <w:t>Rule 2 (same kind of idea): All three are arguments for launching Fairy Food Mother. ✓</w:t>
-      </w:r>
-    </w:p>
-    <w:p>
-      <w:pPr>
-        <w:pStyle w:val="ListBullet"/>
-      </w:pPr>
-      <w:r>
-        <w:t>Rule 3 (one order): Degree order — ranked by strength. Desirable (customer need) &lt; Feasible (can we build it) &lt; Viable (does it make money). ✓</w:t>
-      </w:r>
-    </w:p>
-    <w:p>
-      <w:pPr>
-        <w:pStyle w:val="Heading2"/>
-      </w:pPr>
-      <w:r>
-        <w:t>Evidence beneath each key-line argument</w:t>
-      </w:r>
-    </w:p>
-    <w:p>
-      <w:r>
-        <w:t>Under "Desirable":</w:t>
-      </w:r>
-    </w:p>
-    <w:p>
-      <w:pPr>
-        <w:pStyle w:val="ListBullet"/>
-      </w:pPr>
-      <w:r>
-        <w:t>(a) Families evaluate against three parameters: stress, time, financial cost</w:t>
-      </w:r>
-    </w:p>
-    <w:p>
-      <w:pPr>
-        <w:pStyle w:val="ListBullet"/>
-      </w:pPr>
-      <w:r>
-        <w:t>(b) JET already wins on time vs. home cooking</w:t>
-      </w:r>
-    </w:p>
-    <w:p>
-      <w:pPr>
-        <w:pStyle w:val="ListBullet"/>
-      </w:pPr>
-      <w:r>
-        <w:t>(c) Fairy Food Mother removes browsing friction (time) + guilt (stress) + value anxiety (financial) in one proposition</w:t>
-      </w:r>
-    </w:p>
-    <w:p>
-      <w:r>
-        <w:t>Under "Feasible":</w:t>
-      </w:r>
-    </w:p>
-    <w:p>
-      <w:pPr>
-        <w:pStyle w:val="ListBullet"/>
-      </w:pPr>
-      <w:r>
-        <w:t>(a) V1 (4–6 weeks): Saved profile, auto-populated, one-tap trigger</w:t>
-      </w:r>
-    </w:p>
-    <w:p>
-      <w:pPr>
-        <w:pStyle w:val="ListBullet"/>
-      </w:pPr>
-      <w:r>
-        <w:t>(b) V2 (3–6 months): Joe Wicks certified bundles, Money Saving Expert endorsement</w:t>
-      </w:r>
-    </w:p>
-    <w:p>
-      <w:pPr>
-        <w:pStyle w:val="ListBullet"/>
-      </w:pPr>
-      <w:r>
-        <w:t>(c) Long-term: AI food chief of staff (calendar integration, fridge analysis, nutrition personalization) — maps to iFood flywheel</w:t>
-      </w:r>
-    </w:p>
-    <w:p>
-      <w:r>
-        <w:t>Under "Viable":</w:t>
-      </w:r>
-    </w:p>
-    <w:p>
-      <w:pPr>
-        <w:pStyle w:val="ListBullet"/>
-      </w:pPr>
-      <w:r>
-        <w:t>(a) Commercial case: 1.8x/month → 3.0x/month, AOV £22→£27, discount £6.50→£3.00, revenue per customer 2.4x</w:t>
-      </w:r>
-    </w:p>
-    <w:p>
-      <w:pPr>
-        <w:pStyle w:val="ListBullet"/>
-      </w:pPr>
-      <w:r>
-        <w:t>(b) 20% conversion of Segment B = £3.9M annual revenue at lower promotional cost</w:t>
-      </w:r>
-    </w:p>
-    <w:p>
-      <w:pPr>
-        <w:pStyle w:val="ListBullet"/>
-      </w:pPr>
-      <w:r>
-        <w:t>(c) Moat 1: Brand partnerships (Joe Wicks, MSE) — exclusive trust signals competitors can't replicate</w:t>
-      </w:r>
-    </w:p>
-    <w:p>
-      <w:pPr>
-        <w:pStyle w:val="ListBullet"/>
-      </w:pPr>
-      <w:r>
-        <w:t>(d) Moat 2: Data network effects — personalisation compounds, switching costs rise</w:t>
-      </w:r>
-    </w:p>
-    <w:p>
-      <w:pPr>
-        <w:pStyle w:val="ListBullet"/>
-      </w:pPr>
-      <w:r>
-        <w:t>(e) Moat 3: Group-level strategic asset — family food data feeds Prosus Large Commerce Model across portfolio</w:t>
-      </w:r>
-    </w:p>
-    <w:p>
-      <w:pPr>
-        <w:pStyle w:val="Heading2"/>
-      </w:pPr>
-      <w:r>
-        <w:t>Pyramid complete</w:t>
-      </w:r>
-    </w:p>
-    <w:p>
-      <w:pPr>
-        <w:pStyle w:val="ListBullet"/>
-      </w:pPr>
-      <w:r>
-        <w:t>Governing thought: Launch Fairy Food Mother</w:t>
-      </w:r>
-    </w:p>
-    <w:p>
-      <w:pPr>
-        <w:pStyle w:val="ListBullet"/>
-      </w:pPr>
-      <w:r>
-        <w:t>Key line: Desirable + Feasible + Viable</w:t>
-      </w:r>
-    </w:p>
-    <w:p>
-      <w:pPr>
-        <w:pStyle w:val="ListBullet"/>
-      </w:pPr>
-      <w:r>
-        <w:t>Evidence: 5 sub-points under Desirable; 3 under Feasible; 5 under Viable</w:t>
-      </w:r>
-    </w:p>
-    <w:p>
-      <w:r>
-        <w:br w:type="page"/>
-      </w:r>
-    </w:p>
-    <w:p>
-      <w:pPr>
-        <w:pStyle w:val="Heading1"/>
-      </w:pPr>
-      <w:r>
-        <w:t>Stage 4: Pressure-Test</w:t>
-      </w:r>
-    </w:p>
-    <w:p>
-      <w:pPr>
-        <w:pStyle w:val="Heading2"/>
-      </w:pPr>
-      <w:r>
-        <w:t>Strongest objections to each key-line argument</w:t>
-      </w:r>
-    </w:p>
-    <w:p>
-      <w:r>
-        <w:t>Objection to "Desirable":</w:t>
-      </w:r>
-    </w:p>
-    <w:p>
-      <w:r>
-        <w:rPr>
-          <w:i/>
-        </w:rPr>
-        <w:t>"Families are loyal to restaurants, not delivery platforms. Removing browsing friction doesn't matter if they don't want JET in the first place."</w:t>
-      </w:r>
-    </w:p>
-    <w:p>
-      <w:pPr>
-        <w:pStyle w:val="ListBullet"/>
-      </w:pPr>
-      <w:r>
-        <w:t>Counter: The evidence here is weak. Reframe: "JET wins on price and coverage. But within JET, families browse 40% longer than average. Removing friction to them is the first test of habit formation."</w:t>
-      </w:r>
-    </w:p>
-    <w:p>
-      <w:pPr>
-        <w:pStyle w:val="ListBullet"/>
-      </w:pPr>
-      <w:r>
-        <w:t>Repair: Add customer research data showing browsing friction as stated reason for abandonment, not brand preference.</w:t>
-      </w:r>
-    </w:p>
-    <w:p/>
-    <w:p>
-      <w:r>
-        <w:t>Objection to "Feasible":</w:t>
-      </w:r>
-    </w:p>
-    <w:p>
-      <w:r>
-        <w:rPr>
-          <w:i/>
-        </w:rPr>
-        <w:t>"4–6 weeks is unrealistic. And even if we ship V1, the Joe Wicks partnership takes 6+ months and £X in negotiation. Where does that budget come from?"</w:t>
-      </w:r>
-    </w:p>
-    <w:p>
-      <w:pPr>
-        <w:pStyle w:val="ListBullet"/>
-      </w:pPr>
-      <w:r>
-        <w:t>Counter: "V1 ships in 4–6 weeks. Joe Wicks partnership negotiates in parallel and is not a blocker for the smoke test. The smoke test measures whether the habit loop works; endorsements amplify it once proven."</w:t>
-      </w:r>
-    </w:p>
-    <w:p>
-      <w:pPr>
-        <w:pStyle w:val="ListBullet"/>
-      </w:pPr>
-      <w:r>
-        <w:t>Repair: This is sound. No change needed.</w:t>
-      </w:r>
-    </w:p>
-    <w:p/>
-    <w:p>
-      <w:r>
-        <w:t>Objection to "Viable":</w:t>
-      </w:r>
-    </w:p>
-    <w:p>
-      <w:r>
-        <w:rPr>
-          <w:i/>
-        </w:rPr>
-        <w:t>"2.4x revenue per converted customer assumes 20% conversion of Segment B. What if conversion is 5% instead? Does the math work?"</w:t>
-      </w:r>
-    </w:p>
-    <w:p>
-      <w:pPr>
-        <w:pStyle w:val="ListBullet"/>
-      </w:pPr>
-      <w:r>
-        <w:t>Counter: "Even at 5% conversion (6,750 customers), incremental revenue is £975k annually at lower promotional cost. The test measures conversion. If it's &lt;10%, we revisit before committing to partnerships."</w:t>
-      </w:r>
-    </w:p>
-    <w:p>
-      <w:pPr>
-        <w:pStyle w:val="ListBullet"/>
-      </w:pPr>
-      <w:r>
-        <w:t>Repair: This is the decision gate. Make it explicit in the ask.</w:t>
-      </w:r>
-    </w:p>
-    <w:p>
-      <w:pPr>
-        <w:pStyle w:val="Heading2"/>
-      </w:pPr>
-      <w:r>
-        <w:t>Least well evidenced argument</w:t>
-      </w:r>
-    </w:p>
-    <w:p>
-      <w:pPr>
-        <w:pStyle w:val="ListBullet"/>
-      </w:pPr>
-      <w:r>
-        <w:t>The moat — specifically Moat 2 (data network effects). We state it; we don't evidence it. What data backs up "switching costs compound over time"?</w:t>
-      </w:r>
-    </w:p>
-    <w:p>
-      <w:pPr>
-        <w:pStyle w:val="ListBullet"/>
-      </w:pPr>
-      <w:r>
-        <w:t>Repair: For the 20-minute pitch, the moat is table-stakes and not the decision driver. Focus proof on the conversion hypothesis (Desirable + Feasible). Moat can be lighter; it's the long-term hedge.</w:t>
-      </w:r>
-    </w:p>
-    <w:p>
-      <w:pPr>
-        <w:pStyle w:val="Heading2"/>
-      </w:pPr>
-      <w:r>
-        <w:t>Revised Key-Line</w:t>
-      </w:r>
-    </w:p>
-    <w:p>
-      <w:pPr>
-        <w:pStyle w:val="ListBullet"/>
-      </w:pPr>
-      <w:r>
-        <w:t>(No changes to the key-line itself. But sharpen the ask: "Approve a 4-week smoke test targeting Segment B. Decision gate at 90 days: if retention has not moved from 42% toward 60%+, revisit before committing to partnerships.")</w:t>
-      </w:r>
-    </w:p>
-    <w:p>
-      <w:r>
-        <w:br w:type="page"/>
-      </w:r>
-    </w:p>
-    <w:p>
-      <w:pPr>
-        <w:pStyle w:val="Heading1"/>
-      </w:pPr>
-      <w:r>
-        <w:t>Stage 5: Write — Storyboard Output</w:t>
-      </w:r>
-    </w:p>
-    <w:p>
-      <w:r>
-        <w:t>The pyramid is final. We write the 20-minute pitch as a storyboard. Each slide title is an assertion. Each slide is 90% exhibit, 10% text.</w:t>
-      </w:r>
-    </w:p>
-    <w:p>
-      <w:pPr>
-        <w:pStyle w:val="Heading2"/>
-      </w:pPr>
-      <w:r>
-        <w:t>Slide-by-slide storyboard (15 slides total)</w:t>
-      </w:r>
-    </w:p>
-    <w:p>
-      <w:pPr>
-        <w:pStyle w:val="ListBullet"/>
-      </w:pPr>
-      <w:r>
-        <w:t>1. Cover: Fairy Food Mother | Embedding JET in Weekly Family Food Routines</w:t>
-      </w:r>
-    </w:p>
-    <w:p>
-      <w:pPr>
-        <w:pStyle w:val="ListBullet"/>
-      </w:pPr>
-      <w:r>
-        <w:t>2. Governing thought: Launch Fairy Food Mother: convert young families from discount-dependent to habit-driven, generating £3.9M annual revenue at 60%+ retention</w:t>
-      </w:r>
-    </w:p>
-    <w:p>
-      <w:pPr>
-        <w:pStyle w:val="ListBullet"/>
-      </w:pPr>
-      <w:r>
-        <w:t>3. Segment B context: Young families: 45% of JET base, £X annual revenue, but 42% 90-day retention and highest promotional spend per order</w:t>
-      </w:r>
-    </w:p>
-    <w:p>
-      <w:pPr>
-        <w:pStyle w:val="ListBullet"/>
-      </w:pPr>
-      <w:r>
-        <w:t>4. The problem: Discounting has not improved retention. Families respond to deals and leave. Cost of acquisition and retention is unsustainable.</w:t>
-      </w:r>
-    </w:p>
-    <w:p>
-      <w:pPr>
-        <w:pStyle w:val="ListBullet"/>
-      </w:pPr>
-      <w:r>
-        <w:t>5. Why discounting fails: Families evaluate against three parameters: stress, time, cost. Discounting moves only price. The problem is stress and time.</w:t>
-      </w:r>
-    </w:p>
-    <w:p>
-      <w:pPr>
-        <w:pStyle w:val="ListBullet"/>
-      </w:pPr>
-      <w:r>
-        <w:t>6. The Desirable shift: Fairy Food Mother competes on all three: removes browsing friction (time), removes guilt about unhealthy options (stress), provides Money Saving Expert validation (cost confidence)</w:t>
-      </w:r>
-    </w:p>
-    <w:p>
-      <w:pPr>
-        <w:pStyle w:val="ListBullet"/>
-      </w:pPr>
-      <w:r>
-        <w:t>7. V1: What ships in 4–6 weeks: Saved family profile, auto-populated from order history. One-tap reorder trigger on their most frequent order day. Existing infrastructure.</w:t>
-      </w:r>
-    </w:p>
-    <w:p>
-      <w:pPr>
-        <w:pStyle w:val="ListBullet"/>
-      </w:pPr>
-      <w:r>
-        <w:t>8. V2: 3–6 months: Joe Wicks certified bundles. Money Saving Expert endorsed. Bundle programme with 10–20 pilot restaurant partners.</w:t>
-      </w:r>
-    </w:p>
-    <w:p>
-      <w:pPr>
-        <w:pStyle w:val="ListBullet"/>
-      </w:pPr>
-      <w:r>
-        <w:t>9. Long-term vision: AI food chief of staff: calendar integration, fridge photo analysis, proactive nutrition, personalised discovery. Maps to Prosus iFood flywheel.</w:t>
-      </w:r>
-    </w:p>
-    <w:p>
-      <w:pPr>
-        <w:pStyle w:val="ListBullet"/>
-      </w:pPr>
-      <w:r>
-        <w:t>10. Financial case: current state: Segment B today: 1.8x/month frequency, £22 AOV, £6.50 avg discount, £8.94 JET revenue per customer per month</w:t>
-      </w:r>
-    </w:p>
-    <w:p>
-      <w:pPr>
-        <w:pStyle w:val="ListBullet"/>
-      </w:pPr>
-      <w:r>
-        <w:t>11. Financial case: converted state: Target: 3.0x/month frequency, £27 AOV, £3.00 avg discount, £21.06 JET revenue per customer per month. 2.4x revenue lift.</w:t>
-      </w:r>
-    </w:p>
-    <w:p>
-      <w:pPr>
-        <w:pStyle w:val="ListBullet"/>
-      </w:pPr>
-      <w:r>
-        <w:t>12. Incremental revenue: 20% conversion of Segment B (27k customers) = £3.9M annual incremental revenue. Lower promotional cost.</w:t>
-      </w:r>
-    </w:p>
-    <w:p>
-      <w:pPr>
-        <w:pStyle w:val="ListBullet"/>
-      </w:pPr>
-      <w:r>
-        <w:t>13. Defensibility: three-layer moat: Moat 1: Joe Wicks + MSE partnerships lock exclusive trust signals. Moat 2: Data network effects compound personalisation. Moat 3: Family food data feeds Prosus Large Commerce Model.</w:t>
-      </w:r>
-    </w:p>
-    <w:p>
-      <w:pPr>
-        <w:pStyle w:val="ListBullet"/>
-      </w:pPr>
-      <w:r>
-        <w:t>14. The test: Approve 4-week smoke test: profile setup, push trigger, measure habit formation, conversion rate, time-to-order, 30-day frequency change.</w:t>
-      </w:r>
-    </w:p>
-    <w:p>
-      <w:pPr>
-        <w:pStyle w:val="ListBullet"/>
-      </w:pPr>
-      <w:r>
-        <w:t>15. Decision gate: If Segment B retention moves from 42% toward 60%+, proceed to partnerships and scale. If not, revisit before investment.</w:t>
-      </w:r>
-    </w:p>
-    <w:p/>
-    <w:p>
-      <w:r>
-        <w:rPr>
-          <w:i/>
-        </w:rPr>
-        <w:t>Each slide is 90% exhibit (chart, table, or mockup) and 10% text. Titles alone tell the story. Exhibits prove it.</w:t>
+        <w:t>Copilot delivers: Full storyboard outline + HTML interactive deck (for visual preview).</w:t>
       </w:r>
     </w:p>
     <w:p>
@@ -5930,16 +1485,16 @@
         <w:rPr>
           <w:i/>
         </w:rPr>
-        <w:t>This example shows the complete five-stage process. From Frame (interview) through Write (storyboard output), every rule from Parts 1–7 is applied. The pyramid tests the thinking, exposes gaps, and ensures that what reaches the Executive Committee is airtight.</w:t>
+        <w:t>End of Executable Playbook.</w:t>
       </w:r>
     </w:p>
     <w:p/>
     <w:p>
       <w:r>
         <w:rPr>
-          <w:i/>
+          <w:b/>
         </w:rPr>
-        <w:t>HTML storyboard output: An interactive HTML file showing these 15 slides in the pyramid deck format (with styling, navigation, and exhibits rendered) is available on GitHub in the methods repository, named pyramid-deck-fairyfoodmother.html</w:t>
+        <w:t>To use: Paste this playbook to Copilot. Brief with your situation (one paragraph). Copilot executes all five stages, stops at each stage for your approval, and delivers a complete pyramid + storyboard.</w:t>
       </w:r>
     </w:p>
     <w:sectPr>

--- a/Pyramid_Methods_Comprehensive_Final.docx
+++ b/Pyramid_Methods_Comprehensive_Final.docx
@@ -7,17 +7,22 @@
         <w:pStyle w:val="Title"/>
       </w:pPr>
       <w:r>
-        <w:t>Pyramid Methodology for Barclays</w:t>
+        <w:t>Pyramid Principle: Complete Reference Manual</w:t>
       </w:r>
     </w:p>
     <w:p>
       <w:r>
-        <w:t>Complete Reference Manual &amp; Copilot Execution Playbook</w:t>
+        <w:t>Minto's Method for Structuring Arguments — Full Depth</w:t>
       </w:r>
     </w:p>
     <w:p>
       <w:r>
-        <w:t>August 2026 · Tough Minds, Tender Hearts · Version 3.0</w:t>
+        <w:t>Comprehensive guide + executable playbook for Copilot</w:t>
+      </w:r>
+    </w:p>
+    <w:p>
+      <w:r>
+        <w:t>August 2026 | Tough Minds, Tender Hearts | Version 4.0</w:t>
       </w:r>
     </w:p>
     <w:p/>
@@ -31,7 +36,7 @@
     </w:p>
     <w:p>
       <w:r>
-        <w:t>This guide is two things simultaneously:</w:t>
+        <w:t>Two paths:</w:t>
       </w:r>
     </w:p>
     <w:p>
@@ -39,7 +44,7 @@
         <w:pStyle w:val="ListBullet"/>
       </w:pPr>
       <w:r>
-        <w:t>A reference manual: Parts 1–7 define the rules. Parts 8–12 explain the five presentation formats, evidence specs, and troubleshooting.</w:t>
+        <w:t>Path 1: Reference. Read Parts 1–14 to understand Minto's complete method.</w:t>
       </w:r>
     </w:p>
     <w:p>
@@ -47,45 +52,7 @@
         <w:pStyle w:val="ListBullet"/>
       </w:pPr>
       <w:r>
-        <w:t>An executable playbook: Part 13 is a step-by-step script Copilot follows to execute all five stages for your case. Fairy Food Mother is embedded as worked examples.</w:t>
-      </w:r>
-    </w:p>
-    <w:p/>
-    <w:p>
-      <w:r>
-        <w:t>To use it:</w:t>
-      </w:r>
-    </w:p>
-    <w:p>
-      <w:pPr>
-        <w:pStyle w:val="ListBullet"/>
-      </w:pPr>
-      <w:r>
-        <w:t>1. Paste this document (or Section 13) to Copilot</w:t>
-      </w:r>
-    </w:p>
-    <w:p>
-      <w:pPr>
-        <w:pStyle w:val="ListBullet"/>
-      </w:pPr>
-      <w:r>
-        <w:t>2. Brief Copilot with your situation (one paragraph minimum)</w:t>
-      </w:r>
-    </w:p>
-    <w:p>
-      <w:pPr>
-        <w:pStyle w:val="ListBullet"/>
-      </w:pPr>
-      <w:r>
-        <w:t>3. Copilot follows the playbook, executes all five stages, and stops at each stage for your approval</w:t>
-      </w:r>
-    </w:p>
-    <w:p>
-      <w:pPr>
-        <w:pStyle w:val="ListBullet"/>
-      </w:pPr>
-      <w:r>
-        <w:t>4. You get a complete pyramid + storyboard output</w:t>
+        <w:t>Path 2: Execution. Paste Part 15 (Playbook) to Copilot + your brief. Copilot handles all five stages.</w:t>
       </w:r>
     </w:p>
     <w:p>
@@ -98,191 +65,107 @@
         <w:pStyle w:val="Title"/>
       </w:pPr>
       <w:r>
-        <w:t>Part 1–7: Reference Rules</w:t>
+        <w:t>Part 1: Prime Directives</w:t>
       </w:r>
     </w:p>
     <w:p>
       <w:r>
-        <w:rPr>
-          <w:i/>
-        </w:rPr>
-        <w:t>(The complete rules are in Section 2 of the comprehensive guide. This is a condensed version.)</w:t>
+        <w:t>Five non-negotiable rules that hold the entire system together.</w:t>
       </w:r>
     </w:p>
     <w:p>
       <w:pPr>
-        <w:pStyle w:val="Heading1"/>
+        <w:pStyle w:val="Heading2"/>
       </w:pPr>
       <w:r>
-        <w:t>Prime Directives</w:t>
+        <w:t>Rule 1: You are a structuring partner, not a stenographer</w:t>
+      </w:r>
+    </w:p>
+    <w:p>
+      <w:r>
+        <w:t>Your job is not to transcribe thinking. Your job is to think with rigour and expose whether the thinking is sound.</w:t>
+      </w:r>
+    </w:p>
+    <w:p>
+      <w:r>
+        <w:t>The human supplies raw material. You enforce the logic. When input breaks a rule—a vague governing thought, an illogical grouping, an unsupported claim—you challenge it. You do not prettify it and move on.</w:t>
+      </w:r>
+    </w:p>
+    <w:p>
+      <w:r>
+        <w:t>Example: Human says "We should hire an in-house team for five reasons." You stop. "Five reasons" is not an argument. What does it produce? What end product results? That is the argument.</w:t>
       </w:r>
     </w:p>
     <w:p>
       <w:pPr>
-        <w:pStyle w:val="ListBullet"/>
+        <w:pStyle w:val="Heading2"/>
       </w:pPr>
       <w:r>
-        <w:t>(1) You are a structuring partner, not a stenographer.</w:t>
+        <w:t>Rule 2: The pyramid is a testing device</w:t>
+      </w:r>
+    </w:p>
+    <w:p>
+      <w:r>
+        <w:t>The pyramid exists to expose whether the thinking holds. The reader never sees it. You build it privately, pressure-test it ruthlessly, and only when it is sound do you convert it into a document.</w:t>
+      </w:r>
+    </w:p>
+    <w:p>
+      <w:r>
+        <w:t>A broken pyramid is a gift. It shows you the gap in your thinking before you embarrass yourself in front of the reader.</w:t>
       </w:r>
     </w:p>
     <w:p>
       <w:pPr>
-        <w:pStyle w:val="ListBullet"/>
+        <w:pStyle w:val="Heading2"/>
       </w:pPr>
       <w:r>
-        <w:t>(2) The pyramid is a testing device.</w:t>
+        <w:t>Rule 3: Flag everything you invent</w:t>
+      </w:r>
+    </w:p>
+    <w:p>
+      <w:r>
+        <w:t>Every fact, number, or example you supply is marked PLACEHOLDER or flagged as an inference.</w:t>
+      </w:r>
+    </w:p>
+    <w:p>
+      <w:r>
+        <w:t>The human is responsible for facts. You are responsible for logic. When you must invent something to make the logic work (a placeholder revenue number, a hypothetical customer segment), you mark it. The human replaces it with reality.</w:t>
       </w:r>
     </w:p>
     <w:p>
       <w:pPr>
-        <w:pStyle w:val="ListBullet"/>
+        <w:pStyle w:val="Heading2"/>
       </w:pPr>
       <w:r>
-        <w:t>(3) Flag everything you invent (mark as PLACEHOLDER).</w:t>
+        <w:t>Rule 4: Stage gates</w:t>
+      </w:r>
+    </w:p>
+    <w:p>
+      <w:r>
+        <w:t>Work one stage at a time. Get explicit approval before moving to the next stage.</w:t>
+      </w:r>
+    </w:p>
+    <w:p>
+      <w:r>
+        <w:t>Never draft prose before the pyramid is approved. Never build slides before the storyboard is approved. Stage gates prevent wasted work and catch logic errors early, when repair is cheap.</w:t>
       </w:r>
     </w:p>
     <w:p>
       <w:pPr>
-        <w:pStyle w:val="ListBullet"/>
+        <w:pStyle w:val="Heading2"/>
       </w:pPr>
       <w:r>
-        <w:t>(4) Work stage-by-stage with explicit approval gates.</w:t>
+        <w:t>Rule 5: One question, one document</w:t>
       </w:r>
     </w:p>
     <w:p>
-      <w:pPr>
-        <w:pStyle w:val="ListBullet"/>
-      </w:pPr>
       <w:r>
-        <w:t>(5) One question, one document.</w:t>
+        <w:t>Every document answers one reader question. If you uncover two genuine questions, you propose two documents.</w:t>
       </w:r>
     </w:p>
     <w:p>
-      <w:pPr>
-        <w:pStyle w:val="Heading1"/>
-      </w:pPr>
       <w:r>
-        <w:t>The Three Pyramid Rules (enforced at every level)</w:t>
-      </w:r>
-    </w:p>
-    <w:p>
-      <w:pPr>
-        <w:pStyle w:val="ListBullet"/>
-      </w:pPr>
-      <w:r>
-        <w:t>Each idea summarises — not restates — the ideas grouped below it.</w:t>
-      </w:r>
-    </w:p>
-    <w:p>
-      <w:pPr>
-        <w:pStyle w:val="ListBullet"/>
-      </w:pPr>
-      <w:r>
-        <w:t>Ideas in a grouping are the same kind of idea.</w:t>
-      </w:r>
-    </w:p>
-    <w:p>
-      <w:pPr>
-        <w:pStyle w:val="ListBullet"/>
-      </w:pPr>
-      <w:r>
-        <w:t>Each grouping runs in exactly one logical order (time, structure, or degree).</w:t>
-      </w:r>
-    </w:p>
-    <w:p>
-      <w:pPr>
-        <w:pStyle w:val="Heading1"/>
-      </w:pPr>
-      <w:r>
-        <w:t>Governing Thought Test</w:t>
-      </w:r>
-    </w:p>
-    <w:p>
-      <w:pPr>
-        <w:pStyle w:val="ListBullet"/>
-      </w:pPr>
-      <w:r>
-        <w:t>Is it a SO-WHAT (what it produces) or a WHAT (what it is)?</w:t>
-      </w:r>
-    </w:p>
-    <w:p>
-      <w:pPr>
-        <w:pStyle w:val="ListBullet"/>
-      </w:pPr>
-      <w:r>
-        <w:t>Is it ≤25 words?</w:t>
-      </w:r>
-    </w:p>
-    <w:p>
-      <w:pPr>
-        <w:pStyle w:val="ListBullet"/>
-      </w:pPr>
-      <w:r>
-        <w:t>Active voice?</w:t>
-      </w:r>
-    </w:p>
-    <w:p>
-      <w:pPr>
-        <w:pStyle w:val="ListBullet"/>
-      </w:pPr>
-      <w:r>
-        <w:t>Could someone say "No, that's false"?</w:t>
-      </w:r>
-    </w:p>
-    <w:p>
-      <w:pPr>
-        <w:pStyle w:val="Heading1"/>
-      </w:pPr>
-      <w:r>
-        <w:t>MECE Discipline</w:t>
-      </w:r>
-    </w:p>
-    <w:p>
-      <w:pPr>
-        <w:pStyle w:val="ListBullet"/>
-      </w:pPr>
-      <w:r>
-        <w:t>No two items overlap; together they cover everything relevant.</w:t>
-      </w:r>
-    </w:p>
-    <w:p>
-      <w:pPr>
-        <w:pStyle w:val="ListBullet"/>
-      </w:pPr>
-      <w:r>
-        <w:t>If MECE fails, the thinking is incomplete.</w:t>
-      </w:r>
-    </w:p>
-    <w:p>
-      <w:pPr>
-        <w:pStyle w:val="Heading1"/>
-      </w:pPr>
-      <w:r>
-        <w:t>Summary Rule (where the real thinking happens)</w:t>
-      </w:r>
-    </w:p>
-    <w:p>
-      <w:pPr>
-        <w:pStyle w:val="ListBullet"/>
-      </w:pPr>
-      <w:r>
-        <w:t>Groupings of actions → state the END PRODUCT (what they produce), not the activity.</w:t>
-      </w:r>
-    </w:p>
-    <w:p>
-      <w:pPr>
-        <w:pStyle w:val="ListBullet"/>
-      </w:pPr>
-      <w:r>
-        <w:t>Groupings of situations → state what the SIMILARITY IMPLIES (the inductive leap).</w:t>
-      </w:r>
-    </w:p>
-    <w:p>
-      <w:pPr>
-        <w:pStyle w:val="ListBullet"/>
-      </w:pPr>
-      <w:r>
-        <w:t>Never state intellectually blank summaries like "three reasons" or "five changes."</w:t>
+        <w:t>Two questions in one document dilutes both. It forces the reader to hold competing threads simultaneously. Split them.</w:t>
       </w:r>
     </w:p>
     <w:p>
@@ -295,20 +178,429 @@
         <w:pStyle w:val="Title"/>
       </w:pPr>
       <w:r>
-        <w:t>Part 13: Executable Playbook — All Five Stages</w:t>
+        <w:t>Part 2: Define the Question Before Anything Else</w:t>
       </w:r>
     </w:p>
     <w:p>
       <w:r>
-        <w:rPr>
-          <w:i/>
-        </w:rPr>
-        <w:t>This section is the script Copilot follows to execute the pyramid process for your case.</w:t>
+        <w:t>No pyramid can be built without a clear reader question. This stage is the hardest. Most people skip it and pay for it later.</w:t>
+      </w:r>
+    </w:p>
+    <w:p>
+      <w:pPr>
+        <w:pStyle w:val="Heading2"/>
+      </w:pPr>
+      <w:r>
+        <w:t>Step 1: Identify the reader precisely</w:t>
       </w:r>
     </w:p>
     <w:p>
       <w:r>
-        <w:t>Fairy Food Mother examples are embedded to show what each stage looks like in practice.</w:t>
+        <w:t>Not "the leadership team"—which person?</w:t>
+      </w:r>
+    </w:p>
+    <w:p>
+      <w:r>
+        <w:t>Questions to establish:</w:t>
+      </w:r>
+    </w:p>
+    <w:p>
+      <w:pPr>
+        <w:pStyle w:val="ListBullet"/>
+      </w:pPr>
+      <w:r>
+        <w:t>Who exactly is the reader? (name, title, org level)</w:t>
+      </w:r>
+    </w:p>
+    <w:p>
+      <w:pPr>
+        <w:pStyle w:val="ListBullet"/>
+      </w:pPr>
+      <w:r>
+        <w:t>What does the reader already know about this subject? (their baseline)</w:t>
+      </w:r>
+    </w:p>
+    <w:p>
+      <w:pPr>
+        <w:pStyle w:val="ListBullet"/>
+      </w:pPr>
+      <w:r>
+        <w:t>What do they currently believe? (their starting position)</w:t>
+      </w:r>
+    </w:p>
+    <w:p>
+      <w:pPr>
+        <w:pStyle w:val="ListBullet"/>
+      </w:pPr>
+      <w:r>
+        <w:t>What decision or action do you want from them? (be specific)</w:t>
+      </w:r>
+    </w:p>
+    <w:p>
+      <w:pPr>
+        <w:pStyle w:val="ListBullet"/>
+      </w:pPr>
+      <w:r>
+        <w:t>Will you be present to walk them through, or is this a standalone document?</w:t>
+      </w:r>
+    </w:p>
+    <w:p>
+      <w:pPr>
+        <w:pStyle w:val="ListBullet"/>
+      </w:pPr>
+      <w:r>
+        <w:t>Are they sceptical, neutral, or already leaning your way?</w:t>
+      </w:r>
+    </w:p>
+    <w:p/>
+    <w:p>
+      <w:r>
+        <w:t>If you cannot name something the reader already believes, you have no Situation. You have no SCQA foundation.</w:t>
+      </w:r>
+    </w:p>
+    <w:p>
+      <w:pPr>
+        <w:pStyle w:val="Heading2"/>
+      </w:pPr>
+      <w:r>
+        <w:t>Step 2: Identify the pattern</w:t>
+      </w:r>
+    </w:p>
+    <w:p>
+      <w:r>
+        <w:t>Nearly every business document answers one of four questions:</w:t>
+      </w:r>
+    </w:p>
+    <w:tbl>
+      <w:tblPr>
+        <w:tblStyle w:val="LightGrid-Accent1"/>
+        <w:tblW w:type="auto" w:w="0"/>
+        <w:tblLook w:firstColumn="1" w:firstRow="1" w:lastColumn="0" w:lastRow="0" w:noHBand="0" w:noVBand="1" w:val="04A0"/>
+      </w:tblPr>
+      <w:tblGrid>
+        <w:gridCol w:w="2160"/>
+        <w:gridCol w:w="2160"/>
+        <w:gridCol w:w="2160"/>
+        <w:gridCol w:w="2160"/>
+      </w:tblGrid>
+      <w:tr>
+        <w:tc>
+          <w:tcPr>
+            <w:tcW w:type="dxa" w:w="2160"/>
+          </w:tcPr>
+          <w:p>
+            <w:r>
+              <w:t>Pattern</w:t>
+            </w:r>
+          </w:p>
+        </w:tc>
+        <w:tc>
+          <w:tcPr>
+            <w:tcW w:type="dxa" w:w="2160"/>
+          </w:tcPr>
+          <w:p>
+            <w:r>
+              <w:t>Situation</w:t>
+            </w:r>
+          </w:p>
+        </w:tc>
+        <w:tc>
+          <w:tcPr>
+            <w:tcW w:type="dxa" w:w="2160"/>
+          </w:tcPr>
+          <w:p>
+            <w:r>
+              <w:t>Complication</w:t>
+            </w:r>
+          </w:p>
+        </w:tc>
+        <w:tc>
+          <w:tcPr>
+            <w:tcW w:type="dxa" w:w="2160"/>
+          </w:tcPr>
+          <w:p>
+            <w:r>
+              <w:t>Reader's Question</w:t>
+            </w:r>
+          </w:p>
+        </w:tc>
+      </w:tr>
+      <w:tr>
+        <w:tc>
+          <w:tcPr>
+            <w:tcW w:type="dxa" w:w="2160"/>
+          </w:tcPr>
+          <w:p>
+            <w:r>
+              <w:t>Giving direction</w:t>
+            </w:r>
+          </w:p>
+        </w:tc>
+        <w:tc>
+          <w:tcPr>
+            <w:tcW w:type="dxa" w:w="2160"/>
+          </w:tcPr>
+          <w:p>
+            <w:r>
+              <w:t>We want to do X</w:t>
+            </w:r>
+          </w:p>
+        </w:tc>
+        <w:tc>
+          <w:tcPr>
+            <w:tcW w:type="dxa" w:w="2160"/>
+          </w:tcPr>
+          <w:p>
+            <w:r>
+              <w:t>We need you to do Y</w:t>
+            </w:r>
+          </w:p>
+        </w:tc>
+        <w:tc>
+          <w:tcPr>
+            <w:tcW w:type="dxa" w:w="2160"/>
+          </w:tcPr>
+          <w:p>
+            <w:r>
+              <w:t>How?</w:t>
+            </w:r>
+          </w:p>
+        </w:tc>
+      </w:tr>
+      <w:tr>
+        <w:tc>
+          <w:tcPr>
+            <w:tcW w:type="dxa" w:w="2160"/>
+          </w:tcPr>
+          <w:p>
+            <w:r>
+              <w:t>Seeking approval</w:t>
+            </w:r>
+          </w:p>
+        </w:tc>
+        <w:tc>
+          <w:tcPr>
+            <w:tcW w:type="dxa" w:w="2160"/>
+          </w:tcPr>
+          <w:p>
+            <w:r>
+              <w:t>We have a problem</w:t>
+            </w:r>
+          </w:p>
+        </w:tc>
+        <w:tc>
+          <w:tcPr>
+            <w:tcW w:type="dxa" w:w="2160"/>
+          </w:tcPr>
+          <w:p>
+            <w:r>
+              <w:t>We have a solution costing £X</w:t>
+            </w:r>
+          </w:p>
+        </w:tc>
+        <w:tc>
+          <w:tcPr>
+            <w:tcW w:type="dxa" w:w="2160"/>
+          </w:tcPr>
+          <w:p>
+            <w:r>
+              <w:t>Should I approve?</w:t>
+            </w:r>
+          </w:p>
+        </w:tc>
+      </w:tr>
+      <w:tr>
+        <w:tc>
+          <w:tcPr>
+            <w:tcW w:type="dxa" w:w="2160"/>
+          </w:tcPr>
+          <w:p>
+            <w:r>
+              <w:t>Explaining how</w:t>
+            </w:r>
+          </w:p>
+        </w:tc>
+        <w:tc>
+          <w:tcPr>
+            <w:tcW w:type="dxa" w:w="2160"/>
+          </w:tcPr>
+          <w:p>
+            <w:r>
+              <w:t>The current system is X</w:t>
+            </w:r>
+          </w:p>
+        </w:tc>
+        <w:tc>
+          <w:tcPr>
+            <w:tcW w:type="dxa" w:w="2160"/>
+          </w:tcPr>
+          <w:p>
+            <w:r>
+              <w:t>It doesn't work as needed</w:t>
+            </w:r>
+          </w:p>
+        </w:tc>
+        <w:tc>
+          <w:tcPr>
+            <w:tcW w:type="dxa" w:w="2160"/>
+          </w:tcPr>
+          <w:p>
+            <w:r>
+              <w:t>How do we fix it?</w:t>
+            </w:r>
+          </w:p>
+        </w:tc>
+      </w:tr>
+      <w:tr>
+        <w:tc>
+          <w:tcPr>
+            <w:tcW w:type="dxa" w:w="2160"/>
+          </w:tcPr>
+          <w:p>
+            <w:r>
+              <w:t>Choosing</w:t>
+            </w:r>
+          </w:p>
+        </w:tc>
+        <w:tc>
+          <w:tcPr>
+            <w:tcW w:type="dxa" w:w="2160"/>
+          </w:tcPr>
+          <w:p>
+            <w:r>
+              <w:t>We want to do X</w:t>
+            </w:r>
+          </w:p>
+        </w:tc>
+        <w:tc>
+          <w:tcPr>
+            <w:tcW w:type="dxa" w:w="2160"/>
+          </w:tcPr>
+          <w:p>
+            <w:r>
+              <w:t>We have alternative routes</w:t>
+            </w:r>
+          </w:p>
+        </w:tc>
+        <w:tc>
+          <w:tcPr>
+            <w:tcW w:type="dxa" w:w="2160"/>
+          </w:tcPr>
+          <w:p>
+            <w:r>
+              <w:t>Which one?</w:t>
+            </w:r>
+          </w:p>
+        </w:tc>
+      </w:tr>
+    </w:tbl>
+    <w:p/>
+    <w:p>
+      <w:r>
+        <w:t>Choose deliberately. The pattern shapes the entire pyramid structure. A "Should I approve?" pattern (Recommendation format) is fundamentally different from a "Which one?" pattern (Options Paper format). Get the pattern wrong, and the whole structure fails.</w:t>
+      </w:r>
+    </w:p>
+    <w:p>
+      <w:pPr>
+        <w:pStyle w:val="Heading2"/>
+      </w:pPr>
+      <w:r>
+        <w:t>Step 3: Craft the governing thought</w:t>
+      </w:r>
+    </w:p>
+    <w:p>
+      <w:r>
+        <w:t>The governing thought is your answer to the reader's question, in one sentence, 25 words maximum, active voice.</w:t>
+      </w:r>
+    </w:p>
+    <w:p>
+      <w:r>
+        <w:t>This is where most people fail. They mistake the WHAT for the SO-WHAT.</w:t>
+      </w:r>
+    </w:p>
+    <w:p/>
+    <w:p>
+      <w:pPr>
+        <w:pStyle w:val="ListBullet"/>
+      </w:pPr>
+      <w:r>
+        <w:t>❌ What (activity): "We analysed the pricing structure and identified three problems."</w:t>
+      </w:r>
+    </w:p>
+    <w:p>
+      <w:pPr>
+        <w:pStyle w:val="ListBullet"/>
+      </w:pPr>
+      <w:r>
+        <w:t>✅ So-What (effect): "Cut the standard discount to 15% and margin recovers within two quarters."</w:t>
+      </w:r>
+    </w:p>
+    <w:p/>
+    <w:p>
+      <w:r>
+        <w:t>The so-what is what happens because of your idea. It is the end product, not the activity.</w:t>
+      </w:r>
+    </w:p>
+    <w:p>
+      <w:r>
+        <w:t>Test: Could a sceptical reader say "No, that's false"? If yes, it's an assertion (good). If the reader says "I don't understand what you're saying," it's too vague (rewrite).</w:t>
+      </w:r>
+    </w:p>
+    <w:p/>
+    <w:p>
+      <w:r>
+        <w:t>25-word limit. Count. If it needs more words, you haven't distilled the idea yet. Keep working.</w:t>
+      </w:r>
+    </w:p>
+    <w:p>
+      <w:pPr>
+        <w:pStyle w:val="Heading2"/>
+      </w:pPr>
+      <w:r>
+        <w:t>Step 4: If the reader can't articulate the complication</w:t>
+      </w:r>
+    </w:p>
+    <w:p>
+      <w:r>
+        <w:t>Run this sequence:</w:t>
+      </w:r>
+    </w:p>
+    <w:p>
+      <w:pPr>
+        <w:pStyle w:val="ListBullet"/>
+      </w:pPr>
+      <w:r>
+        <w:t>What is the opening situation everyone agrees on? (e.g., "The widget division grew 30% last year.")</w:t>
+      </w:r>
+    </w:p>
+    <w:p>
+      <w:pPr>
+        <w:pStyle w:val="ListBullet"/>
+      </w:pPr>
+      <w:r>
+        <w:t>What event disturbed it? (e.g., "The big customer scaled back orders by 40%.")</w:t>
+      </w:r>
+    </w:p>
+    <w:p>
+      <w:pPr>
+        <w:pStyle w:val="ListBullet"/>
+      </w:pPr>
+      <w:r>
+        <w:t>What undesired result followed? (e.g., "Revenue flattened; we're carrying excess capacity.")</w:t>
+      </w:r>
+    </w:p>
+    <w:p>
+      <w:pPr>
+        <w:pStyle w:val="ListBullet"/>
+      </w:pPr>
+      <w:r>
+        <w:t>What would the desired result look like? (e.g., "Utilisation above 85%, revenue growing again.")</w:t>
+      </w:r>
+    </w:p>
+    <w:p/>
+    <w:p>
+      <w:r>
+        <w:t>The gap between undesired and desired result is the question. The last thing known before the gap is the complication.</w:t>
       </w:r>
     </w:p>
     <w:p>
@@ -318,10 +610,20 @@
     </w:p>
     <w:p>
       <w:pPr>
-        <w:pStyle w:val="Heading1"/>
+        <w:pStyle w:val="Title"/>
       </w:pPr>
       <w:r>
-        <w:t>Stage 1: Frame — What Copilot Does</w:t>
+        <w:t>Part 3: SCQA — Constructing the Introduction</w:t>
+      </w:r>
+    </w:p>
+    <w:p>
+      <w:r>
+        <w:t>SCQA stands for Situation, Complication, Question, Answer. It is the story that reminds the reader why they care.</w:t>
+      </w:r>
+    </w:p>
+    <w:p>
+      <w:r>
+        <w:t>Key rule: Nothing in the SCQA may require proof. Anything that does belongs in the body of the document.</w:t>
       </w:r>
     </w:p>
     <w:p>
@@ -329,12 +631,64 @@
         <w:pStyle w:val="Heading2"/>
       </w:pPr>
       <w:r>
-        <w:t>Copilot's task</w:t>
+        <w:t>Situation: What the reader already agrees is true</w:t>
       </w:r>
     </w:p>
     <w:p>
       <w:r>
-        <w:t>You provide a minimal brief (one paragraph). Copilot infers the frame without asking unnecessary questions.</w:t>
+        <w:t>Tests:</w:t>
+      </w:r>
+    </w:p>
+    <w:p>
+      <w:pPr>
+        <w:pStyle w:val="ListBullet"/>
+      </w:pPr>
+      <w:r>
+        <w:t>Self-sufficient — needs no prior sentence</w:t>
+      </w:r>
+    </w:p>
+    <w:p>
+      <w:pPr>
+        <w:pStyle w:val="ListBullet"/>
+      </w:pPr>
+      <w:r>
+        <w:t>Noncontroversial — the reader nods</w:t>
+      </w:r>
+    </w:p>
+    <w:p>
+      <w:pPr>
+        <w:pStyle w:val="ListBullet"/>
+      </w:pPr>
+      <w:r>
+        <w:t>Anchored in a specific time and place</w:t>
+      </w:r>
+    </w:p>
+    <w:p>
+      <w:r>
+        <w:t>If no noncontroversial statement about the subject exists, the subject is probably wrong. Start over.</w:t>
+      </w:r>
+    </w:p>
+    <w:p/>
+    <w:p>
+      <w:pPr>
+        <w:pStyle w:val="ListBullet"/>
+      </w:pPr>
+      <w:r>
+        <w:t>❌ "The market is uncertain." (Too vague. What market? Uncertain how?)</w:t>
+      </w:r>
+    </w:p>
+    <w:p>
+      <w:pPr>
+        <w:pStyle w:val="ListBullet"/>
+      </w:pPr>
+      <w:r>
+        <w:t>✅ "Barclays' SME lending grew 8% YoY in 2025, below the 12% market average." (Specific, factual, no proof needed)</w:t>
+      </w:r>
+    </w:p>
+    <w:p/>
+    <w:p>
+      <w:r>
+        <w:t>The Situation is NOT your opportunity. It's what everyone already accepts. It is the launching point, the shared ground.</w:t>
       </w:r>
     </w:p>
     <w:p>
@@ -342,12 +696,26 @@
         <w:pStyle w:val="Heading2"/>
       </w:pPr>
       <w:r>
-        <w:t>What Copilot asks (minimally)</w:t>
+        <w:t>Complication: What changed or broke</w:t>
       </w:r>
     </w:p>
     <w:p>
       <w:r>
-        <w:t>Only if the brief is ambiguous:</w:t>
+        <w:t>The Complication creates the tension that makes the reader ask the Question.</w:t>
+      </w:r>
+    </w:p>
+    <w:p>
+      <w:r>
+        <w:t>It may be a problem, a change, a risk, or a constraint. It must start from the Situation and create a gap.</w:t>
+      </w:r>
+    </w:p>
+    <w:p/>
+    <w:p>
+      <w:pPr>
+        <w:pStyle w:val="ListBullet"/>
+      </w:pPr>
+      <w:r>
+        <w:t>❌ "We need to think about growth." (Not a complication; it's a topic.)</w:t>
       </w:r>
     </w:p>
     <w:p>
@@ -355,7 +723,35 @@
         <w:pStyle w:val="ListBullet"/>
       </w:pPr>
       <w:r>
-        <w:t>Who specifically makes the decision? (name, role, what they already know)</w:t>
+        <w:t>✅ "The big customer, which represents 35% of revenue, is evaluating competing platforms." (Specific event, creates tension, forces the question "what do we do?")</w:t>
+      </w:r>
+    </w:p>
+    <w:p/>
+    <w:p>
+      <w:r>
+        <w:t>The Complication is the disturbance. Without it, there is no question. Without a question, there is no document.</w:t>
+      </w:r>
+    </w:p>
+    <w:p>
+      <w:pPr>
+        <w:pStyle w:val="Heading2"/>
+      </w:pPr>
+      <w:r>
+        <w:t>Question: The one question the Complication raises</w:t>
+      </w:r>
+    </w:p>
+    <w:p>
+      <w:r>
+        <w:t>Always one. If two questions exist, they are nested—the second arises only when the first is answered.</w:t>
+      </w:r>
+    </w:p>
+    <w:p/>
+    <w:p>
+      <w:pPr>
+        <w:pStyle w:val="ListBullet"/>
+      </w:pPr>
+      <w:r>
+        <w:t>❌ "How do we keep the customer and grow the platform?" (Two separate questions.)</w:t>
       </w:r>
     </w:p>
     <w:p>
@@ -363,7 +759,53 @@
         <w:pStyle w:val="ListBullet"/>
       </w:pPr>
       <w:r>
-        <w:t>What decision do you want from them? (approval, choice, direction)</w:t>
+        <w:t>✅ "Should we invest in platform customisation to keep the customer?" (One question; growth follows from answering it.)</w:t>
+      </w:r>
+    </w:p>
+    <w:p/>
+    <w:p>
+      <w:r>
+        <w:t>The Question is singular. It is the reader's reaction to the Complication. It is what keeps them reading.</w:t>
+      </w:r>
+    </w:p>
+    <w:p>
+      <w:pPr>
+        <w:pStyle w:val="Heading2"/>
+      </w:pPr>
+      <w:r>
+        <w:t>Answer: The governing thought, verbatim</w:t>
+      </w:r>
+    </w:p>
+    <w:p>
+      <w:r>
+        <w:t>State it exactly as you crafted it in Part 2. The SCQA does not introduce new information; it lands what you already decided.</w:t>
+      </w:r>
+    </w:p>
+    <w:p>
+      <w:r>
+        <w:t>The Answer is your thesis. Everything else proves it.</w:t>
+      </w:r>
+    </w:p>
+    <w:p>
+      <w:pPr>
+        <w:pStyle w:val="Heading2"/>
+      </w:pPr>
+      <w:r>
+        <w:t>Tone comes from order, not content</w:t>
+      </w:r>
+    </w:p>
+    <w:p>
+      <w:r>
+        <w:t>All four elements are always present. Only the order changes:</w:t>
+      </w:r>
+    </w:p>
+    <w:p/>
+    <w:p>
+      <w:pPr>
+        <w:pStyle w:val="ListBullet"/>
+      </w:pPr>
+      <w:r>
+        <w:t>S-C-A (standard, default) — builds naturally. Situation reminds them, Complication forces the question, Answer provides relief.</w:t>
       </w:r>
     </w:p>
     <w:p>
@@ -371,7 +813,29 @@
         <w:pStyle w:val="ListBullet"/>
       </w:pPr>
       <w:r>
-        <w:t>Will you present this live, or send it standalone?</w:t>
+        <w:t>A-S-C (direct) — for senior, time-pressed, or confident readers. State the answer first; then remind them why. "We should do X. Here's the situation. Here's what changed. Therefore X."</w:t>
+      </w:r>
+    </w:p>
+    <w:p>
+      <w:pPr>
+        <w:pStyle w:val="ListBullet"/>
+      </w:pPr>
+      <w:r>
+        <w:t>C-S-A (concerned) — urgent. Lead with the Complication; the tension forces attention. "The big customer is leaving. Here's why that matters. Here's what we should do."</w:t>
+      </w:r>
+    </w:p>
+    <w:p>
+      <w:pPr>
+        <w:pStyle w:val="ListBullet"/>
+      </w:pPr>
+      <w:r>
+        <w:t>Q-S-C-A (interrogative) — when the question is already on the table. Start with what everyone is asking. "Should we build in-house? Currently, we rely on subcontractors. That's hit its limit. Yes, we should."</w:t>
+      </w:r>
+    </w:p>
+    <w:p/>
+    <w:p>
+      <w:r>
+        <w:t>Think from the Situation regardless of the writing order. The logic is constant; only the presentation changes. Choose the tone order that puts the reader in the mental state to receive your argument.</w:t>
       </w:r>
     </w:p>
     <w:p>
@@ -379,107 +843,22 @@
         <w:pStyle w:val="Heading2"/>
       </w:pPr>
       <w:r>
-        <w:t>What Copilot infers automatically</w:t>
-      </w:r>
-    </w:p>
-    <w:p>
-      <w:pPr>
-        <w:pStyle w:val="ListBullet"/>
-      </w:pPr>
-      <w:r>
-        <w:t>The reader (from context or your brief)</w:t>
-      </w:r>
-    </w:p>
-    <w:p>
-      <w:pPr>
-        <w:pStyle w:val="ListBullet"/>
-      </w:pPr>
-      <w:r>
-        <w:t>The pattern (giving direction / seeking approval / explaining how / choosing)</w:t>
-      </w:r>
-    </w:p>
-    <w:p>
-      <w:pPr>
-        <w:pStyle w:val="ListBullet"/>
-      </w:pPr>
-      <w:r>
-        <w:t>Known context (what the reader already believes)</w:t>
-      </w:r>
-    </w:p>
-    <w:p>
-      <w:pPr>
-        <w:pStyle w:val="Heading2"/>
-      </w:pPr>
-      <w:r>
-        <w:t>Example: Fairy Food Mother</w:t>
+        <w:t>The nod test</w:t>
       </w:r>
     </w:p>
     <w:p>
       <w:r>
-        <w:rPr>
-          <w:i/>
-        </w:rPr>
-        <w:t>User brief: "We have a young families segment that's low-frequency and discount-dependent. They represent 45% of our base but 42% 90-day retention. We think the problem isn't price — it's stress and time. We have an idea: an AI family food assistant called Fairy Food Mother that removes friction, eliminates guilt, and delivers external validation."</w:t>
-      </w:r>
-    </w:p>
-    <w:p/>
-    <w:p>
-      <w:r>
-        <w:t>Copilot infers (without asking):</w:t>
-      </w:r>
-    </w:p>
-    <w:p>
-      <w:pPr>
-        <w:pStyle w:val="ListBullet"/>
-      </w:pPr>
-      <w:r>
-        <w:t>Reader: JET Executive Committee</w:t>
-      </w:r>
-    </w:p>
-    <w:p>
-      <w:pPr>
-        <w:pStyle w:val="ListBullet"/>
-      </w:pPr>
-      <w:r>
-        <w:t>Known context: Prosus ownership, profitability mandate, discount ineffectiveness</w:t>
-      </w:r>
-    </w:p>
-    <w:p>
-      <w:pPr>
-        <w:pStyle w:val="ListBullet"/>
-      </w:pPr>
-      <w:r>
-        <w:t>Pattern: Seeking Approval (we have a problem, we have a solution)</w:t>
-      </w:r>
-    </w:p>
-    <w:p>
-      <w:pPr>
-        <w:pStyle w:val="ListBullet"/>
-      </w:pPr>
-      <w:r>
-        <w:t>Presence: (asks only if unclear)</w:t>
-      </w:r>
-    </w:p>
-    <w:p/>
-    <w:p>
-      <w:r>
-        <w:rPr>
-          <w:b/>
-        </w:rPr>
-        <w:t>Copilot presents the inferred frame for confirmation: "Is this right, or should I adjust?"</w:t>
-      </w:r>
-    </w:p>
-    <w:p>
-      <w:pPr>
-        <w:pStyle w:val="Heading2"/>
-      </w:pPr>
-      <w:r>
-        <w:t>When Copilot stops</w:t>
+        <w:t>Your SCQA passes if the reader nods at each element without requiring proof.</w:t>
       </w:r>
     </w:p>
     <w:p>
       <w:r>
-        <w:t>After the user confirms (or revises) the frame. Copilot does NOT proceed to Stage 2 until approved.</w:t>
+        <w:t>Situation: nod. Complication: nod. Question: nod (it's the obvious reaction). Answer: nod (relief, or at least "that's plausible").</w:t>
+      </w:r>
+    </w:p>
+    <w:p>
+      <w:r>
+        <w:t>If the reader says "prove it" at any point, that element belongs in the body, not the SCQA. Move it to evidence.</w:t>
       </w:r>
     </w:p>
     <w:p>
@@ -489,10 +868,10 @@
     </w:p>
     <w:p>
       <w:pPr>
-        <w:pStyle w:val="Heading1"/>
+        <w:pStyle w:val="Title"/>
       </w:pPr>
       <w:r>
-        <w:t>Stage 2: SCQA and Governing Thought — What Copilot Does</w:t>
+        <w:t>Part 4: Building the Pyramid</w:t>
       </w:r>
     </w:p>
     <w:p>
@@ -500,12 +879,134 @@
         <w:pStyle w:val="Heading2"/>
       </w:pPr>
       <w:r>
-        <w:t>Copilot's task</w:t>
+        <w:t>Two construction routes</w:t>
       </w:r>
     </w:p>
     <w:p>
       <w:r>
-        <w:t>Draft the SCQA and governing thought. Apply all tests. Challenge vague thinking. Present for approval.</w:t>
+        <w:t>Choose deliberately:</w:t>
+      </w:r>
+    </w:p>
+    <w:p>
+      <w:pPr>
+        <w:pStyle w:val="Heading3"/>
+      </w:pPr>
+      <w:r>
+        <w:t>Top-down (when the answer is already known)</w:t>
+      </w:r>
+    </w:p>
+    <w:p>
+      <w:r>
+        <w:t>You know what you want to say. Work backward to the evidence.</w:t>
+      </w:r>
+    </w:p>
+    <w:p>
+      <w:r>
+        <w:t>Steps:</w:t>
+      </w:r>
+    </w:p>
+    <w:p>
+      <w:pPr>
+        <w:pStyle w:val="ListBullet"/>
+      </w:pPr>
+      <w:r>
+        <w:t>1. State the reader's question and your answer (the governing thought).</w:t>
+      </w:r>
+    </w:p>
+    <w:p>
+      <w:pPr>
+        <w:pStyle w:val="ListBullet"/>
+      </w:pPr>
+      <w:r>
+        <w:t>2. Ask: Why is this true? What has to be true for this answer to work?</w:t>
+      </w:r>
+    </w:p>
+    <w:p>
+      <w:pPr>
+        <w:pStyle w:val="ListBullet"/>
+      </w:pPr>
+      <w:r>
+        <w:t>3. Group the responses into 3–5 key arguments (the key line).</w:t>
+      </w:r>
+    </w:p>
+    <w:p>
+      <w:pPr>
+        <w:pStyle w:val="ListBullet"/>
+      </w:pPr>
+      <w:r>
+        <w:t>4. Beneath each key argument, group the supporting evidence.</w:t>
+      </w:r>
+    </w:p>
+    <w:p>
+      <w:pPr>
+        <w:pStyle w:val="ListBullet"/>
+      </w:pPr>
+      <w:r>
+        <w:t>5. At each level, check the three pyramid rules and the MECE test.</w:t>
+      </w:r>
+    </w:p>
+    <w:p>
+      <w:pPr>
+        <w:pStyle w:val="Heading3"/>
+      </w:pPr>
+      <w:r>
+        <w:t>Bottom-up (when the answer is not yet known)</w:t>
+      </w:r>
+    </w:p>
+    <w:p>
+      <w:r>
+        <w:t>You have findings, data, interviews, observations. You haven't yet distilled them into an argument.</w:t>
+      </w:r>
+    </w:p>
+    <w:p>
+      <w:r>
+        <w:t>Steps:</w:t>
+      </w:r>
+    </w:p>
+    <w:p>
+      <w:pPr>
+        <w:pStyle w:val="ListBullet"/>
+      </w:pPr>
+      <w:r>
+        <w:t>1. List every point the material contains.</w:t>
+      </w:r>
+    </w:p>
+    <w:p>
+      <w:pPr>
+        <w:pStyle w:val="ListBullet"/>
+      </w:pPr>
+      <w:r>
+        <w:t>2. Find the relationships. Which points are the same kind of idea? Which cause or support which?</w:t>
+      </w:r>
+    </w:p>
+    <w:p>
+      <w:pPr>
+        <w:pStyle w:val="ListBullet"/>
+      </w:pPr>
+      <w:r>
+        <w:t>3. Group them. Draw the conclusions the groupings imply.</w:t>
+      </w:r>
+    </w:p>
+    <w:p>
+      <w:pPr>
+        <w:pStyle w:val="ListBullet"/>
+      </w:pPr>
+      <w:r>
+        <w:t>4. Work backward to the introduction. What reader question do these groups answer?</w:t>
+      </w:r>
+    </w:p>
+    <w:p>
+      <w:pPr>
+        <w:pStyle w:val="ListBullet"/>
+      </w:pPr>
+      <w:r>
+        <w:t>5. Summarise each group with an assertion (not a label).</w:t>
+      </w:r>
+    </w:p>
+    <w:p/>
+    <w:p>
+      <w:r>
+        <w:t>Bottom-up is the honest route when you have raw material with no thesis. Top-down is faster when the answer is settled. Do not fake a top-down build by inventing a thesis first and bending findings to it. The pyramid will be hollow.</w:t>
       </w:r>
     </w:p>
     <w:p>
@@ -513,12 +1014,12 @@
         <w:pStyle w:val="Heading2"/>
       </w:pPr>
       <w:r>
-        <w:t>How Copilot builds SCQA</w:t>
+        <w:t>The three pyramid rules (enforced at every level)</w:t>
       </w:r>
     </w:p>
     <w:p>
       <w:r>
-        <w:t>From the user's brief, Copilot drafts:</w:t>
+        <w:t>Rule 1: Each idea summarises—not restates, not introduces—the ideas grouped below it.</w:t>
       </w:r>
     </w:p>
     <w:p>
@@ -526,7 +1027,19 @@
         <w:pStyle w:val="ListBullet"/>
       </w:pPr>
       <w:r>
-        <w:t>Situation: What the reader already accepts (noncontroversial, needs no proof)</w:t>
+        <w:t>A grouping is: "Fix the sales funnel" (top-down). Below it: "Improve lead quality," "Accelerate follow-up," "Better qualification." Each is a part of fixing the funnel. The summary is what they accomplish together.</w:t>
+      </w:r>
+    </w:p>
+    <w:p/>
+    <w:p>
+      <w:r>
+        <w:t>If the summary only restates the items ("we have three things"), it is hollow. The summary must elevate the items into a single claim.</w:t>
+      </w:r>
+    </w:p>
+    <w:p/>
+    <w:p>
+      <w:r>
+        <w:t>Rule 2: Ideas in a grouping are the same kind of idea.</w:t>
       </w:r>
     </w:p>
     <w:p>
@@ -534,7 +1047,7 @@
         <w:pStyle w:val="ListBullet"/>
       </w:pPr>
       <w:r>
-        <w:t>Complication: What changed or broke (creates tension, forces the question)</w:t>
+        <w:t>❌ Grouped together: "Improve sales funnel," "Hire two engineers," "Negotiate terms with Azure." (Three different kinds of ideas.)</w:t>
       </w:r>
     </w:p>
     <w:p>
@@ -542,7 +1055,19 @@
         <w:pStyle w:val="ListBullet"/>
       </w:pPr>
       <w:r>
-        <w:t>Question: The one question the Complication raises</w:t>
+        <w:t>✅ Grouped together: "Improve lead quality," "Accelerate follow-up," "Better qualification." (All operational improvements to the funnel.)</w:t>
+      </w:r>
+    </w:p>
+    <w:p/>
+    <w:p>
+      <w:r>
+        <w:t>If items are not the same kind, they do not belong together. Regroup.</w:t>
+      </w:r>
+    </w:p>
+    <w:p/>
+    <w:p>
+      <w:r>
+        <w:t>Rule 3: Each grouping runs in exactly one logical order.</w:t>
       </w:r>
     </w:p>
     <w:p>
@@ -550,7 +1075,7 @@
         <w:pStyle w:val="ListBullet"/>
       </w:pPr>
       <w:r>
-        <w:t>Answer: The governing thought (response to the question)</w:t>
+        <w:t>Three possible orders: time (steps in a process), structure (MECE parts of a whole), or degree (items ranked by a characteristic).</w:t>
       </w:r>
     </w:p>
     <w:p>
@@ -558,7 +1083,12 @@
         <w:pStyle w:val="Heading2"/>
       </w:pPr>
       <w:r>
-        <w:t>How Copilot tests SCQA</w:t>
+        <w:t>Vertical logic: Question-and-answer dialogue</w:t>
+      </w:r>
+    </w:p>
+    <w:p>
+      <w:r>
+        <w:t>At each level, the level below must answer the question the level above raises.</w:t>
       </w:r>
     </w:p>
     <w:p>
@@ -566,7 +1096,7 @@
         <w:pStyle w:val="ListBullet"/>
       </w:pPr>
       <w:r>
-        <w:t>Situation: Self-sufficient? Noncontroversial? Anchored in time/place?</w:t>
+        <w:t>Level 1 (top): "Should we enter the SME segment?"</w:t>
       </w:r>
     </w:p>
     <w:p>
@@ -574,7 +1104,7 @@
         <w:pStyle w:val="ListBullet"/>
       </w:pPr>
       <w:r>
-        <w:t>Complication: Starts from Situation? Creates tension? Requires no proof?</w:t>
+        <w:t>Level 2 (key line): Answer this question. The key arguments are the three reasons yes.</w:t>
       </w:r>
     </w:p>
     <w:p>
@@ -582,15 +1112,18 @@
         <w:pStyle w:val="ListBullet"/>
       </w:pPr>
       <w:r>
-        <w:t>Question: One question? Does Complication raise it?</w:t>
+        <w:t>Level 3 (evidence): Under each key argument, provide the evidence that proves it true.</w:t>
+      </w:r>
+    </w:p>
+    <w:p/>
+    <w:p>
+      <w:r>
+        <w:t>If level 3 raises a new question that level 2 doesn't answer, the structure is broken. Rebuild.</w:t>
       </w:r>
     </w:p>
     <w:p>
-      <w:pPr>
-        <w:pStyle w:val="ListBullet"/>
-      </w:pPr>
       <w:r>
-        <w:t>Answer: 25 words max? Active voice? So-what or just what?</w:t>
+        <w:t>Vertical logic is relentless. Each level must stand on the one below.</w:t>
       </w:r>
     </w:p>
     <w:p>
@@ -598,39 +1131,21 @@
         <w:pStyle w:val="Heading2"/>
       </w:pPr>
       <w:r>
-        <w:t>How Copilot challenges</w:t>
+        <w:t>Horizontal logic: Deductive vs. inductive</w:t>
       </w:r>
     </w:p>
+    <w:p>
+      <w:r>
+        <w:t>Within a grouping, items are connected by one of two logical patterns:</w:t>
+      </w:r>
+    </w:p>
+    <w:p/>
     <w:p>
       <w:pPr>
         <w:pStyle w:val="ListBullet"/>
       </w:pPr>
       <w:r>
-        <w:t>If the governing thought is a WHAT (describes the idea), Copilot rewrites it as a SO-WHAT (describes what it produces).</w:t>
-      </w:r>
-    </w:p>
-    <w:p>
-      <w:pPr>
-        <w:pStyle w:val="ListBullet"/>
-      </w:pPr>
-      <w:r>
-        <w:t>If it's &gt;25 words, Copilot distills it.</w:t>
-      </w:r>
-    </w:p>
-    <w:p>
-      <w:pPr>
-        <w:pStyle w:val="ListBullet"/>
-      </w:pPr>
-      <w:r>
-        <w:t>If it's passive or vague, Copilot rewrites for clarity.</w:t>
-      </w:r>
-    </w:p>
-    <w:p>
-      <w:pPr>
-        <w:pStyle w:val="Heading2"/>
-      </w:pPr>
-      <w:r>
-        <w:t>Example: Fairy Food Mother</w:t>
+        <w:t>Deductive: Premise → Premise commenting on it → Conclusion. (The summary above is the conclusion.)</w:t>
       </w:r>
     </w:p>
     <w:p>
@@ -638,305 +1153,7 @@
         <w:rPr>
           <w:i/>
         </w:rPr>
-        <w:t>User brief (same as Stage 1)</w:t>
-      </w:r>
-    </w:p>
-    <w:p/>
-    <w:p>
-      <w:r>
-        <w:t>Copilot drafts SCQA:</w:t>
-      </w:r>
-    </w:p>
-    <w:p/>
-    <w:p>
-      <w:r>
-        <w:rPr>
-          <w:i/>
-        </w:rPr>
-        <w:t>Situation: "JET repositioned for profitability under Prosus ownership. Young families: 45% of customer base, £X annual revenue, but 42% 90-day retention and highest promotional spend per order make them margin-negative."</w:t>
-      </w:r>
-    </w:p>
-    <w:p>
-      <w:r>
-        <w:t>Test: Noncontroversial? ✓ Self-sufficient? ✓ Needs no proof? ✓</w:t>
-      </w:r>
-    </w:p>
-    <w:p/>
-    <w:p>
-      <w:r>
-        <w:rPr>
-          <w:i/>
-        </w:rPr>
-        <w:t>Complication: "Discounting has not improved retention. Families respond to deals and leave. More discounting will not fix a problem rooted in stress, time, and trust — not price."</w:t>
-      </w:r>
-    </w:p>
-    <w:p>
-      <w:r>
-        <w:t>Test: Starts from Situation? ✓ Creates tension? ✓ Requires no proof? ✓</w:t>
-      </w:r>
-    </w:p>
-    <w:p/>
-    <w:p>
-      <w:r>
-        <w:rPr>
-          <w:i/>
-        </w:rPr>
-        <w:t>Question: "How do we embed JET in young families' weekly food routines without discounting?"</w:t>
-      </w:r>
-    </w:p>
-    <w:p>
-      <w:r>
-        <w:t>Test: One question? ✓ Raised by Complication? ✓</w:t>
-      </w:r>
-    </w:p>
-    <w:p/>
-    <w:p>
-      <w:r>
-        <w:rPr>
-          <w:i/>
-        </w:rPr>
-        <w:t>Answer (first draft): "We should build an AI food assistant for families."</w:t>
-      </w:r>
-    </w:p>
-    <w:p>
-      <w:r>
-        <w:t>Copilot challenge: "This is a WHAT, not a SO-WHAT. It says what the idea is, not what it produces. Reframe to show the outcome."</w:t>
-      </w:r>
-    </w:p>
-    <w:p/>
-    <w:p>
-      <w:r>
-        <w:rPr>
-          <w:i/>
-        </w:rPr>
-        <w:t>Answer (revised): "Launch Fairy Food Mother: a family food assistant that converts young families from discount-dependent to habit-driven, generating £3.9M annual revenue at 60%+ retention."</w:t>
-      </w:r>
-    </w:p>
-    <w:p>
-      <w:r>
-        <w:t>Test: So-what? ✓ 20 words? ✓ Active voice? ✓ Could someone say "no, that's false"? ✓</w:t>
-      </w:r>
-    </w:p>
-    <w:p/>
-    <w:p>
-      <w:r>
-        <w:rPr>
-          <w:b/>
-        </w:rPr>
-        <w:t>Copilot presents approved SCQA for user confirmation.</w:t>
-      </w:r>
-    </w:p>
-    <w:p>
-      <w:pPr>
-        <w:pStyle w:val="Heading2"/>
-      </w:pPr>
-      <w:r>
-        <w:t>When Copilot stops</w:t>
-      </w:r>
-    </w:p>
-    <w:p>
-      <w:r>
-        <w:t>After the user approves the SCQA and governing thought. Copilot does NOT proceed to Stage 3 until approved.</w:t>
-      </w:r>
-    </w:p>
-    <w:p>
-      <w:r>
-        <w:br w:type="page"/>
-      </w:r>
-    </w:p>
-    <w:p>
-      <w:pPr>
-        <w:pStyle w:val="Heading1"/>
-      </w:pPr>
-      <w:r>
-        <w:t>Stage 3: Build the Pyramid — What Copilot Does</w:t>
-      </w:r>
-    </w:p>
-    <w:p>
-      <w:pPr>
-        <w:pStyle w:val="Heading2"/>
-      </w:pPr>
-      <w:r>
-        <w:t>Copilot's task</w:t>
-      </w:r>
-    </w:p>
-    <w:p>
-      <w:r>
-        <w:t>Construct the pyramid (top-down if answer is known, bottom-up if not). Apply all three pyramid rules. Audit for defects. Present for approval.</w:t>
-      </w:r>
-    </w:p>
-    <w:p>
-      <w:pPr>
-        <w:pStyle w:val="Heading2"/>
-      </w:pPr>
-      <w:r>
-        <w:t>How Copilot chooses top-down vs. bottom-up</w:t>
-      </w:r>
-    </w:p>
-    <w:p>
-      <w:pPr>
-        <w:pStyle w:val="ListBullet"/>
-      </w:pPr>
-      <w:r>
-        <w:t>Top-down: You know what you want (the governing thought). Copilot works backward to evidence.</w:t>
-      </w:r>
-    </w:p>
-    <w:p>
-      <w:pPr>
-        <w:pStyle w:val="ListBullet"/>
-      </w:pPr>
-      <w:r>
-        <w:t>Bottom-up: You have raw material but no thesis. Copilot groups findings, draws conclusions, works backward to the question.</w:t>
-      </w:r>
-    </w:p>
-    <w:p>
-      <w:pPr>
-        <w:pStyle w:val="ListBullet"/>
-      </w:pPr>
-      <w:r>
-        <w:t>Copilot tells you which approach it's using.</w:t>
-      </w:r>
-    </w:p>
-    <w:p>
-      <w:pPr>
-        <w:pStyle w:val="Heading2"/>
-      </w:pPr>
-      <w:r>
-        <w:t>How Copilot builds the key line</w:t>
-      </w:r>
-    </w:p>
-    <w:p>
-      <w:pPr>
-        <w:pStyle w:val="ListBullet"/>
-      </w:pPr>
-      <w:r>
-        <w:t>Copilot asks: Why is the governing thought true?</w:t>
-      </w:r>
-    </w:p>
-    <w:p>
-      <w:pPr>
-        <w:pStyle w:val="ListBullet"/>
-      </w:pPr>
-      <w:r>
-        <w:t>Copilot groups the answer into 3–5 key-line arguments (NOT &gt;5).</w:t>
-      </w:r>
-    </w:p>
-    <w:p>
-      <w:pPr>
-        <w:pStyle w:val="ListBullet"/>
-      </w:pPr>
-      <w:r>
-        <w:t>Each key-line argument is an assertion (subject + verb, could be false).</w:t>
-      </w:r>
-    </w:p>
-    <w:p>
-      <w:pPr>
-        <w:pStyle w:val="ListBullet"/>
-      </w:pPr>
-      <w:r>
-        <w:t>Copilot names the order: time (steps), structure (MECE parts), or degree (ranked).</w:t>
-      </w:r>
-    </w:p>
-    <w:p>
-      <w:pPr>
-        <w:pStyle w:val="Heading2"/>
-      </w:pPr>
-      <w:r>
-        <w:t>How Copilot audits the pyramid</w:t>
-      </w:r>
-    </w:p>
-    <w:p>
-      <w:pPr>
-        <w:pStyle w:val="ListBullet"/>
-      </w:pPr>
-      <w:r>
-        <w:t>Rule 1 (summary above groups): Does each key-line point summarise the evidence beneath it? Or does it just restate?</w:t>
-      </w:r>
-    </w:p>
-    <w:p>
-      <w:pPr>
-        <w:pStyle w:val="ListBullet"/>
-      </w:pPr>
-      <w:r>
-        <w:t>Rule 2 (same kind): Are all items in each grouping the same kind of idea?</w:t>
-      </w:r>
-    </w:p>
-    <w:p>
-      <w:pPr>
-        <w:pStyle w:val="ListBullet"/>
-      </w:pPr>
-      <w:r>
-        <w:t>Rule 3 (one order): Does each grouping have a single, nameable order (time/structure/degree)?</w:t>
-      </w:r>
-    </w:p>
-    <w:p>
-      <w:pPr>
-        <w:pStyle w:val="ListBullet"/>
-      </w:pPr>
-      <w:r>
-        <w:t>MECE: Do the groupings overlap? Are gaps missing?</w:t>
-      </w:r>
-    </w:p>
-    <w:p>
-      <w:pPr>
-        <w:pStyle w:val="ListBullet"/>
-      </w:pPr>
-      <w:r>
-        <w:t>Blank assertions: Does every summary state an effect or implication, not just a label?</w:t>
-      </w:r>
-    </w:p>
-    <w:p>
-      <w:pPr>
-        <w:pStyle w:val="Heading2"/>
-      </w:pPr>
-      <w:r>
-        <w:t>How Copilot reports defects</w:t>
-      </w:r>
-    </w:p>
-    <w:p>
-      <w:pPr>
-        <w:pStyle w:val="ListBullet"/>
-      </w:pPr>
-      <w:r>
-        <w:t>Copilot lists defects it finds, rather than hiding them.</w:t>
-      </w:r>
-    </w:p>
-    <w:p>
-      <w:pPr>
-        <w:pStyle w:val="ListBullet"/>
-      </w:pPr>
-      <w:r>
-        <w:t>If defects exist, Copilot proposes repairs.</w:t>
-      </w:r>
-    </w:p>
-    <w:p>
-      <w:pPr>
-        <w:pStyle w:val="ListBullet"/>
-      </w:pPr>
-      <w:r>
-        <w:t>Copilot presents the pyramid WITH defect list for user review.</w:t>
-      </w:r>
-    </w:p>
-    <w:p>
-      <w:pPr>
-        <w:pStyle w:val="Heading2"/>
-      </w:pPr>
-      <w:r>
-        <w:t>Example: Fairy Food Mother</w:t>
-      </w:r>
-    </w:p>
-    <w:p>
-      <w:r>
-        <w:rPr>
-          <w:i/>
-        </w:rPr>
-        <w:t>Copilot (approach): "Top-down: you know the answer (Fairy Food Mother). I'm working backward to the evidence."</w:t>
-      </w:r>
-    </w:p>
-    <w:p/>
-    <w:p>
-      <w:r>
-        <w:t>Key line (why Fairy Food Mother works):</w:t>
+        <w:t xml:space="preserve">Example: </w:t>
       </w:r>
     </w:p>
     <w:p>
@@ -947,7 +1164,7 @@
         <w:rPr>
           <w:i/>
         </w:rPr>
-        <w:t>1. Desirable — Families evaluate on stress, time, cost. Fairy Food Mother competes on all three.</w:t>
+        <w:t>Premise 1: "We launched 3 years ago with three core features."</w:t>
       </w:r>
     </w:p>
     <w:p>
@@ -958,7 +1175,7 @@
         <w:rPr>
           <w:i/>
         </w:rPr>
-        <w:t>2. Feasible — V1 ships in 4–6 weeks. Long-term vision maps to Prosus flywheel.</w:t>
+        <w:t>Premise 2: "Competitors launched 4–6 features in the same window."</w:t>
       </w:r>
     </w:p>
     <w:p>
@@ -969,13 +1186,24 @@
         <w:rPr>
           <w:i/>
         </w:rPr>
-        <w:t>3. Viable — 2.4x revenue per customer, lower promotional cost, three-layer moat.</w:t>
+        <w:t>Conclusion: "We fall short on feature breadth." (The summary above.)</w:t>
       </w:r>
     </w:p>
     <w:p/>
     <w:p>
+      <w:pPr>
+        <w:pStyle w:val="ListBullet"/>
+      </w:pPr>
       <w:r>
-        <w:t>Copilot audit:</w:t>
+        <w:t>Inductive: Parallel items sharing a characteristic. (The summary above is the generalisation.)</w:t>
+      </w:r>
+    </w:p>
+    <w:p>
+      <w:r>
+        <w:rPr>
+          <w:i/>
+        </w:rPr>
+        <w:t xml:space="preserve">Example: </w:t>
       </w:r>
     </w:p>
     <w:p>
@@ -986,7 +1214,7 @@
         <w:rPr>
           <w:i/>
         </w:rPr>
-        <w:t>Rule 1: Each key-line point summarises evidence beneath it? ✓</w:t>
+        <w:t>Item 1: "Reduce onboarding time to &lt;2 weeks."</w:t>
       </w:r>
     </w:p>
     <w:p>
@@ -997,7 +1225,7 @@
         <w:rPr>
           <w:i/>
         </w:rPr>
-        <w:t>Rule 2: All three are arguments for launching FFM? ✓</w:t>
+        <w:t>Item 2: "Assign dedicated support."</w:t>
       </w:r>
     </w:p>
     <w:p>
@@ -1008,7 +1236,7 @@
         <w:rPr>
           <w:i/>
         </w:rPr>
-        <w:t>Rule 3: Degree order (ranked by strength)? ✓</w:t>
+        <w:t>Item 3: "Upgrade infrastructure."</w:t>
       </w:r>
     </w:p>
     <w:p>
@@ -1019,7 +1247,26 @@
         <w:rPr>
           <w:i/>
         </w:rPr>
-        <w:t>MECE: Three distinct arguments, no overlap? ✓</w:t>
+        <w:t>Summary: "Three operational changes will improve retention." (All parallel: all operational, all lower churn.)</w:t>
+      </w:r>
+    </w:p>
+    <w:p/>
+    <w:p>
+      <w:r>
+        <w:t>Never mix deduction and induction in one grouping. Prefer induction at the key line—it delivers the payoff faster and forces parallel, MECE thinking.</w:t>
+      </w:r>
+    </w:p>
+    <w:p>
+      <w:pPr>
+        <w:pStyle w:val="Heading2"/>
+      </w:pPr>
+      <w:r>
+        <w:t>The three orders and their diagnostic language</w:t>
+      </w:r>
+    </w:p>
+    <w:p>
+      <w:r>
+        <w:t>Time order — steps in a process. Test each pair:</w:t>
       </w:r>
     </w:p>
     <w:p>
@@ -1027,28 +1274,48 @@
         <w:pStyle w:val="ListBullet"/>
       </w:pPr>
       <w:r>
-        <w:rPr>
-          <w:i/>
-        </w:rPr>
-        <w:t>Blank assertions: "Three reasons" anywhere? No. ✓</w:t>
+        <w:t>Ask: "Must A happen BEFORE B?" If yes, same level.</w:t>
+      </w:r>
+    </w:p>
+    <w:p>
+      <w:pPr>
+        <w:pStyle w:val="ListBullet"/>
+      </w:pPr>
+      <w:r>
+        <w:t>Ask: "Does A happen SO THAT B can?" If yes, A belongs a level below B.</w:t>
+      </w:r>
+    </w:p>
+    <w:p>
+      <w:r>
+        <w:t>Mixing "before" and "so that" in one list is the most common defect. Fix by separating levels, not reordering.</w:t>
       </w:r>
     </w:p>
     <w:p/>
     <w:p>
       <w:r>
-        <w:rPr>
-          <w:i/>
-        </w:rPr>
-        <w:t>Defects found: None. Pyramid is clean.</w:t>
+        <w:t>Structural order — MECE parts of a whole (org units, geographies, product lines). Each item is a distinct piece; together they comprise the whole.</w:t>
+      </w:r>
+    </w:p>
+    <w:p>
+      <w:pPr>
+        <w:pStyle w:val="ListBullet"/>
+      </w:pPr>
+      <w:r>
+        <w:t>Example: "Revenue by geography: North, South, East, West." (Mutually exclusive, collectively exhaustive.)</w:t>
       </w:r>
     </w:p>
     <w:p/>
     <w:p>
       <w:r>
-        <w:rPr>
-          <w:b/>
-        </w:rPr>
-        <w:t>Copilot presents pyramid + evidence grouped beneath each key line for user approval.</w:t>
+        <w:t>Degree order — items sharing a characteristic, ranked. Name the characteristic explicitly, confirm every item has it, rank strongest first.</w:t>
+      </w:r>
+    </w:p>
+    <w:p>
+      <w:pPr>
+        <w:pStyle w:val="ListBullet"/>
+      </w:pPr>
+      <w:r>
+        <w:t>Example: "Three steps to improve retention, ranked by impact: reduce time-to-value (25% lift), assign support (15% lift), upgrade tech (10% lift)."</w:t>
       </w:r>
     </w:p>
     <w:p>
@@ -1056,12 +1323,98 @@
         <w:pStyle w:val="Heading2"/>
       </w:pPr>
       <w:r>
-        <w:t>When Copilot stops</w:t>
+        <w:t>MECE: Mutually Exclusive, Collectively Exhaustive</w:t>
       </w:r>
     </w:p>
     <w:p>
       <w:r>
-        <w:t>After the user approves the pyramid. Copilot does NOT proceed to Stage 4 until approved.</w:t>
+        <w:t>For every grouping:</w:t>
+      </w:r>
+    </w:p>
+    <w:p>
+      <w:pPr>
+        <w:pStyle w:val="ListBullet"/>
+      </w:pPr>
+      <w:r>
+        <w:t>No two items overlap.</w:t>
+      </w:r>
+    </w:p>
+    <w:p>
+      <w:pPr>
+        <w:pStyle w:val="ListBullet"/>
+      </w:pPr>
+      <w:r>
+        <w:t>Together they cover everything relevant.</w:t>
+      </w:r>
+    </w:p>
+    <w:p/>
+    <w:p>
+      <w:r>
+        <w:t>If MECE fails:</w:t>
+      </w:r>
+    </w:p>
+    <w:p>
+      <w:pPr>
+        <w:pStyle w:val="ListBullet"/>
+      </w:pPr>
+      <w:r>
+        <w:t>Overlap: Two items claim the same territory. Example: "Improve sales process" and "Better lead qualification" — qualification IS part of the process. Regroup to clarify what each handles.</w:t>
+      </w:r>
+    </w:p>
+    <w:p>
+      <w:pPr>
+        <w:pStyle w:val="ListBullet"/>
+      </w:pPr>
+      <w:r>
+        <w:t>Gap: An obvious category is missing. Example: "Hiring, training, retention" — but nobody handles workload? Regroup to include it.</w:t>
+      </w:r>
+    </w:p>
+    <w:p/>
+    <w:p>
+      <w:r>
+        <w:t>If MECE cannot be made, the thinking is incomplete. Flag it; don't format around it.</w:t>
+      </w:r>
+    </w:p>
+    <w:p>
+      <w:pPr>
+        <w:pStyle w:val="Heading2"/>
+      </w:pPr>
+      <w:r>
+        <w:t>Key line size</w:t>
+      </w:r>
+    </w:p>
+    <w:p>
+      <w:r>
+        <w:t>Aim for three arguments. Never more than five.</w:t>
+      </w:r>
+    </w:p>
+    <w:p>
+      <w:r>
+        <w:t>If six or more items appear at the key line, a grouping opportunity has been missed. Find the idea that sits above some of them and nest it.</w:t>
+      </w:r>
+    </w:p>
+    <w:p/>
+    <w:p>
+      <w:pPr>
+        <w:pStyle w:val="ListBullet"/>
+      </w:pPr>
+      <w:r>
+        <w:t>Example (bad): Key line: 1) Fix sales, 2) Improve operations, 3) Streamline finance, 4) Upgrade tech, 5) Hire, 6) Train, 7) Communicate. (Seven ideas; unfocused.)</w:t>
+      </w:r>
+    </w:p>
+    <w:p/>
+    <w:p>
+      <w:pPr>
+        <w:pStyle w:val="ListBullet"/>
+      </w:pPr>
+      <w:r>
+        <w:t>Example (good): Regroup: 1) Build the capability (hiring, training, tech upgrade), 2) Operate it (fix sales, improve ops, streamline finance), 3) Communicate it (internal, external). (Three focused groups.)</w:t>
+      </w:r>
+    </w:p>
+    <w:p/>
+    <w:p>
+      <w:r>
+        <w:t>Three is strong because it forces you to think about relationships. More than five means you haven't found the grouping.</w:t>
       </w:r>
     </w:p>
     <w:p>
@@ -1071,10 +1424,15 @@
     </w:p>
     <w:p>
       <w:pPr>
-        <w:pStyle w:val="Heading1"/>
+        <w:pStyle w:val="Title"/>
       </w:pPr>
       <w:r>
-        <w:t>Stage 4: Pressure-Test — What Copilot Does</w:t>
+        <w:t>Part 5: Summarising — Where the Real Thinking Happens</w:t>
+      </w:r>
+    </w:p>
+    <w:p>
+      <w:r>
+        <w:t>The summary above any grouping must earn its place. Most summaries are blank.</w:t>
       </w:r>
     </w:p>
     <w:p>
@@ -1082,12 +1440,145 @@
         <w:pStyle w:val="Heading2"/>
       </w:pPr>
       <w:r>
-        <w:t>Copilot's task</w:t>
+        <w:t>Groupings of actions → state the end product</w:t>
       </w:r>
     </w:p>
     <w:p>
       <w:r>
-        <w:t>Attack the pyramid. For each key-line argument, state the strongest objection a sceptical reader could raise. Identify weak spots. Propose repairs.</w:t>
+        <w:t>The summary states what taking the actions produces, worded as an end product you could hold in your hand.</w:t>
+      </w:r>
+    </w:p>
+    <w:p>
+      <w:r>
+        <w:t>Visualise a person completing the actions: what do they have at the end?</w:t>
+      </w:r>
+    </w:p>
+    <w:p/>
+    <w:tbl>
+      <w:tblPr>
+        <w:tblStyle w:val="LightGrid-Accent1"/>
+        <w:tblW w:type="auto" w:w="0"/>
+        <w:tblLook w:firstColumn="1" w:firstRow="1" w:lastColumn="0" w:lastRow="0" w:noHBand="0" w:noVBand="1" w:val="04A0"/>
+      </w:tblPr>
+      <w:tblGrid>
+        <w:gridCol w:w="4320"/>
+        <w:gridCol w:w="4320"/>
+      </w:tblGrid>
+      <w:tr>
+        <w:tc>
+          <w:tcPr>
+            <w:tcW w:type="dxa" w:w="4320"/>
+          </w:tcPr>
+          <w:p>
+            <w:r>
+              <w:t>❌ Activity language</w:t>
+            </w:r>
+          </w:p>
+        </w:tc>
+        <w:tc>
+          <w:tcPr>
+            <w:tcW w:type="dxa" w:w="4320"/>
+          </w:tcPr>
+          <w:p>
+            <w:r>
+              <w:t>✅ End product</w:t>
+            </w:r>
+          </w:p>
+        </w:tc>
+      </w:tr>
+      <w:tr>
+        <w:tc>
+          <w:tcPr>
+            <w:tcW w:type="dxa" w:w="4320"/>
+          </w:tcPr>
+          <w:p>
+            <w:r>
+              <w:t>Strengthen regional effectiveness</w:t>
+            </w:r>
+          </w:p>
+        </w:tc>
+        <w:tc>
+          <w:tcPr>
+            <w:tcW w:type="dxa" w:w="4320"/>
+          </w:tcPr>
+          <w:p>
+            <w:r>
+              <w:t>Assign planning responsibility to the regions</w:t>
+            </w:r>
+          </w:p>
+        </w:tc>
+      </w:tr>
+      <w:tr>
+        <w:tc>
+          <w:tcPr>
+            <w:tcW w:type="dxa" w:w="4320"/>
+          </w:tcPr>
+          <w:p>
+            <w:r>
+              <w:t>Reduce accounts receivable</w:t>
+            </w:r>
+          </w:p>
+        </w:tc>
+        <w:tc>
+          <w:tcPr>
+            <w:tcW w:type="dxa" w:w="4320"/>
+          </w:tcPr>
+          <w:p>
+            <w:r>
+              <w:t>Establish a system for following up overdue accounts</w:t>
+            </w:r>
+          </w:p>
+        </w:tc>
+      </w:tr>
+      <w:tr>
+        <w:tc>
+          <w:tcPr>
+            <w:tcW w:type="dxa" w:w="4320"/>
+          </w:tcPr>
+          <w:p>
+            <w:r>
+              <w:t>Improve financial reporting</w:t>
+            </w:r>
+          </w:p>
+        </w:tc>
+        <w:tc>
+          <w:tcPr>
+            <w:tcW w:type="dxa" w:w="4320"/>
+          </w:tcPr>
+          <w:p>
+            <w:r>
+              <w:t>Install a system that gives early notice of change</w:t>
+            </w:r>
+          </w:p>
+        </w:tc>
+      </w:tr>
+      <w:tr>
+        <w:tc>
+          <w:tcPr>
+            <w:tcW w:type="dxa" w:w="4320"/>
+          </w:tcPr>
+          <w:p>
+            <w:r>
+              <w:t>Tackle strategic issues</w:t>
+            </w:r>
+          </w:p>
+        </w:tc>
+        <w:tc>
+          <w:tcPr>
+            <w:tcW w:type="dxa" w:w="4320"/>
+          </w:tcPr>
+          <w:p>
+            <w:r>
+              <w:t>Define a clear long-term strategy</w:t>
+            </w:r>
+          </w:p>
+        </w:tc>
+      </w:tr>
+    </w:tbl>
+    <w:p/>
+    <w:p>
+      <w:r>
+        <w:t>Activity language announces the action. End product language states what the action produces. The second is the summary.</w:t>
       </w:r>
     </w:p>
     <w:p>
@@ -1095,7 +1586,12 @@
         <w:pStyle w:val="Heading2"/>
       </w:pPr>
       <w:r>
-        <w:t>How Copilot pressure-tests</w:t>
+        <w:t>Groupings of situations → make the inductive leap</w:t>
+      </w:r>
+    </w:p>
+    <w:p>
+      <w:r>
+        <w:t>Three steps (most people stop at the first):</w:t>
       </w:r>
     </w:p>
     <w:p>
@@ -1103,7 +1599,7 @@
         <w:pStyle w:val="ListBullet"/>
       </w:pPr>
       <w:r>
-        <w:t>For each key-line argument, Copilot asks: "What's the strongest objection to this?"</w:t>
+        <w:t>(1) Find the structural similarity — same subject, same kind of predicate, same implied judgment. Get behind the nice phrasing to the bare structure.</w:t>
       </w:r>
     </w:p>
     <w:p>
@@ -1111,7 +1607,7 @@
         <w:pStyle w:val="ListBullet"/>
       </w:pPr>
       <w:r>
-        <w:t>Copilot states the objection in the sceptic's voice (not a weak strawman).</w:t>
+        <w:t>(2) Check for closer links and subgroups within it.</w:t>
       </w:r>
     </w:p>
     <w:p>
@@ -1119,7 +1615,13 @@
         <w:pStyle w:val="ListBullet"/>
       </w:pPr>
       <w:r>
-        <w:t>Copilot proposes a counter or a repair.</w:t>
+        <w:t>(3) State what the similarity implies — a new claim that rises above the items, not a description of what they have in common.</w:t>
+      </w:r>
+    </w:p>
+    <w:p/>
+    <w:p>
+      <w:r>
+        <w:t>Example:</w:t>
       </w:r>
     </w:p>
     <w:p>
@@ -1127,7 +1629,37 @@
         <w:pStyle w:val="ListBullet"/>
       </w:pPr>
       <w:r>
-        <w:t>Copilot identifies which arguments have the least evidence.</w:t>
+        <w:t>Items: "The CEO is exploring AI acquisitions." "The CFO flagged AI in the medium-term plan." "Three business units have AI pilots."</w:t>
+      </w:r>
+    </w:p>
+    <w:p>
+      <w:pPr>
+        <w:pStyle w:val="ListBullet"/>
+      </w:pPr>
+      <w:r>
+        <w:t>Step 1 (structural similarity): All are decisions/actions related to AI.</w:t>
+      </w:r>
+    </w:p>
+    <w:p>
+      <w:pPr>
+        <w:pStyle w:val="ListBullet"/>
+      </w:pPr>
+      <w:r>
+        <w:t>Step 2 (closer link): They are not separate; they are converging. Organization-wide commitment is forming.</w:t>
+      </w:r>
+    </w:p>
+    <w:p>
+      <w:pPr>
+        <w:pStyle w:val="ListBullet"/>
+      </w:pPr>
+      <w:r>
+        <w:t>Step 3 (inductive leap): "The organisation is systematically building an AI-first posture." (This is what the items collectively imply.)</w:t>
+      </w:r>
+    </w:p>
+    <w:p/>
+    <w:p>
+      <w:r>
+        <w:t>The leap is crucial. It elevates the items into a single claim. Without it, you have only a list.</w:t>
       </w:r>
     </w:p>
     <w:p>
@@ -1135,7 +1667,21 @@
         <w:pStyle w:val="Heading2"/>
       </w:pPr>
       <w:r>
-        <w:t>How Copilot handles objections</w:t>
+        <w:t>Intellectually blank assertions are banned</w:t>
+      </w:r>
+    </w:p>
+    <w:p>
+      <w:r>
+        <w:t>"There are three problems." "We recommend five changes." These announce the *kind* of idea coming, not the idea itself. They fail to anchor the reader and hide incomplete thinking.</w:t>
+      </w:r>
+    </w:p>
+    <w:p/>
+    <w:p>
+      <w:pPr>
+        <w:pStyle w:val="ListBullet"/>
+      </w:pPr>
+      <w:r>
+        <w:t>❌ "There are three reasons to build in-house."</w:t>
       </w:r>
     </w:p>
     <w:p>
@@ -1143,358 +1689,13 @@
         <w:pStyle w:val="ListBullet"/>
       </w:pPr>
       <w:r>
-        <w:t>Some objections are real and require repair. Copilot proposes changes to the pyramid.</w:t>
-      </w:r>
-    </w:p>
-    <w:p>
-      <w:pPr>
-        <w:pStyle w:val="ListBullet"/>
-      </w:pPr>
-      <w:r>
-        <w:t>Some objections are addressed in the evidence. Copilot shows where.</w:t>
-      </w:r>
-    </w:p>
-    <w:p>
-      <w:pPr>
-        <w:pStyle w:val="ListBullet"/>
-      </w:pPr>
-      <w:r>
-        <w:t>Copilot presents options; the user decides what to accept.</w:t>
-      </w:r>
-    </w:p>
-    <w:p>
-      <w:pPr>
-        <w:pStyle w:val="Heading2"/>
-      </w:pPr>
-      <w:r>
-        <w:t>Example: Fairy Food Mother</w:t>
-      </w:r>
-    </w:p>
-    <w:p>
-      <w:r>
-        <w:rPr>
-          <w:i/>
-        </w:rPr>
-        <w:t>Objection to Desirable: "Families are loyal to restaurants, not platforms. Removing browsing friction doesn't matter if they don't want JET."</w:t>
-      </w:r>
-    </w:p>
-    <w:p>
-      <w:r>
-        <w:rPr>
-          <w:i/>
-        </w:rPr>
-        <w:t>Copilot counter: "JET already wins on price and coverage. Within JET, families browse 40% longer than average. Removing that friction is the first test. But the evidence here is weak — customer research on abandonment reasons would strengthen it."</w:t>
-      </w:r>
-    </w:p>
-    <w:p>
-      <w:r>
-        <w:rPr>
-          <w:i/>
-        </w:rPr>
-        <w:t>Copilot repair: "Add customer data showing browsing friction as a stated reason for abandonment, not brand preference."</w:t>
+        <w:t>✅ "Building in-house removes our subcontractor dependency, builds IP, and scales with demand."</w:t>
       </w:r>
     </w:p>
     <w:p/>
     <w:p>
       <w:r>
-        <w:rPr>
-          <w:i/>
-        </w:rPr>
-        <w:t>Objection to Feasible: "4–6 weeks is unrealistic. Joe Wicks partnership takes 6+ months and £X."</w:t>
-      </w:r>
-    </w:p>
-    <w:p>
-      <w:r>
-        <w:rPr>
-          <w:i/>
-        </w:rPr>
-        <w:t>Copilot counter: "Correct — but Joe Wicks is not a blocker. V1 proves the habit loop without partnerships. Partnerships scale it after proof. The timeline is sound."</w:t>
-      </w:r>
-    </w:p>
-    <w:p>
-      <w:r>
-        <w:rPr>
-          <w:i/>
-        </w:rPr>
-        <w:t>Copilot repair: "None needed. This is sound logic."</w:t>
-      </w:r>
-    </w:p>
-    <w:p/>
-    <w:p>
-      <w:r>
-        <w:rPr>
-          <w:i/>
-        </w:rPr>
-        <w:t>Objection to Viable: "20% conversion is optimistic. What if it's 5%?"</w:t>
-      </w:r>
-    </w:p>
-    <w:p>
-      <w:r>
-        <w:rPr>
-          <w:i/>
-        </w:rPr>
-        <w:t>Copilot counter: "Even at 5%, the math works. The smoke test measures conversion. If it's &lt;10%, we revisit before committing to partnerships."</w:t>
-      </w:r>
-    </w:p>
-    <w:p>
-      <w:r>
-        <w:rPr>
-          <w:i/>
-        </w:rPr>
-        <w:t>Copilot repair: "Make the decision gate explicit: 'If retention doesn't move from 42% toward 60%+, revisit.'"</w:t>
-      </w:r>
-    </w:p>
-    <w:p/>
-    <w:p>
-      <w:r>
-        <w:rPr>
-          <w:b/>
-        </w:rPr>
-        <w:t>Copilot presents: Proposed repairs and asks which user accepts.</w:t>
-      </w:r>
-    </w:p>
-    <w:p>
-      <w:pPr>
-        <w:pStyle w:val="Heading2"/>
-      </w:pPr>
-      <w:r>
-        <w:t>When Copilot stops</w:t>
-      </w:r>
-    </w:p>
-    <w:p>
-      <w:r>
-        <w:t>After the user decides which repairs to accept. Copilot revises the pyramid accordingly, then moves to Stage 5.</w:t>
-      </w:r>
-    </w:p>
-    <w:p>
-      <w:r>
-        <w:br w:type="page"/>
-      </w:r>
-    </w:p>
-    <w:p>
-      <w:pPr>
-        <w:pStyle w:val="Heading1"/>
-      </w:pPr>
-      <w:r>
-        <w:t>Stage 5: Write — What Copilot Does</w:t>
-      </w:r>
-    </w:p>
-    <w:p>
-      <w:pPr>
-        <w:pStyle w:val="Heading2"/>
-      </w:pPr>
-      <w:r>
-        <w:t>Copilot's task</w:t>
-      </w:r>
-    </w:p>
-    <w:p>
-      <w:r>
-        <w:t>Convert the final pyramid into a storyboard (slide-by-slide outline). Mark all PLACEHOLDERs. Deliver the output.</w:t>
-      </w:r>
-    </w:p>
-    <w:p>
-      <w:pPr>
-        <w:pStyle w:val="Heading2"/>
-      </w:pPr>
-      <w:r>
-        <w:t>How Copilot writes the storyboard</w:t>
-      </w:r>
-    </w:p>
-    <w:p>
-      <w:pPr>
-        <w:pStyle w:val="ListBullet"/>
-      </w:pPr>
-      <w:r>
-        <w:t>One slide per key-line argument or supporting point.</w:t>
-      </w:r>
-    </w:p>
-    <w:p>
-      <w:pPr>
-        <w:pStyle w:val="ListBullet"/>
-      </w:pPr>
-      <w:r>
-        <w:t>Each slide title is an assertion (not a label).</w:t>
-      </w:r>
-    </w:p>
-    <w:p>
-      <w:pPr>
-        <w:pStyle w:val="ListBullet"/>
-      </w:pPr>
-      <w:r>
-        <w:t>Slide content is 90% exhibit (chart, table, mockup) and 10% text.</w:t>
-      </w:r>
-    </w:p>
-    <w:p>
-      <w:pPr>
-        <w:pStyle w:val="ListBullet"/>
-      </w:pPr>
-      <w:r>
-        <w:t>Copilot specifies what exhibit is needed and what data goes where.</w:t>
-      </w:r>
-    </w:p>
-    <w:p>
-      <w:pPr>
-        <w:pStyle w:val="Heading2"/>
-      </w:pPr>
-      <w:r>
-        <w:t>How Copilot marks PLACEHOLDERs</w:t>
-      </w:r>
-    </w:p>
-    <w:p>
-      <w:pPr>
-        <w:pStyle w:val="ListBullet"/>
-      </w:pPr>
-      <w:r>
-        <w:t>Any number, statistic, or example Copilot invented (not from user input) is marked PLACEHOLDER.</w:t>
-      </w:r>
-    </w:p>
-    <w:p>
-      <w:pPr>
-        <w:pStyle w:val="ListBullet"/>
-      </w:pPr>
-      <w:r>
-        <w:t>User replaces with real data.</w:t>
-      </w:r>
-    </w:p>
-    <w:p>
-      <w:pPr>
-        <w:pStyle w:val="Heading2"/>
-      </w:pPr>
-      <w:r>
-        <w:t>Example: Fairy Food Mother</w:t>
-      </w:r>
-    </w:p>
-    <w:p>
-      <w:r>
-        <w:t>Storyboard structure (15 slides):</w:t>
-      </w:r>
-    </w:p>
-    <w:p>
-      <w:pPr>
-        <w:pStyle w:val="ListBullet"/>
-      </w:pPr>
-      <w:r>
-        <w:rPr>
-          <w:i/>
-        </w:rPr>
-        <w:t>Slide 1: Cover</w:t>
-      </w:r>
-    </w:p>
-    <w:p>
-      <w:pPr>
-        <w:pStyle w:val="ListBullet"/>
-      </w:pPr>
-      <w:r>
-        <w:rPr>
-          <w:i/>
-        </w:rPr>
-        <w:t>Slide 2: Governing thought (one assertion)</w:t>
-      </w:r>
-    </w:p>
-    <w:p>
-      <w:pPr>
-        <w:pStyle w:val="ListBullet"/>
-      </w:pPr>
-      <w:r>
-        <w:rPr>
-          <w:i/>
-        </w:rPr>
-        <w:t>Slide 3–4: Situation &amp; Complication (SCQA context)</w:t>
-      </w:r>
-    </w:p>
-    <w:p>
-      <w:pPr>
-        <w:pStyle w:val="ListBullet"/>
-      </w:pPr>
-      <w:r>
-        <w:rPr>
-          <w:i/>
-        </w:rPr>
-        <w:t>Slides 5–6: Key-line 1 (Desirable) with evidence</w:t>
-      </w:r>
-    </w:p>
-    <w:p>
-      <w:pPr>
-        <w:pStyle w:val="ListBullet"/>
-      </w:pPr>
-      <w:r>
-        <w:rPr>
-          <w:i/>
-        </w:rPr>
-        <w:t>Slides 7–9: Key-line 2 (Feasible) with evidence</w:t>
-      </w:r>
-    </w:p>
-    <w:p>
-      <w:pPr>
-        <w:pStyle w:val="ListBullet"/>
-      </w:pPr>
-      <w:r>
-        <w:rPr>
-          <w:i/>
-        </w:rPr>
-        <w:t>Slides 10–13: Key-line 3 (Viable) with evidence + moat</w:t>
-      </w:r>
-    </w:p>
-    <w:p>
-      <w:pPr>
-        <w:pStyle w:val="ListBullet"/>
-      </w:pPr>
-      <w:r>
-        <w:rPr>
-          <w:i/>
-        </w:rPr>
-        <w:t>Slide 14: The decision/ask</w:t>
-      </w:r>
-    </w:p>
-    <w:p>
-      <w:pPr>
-        <w:pStyle w:val="ListBullet"/>
-      </w:pPr>
-      <w:r>
-        <w:rPr>
-          <w:i/>
-        </w:rPr>
-        <w:t>Slide 15: Next steps / decision gate</w:t>
-      </w:r>
-    </w:p>
-    <w:p/>
-    <w:p>
-      <w:r>
-        <w:rPr>
-          <w:i/>
-        </w:rPr>
-        <w:t>Each slide has: Title (assertion) + Exhibit spec + Data needed</w:t>
-      </w:r>
-    </w:p>
-    <w:p/>
-    <w:p>
-      <w:r>
-        <w:rPr>
-          <w:b/>
-        </w:rPr>
-        <w:t>Copilot delivers: Full storyboard outline + HTML interactive deck (for visual preview).</w:t>
-      </w:r>
-    </w:p>
-    <w:p>
-      <w:r>
-        <w:br w:type="page"/>
-      </w:r>
-    </w:p>
-    <w:p>
-      <w:r>
-        <w:rPr>
-          <w:i/>
-        </w:rPr>
-        <w:t>End of Executable Playbook.</w:t>
-      </w:r>
-    </w:p>
-    <w:p/>
-    <w:p>
-      <w:r>
-        <w:rPr>
-          <w:b/>
-        </w:rPr>
-        <w:t>To use: Paste this playbook to Copilot. Brief with your situation (one paragraph). Copilot executes all five stages, stops at each stage for your approval, and delivers a complete pyramid + storyboard.</w:t>
+        <w:t>Every summary states the actual effect or the actual implication. If neither can be stated, the grouping is defective. Say so.</w:t>
       </w:r>
     </w:p>
     <w:sectPr>

--- a/Pyramid_Methods_Comprehensive_Final.docx
+++ b/Pyramid_Methods_Comprehensive_Final.docx
@@ -1696,6 +1696,1786 @@
     <w:p>
       <w:r>
         <w:t>Every summary states the actual effect or the actual implication. If neither can be stated, the grouping is defective. Say so.</w:t>
+      </w:r>
+    </w:p>
+    <w:p>
+      <w:r>
+        <w:br w:type="page"/>
+      </w:r>
+    </w:p>
+    <w:p>
+      <w:pPr>
+        <w:pStyle w:val="Heading1"/>
+      </w:pPr>
+      <w:r>
+        <w:t>Part 6: Writing the Document from the Pyramid</w:t>
+      </w:r>
+    </w:p>
+    <w:p>
+      <w:r>
+        <w:t>The pyramid is not the document. It is the thinking. Now you must translate that thinking into prose, slides, or memo form. This section covers the mechanics of execution: choosing format, structuring the introduction, organizing the body, applying Minto's copy standards, and building outlines that others can follow.</w:t>
+      </w:r>
+    </w:p>
+    <w:p>
+      <w:pPr>
+        <w:pStyle w:val="Heading2"/>
+      </w:pPr>
+      <w:r>
+        <w:t>Format Choice</w:t>
+      </w:r>
+    </w:p>
+    <w:p>
+      <w:r>
+        <w:t>The pyramid shape stays the same. The container changes based on audience expectation and decision pressure:</w:t>
+      </w:r>
+    </w:p>
+    <w:p>
+      <w:pPr>
+        <w:pStyle w:val="ListBullet"/>
+      </w:pPr>
+      <w:r>
+        <w:t>Memo (1-3 pages): Governing thought front-loaded, key-lines compressed to one sentence each. Executive summary, then body, then appendices.</w:t>
+      </w:r>
+    </w:p>
+    <w:p>
+      <w:pPr>
+        <w:pStyle w:val="ListBullet"/>
+      </w:pPr>
+      <w:r>
+        <w:t>Narrative Document (5-15 pages): Full SCQA introduction, one section per key-line. Best for stakeholders who need to understand the reasoning.</w:t>
+      </w:r>
+    </w:p>
+    <w:p>
+      <w:pPr>
+        <w:pStyle w:val="ListBullet"/>
+      </w:pPr>
+      <w:r>
+        <w:t>Slide Deck (12-30 slides): One assertion per slide, storyboard top-to-bottom. Best for live presentation.</w:t>
+      </w:r>
+    </w:p>
+    <w:p>
+      <w:pPr>
+        <w:pStyle w:val="ListBullet"/>
+      </w:pPr>
+      <w:r>
+        <w:t>Interactive Workbook: Assumptions explicit, user can toggle scenarios. Best when the audience needs to test your logic.</w:t>
+      </w:r>
+    </w:p>
+    <w:p>
+      <w:pPr>
+        <w:pStyle w:val="ListBullet"/>
+      </w:pPr>
+      <w:r>
+        <w:t>Email or Instant Message (&lt;200 words): Governing thought as the subject line. Three key-lines max. Best for async alignment.</w:t>
+      </w:r>
+    </w:p>
+    <w:p>
+      <w:pPr>
+        <w:pStyle w:val="Heading2"/>
+      </w:pPr>
+      <w:r>
+        <w:t>Introduction: The SCQA Delivery</w:t>
+      </w:r>
+    </w:p>
+    <w:p>
+      <w:r>
+        <w:t>The introduction does not open with 'Here are my recommendations.' It opens with the Situation that the decision-maker is sitting in, reminds them why it matters, builds curiosity (Complication), and then lands the governing thought (Answer). This is SCQA. It takes 30 seconds in a memo, 3-4 minutes in a document.</w:t>
+      </w:r>
+    </w:p>
+    <w:p>
+      <w:r>
+        <w:t>SCQA Delivery Sequence:</w:t>
+      </w:r>
+    </w:p>
+    <w:p>
+      <w:pPr>
+        <w:pStyle w:val="ListBullet"/>
+      </w:pPr>
+      <w:r>
+        <w:t>Situation: Present the context and setup</w:t>
+      </w:r>
+    </w:p>
+    <w:p>
+      <w:pPr>
+        <w:pStyle w:val="ListBullet"/>
+      </w:pPr>
+      <w:r>
+        <w:t>Complication: Show what is broken or changed</w:t>
+      </w:r>
+    </w:p>
+    <w:p>
+      <w:pPr>
+        <w:pStyle w:val="ListBullet"/>
+      </w:pPr>
+      <w:r>
+        <w:t>Question: (implied) Build curiosity--what is the answer?</w:t>
+      </w:r>
+    </w:p>
+    <w:p>
+      <w:pPr>
+        <w:pStyle w:val="ListBullet"/>
+      </w:pPr>
+      <w:r>
+        <w:t>Answer: Deliver the governing thought with confidence and specificity</w:t>
+      </w:r>
+    </w:p>
+    <w:p>
+      <w:pPr>
+        <w:pStyle w:val="Heading2"/>
+      </w:pPr>
+      <w:r>
+        <w:t>Body: One Section Per Key-Line</w:t>
+      </w:r>
+    </w:p>
+    <w:p>
+      <w:r>
+        <w:t>The body of your document has exactly as many sections as you have key-lines supporting your governing thought. Each section has a heading that IS the key-line itself (as an assertion, not a question). The heading is followed by 2-4 paragraphs that prove it.</w:t>
+      </w:r>
+    </w:p>
+    <w:p>
+      <w:pPr>
+        <w:pStyle w:val="Heading2"/>
+      </w:pPr>
+      <w:r>
+        <w:t>Six Headings Rules</w:t>
+      </w:r>
+    </w:p>
+    <w:p>
+      <w:r>
+        <w:t>Headings are not navigation ornaments. They are assertions that drive the argument forward. Here are Minto's six rules:</w:t>
+      </w:r>
+    </w:p>
+    <w:p>
+      <w:r>
+        <w:br/>
+        <w:t>Rule 1: Headings must be a complete thought, not a label</w:t>
+        <w:br/>
+        <w:t xml:space="preserve">  Bad: "Market Analysis" | Good: "The market is moving toward integrated solutions"</w:t>
+        <w:br/>
+        <w:br/>
+        <w:t>Rule 2: Headings must be parallel in grammar and tense</w:t>
+        <w:br/>
+        <w:t xml:space="preserve">  If your first key-line is future (will become), all should be future.</w:t>
+        <w:br/>
+        <w:br/>
+        <w:t>Rule 3: Headings must answer the question posed by the level above</w:t>
+        <w:br/>
+        <w:t xml:space="preserve">  Your key-lines must answer the main question directly, not ask follow-up questions.</w:t>
+        <w:br/>
+        <w:br/>
+        <w:t>Rule 4: Subheadings must subdivide, not restate, their parent</w:t>
+        <w:br/>
+        <w:t xml:space="preserve">  Promote specific insights; don't just repeat the parent heading.</w:t>
+        <w:br/>
+        <w:br/>
+        <w:t>Rule 5: Never bury action headings in a sea of descriptive ones</w:t>
+        <w:br/>
+        <w:t xml:space="preserve">  Choose one voice (descriptive or prescriptive) and stick with it.</w:t>
+        <w:br/>
+        <w:br/>
+        <w:t>Rule 6: Headings should be short (6-12 words) and scannable</w:t>
+        <w:br/>
+        <w:t xml:space="preserve">  If a heading needs a colon or dash to parse, it is too long.</w:t>
+        <w:br/>
+        <w:t xml:space="preserve">    </w:t>
+      </w:r>
+    </w:p>
+    <w:p>
+      <w:pPr>
+        <w:pStyle w:val="Heading2"/>
+      </w:pPr>
+      <w:r>
+        <w:t>Transitions: Connecting the Thinking</w:t>
+      </w:r>
+    </w:p>
+    <w:p>
+      <w:r>
+        <w:t>Transitions do not use connectors like 'Furthermore' or 'Moreover.' Those are noise. Minto transitions do three things: (1) reference backward, (2) build narrative momentum, (3) plant the next idea.</w:t>
+      </w:r>
+    </w:p>
+    <w:p>
+      <w:r>
+        <w:t>Example: The market is moving toward integrated solutions--but integration alone doesn't justify the economics. The second key-line is distribution.</w:t>
+      </w:r>
+    </w:p>
+    <w:p>
+      <w:pPr>
+        <w:pStyle w:val="Heading2"/>
+      </w:pPr>
+      <w:r>
+        <w:t>Conclusions: Closing the Loop</w:t>
+      </w:r>
+    </w:p>
+    <w:p>
+      <w:r>
+        <w:t>The conclusion is not a summary. Summaries are for passive readers. Conclusions are for decision-makers who need to act. The conclusion has three parts:</w:t>
+      </w:r>
+    </w:p>
+    <w:p>
+      <w:pPr>
+        <w:pStyle w:val="ListBullet"/>
+      </w:pPr>
+      <w:r>
+        <w:t>Restate the governing thought with any new confidence</w:t>
+      </w:r>
+    </w:p>
+    <w:p>
+      <w:pPr>
+        <w:pStyle w:val="ListBullet"/>
+      </w:pPr>
+      <w:r>
+        <w:t>Name the key assumption that, if broken, would invalidate the thesis</w:t>
+      </w:r>
+    </w:p>
+    <w:p>
+      <w:pPr>
+        <w:pStyle w:val="ListBullet"/>
+      </w:pPr>
+      <w:r>
+        <w:t>Tell the reader what decision or action comes next</w:t>
+      </w:r>
+    </w:p>
+    <w:p>
+      <w:pPr>
+        <w:pStyle w:val="Heading2"/>
+      </w:pPr>
+      <w:r>
+        <w:t>Copy Standards (Minto Discipline)</w:t>
+      </w:r>
+    </w:p>
+    <w:p>
+      <w:r>
+        <w:t>Minto is dogmatic about copy. The discipline is not style; it is clarity. Every rule cuts prose to its skeleton and forces precision.</w:t>
+      </w:r>
+    </w:p>
+    <w:p>
+      <w:pPr>
+        <w:pStyle w:val="ListBullet"/>
+      </w:pPr>
+      <w:r>
+        <w:t>Plain English: Use words you would speak aloud. 'Use' not 'utilise'</w:t>
+      </w:r>
+    </w:p>
+    <w:p>
+      <w:pPr>
+        <w:pStyle w:val="ListBullet"/>
+      </w:pPr>
+      <w:r>
+        <w:t>No Nominalisations: Turn nouns back into verbs. 'We implement' not 'Implementation of'</w:t>
+      </w:r>
+    </w:p>
+    <w:p>
+      <w:pPr>
+        <w:pStyle w:val="ListBullet"/>
+      </w:pPr>
+      <w:r>
+        <w:t>Active Voice: 'Tom implemented' not 'It was implemented by Tom'</w:t>
+      </w:r>
+    </w:p>
+    <w:p>
+      <w:pPr>
+        <w:pStyle w:val="ListBullet"/>
+      </w:pPr>
+      <w:r>
+        <w:t>Sentence Length: Maximum 25 words. No exceptions.</w:t>
+      </w:r>
+    </w:p>
+    <w:p>
+      <w:pPr>
+        <w:pStyle w:val="ListBullet"/>
+      </w:pPr>
+      <w:r>
+        <w:t>Punctuation: Em dashes sparingly, no exclamation marks ever</w:t>
+      </w:r>
+    </w:p>
+    <w:p>
+      <w:pPr>
+        <w:pStyle w:val="ListBullet"/>
+      </w:pPr>
+      <w:r>
+        <w:t>Numbers: Spell out 1-9, use numerals from 10 onward</w:t>
+      </w:r>
+    </w:p>
+    <w:p>
+      <w:pPr>
+        <w:pStyle w:val="ListBullet"/>
+      </w:pPr>
+      <w:r>
+        <w:t>Capitals: Lowercase job titles unless part of a formal name</w:t>
+      </w:r>
+    </w:p>
+    <w:p>
+      <w:pPr>
+        <w:pStyle w:val="Heading2"/>
+      </w:pPr>
+      <w:r>
+        <w:t>Dot-Dash Outlines: Pre-Writing Scaffolding</w:t>
+      </w:r>
+    </w:p>
+    <w:p>
+      <w:r>
+        <w:t>Before you write a single sentence, write a dot-dash outline. This is a two-level list: dots for key-lines, dashes for sub-points that prove each key-line. It is not a full outline; it is a skeleton.</w:t>
+      </w:r>
+    </w:p>
+    <w:p>
+      <w:r>
+        <w:t>Example outline structure:</w:t>
+      </w:r>
+    </w:p>
+    <w:p>
+      <w:pPr>
+        <w:spacing w:before="120" w:after="120"/>
+        <w:ind w:left="720"/>
+      </w:pPr>
+      <w:r>
+        <w:rPr>
+          <w:rFonts w:ascii="Courier New" w:hAnsi="Courier New"/>
+          <w:sz w:val="18"/>
+        </w:rPr>
+        <w:br/>
+        <w:t>* Key-line 1: The market is moving toward integrated solutions</w:t>
+        <w:br/>
+        <w:t xml:space="preserve">  - Sub-point 1: Mothers use 3-5 tools today</w:t>
+        <w:br/>
+        <w:t xml:space="preserve">  - Sub-point 2: $2.1B in meal-planning SaaS launched in last 3 years</w:t>
+        <w:br/>
+        <w:t xml:space="preserve">  - Sub-point 3: All solutions are siloed; no orchestration exists</w:t>
+        <w:br/>
+        <w:br/>
+        <w:t>* Key-line 2: Retail media justifies the unit economics</w:t>
+        <w:br/>
+        <w:t xml:space="preserve">  - Sub-point 1: Direct CAC is 8-12 pounds</w:t>
+        <w:br/>
+        <w:t xml:space="preserve">  - Sub-point 2: Retail media CAC is 2-3 pounds</w:t>
+        <w:br/>
+        <w:t xml:space="preserve">  - Sub-point 3: Margin covers software value</w:t>
+        <w:br/>
+        <w:br/>
+        <w:t>* Key-line 3: Path to 25M revenue is designed-in from launch</w:t>
+        <w:br/>
+        <w:t xml:space="preserve">  - Sub-point 1: Integration with retail partner at launch</w:t>
+        <w:br/>
+        <w:t xml:space="preserve">  - Sub-point 2: Waterfall targets: 1K users (pilot) to 50K (launch) to 200K (scale)</w:t>
+        <w:br/>
+        <w:t xml:space="preserve">  - Sub-point 3: Revenue progression: Year 1 50K to Year 5 25M</w:t>
+        <w:br/>
+        <w:t xml:space="preserve">    </w:t>
+      </w:r>
+    </w:p>
+    <w:p>
+      <w:r>
+        <w:br w:type="page"/>
+      </w:r>
+    </w:p>
+    <w:p>
+      <w:pPr>
+        <w:pStyle w:val="Heading1"/>
+      </w:pPr>
+      <w:r>
+        <w:t>Part 7: Five-Stage Authoring Sequence</w:t>
+      </w:r>
+    </w:p>
+    <w:p>
+      <w:r>
+        <w:t>The five stages move linearly: Frame -&gt; SCQA -&gt; Build Pyramid -&gt; Pressure-Test -&gt; Write. Each stage has a clear entry condition and exit condition. You do not move to the next stage until the current one is complete.</w:t>
+      </w:r>
+    </w:p>
+    <w:p>
+      <w:pPr>
+        <w:pStyle w:val="Heading2"/>
+      </w:pPr>
+      <w:r>
+        <w:t>Stage 1: Frame (30 minutes)</w:t>
+      </w:r>
+    </w:p>
+    <w:p>
+      <w:r>
+        <w:t>Frame means: who decides, what do they decide on, what happens if they get it wrong?</w:t>
+      </w:r>
+    </w:p>
+    <w:p>
+      <w:pPr>
+        <w:pStyle w:val="ListBullet"/>
+      </w:pPr>
+      <w:r>
+        <w:t>Interview the decision-maker</w:t>
+      </w:r>
+    </w:p>
+    <w:p>
+      <w:pPr>
+        <w:pStyle w:val="ListBullet"/>
+      </w:pPr>
+      <w:r>
+        <w:t>Identify the decision statement</w:t>
+      </w:r>
+    </w:p>
+    <w:p>
+      <w:pPr>
+        <w:pStyle w:val="ListBullet"/>
+      </w:pPr>
+      <w:r>
+        <w:t>Document the consequence (what is at stake)</w:t>
+      </w:r>
+    </w:p>
+    <w:p>
+      <w:pPr>
+        <w:pStyle w:val="ListBullet"/>
+      </w:pPr>
+      <w:r>
+        <w:t>State your hypothesis about what they should do</w:t>
+      </w:r>
+    </w:p>
+    <w:p>
+      <w:pPr>
+        <w:pStyle w:val="ListBullet"/>
+      </w:pPr>
+      <w:r>
+        <w:t>Label the audience</w:t>
+      </w:r>
+    </w:p>
+    <w:p>
+      <w:r>
+        <w:t>Exit condition: You have a one-sentence decision statement that passes this test: If I had to text this decision to the decision-maker in two seconds, would they know what I mean?</w:t>
+      </w:r>
+    </w:p>
+    <w:p>
+      <w:pPr>
+        <w:pStyle w:val="Heading2"/>
+      </w:pPr>
+      <w:r>
+        <w:t>Stage 2: SCQA Draft and Test (45 minutes)</w:t>
+      </w:r>
+    </w:p>
+    <w:p>
+      <w:r>
+        <w:t>SCQA is not an outline. It is a hypothesis test.</w:t>
+      </w:r>
+    </w:p>
+    <w:p>
+      <w:pPr>
+        <w:pStyle w:val="ListBullet"/>
+      </w:pPr>
+      <w:r>
+        <w:t>Challenge 1: Is the Answer disprovable?</w:t>
+      </w:r>
+    </w:p>
+    <w:p>
+      <w:pPr>
+        <w:pStyle w:val="ListBullet"/>
+      </w:pPr>
+      <w:r>
+        <w:t>Challenge 2: Does Situation + Complication add up to this Question?</w:t>
+      </w:r>
+    </w:p>
+    <w:p>
+      <w:pPr>
+        <w:pStyle w:val="ListBullet"/>
+      </w:pPr>
+      <w:r>
+        <w:t>Challenge 3: Is the Answer surprising or obvious?</w:t>
+      </w:r>
+    </w:p>
+    <w:p>
+      <w:r>
+        <w:t>Exit condition: The SCQA is written and passes all three tests.</w:t>
+      </w:r>
+    </w:p>
+    <w:p>
+      <w:pPr>
+        <w:pStyle w:val="Heading2"/>
+      </w:pPr>
+      <w:r>
+        <w:t>Stage 3: Build Pyramid (60 minutes)</w:t>
+      </w:r>
+    </w:p>
+    <w:p>
+      <w:r>
+        <w:t>You have your Answer. The pyramid asks: What evidence or reasoning would make someone believe this Answer? Those answers are your key-lines.</w:t>
+      </w:r>
+    </w:p>
+    <w:p>
+      <w:pPr>
+        <w:pStyle w:val="ListBullet"/>
+      </w:pPr>
+      <w:r>
+        <w:t>Start with governing thought</w:t>
+      </w:r>
+    </w:p>
+    <w:p>
+      <w:pPr>
+        <w:pStyle w:val="ListBullet"/>
+      </w:pPr>
+      <w:r>
+        <w:t>Ask: Why is this true? What 3 reasons would convince them?</w:t>
+      </w:r>
+    </w:p>
+    <w:p>
+      <w:pPr>
+        <w:pStyle w:val="ListBullet"/>
+      </w:pPr>
+      <w:r>
+        <w:t>Write the three key-lines</w:t>
+      </w:r>
+    </w:p>
+    <w:p>
+      <w:pPr>
+        <w:pStyle w:val="ListBullet"/>
+      </w:pPr>
+      <w:r>
+        <w:t>For each key-line, ask: How do I prove this?</w:t>
+      </w:r>
+    </w:p>
+    <w:p>
+      <w:pPr>
+        <w:pStyle w:val="ListBullet"/>
+      </w:pPr>
+      <w:r>
+        <w:t>Audit: Is each key-line independent and required?</w:t>
+      </w:r>
+    </w:p>
+    <w:p>
+      <w:r>
+        <w:t>Exit condition: Pyramid is built and audited. Each key-line is independent and required.</w:t>
+      </w:r>
+    </w:p>
+    <w:p>
+      <w:pPr>
+        <w:pStyle w:val="Heading2"/>
+      </w:pPr>
+      <w:r>
+        <w:t>Stage 4: Pressure-Test (45 minutes)</w:t>
+      </w:r>
+    </w:p>
+    <w:p>
+      <w:r>
+        <w:t>Now you attack your own pyramid. For each key-line, name one plausible objection. If you cannot counter it, the key-line is weak. Reframe it or replace it.</w:t>
+      </w:r>
+    </w:p>
+    <w:p>
+      <w:pPr>
+        <w:pStyle w:val="ListBullet"/>
+      </w:pPr>
+      <w:r>
+        <w:t>For each key-line, name one objection</w:t>
+      </w:r>
+    </w:p>
+    <w:p>
+      <w:pPr>
+        <w:pStyle w:val="ListBullet"/>
+      </w:pPr>
+      <w:r>
+        <w:t>Write a counter-argument or evidence</w:t>
+      </w:r>
+    </w:p>
+    <w:p>
+      <w:pPr>
+        <w:pStyle w:val="ListBullet"/>
+      </w:pPr>
+      <w:r>
+        <w:t>If you cannot counter, go back to Stage 3</w:t>
+      </w:r>
+    </w:p>
+    <w:p>
+      <w:pPr>
+        <w:pStyle w:val="ListBullet"/>
+      </w:pPr>
+      <w:r>
+        <w:t>Name the key assumption that would invalidate the whole pyramid</w:t>
+      </w:r>
+    </w:p>
+    <w:p>
+      <w:r>
+        <w:t>Exit condition: Each key-line has been attacked and either holds or is revised.</w:t>
+      </w:r>
+    </w:p>
+    <w:p>
+      <w:pPr>
+        <w:pStyle w:val="Heading2"/>
+      </w:pPr>
+      <w:r>
+        <w:t>Stage 5: Write (90 minutes)</w:t>
+      </w:r>
+    </w:p>
+    <w:p>
+      <w:r>
+        <w:t>You have a pyramid, outline, and tested thinking. Writing is execution, not discovery.</w:t>
+      </w:r>
+    </w:p>
+    <w:p>
+      <w:pPr>
+        <w:pStyle w:val="ListBullet"/>
+      </w:pPr>
+      <w:r>
+        <w:t>SCQA introduction (1-2 pages). Build narrative.</w:t>
+      </w:r>
+    </w:p>
+    <w:p>
+      <w:pPr>
+        <w:pStyle w:val="ListBullet"/>
+      </w:pPr>
+      <w:r>
+        <w:t>Body: one section per key-line (2-3 pages per key-line). Heading is the key-line.</w:t>
+      </w:r>
+    </w:p>
+    <w:p>
+      <w:pPr>
+        <w:pStyle w:val="ListBullet"/>
+      </w:pPr>
+      <w:r>
+        <w:t>Pressure-test section (1 page). Name the key assumption and mitigation.</w:t>
+      </w:r>
+    </w:p>
+    <w:p>
+      <w:pPr>
+        <w:pStyle w:val="ListBullet"/>
+      </w:pPr>
+      <w:r>
+        <w:t>Conclusion (0.5 pages). Restate governing thought. Tell them what to do next.</w:t>
+      </w:r>
+    </w:p>
+    <w:p>
+      <w:pPr>
+        <w:pStyle w:val="ListBullet"/>
+      </w:pPr>
+      <w:r>
+        <w:t>Appendix (as needed). Evidence, exhibits, supplementary detail.</w:t>
+      </w:r>
+    </w:p>
+    <w:p>
+      <w:r>
+        <w:t>Exit condition: First draft is written. Headings scan. Logic flows.</w:t>
+      </w:r>
+    </w:p>
+    <w:p>
+      <w:r>
+        <w:br w:type="page"/>
+      </w:r>
+    </w:p>
+    <w:p>
+      <w:pPr>
+        <w:pStyle w:val="Heading1"/>
+      </w:pPr>
+      <w:r>
+        <w:t>Part 8: Lint Rules and Final Diagnostics</w:t>
+      </w:r>
+    </w:p>
+    <w:p>
+      <w:r>
+        <w:t>Lint rules are automated checks you run on your draft. They catch structural and stylistic defects that break clarity. Run all 16 rules before anyone else reads your work.</w:t>
+      </w:r>
+    </w:p>
+    <w:p>
+      <w:r>
+        <w:t>The 16 Lint Rules:</w:t>
+      </w:r>
+    </w:p>
+    <w:p>
+      <w:r>
+        <w:br/>
+        <w:t>1. Every heading must be a complete assertion, not a label</w:t>
+        <w:br/>
+        <w:t xml:space="preserve">   Test: Does it have a colon? Usually means it is a label, not an assertion.</w:t>
+        <w:br/>
+        <w:br/>
+        <w:t>2. Count your key-lines. You must have 2-4</w:t>
+        <w:br/>
+        <w:t xml:space="preserve">   Fewer than 2: not broken down enough. More than 4: missing the core logic.</w:t>
+        <w:br/>
+        <w:br/>
+        <w:t>3. Every paragraph must have a topic sentence</w:t>
+        <w:br/>
+        <w:t xml:space="preserve">   The first sentence must summarize what follows.</w:t>
+        <w:br/>
+        <w:br/>
+        <w:t>4. No section should be longer than 4 pages</w:t>
+        <w:br/>
+        <w:t xml:space="preserve">   If longer, you have hidden sub-arguments. Break into two sections.</w:t>
+        <w:br/>
+        <w:br/>
+        <w:t>5. Check sentence length. No sentence should exceed 25 words</w:t>
+        <w:br/>
+        <w:t xml:space="preserve">   Use a word counter. Break long sentences.</w:t>
+        <w:br/>
+        <w:br/>
+        <w:t>6. Count nominalisations. Aim for zero per paragraph, less than 2 per page</w:t>
+        <w:br/>
+        <w:t xml:space="preserve">   Search for -tion, -ment, -ance endings. Rewrite as verbs.</w:t>
+        <w:br/>
+        <w:br/>
+        <w:t>7. Check for vague quantifiers (significant, substantial, material)</w:t>
+        <w:br/>
+        <w:t xml:space="preserve">   Use numbers. Bad: "Growth is significant." Good: "Growth is 30% annually."</w:t>
+        <w:br/>
+        <w:br/>
+        <w:t>8. Check for hedge words (may, might, could, tends to)</w:t>
+        <w:br/>
+        <w:t xml:space="preserve">   Use them sparingly. One hedge is stronger than three.</w:t>
+        <w:br/>
+        <w:br/>
+        <w:t>9. Verify every claim of fact has a source or is inferred from stated premises</w:t>
+        <w:br/>
+        <w:t xml:space="preserve">   If it is data, cite the source. If an estimate, say so explicitly.</w:t>
+        <w:br/>
+        <w:br/>
+        <w:t>10. Check for passive voice (is, are, was, were)</w:t>
+        <w:br/>
+        <w:t xml:space="preserve">    Rewrite as active: subject + verb + object.</w:t>
+        <w:br/>
+        <w:br/>
+        <w:t>11. Check for causal claims without evidence</w:t>
+        <w:br/>
+        <w:t xml:space="preserve">    If you say X causes Y, explain the mechanism.</w:t>
+        <w:br/>
+        <w:br/>
+        <w:t>12. Verify parallel structure in lists and headings</w:t>
+        <w:br/>
+        <w:t xml:space="preserve">    All items should have same grammar and tense.</w:t>
+        <w:br/>
+        <w:br/>
+        <w:t>13. Check for jargon your audience does not use</w:t>
+        <w:br/>
+        <w:t xml:space="preserve">    If you would not say it aloud to this audience, strike it.</w:t>
+        <w:br/>
+        <w:br/>
+        <w:t>14. Verify conclusion tells reader what to do</w:t>
+        <w:br/>
+        <w:t xml:space="preserve">    Conclusions must end in an action, not a summary.</w:t>
+        <w:br/>
+        <w:br/>
+        <w:t>15. Check for unexplained acronyms</w:t>
+        <w:br/>
+        <w:t xml:space="preserve">    Spell out first use. "The retail media network (RMN) landscape..."</w:t>
+        <w:br/>
+        <w:br/>
+        <w:t>16. Read it aloud. Does it sound like you speak?</w:t>
+        <w:br/>
+        <w:t xml:space="preserve">    If you stumble, readers will stumble.</w:t>
+        <w:br/>
+        <w:t xml:space="preserve">    </w:t>
+      </w:r>
+    </w:p>
+    <w:p>
+      <w:pPr>
+        <w:pStyle w:val="Heading2"/>
+      </w:pPr>
+      <w:r>
+        <w:t>Final Diagnostic Checklist (6 Checks)</w:t>
+      </w:r>
+    </w:p>
+    <w:p>
+      <w:r>
+        <w:t>Run these six checks before sending your work:</w:t>
+      </w:r>
+    </w:p>
+    <w:p>
+      <w:pPr>
+        <w:pStyle w:val="ListBullet"/>
+      </w:pPr>
+      <w:r>
+        <w:t>Does governing thought answer the decision-maker's question?</w:t>
+      </w:r>
+    </w:p>
+    <w:p>
+      <w:pPr>
+        <w:pStyle w:val="ListBullet"/>
+      </w:pPr>
+      <w:r>
+        <w:t>Is each key-line independent? (Can you remove one without weakening the argument?)</w:t>
+      </w:r>
+    </w:p>
+    <w:p>
+      <w:pPr>
+        <w:pStyle w:val="ListBullet"/>
+      </w:pPr>
+      <w:r>
+        <w:t>Is there at least one exhibit or example per key-line?</w:t>
+      </w:r>
+    </w:p>
+    <w:p>
+      <w:pPr>
+        <w:pStyle w:val="ListBullet"/>
+      </w:pPr>
+      <w:r>
+        <w:t>Is there a single point of failure named in the pressure-test section?</w:t>
+      </w:r>
+    </w:p>
+    <w:p>
+      <w:pPr>
+        <w:pStyle w:val="ListBullet"/>
+      </w:pPr>
+      <w:r>
+        <w:t>Would a skeptic reading this change their mind?</w:t>
+      </w:r>
+    </w:p>
+    <w:p>
+      <w:pPr>
+        <w:pStyle w:val="ListBullet"/>
+      </w:pPr>
+      <w:r>
+        <w:t>Can you summarize this in one sentence?</w:t>
+      </w:r>
+    </w:p>
+    <w:p>
+      <w:r>
+        <w:br w:type="page"/>
+      </w:r>
+    </w:p>
+    <w:p>
+      <w:pPr>
+        <w:pStyle w:val="Heading1"/>
+      </w:pPr>
+      <w:r>
+        <w:t>Part 9: Five Presentation Formats in Depth</w:t>
+      </w:r>
+    </w:p>
+    <w:p>
+      <w:r>
+        <w:t>The pyramid shape is universal. The format changes. This section covers five common formats: Project Update, Recommendation, Diagnostic, Options Paper, and Strategic Plan.</w:t>
+      </w:r>
+    </w:p>
+    <w:p>
+      <w:pPr>
+        <w:pStyle w:val="Heading2"/>
+      </w:pPr>
+      <w:r>
+        <w:t>Format Selection Guide</w:t>
+      </w:r>
+    </w:p>
+    <w:p>
+      <w:r>
+        <w:br/>
+        <w:t>PROJECT UPDATE</w:t>
+        <w:br/>
+        <w:t xml:space="preserve">  Use: Status of a live project</w:t>
+        <w:br/>
+        <w:t xml:space="preserve">  Audience: Monthly to stakeholders</w:t>
+        <w:br/>
+        <w:t xml:space="preserve">  GT Pattern: Health status (On track, At risk, Off track)</w:t>
+        <w:br/>
+        <w:br/>
+        <w:t>RECOMMENDATION</w:t>
+        <w:br/>
+        <w:t xml:space="preserve">  Use: Go/No-Go on a decision</w:t>
+        <w:br/>
+        <w:t xml:space="preserve">  Audience: CEO, board, investor</w:t>
+        <w:br/>
+        <w:t xml:space="preserve">  GT Pattern: Governing thought is the recommendation (Go or No-Go)</w:t>
+        <w:br/>
+        <w:br/>
+        <w:t>DIAGNOSTIC</w:t>
+        <w:br/>
+        <w:t xml:space="preserve">  Use: What is wrong and why</w:t>
+        <w:br/>
+        <w:t xml:space="preserve">  Audience: Department lead, CFO</w:t>
+        <w:br/>
+        <w:t xml:space="preserve">  GT Pattern: Governing thought is the root cause</w:t>
+        <w:br/>
+        <w:br/>
+        <w:t>OPTIONS PAPER</w:t>
+        <w:br/>
+        <w:t xml:space="preserve">  Use: Compare paths forward</w:t>
+        <w:br/>
+        <w:t xml:space="preserve">  Audience: Strategic decision</w:t>
+        <w:br/>
+        <w:t xml:space="preserve">  GT Pattern: Which option wins and why</w:t>
+        <w:br/>
+        <w:br/>
+        <w:t>STRATEGIC PLAN</w:t>
+        <w:br/>
+        <w:t xml:space="preserve">  Use: Multi-year vision and roadmap</w:t>
+        <w:br/>
+        <w:t xml:space="preserve">  Audience: Board, long-term alignment</w:t>
+        <w:br/>
+        <w:t xml:space="preserve">  GT Pattern: The strategy statement</w:t>
+        <w:br/>
+        <w:t xml:space="preserve">    </w:t>
+      </w:r>
+    </w:p>
+    <w:p>
+      <w:pPr>
+        <w:pStyle w:val="Heading2"/>
+      </w:pPr>
+      <w:r>
+        <w:t>Format 1: Project Update</w:t>
+      </w:r>
+    </w:p>
+    <w:p>
+      <w:r>
+        <w:t>A project update is not a narrative. It is a health status. The governing thought is one of three: On track, At risk, or Off track. Everything below explains why.</w:t>
+      </w:r>
+    </w:p>
+    <w:p>
+      <w:r>
+        <w:t>Key-lines (why we are on track):</w:t>
+      </w:r>
+    </w:p>
+    <w:p>
+      <w:pPr>
+        <w:pStyle w:val="ListBullet"/>
+      </w:pPr>
+      <w:r>
+        <w:t>Development milestones hit by target dates</w:t>
+      </w:r>
+    </w:p>
+    <w:p>
+      <w:pPr>
+        <w:pStyle w:val="ListBullet"/>
+      </w:pPr>
+      <w:r>
+        <w:t>Partner commitment confirmed and ready to launch</w:t>
+      </w:r>
+    </w:p>
+    <w:p>
+      <w:pPr>
+        <w:pStyle w:val="ListBullet"/>
+      </w:pPr>
+      <w:r>
+        <w:t>Early user feedback shows strong satisfaction and engagement</w:t>
+      </w:r>
+    </w:p>
+    <w:p>
+      <w:pPr>
+        <w:pStyle w:val="Heading2"/>
+      </w:pPr>
+      <w:r>
+        <w:t>Format 2: Recommendation</w:t>
+      </w:r>
+    </w:p>
+    <w:p>
+      <w:r>
+        <w:t>A recommendation is binary: Go or No-Go. The governing thought must be one of these two. Everything below explains the reasoning and the key risks that could flip the decision.</w:t>
+      </w:r>
+    </w:p>
+    <w:p>
+      <w:r>
+        <w:t>Key-lines should address: market opportunity, execution capability, risk-reward ratio.</w:t>
+      </w:r>
+    </w:p>
+    <w:p>
+      <w:pPr>
+        <w:pStyle w:val="Heading2"/>
+      </w:pPr>
+      <w:r>
+        <w:t>Format 3: Diagnostic</w:t>
+      </w:r>
+    </w:p>
+    <w:p>
+      <w:r>
+        <w:t>A diagnostic explains what is broken and why. The governing thought is the root cause. It is not a blame statement; it is a mechanism statement.</w:t>
+      </w:r>
+    </w:p>
+    <w:p>
+      <w:r>
+        <w:t>Key-lines should show: what changed, why the change happened, what the change explains.</w:t>
+      </w:r>
+    </w:p>
+    <w:p>
+      <w:pPr>
+        <w:pStyle w:val="Heading2"/>
+      </w:pPr>
+      <w:r>
+        <w:t>Format 4: Options Paper</w:t>
+      </w:r>
+    </w:p>
+    <w:p>
+      <w:r>
+        <w:t>An options paper compares paths forward. The governing thought is which option is superior and why.</w:t>
+      </w:r>
+    </w:p>
+    <w:p>
+      <w:r>
+        <w:t>Key-lines usually address: cost of each option, what each option delivers, which one wins.</w:t>
+      </w:r>
+    </w:p>
+    <w:p>
+      <w:pPr>
+        <w:pStyle w:val="Heading2"/>
+      </w:pPr>
+      <w:r>
+        <w:t>Format 5: Strategic Plan</w:t>
+      </w:r>
+    </w:p>
+    <w:p>
+      <w:r>
+        <w:t>A strategic plan is a 3-5 year narrative. The governing thought is the strategy statement. Key-lines are usually the pillars of the strategy (market, product, go-to-market, team).</w:t>
+      </w:r>
+    </w:p>
+    <w:p>
+      <w:r>
+        <w:t>Strategic plans are living documents. Review quarterly. If a key assumption changes, update the plan.</w:t>
+      </w:r>
+    </w:p>
+    <w:p>
+      <w:r>
+        <w:br w:type="page"/>
+      </w:r>
+    </w:p>
+    <w:p>
+      <w:pPr>
+        <w:pStyle w:val="Heading1"/>
+      </w:pPr>
+      <w:r>
+        <w:t>Part 10: Evidence Guide</w:t>
+      </w:r>
+    </w:p>
+    <w:p>
+      <w:r>
+        <w:t>Evidence is not proof. Evidence is what makes someone believe you have done the work. The 90/10 rule: 90 percent of your evidence should be real (data, quotes, exhibits). 10 percent can be inference or judgment.</w:t>
+      </w:r>
+    </w:p>
+    <w:p>
+      <w:pPr>
+        <w:pStyle w:val="Heading2"/>
+      </w:pPr>
+      <w:r>
+        <w:t>Types of Evidence</w:t>
+      </w:r>
+    </w:p>
+    <w:p>
+      <w:r>
+        <w:br/>
+        <w:t>DATA/METRICS</w:t>
+        <w:br/>
+        <w:t xml:space="preserve">  Numbers, TAM calculations, churn rate, CAC, cohort analysis, quantitative research.</w:t>
+        <w:br/>
+        <w:t xml:space="preserve">  Example: "Mothers spend 3-5K/year on meal planning and nutrition tools (n=400 survey)"</w:t>
+        <w:br/>
+        <w:br/>
+        <w:t>EXHIBITS/DOCUMENTS</w:t>
+        <w:br/>
+        <w:t xml:space="preserve">  Partnership agreements, signed contracts, emails, screenshots, financial models.</w:t>
+        <w:br/>
+        <w:t xml:space="preserve">  The exhibit speaks for itself. Title it as an assertion.</w:t>
+        <w:br/>
+        <w:br/>
+        <w:t>QUOTES/INTERVIEWS</w:t>
+        <w:br/>
+        <w:t xml:space="preserve">  Direct quotes from stakeholders, customers, or experts. Keep them short.</w:t>
+        <w:br/>
+        <w:t xml:space="preserve">  Example: "Tesco media lead: We have allocated 2M to test new audiences in Q4."</w:t>
+        <w:br/>
+        <w:br/>
+        <w:t>COMPARATIVE DATA</w:t>
+        <w:br/>
+        <w:t xml:space="preserve">  What do peers or competitors do? How does the market move?</w:t>
+        <w:br/>
+        <w:t xml:space="preserve">  Example: "Yazio reached 10M users and raised Series B at 1.2B valuation."</w:t>
+        <w:br/>
+        <w:br/>
+        <w:t>COHORT ANALYSIS</w:t>
+        <w:br/>
+        <w:t xml:space="preserve">  How do subsets behave? Breakdowns by feature, acquisition channel, or tenure.</w:t>
+        <w:br/>
+        <w:t xml:space="preserve">  Example: "Users with feature X enabled show 92 percent retention vs 64 percent without it."</w:t>
+        <w:br/>
+        <w:br/>
+        <w:t>EXPERT JUDGMENT</w:t>
+        <w:br/>
+        <w:t xml:space="preserve">  Your own or someone else's. Use sparingly and name the person.</w:t>
+        <w:br/>
+        <w:t xml:space="preserve">  Example: "Sarah Chen, GM at Tesco: Standalone solutions don't retain past month 2."</w:t>
+        <w:br/>
+        <w:t xml:space="preserve">    </w:t>
+      </w:r>
+    </w:p>
+    <w:p>
+      <w:pPr>
+        <w:pStyle w:val="Heading2"/>
+      </w:pPr>
+      <w:r>
+        <w:t>Exhibit Titles as Assertions</w:t>
+      </w:r>
+    </w:p>
+    <w:p>
+      <w:r>
+        <w:t>When you include an exhibit, title it as an assertion, not a description.</w:t>
+      </w:r>
+    </w:p>
+    <w:p>
+      <w:r>
+        <w:t>Bad: Figure 1: User Retention Data</w:t>
+      </w:r>
+    </w:p>
+    <w:p>
+      <w:r>
+        <w:t>Good: Figure 1: Feature X integration drives 92 percent 30-day retention vs 64 percent without it</w:t>
+      </w:r>
+    </w:p>
+    <w:p>
+      <w:pPr>
+        <w:pStyle w:val="Heading2"/>
+      </w:pPr>
+      <w:r>
+        <w:t>The 90/10 Rule</w:t>
+      </w:r>
+    </w:p>
+    <w:p>
+      <w:r>
+        <w:t>90 percent of your evidence should be evidence (data, exhibits, quotes, analysis). 10 percent can be inference or judgment. If your ratio is inverted, readers will feel unsupported.</w:t>
+      </w:r>
+    </w:p>
+    <w:p>
+      <w:pPr>
+        <w:pStyle w:val="Heading2"/>
+      </w:pPr>
+      <w:r>
+        <w:t>Common Exhibit Defects</w:t>
+      </w:r>
+    </w:p>
+    <w:p>
+      <w:pPr>
+        <w:pStyle w:val="ListBullet"/>
+      </w:pPr>
+      <w:r>
+        <w:t>Cluttered chart: 15 data series in one chart. Fix: Break into 2-3 focused charts.</w:t>
+      </w:r>
+    </w:p>
+    <w:p>
+      <w:pPr>
+        <w:pStyle w:val="ListBullet"/>
+      </w:pPr>
+      <w:r>
+        <w:t>Data without context: Shows 8 percent churn with no benchmark. Fix: Show vs industry average.</w:t>
+      </w:r>
+    </w:p>
+    <w:p>
+      <w:pPr>
+        <w:pStyle w:val="ListBullet"/>
+      </w:pPr>
+      <w:r>
+        <w:t>Unlabeled axes: Chart shows a line going up but no Y-axis label. Fix: Label every axis.</w:t>
+      </w:r>
+    </w:p>
+    <w:p>
+      <w:pPr>
+        <w:pStyle w:val="ListBullet"/>
+      </w:pPr>
+      <w:r>
+        <w:t>Sourcing missing: Cites 2.1B investment with no source. Fix: Add footnote with source.</w:t>
+      </w:r>
+    </w:p>
+    <w:p>
+      <w:pPr>
+        <w:pStyle w:val="ListBullet"/>
+      </w:pPr>
+      <w:r>
+        <w:t>Screenshot without annotation: Include key number unclear. Fix: Add callout boxes or arrows.</w:t>
+      </w:r>
+    </w:p>
+    <w:p>
+      <w:pPr>
+        <w:pStyle w:val="ListBullet"/>
+      </w:pPr>
+      <w:r>
+        <w:t>Exhibit contradicts text: Text says 'stable' but chart shows rising. Fix: Align text and exhibit.</w:t>
+      </w:r>
+    </w:p>
+    <w:p>
+      <w:r>
+        <w:br w:type="page"/>
+      </w:r>
+    </w:p>
+    <w:p>
+      <w:pPr>
+        <w:pStyle w:val="Heading1"/>
+      </w:pPr>
+      <w:r>
+        <w:t>Part 11: Troubleshooting (Common Defects)</w:t>
+      </w:r>
+    </w:p>
+    <w:p>
+      <w:r>
+        <w:t>When your pyramid doesn't feel right, it is usually one of 10 patterns. This section shows the pattern, diagnoses why, and gives the fix.</w:t>
+      </w:r>
+    </w:p>
+    <w:p>
+      <w:r>
+        <w:t>Defect 1: The Answer is obvious</w:t>
+      </w:r>
+    </w:p>
+    <w:p>
+      <w:r>
+        <w:t>Diagnosis: You have not found the Complication. Your Situation is obvious, so the Answer is obvious too. Fix: Dig into the Complication. What is broken or counterintuitive?</w:t>
+      </w:r>
+    </w:p>
+    <w:p>
+      <w:r>
+        <w:br/>
+        <w:t>Defect 2: You have more than 4 key-lines</w:t>
+      </w:r>
+    </w:p>
+    <w:p>
+      <w:r>
+        <w:t>Diagnosis: You are listing features, not arguing. With 6+ reasons, none feels necessary. Fix: Ask 'If I remove this key-line, does the argument still hold?' Cut anything where the answer is yes.</w:t>
+      </w:r>
+    </w:p>
+    <w:p>
+      <w:r>
+        <w:br/>
+        <w:t>Defect 3: A key-line is really a sub-point</w:t>
+      </w:r>
+    </w:p>
+    <w:p>
+      <w:r>
+        <w:t>Diagnosis: The key-line doesn't prove your governing thought; it is just context. Fix: Promote the sub-point to a key-line and demote the generic key-line.</w:t>
+      </w:r>
+    </w:p>
+    <w:p>
+      <w:r>
+        <w:br/>
+        <w:t>Defect 4: You are arguing in a circle</w:t>
+      </w:r>
+    </w:p>
+    <w:p>
+      <w:r>
+        <w:t>Diagnosis: All key-lines are the same point rephrased. You are stalling, not progressing. Fix: Find three different reasons the governing thought is true.</w:t>
+      </w:r>
+    </w:p>
+    <w:p>
+      <w:r>
+        <w:br/>
+        <w:t>Defect 5: Your evidence is all inference</w:t>
+      </w:r>
+    </w:p>
+    <w:p>
+      <w:r>
+        <w:t>Diagnosis: No data, no exhibits, just inference stacked on inference. Fix: Add 2-3 pieces of real evidence: data points, quotes, or exhibits.</w:t>
+      </w:r>
+    </w:p>
+    <w:p>
+      <w:r>
+        <w:br/>
+        <w:t>Defect 6: You cannot pressure-test your own key-line</w:t>
+      </w:r>
+    </w:p>
+    <w:p>
+      <w:r>
+        <w:t>Diagnosis: The key-line is not specific enough to attack. Fix: Be specific. Vague key-lines cannot be tested.</w:t>
+      </w:r>
+    </w:p>
+    <w:p>
+      <w:r>
+        <w:br/>
+        <w:t>Defect 7: Your conclusion doesn't tell reader what to do</w:t>
+      </w:r>
+    </w:p>
+    <w:p>
+      <w:r>
+        <w:t>Diagnosis: Readers know your opinion but not what action you want. Fix: End with a decision or recommendation.</w:t>
+      </w:r>
+    </w:p>
+    <w:p>
+      <w:r>
+        <w:br/>
+        <w:t>Defect 8: You have hedged every key-line</w:t>
+      </w:r>
+    </w:p>
+    <w:p>
+      <w:r>
+        <w:t>Diagnosis: 'Might,' 'could,' 'possibly' undermine your argument. You don't sound confident. Fix: Remove hedges unless there is real uncertainty. One hedge (named and mitigated) is stronger than three.</w:t>
+      </w:r>
+    </w:p>
+    <w:p>
+      <w:r>
+        <w:br/>
+        <w:t>Defect 9: You have inverted the pyramid</w:t>
+      </w:r>
+    </w:p>
+    <w:p>
+      <w:r>
+        <w:t>Diagnosis: You started with detail and ended with the headline. Fix: Start with the headline (governing thought) then prove it with key-lines.</w:t>
+      </w:r>
+    </w:p>
+    <w:p>
+      <w:r>
+        <w:br/>
+        <w:t>Defect 10: Your exhibits don't match your words</w:t>
+      </w:r>
+    </w:p>
+    <w:p>
+      <w:r>
+        <w:t>Diagnosis: Text and evidence contradict. Readers notice immediately and lose trust. Fix: Reconcile. Update either the text or the exhibit.</w:t>
+      </w:r>
+    </w:p>
+    <w:p>
+      <w:r>
+        <w:br w:type="page"/>
+      </w:r>
+    </w:p>
+    <w:p>
+      <w:pPr>
+        <w:pStyle w:val="Heading1"/>
+      </w:pPr>
+      <w:r>
+        <w:t>Part 12: Copy Standards (Minto's Discipline)</w:t>
+      </w:r>
+    </w:p>
+    <w:p>
+      <w:r>
+        <w:t>Minto's copy discipline is not about style. It is about clarity. Every rule removes ambiguity or noise. Follow them mechanically.</w:t>
+      </w:r>
+    </w:p>
+    <w:p>
+      <w:pPr>
+        <w:pStyle w:val="Heading2"/>
+      </w:pPr>
+      <w:r>
+        <w:t>Plain English</w:t>
+      </w:r>
+    </w:p>
+    <w:p>
+      <w:r>
+        <w:t>Write the way you speak. If you would not say it aloud, do not write it.</w:t>
+      </w:r>
+    </w:p>
+    <w:p>
+      <w:r>
+        <w:t>Bad: 'Utilise the leveraging of synergies'</w:t>
+      </w:r>
+    </w:p>
+    <w:p>
+      <w:r>
+        <w:t>Good: 'Work together'</w:t>
+      </w:r>
+    </w:p>
+    <w:p>
+      <w:pPr>
+        <w:pStyle w:val="Heading2"/>
+      </w:pPr>
+      <w:r>
+        <w:t>No Nominalisations</w:t>
+      </w:r>
+    </w:p>
+    <w:p>
+      <w:r>
+        <w:t>Nominalisations turn verbs into nouns and obscure who does what. Search for -tion, -ment, -ance endings. Rewrite as verbs.</w:t>
+      </w:r>
+    </w:p>
+    <w:p>
+      <w:r>
+        <w:t>Bad: 'Implementation of the strategy requires coordination'</w:t>
+      </w:r>
+    </w:p>
+    <w:p>
+      <w:r>
+        <w:t>Good: 'Tom must implement the strategy by coordinating with Sarah'</w:t>
+      </w:r>
+    </w:p>
+    <w:p>
+      <w:pPr>
+        <w:pStyle w:val="Heading2"/>
+      </w:pPr>
+      <w:r>
+        <w:t>Active Voice</w:t>
+      </w:r>
+    </w:p>
+    <w:p>
+      <w:r>
+        <w:t>Subject + verb + object. Every sentence.</w:t>
+      </w:r>
+    </w:p>
+    <w:p>
+      <w:r>
+        <w:t>Bad: 'The strategy was implemented by Tom'</w:t>
+      </w:r>
+    </w:p>
+    <w:p>
+      <w:r>
+        <w:t>Good: 'Tom implemented the strategy'</w:t>
+      </w:r>
+    </w:p>
+    <w:p>
+      <w:pPr>
+        <w:pStyle w:val="Heading2"/>
+      </w:pPr>
+      <w:r>
+        <w:t>Sentence Length (Maximum 25 Words)</w:t>
+      </w:r>
+    </w:p>
+    <w:p>
+      <w:r>
+        <w:t>Count your words. If you exceed 25, break into two sentences. No exceptions.</w:t>
+      </w:r>
+    </w:p>
+    <w:p>
+      <w:r>
+        <w:t>Test: Read aloud. If you stop for breath mid-sentence, it is too long.</w:t>
+      </w:r>
+    </w:p>
+    <w:p>
+      <w:pPr>
+        <w:pStyle w:val="Heading2"/>
+      </w:pPr>
+      <w:r>
+        <w:t>Punctuation Discipline</w:t>
+      </w:r>
+    </w:p>
+    <w:p>
+      <w:r>
+        <w:t>Em dashes: Use sparingly, with spaces. (-- like this --)</w:t>
+      </w:r>
+    </w:p>
+    <w:p>
+      <w:r>
+        <w:t>Semicolons: Join two related independent clauses.</w:t>
+      </w:r>
+    </w:p>
+    <w:p>
+      <w:r>
+        <w:t>Colons: Use before a list or related clause.</w:t>
+      </w:r>
+    </w:p>
+    <w:p>
+      <w:r>
+        <w:t>Exclamation marks: Never. Minto has no exclamation marks.</w:t>
+      </w:r>
+    </w:p>
+    <w:p>
+      <w:r>
+        <w:t>Commas: No Oxford comma. Serial comma: A, B and C not A, B, and C</w:t>
+      </w:r>
+    </w:p>
+    <w:p>
+      <w:pPr>
+        <w:pStyle w:val="Heading2"/>
+      </w:pPr>
+      <w:r>
+        <w:t>Numbers: Spelling vs Numerals</w:t>
+      </w:r>
+    </w:p>
+    <w:p>
+      <w:r>
+        <w:t>Spell out 1-9: one, two, three, four, five, six, seven, eight, nine</w:t>
+      </w:r>
+    </w:p>
+    <w:p>
+      <w:r>
+        <w:t>Use numerals 10+: 10, 11, 50, 100, 1,000</w:t>
+      </w:r>
+    </w:p>
+    <w:p>
+      <w:r>
+        <w:t>Always numerals: Dates (8 May 2026), percentages (30%), money (3.5M), decimals (2.4)</w:t>
+      </w:r>
+    </w:p>
+    <w:p>
+      <w:r>
+        <w:t>In lists with mixed ranges, use numerals for all: We have 3 options, 12 stakeholders</w:t>
+      </w:r>
+    </w:p>
+    <w:p>
+      <w:pPr>
+        <w:pStyle w:val="Heading2"/>
+      </w:pPr>
+      <w:r>
+        <w:t>Capitals: Lowercase Unless It is a Name</w:t>
+      </w:r>
+    </w:p>
+    <w:p>
+      <w:r>
+        <w:t>Job titles: lowercase. 'The head of strategy'</w:t>
+      </w:r>
+    </w:p>
+    <w:p>
+      <w:r>
+        <w:t>Departments: lowercase. 'the marketing team'</w:t>
+      </w:r>
+    </w:p>
+    <w:p>
+      <w:r>
+        <w:t>Exception: Formal titles in bylines. 'Sarah Chen, Head of Strategy'</w:t>
+      </w:r>
+    </w:p>
+    <w:p>
+      <w:r>
+        <w:t>If in doubt, lowercase. It reads cleaner.</w:t>
+      </w:r>
+    </w:p>
+    <w:p>
+      <w:r>
+        <w:br w:type="page"/>
+      </w:r>
+    </w:p>
+    <w:p>
+      <w:pPr>
+        <w:pStyle w:val="Heading1"/>
+      </w:pPr>
+      <w:r>
+        <w:t>Part 13: Executable Playbook</w:t>
+      </w:r>
+    </w:p>
+    <w:p>
+      <w:r>
+        <w:t>This is the script a Copilot (or you) follows to build a Minto pyramid. Each stage shows: What Copilot does, What it asks, How it validates, When it stops.</w:t>
+      </w:r>
+    </w:p>
+    <w:p>
+      <w:pPr>
+        <w:pStyle w:val="Heading2"/>
+      </w:pPr>
+      <w:r>
+        <w:t>Stage 1: Frame Script</w:t>
+      </w:r>
+    </w:p>
+    <w:p>
+      <w:r>
+        <w:t>Copilot opens: What is the decision you are sitting on right now?</w:t>
+      </w:r>
+    </w:p>
+    <w:p>
+      <w:r>
+        <w:t>Then asks:</w:t>
+      </w:r>
+    </w:p>
+    <w:p>
+      <w:pPr>
+        <w:pStyle w:val="ListBullet"/>
+      </w:pPr>
+      <w:r>
+        <w:t>What happens if you get this decision wrong?</w:t>
+      </w:r>
+    </w:p>
+    <w:p>
+      <w:pPr>
+        <w:pStyle w:val="ListBullet"/>
+      </w:pPr>
+      <w:r>
+        <w:t>What is your current thinking?</w:t>
+      </w:r>
+    </w:p>
+    <w:p>
+      <w:pPr>
+        <w:pStyle w:val="ListBullet"/>
+      </w:pPr>
+      <w:r>
+        <w:t>What would change your mind?</w:t>
+      </w:r>
+    </w:p>
+    <w:p>
+      <w:pPr>
+        <w:pStyle w:val="Heading2"/>
+      </w:pPr>
+      <w:r>
+        <w:t>Stage 2: SCQA Script</w:t>
+      </w:r>
+    </w:p>
+    <w:p>
+      <w:r>
+        <w:t>Copilot asks about Situation, Complication, Question, Answer in sequence.</w:t>
+      </w:r>
+    </w:p>
+    <w:p>
+      <w:r>
+        <w:t>Then tests the SCQA against three challenges before proceeding to Stage 3.</w:t>
+      </w:r>
+    </w:p>
+    <w:p>
+      <w:pPr>
+        <w:pStyle w:val="Heading2"/>
+      </w:pPr>
+      <w:r>
+        <w:t>Stage 3: Pyramid Script</w:t>
+      </w:r>
+    </w:p>
+    <w:p>
+      <w:r>
+        <w:t>Copilot: What three things would need to be true for decision-maker to believe this Answer?</w:t>
+      </w:r>
+    </w:p>
+    <w:p>
+      <w:r>
+        <w:t>User supplies reasoning. Copilot shapes into key-lines and audits for independence and necessity.</w:t>
+      </w:r>
+    </w:p>
+    <w:p>
+      <w:pPr>
+        <w:pStyle w:val="Heading2"/>
+      </w:pPr>
+      <w:r>
+        <w:t>Stage 4: Pressure-Test Script</w:t>
+      </w:r>
+    </w:p>
+    <w:p>
+      <w:r>
+        <w:t>Copilot attacks each key-line with a plausible objection.</w:t>
+      </w:r>
+    </w:p>
+    <w:p>
+      <w:r>
+        <w:t>User provides counter-argument or evidence. If cannot counter, key-line is weak.</w:t>
+      </w:r>
+    </w:p>
+    <w:p>
+      <w:pPr>
+        <w:pStyle w:val="Heading2"/>
+      </w:pPr>
+      <w:r>
+        <w:t>Stage 5: Write Script</w:t>
+      </w:r>
+    </w:p>
+    <w:p>
+      <w:r>
+        <w:t>Copilot outputs dot-dash outline. User writes narrative following the outline.</w:t>
+      </w:r>
+    </w:p>
+    <w:p>
+      <w:r>
+        <w:br w:type="page"/>
+      </w:r>
+    </w:p>
+    <w:p>
+      <w:pPr>
+        <w:pStyle w:val="Heading1"/>
+      </w:pPr>
+      <w:r>
+        <w:t>Part 14: Complete Worked Example</w:t>
+      </w:r>
+    </w:p>
+    <w:p>
+      <w:r>
+        <w:t>This section walks through all five stages for a complete decision (e.g., Fairy Food Mother venture funding).</w:t>
+      </w:r>
+    </w:p>
+    <w:p>
+      <w:r>
+        <w:t>Stage 1 Frame Output:</w:t>
+      </w:r>
+    </w:p>
+    <w:p>
+      <w:r>
+        <w:br/>
+        <w:t>Decision: Should we approve 500K seed capital for this venture?</w:t>
+        <w:br/>
+        <w:t>Consequence: Capital deployed, team committed 10 hours/week, market opportunity pursued or abandoned</w:t>
+        <w:br/>
+        <w:t>Hypothesis: Market structure enables a path to 25M revenue and 40M exit by 2030</w:t>
+        <w:br/>
+        <w:t>Audience: Joint decision-makers (founder and co-founder)</w:t>
+        <w:br/>
+        <w:t xml:space="preserve">    </w:t>
+      </w:r>
+    </w:p>
+    <w:p>
+      <w:r>
+        <w:t>Stage 2 SCQA:</w:t>
+      </w:r>
+    </w:p>
+    <w:p>
+      <w:r>
+        <w:t>Situation: Market is moving toward integrated solutions. Current offerings are siloed.</w:t>
+      </w:r>
+    </w:p>
+    <w:p>
+      <w:r>
+        <w:t>Complication: Customers search for unified experience; incumbent solutions don't provide it.</w:t>
+      </w:r>
+    </w:p>
+    <w:p>
+      <w:r>
+        <w:t>Question: Can we build an integrated solution and reach scale profitably?</w:t>
+      </w:r>
+    </w:p>
+    <w:p>
+      <w:r>
+        <w:t>Answer: Yes. Retail media unlocks distribution economics that work at scale.</w:t>
+      </w:r>
+    </w:p>
+    <w:p>
+      <w:r>
+        <w:t>Stage 3 Pyramid (top three levels):</w:t>
+      </w:r>
+    </w:p>
+    <w:p>
+      <w:r>
+        <w:br/>
+        <w:t>Governing Thought: Can reach 25M revenue and 40M exit because retail media unlocks unit economics</w:t>
+        <w:br/>
+        <w:br/>
+        <w:t>Key-line 1: Market moving to integration (2.1B invested, customer requests rising)</w:t>
+        <w:br/>
+        <w:t>Key-line 2: Retail media justifies CAC (2-3 vs 8-12 direct)</w:t>
+        <w:br/>
+        <w:t>Key-line 3: Path to 25M is designed-in from launch (integration at launch, waterfall planned)</w:t>
+        <w:br/>
+        <w:t xml:space="preserve">    </w:t>
+      </w:r>
+    </w:p>
+    <w:p>
+      <w:r>
+        <w:br w:type="page"/>
+      </w:r>
+    </w:p>
+    <w:p>
+      <w:pPr>
+        <w:pStyle w:val="Heading1"/>
+      </w:pPr>
+      <w:r>
+        <w:t>Part 15: How to Use This Guide</w:t>
+      </w:r>
+    </w:p>
+    <w:p>
+      <w:r>
+        <w:t>This guide is a reference and a workbook. Use it in four ways:</w:t>
+      </w:r>
+    </w:p>
+    <w:p>
+      <w:pPr>
+        <w:pStyle w:val="ListBullet"/>
+      </w:pPr>
+      <w:r>
+        <w:t>Learning Minto for the first time: Read Parts 1-5 (foundations), then 6-12 (execution). Study Part 8 (Lint Rules).</w:t>
+      </w:r>
+    </w:p>
+    <w:p>
+      <w:pPr>
+        <w:pStyle w:val="ListBullet"/>
+      </w:pPr>
+      <w:r>
+        <w:t>Building a pyramid for a real decision: Use Part 13 (Playbook) as a checklist. Go through Stages 1-5 in order.</w:t>
+      </w:r>
+    </w:p>
+    <w:p>
+      <w:pPr>
+        <w:pStyle w:val="ListBullet"/>
+      </w:pPr>
+      <w:r>
+        <w:t>Debugging a pyramid: Read Part 11 (Troubleshooting). Find your pattern. Apply the fix.</w:t>
+      </w:r>
+    </w:p>
+    <w:p>
+      <w:pPr>
+        <w:pStyle w:val="ListBullet"/>
+      </w:pPr>
+      <w:r>
+        <w:t>Copy editing: Use Part 8 (Lint) and Part 12 (Copy Standards) as checklists.</w:t>
+      </w:r>
+    </w:p>
+    <w:p>
+      <w:pPr>
+        <w:pStyle w:val="Heading2"/>
+      </w:pPr>
+      <w:r>
+        <w:t>Final Thought</w:t>
+      </w:r>
+    </w:p>
+    <w:p>
+      <w:r>
+        <w:t>Minto is a discipline. It takes practice. The first time you build a pyramid, it takes 4-5 hours. The fifth time, it takes 90 minutes. By the tenth time, it is automatic.</w:t>
+      </w:r>
+    </w:p>
+    <w:p>
+      <w:r>
+        <w:t>After that, you will see pyramids everywhere. You will notice when presentations are not stacking properly. You will ask better questions. You will write with more clarity. You will make better decisions.</w:t>
+      </w:r>
+    </w:p>
+    <w:p>
+      <w:r>
+        <w:t>Start small. Pick one decision you need to make. Go through Stages 1-5. Ask a peer to read and challenge your logic. Refine. That one decision will teach you more than any guide.</w:t>
+      </w:r>
+    </w:p>
+    <w:p>
+      <w:r>
+        <w:t>That is what Minto enables: Better thinking. Better decisions. Better outcomes.</w:t>
       </w:r>
     </w:p>
     <w:sectPr>
